--- a/Hệ thống mẫu văn bản/Nguyên đã làm/Kế hoạch dạy học Tin học từng lớp/Kế hoạch dạy học môn Tin học - Lớp 3 - 2026 - 2027.docx
+++ b/Hệ thống mẫu văn bản/Nguyên đã làm/Kế hoạch dạy học Tin học từng lớp/Kế hoạch dạy học môn Tin học - Lớp 3 - 2026 - 2027.docx
@@ -18,6 +18,7 @@
         <w:rPr>
           <w:rFonts w:ascii="Times New Roman" w:hAnsi="Times New Roman"/>
           <w:sz w:val="26"/>
+          <w:rFonts w:ascii="Times New Roman" w:hAnsi="Times New Roman" w:cs="Times New Roman"/>
         </w:rPr>
         <w:t>Phụ lục 1</w:t>
       </w:r>
@@ -36,6 +37,7 @@
           <w:b/>
           <w:bCs/>
           <w:sz w:val="26"/>
+          <w:rFonts w:ascii="Times New Roman" w:hAnsi="Times New Roman" w:cs="Times New Roman"/>
         </w:rPr>
         <w:t>KHUNG KẾ HOẠCH DẠY HỌC MÔN</w:t>
       </w:r>
@@ -45,6 +47,7 @@
           <w:b/>
           <w:bCs/>
           <w:sz w:val="26"/>
+          <w:rFonts w:ascii="Times New Roman" w:hAnsi="Times New Roman" w:cs="Times New Roman"/>
         </w:rPr>
         <w:t xml:space="preserve"> TIN HỌC</w:t>
       </w:r>
@@ -60,6 +63,7 @@
         <w:rPr>
           <w:rFonts w:ascii="Times New Roman" w:hAnsi="Times New Roman"/>
           <w:sz w:val="26"/>
+          <w:rFonts w:ascii="Times New Roman" w:hAnsi="Times New Roman" w:cs="Times New Roman"/>
         </w:rPr>
         <w:t>(</w:t>
       </w:r>
@@ -69,6 +73,7 @@
           <w:i/>
           <w:iCs/>
           <w:sz w:val="26"/>
+          <w:rFonts w:ascii="Times New Roman" w:hAnsi="Times New Roman" w:cs="Times New Roman"/>
         </w:rPr>
         <w:t>Kèm theo Công văn số 5512/BGDĐT-GDTrH ngày 18 tháng 12 năm 2022 của Bộ GDĐT)</w:t>
       </w:r>
@@ -111,6 +116,7 @@
                 <w:rFonts w:ascii="Times New Roman" w:eastAsia="Times New Roman" w:hAnsi="Times New Roman" w:cs="Times New Roman"/>
                 <w:sz w:val="26"/>
                 <w:szCs w:val="26"/>
+                <w:rFonts w:ascii="Times New Roman" w:hAnsi="Times New Roman" w:cs="Times New Roman"/>
               </w:rPr>
               <w:t xml:space="preserve">TRƯỜNG: </w:t>
             </w:r>
@@ -128,6 +134,7 @@
                 <w:rFonts w:ascii="Times New Roman" w:eastAsia="Times New Roman" w:hAnsi="Times New Roman" w:cs="Times New Roman"/>
                 <w:sz w:val="26"/>
                 <w:szCs w:val="26"/>
+                <w:rFonts w:ascii="Times New Roman" w:hAnsi="Times New Roman" w:cs="Times New Roman"/>
               </w:rPr>
               <w:t>Tiểu học &amp; THCS UNIGO</w:t>
             </w:r>
@@ -147,6 +154,7 @@
                 <w:sz w:val="26"/>
                 <w:szCs w:val="26"/>
                 <w:u w:val="single"/>
+                <w:rFonts w:ascii="Times New Roman" w:hAnsi="Times New Roman" w:cs="Times New Roman"/>
               </w:rPr>
               <w:t>TỔ:</w:t>
             </w:r>
@@ -156,6 +164,7 @@
                 <w:sz w:val="26"/>
                 <w:szCs w:val="26"/>
                 <w:u w:val="single"/>
+                <w:rFonts w:ascii="Times New Roman" w:hAnsi="Times New Roman" w:cs="Times New Roman"/>
               </w:rPr>
               <w:t xml:space="preserve"> </w:t>
             </w:r>
@@ -164,6 +173,7 @@
                 <w:rFonts w:ascii="Times New Roman" w:eastAsia="Times New Roman" w:hAnsi="Times New Roman" w:cs="Times New Roman"/>
                 <w:sz w:val="26"/>
                 <w:szCs w:val="26"/>
+                <w:rFonts w:ascii="Times New Roman" w:hAnsi="Times New Roman" w:cs="Times New Roman"/>
               </w:rPr>
               <w:t>Tin học</w:t>
             </w:r>
@@ -187,6 +197,7 @@
                 <w:rFonts w:ascii="Times New Roman" w:eastAsia="Times New Roman" w:hAnsi="Times New Roman" w:cs="Times New Roman"/>
                 <w:sz w:val="26"/>
                 <w:szCs w:val="26"/>
+                <w:rFonts w:ascii="Times New Roman" w:hAnsi="Times New Roman" w:cs="Times New Roman"/>
               </w:rPr>
               <w:t>CỘNG HOÀ XÃ HỘI CHỦ NGHĨA VIỆT NAM</w:t>
             </w:r>
@@ -211,6 +222,7 @@
                 <w:sz w:val="26"/>
                 <w:szCs w:val="26"/>
                 <w:u w:val="single"/>
+                <w:rFonts w:ascii="Times New Roman" w:hAnsi="Times New Roman" w:cs="Times New Roman"/>
               </w:rPr>
               <w:t>Độc lập- Tự do-Hạnh phúc</w:t>
             </w:r>
@@ -271,6 +283,7 @@
           <w:b/>
           <w:bCs/>
           <w:sz w:val="26"/>
+          <w:rFonts w:ascii="Times New Roman" w:hAnsi="Times New Roman" w:cs="Times New Roman"/>
         </w:rPr>
         <w:t>KẾ HOẠCH DẠY HỌC</w:t>
       </w:r>
@@ -287,6 +300,7 @@
         <w:rPr>
           <w:rFonts w:ascii="Times New Roman" w:hAnsi="Times New Roman"/>
           <w:sz w:val="26"/>
+          <w:rFonts w:ascii="Times New Roman" w:hAnsi="Times New Roman" w:cs="Times New Roman"/>
         </w:rPr>
         <w:t>MÔN HỌC/HOẠT ĐỘNG GIÁO DỤC TIN HỌC LỚP 3</w:t>
       </w:r>
@@ -299,6 +313,7 @@
         <w:rPr>
           <w:rFonts w:ascii="Times New Roman" w:hAnsi="Times New Roman"/>
           <w:sz w:val="26"/>
+          <w:rFonts w:ascii="Times New Roman" w:hAnsi="Times New Roman" w:cs="Times New Roman"/>
         </w:rPr>
         <w:t>(Năm học 2026-2027)</w:t>
       </w:r>
@@ -316,6 +331,7 @@
           <w:b/>
           <w:bCs/>
           <w:sz w:val="26"/>
+          <w:rFonts w:ascii="Times New Roman" w:hAnsi="Times New Roman" w:cs="Times New Roman"/>
         </w:rPr>
         <w:t>I. Đặc điểm tình hình</w:t>
       </w:r>
@@ -333,6 +349,7 @@
           <w:b/>
           <w:bCs/>
           <w:sz w:val="26"/>
+          <w:rFonts w:ascii="Times New Roman" w:hAnsi="Times New Roman" w:cs="Times New Roman"/>
         </w:rPr>
         <w:t>1. Số lớp………; Số học sinh:……;Số học sinh học chuyên đề lựa chọn (Nếu có):……</w:t>
       </w:r>
@@ -350,6 +367,7 @@
           <w:b/>
           <w:bCs/>
           <w:sz w:val="26"/>
+          <w:rFonts w:ascii="Times New Roman" w:hAnsi="Times New Roman" w:cs="Times New Roman"/>
         </w:rPr>
         <w:t>2. Tình hình đội ngũ:</w:t>
       </w:r>
@@ -364,6 +382,7 @@
           <w:b/>
           <w:bCs/>
           <w:sz w:val="26"/>
+          <w:rFonts w:ascii="Times New Roman" w:hAnsi="Times New Roman" w:cs="Times New Roman"/>
         </w:rPr>
         <w:t xml:space="preserve">- </w:t>
       </w:r>
@@ -371,6 +390,7 @@
         <w:rPr>
           <w:rFonts w:ascii="Times New Roman" w:hAnsi="Times New Roman"/>
           <w:sz w:val="26"/>
+          <w:rFonts w:ascii="Times New Roman" w:hAnsi="Times New Roman" w:cs="Times New Roman"/>
         </w:rPr>
         <w:t>Sĩ</w:t>
       </w:r>
@@ -378,6 +398,7 @@
         <w:rPr>
           <w:rFonts w:ascii="Times New Roman" w:hAnsi="Times New Roman"/>
           <w:sz w:val="26"/>
+          <w:rFonts w:ascii="Times New Roman" w:hAnsi="Times New Roman" w:cs="Times New Roman"/>
         </w:rPr>
         <w:t xml:space="preserve"> số</w:t>
       </w:r>
@@ -385,6 +406,7 @@
         <w:rPr>
           <w:rFonts w:ascii="Times New Roman" w:hAnsi="Times New Roman"/>
           <w:sz w:val="26"/>
+          <w:rFonts w:ascii="Times New Roman" w:hAnsi="Times New Roman" w:cs="Times New Roman"/>
         </w:rPr>
         <w:t xml:space="preserve"> giáo viên:</w:t>
       </w:r>
@@ -392,6 +414,7 @@
         <w:rPr>
           <w:rFonts w:ascii="Times New Roman" w:hAnsi="Times New Roman"/>
           <w:sz w:val="26"/>
+          <w:rFonts w:ascii="Times New Roman" w:hAnsi="Times New Roman" w:cs="Times New Roman"/>
         </w:rPr>
         <w:t xml:space="preserve"> 1</w:t>
       </w:r>
@@ -404,6 +427,7 @@
         <w:rPr>
           <w:rFonts w:ascii="Times New Roman" w:hAnsi="Times New Roman"/>
           <w:sz w:val="26"/>
+          <w:rFonts w:ascii="Times New Roman" w:hAnsi="Times New Roman" w:cs="Times New Roman"/>
         </w:rPr>
         <w:t>- Trình độ đào tạo: Cao đẳng:…………Đại học:……</w:t>
       </w:r>
@@ -411,6 +435,7 @@
         <w:rPr>
           <w:rFonts w:ascii="Times New Roman" w:hAnsi="Times New Roman"/>
           <w:sz w:val="26"/>
+          <w:rFonts w:ascii="Times New Roman" w:hAnsi="Times New Roman" w:cs="Times New Roman"/>
         </w:rPr>
         <w:t>1</w:t>
       </w:r>
@@ -418,6 +443,7 @@
         <w:rPr>
           <w:rFonts w:ascii="Times New Roman" w:hAnsi="Times New Roman"/>
           <w:sz w:val="26"/>
+          <w:rFonts w:ascii="Times New Roman" w:hAnsi="Times New Roman" w:cs="Times New Roman"/>
         </w:rPr>
         <w:t>……..; Trên Đại học:…………</w:t>
       </w:r>
@@ -430,6 +456,7 @@
         <w:rPr>
           <w:rFonts w:ascii="Times New Roman" w:hAnsi="Times New Roman"/>
           <w:sz w:val="26"/>
+          <w:rFonts w:ascii="Times New Roman" w:hAnsi="Times New Roman" w:cs="Times New Roman"/>
         </w:rPr>
         <w:t>- Mức chuẩn nghề nghiệp: Tốt:……</w:t>
       </w:r>
@@ -437,6 +464,7 @@
         <w:rPr>
           <w:rFonts w:ascii="Times New Roman" w:hAnsi="Times New Roman"/>
           <w:sz w:val="26"/>
+          <w:rFonts w:ascii="Times New Roman" w:hAnsi="Times New Roman" w:cs="Times New Roman"/>
         </w:rPr>
         <w:t>1</w:t>
       </w:r>
@@ -444,6 +472,7 @@
         <w:rPr>
           <w:rFonts w:ascii="Times New Roman" w:hAnsi="Times New Roman"/>
           <w:sz w:val="26"/>
+          <w:rFonts w:ascii="Times New Roman" w:hAnsi="Times New Roman" w:cs="Times New Roman"/>
         </w:rPr>
         <w:t>…….; Khá:………; Đạt:………..;Chưa đạt:……</w:t>
       </w:r>
@@ -461,6 +490,7 @@
           <w:b/>
           <w:bCs/>
           <w:sz w:val="26"/>
+          <w:rFonts w:ascii="Times New Roman" w:hAnsi="Times New Roman" w:cs="Times New Roman"/>
         </w:rPr>
         <w:t>3. Thiết bị dạy học: (</w:t>
       </w:r>
@@ -470,6 +500,7 @@
           <w:i/>
           <w:iCs/>
           <w:sz w:val="26"/>
+          <w:rFonts w:ascii="Times New Roman" w:hAnsi="Times New Roman" w:cs="Times New Roman"/>
         </w:rPr>
         <w:t>Trình bày cụ thể các thiết bị dạy học có thể sử dụng để tổ chức dạy học/môn học/hoạt động giáo dục)</w:t>
       </w:r>
@@ -523,6 +554,7 @@
                 <w:bCs/>
                 <w:sz w:val="26"/>
                 <w:szCs w:val="26"/>
+                <w:rFonts w:ascii="Times New Roman" w:hAnsi="Times New Roman" w:cs="Times New Roman"/>
               </w:rPr>
               <w:t>STT</w:t>
             </w:r>
@@ -550,6 +582,7 @@
                 <w:bCs/>
                 <w:sz w:val="26"/>
                 <w:szCs w:val="26"/>
+                <w:rFonts w:ascii="Times New Roman" w:hAnsi="Times New Roman" w:cs="Times New Roman"/>
               </w:rPr>
               <w:t>Thiết bị dạy học</w:t>
             </w:r>
@@ -577,6 +610,7 @@
                 <w:bCs/>
                 <w:sz w:val="26"/>
                 <w:szCs w:val="26"/>
+                <w:rFonts w:ascii="Times New Roman" w:hAnsi="Times New Roman" w:cs="Times New Roman"/>
               </w:rPr>
               <w:t>Số lượng</w:t>
             </w:r>
@@ -604,6 +638,7 @@
                 <w:bCs/>
                 <w:sz w:val="26"/>
                 <w:szCs w:val="26"/>
+                <w:rFonts w:ascii="Times New Roman" w:hAnsi="Times New Roman" w:cs="Times New Roman"/>
               </w:rPr>
               <w:t>Các bài thí nghiệm/thực hành</w:t>
             </w:r>
@@ -631,6 +666,7 @@
                 <w:bCs/>
                 <w:sz w:val="26"/>
                 <w:szCs w:val="26"/>
+                <w:rFonts w:ascii="Times New Roman" w:hAnsi="Times New Roman" w:cs="Times New Roman"/>
               </w:rPr>
               <w:t>Gihi chú</w:t>
             </w:r>
@@ -658,6 +694,7 @@
                 <w:rFonts w:ascii="Times New Roman" w:eastAsia="Times New Roman" w:hAnsi="Times New Roman" w:cs="Times New Roman"/>
                 <w:sz w:val="26"/>
                 <w:szCs w:val="26"/>
+                <w:rFonts w:ascii="Times New Roman" w:hAnsi="Times New Roman" w:cs="Times New Roman"/>
               </w:rPr>
               <w:t>1</w:t>
             </w:r>
@@ -680,6 +717,7 @@
                 <w:rFonts w:ascii="Times New Roman" w:eastAsia="Times New Roman" w:hAnsi="Times New Roman" w:cs="Times New Roman"/>
                 <w:sz w:val="26"/>
                 <w:szCs w:val="26"/>
+                <w:rFonts w:ascii="Times New Roman" w:hAnsi="Times New Roman" w:cs="Times New Roman"/>
               </w:rPr>
               <w:t>Máy chiếu</w:t>
             </w:r>
@@ -702,6 +740,7 @@
                 <w:rFonts w:ascii="Times New Roman" w:eastAsia="Times New Roman" w:hAnsi="Times New Roman" w:cs="Times New Roman"/>
                 <w:sz w:val="26"/>
                 <w:szCs w:val="26"/>
+                <w:rFonts w:ascii="Times New Roman" w:hAnsi="Times New Roman" w:cs="Times New Roman"/>
               </w:rPr>
               <w:t>1</w:t>
             </w:r>
@@ -757,6 +796,7 @@
                 <w:rFonts w:ascii="Times New Roman" w:eastAsia="Times New Roman" w:hAnsi="Times New Roman" w:cs="Times New Roman"/>
                 <w:sz w:val="26"/>
                 <w:szCs w:val="26"/>
+                <w:rFonts w:ascii="Times New Roman" w:hAnsi="Times New Roman" w:cs="Times New Roman"/>
               </w:rPr>
               <w:t>2</w:t>
             </w:r>
@@ -779,6 +819,7 @@
                 <w:rFonts w:ascii="Times New Roman" w:eastAsia="Times New Roman" w:hAnsi="Times New Roman" w:cs="Times New Roman"/>
                 <w:sz w:val="26"/>
                 <w:szCs w:val="26"/>
+                <w:rFonts w:ascii="Times New Roman" w:hAnsi="Times New Roman" w:cs="Times New Roman"/>
               </w:rPr>
               <w:t>Máy tính</w:t>
             </w:r>
@@ -840,6 +881,7 @@
               <w:rPr>
                 <w:rFonts w:ascii="Times New Roman" w:hAnsi="Times New Roman"/>
                 <w:sz w:val="26"/>
+                <w:rFonts w:ascii="Times New Roman" w:hAnsi="Times New Roman" w:cs="Times New Roman"/>
               </w:rPr>
               <w:t>….</w:t>
             </w:r>
@@ -884,6 +926,7 @@
           <w:b/>
           <w:bCs/>
           <w:sz w:val="26"/>
+          <w:rFonts w:ascii="Times New Roman" w:hAnsi="Times New Roman" w:cs="Times New Roman"/>
         </w:rPr>
         <w:t xml:space="preserve">4. Phòng học bộ môn/phòng thí nghiệm/phòng đa năng/sân chơi, bãi tập </w:t>
       </w:r>
@@ -891,6 +934,7 @@
         <w:rPr>
           <w:rFonts w:ascii="Times New Roman" w:hAnsi="Times New Roman"/>
           <w:sz w:val="26"/>
+          <w:rFonts w:ascii="Times New Roman" w:hAnsi="Times New Roman" w:cs="Times New Roman"/>
         </w:rPr>
         <w:t>(</w:t>
       </w:r>
@@ -900,6 +944,7 @@
           <w:i/>
           <w:iCs/>
           <w:sz w:val="26"/>
+          <w:rFonts w:ascii="Times New Roman" w:hAnsi="Times New Roman" w:cs="Times New Roman"/>
         </w:rPr>
         <w:t>Trinh bày cụ thể các phòng thí nghiệm/phòng bộ môn/phòng đa năng/sân chơi/bãi tập có thể sử dụng để tổ chức dạy học môn học/hoạt động giáo dục)</w:t>
       </w:r>
@@ -953,6 +998,7 @@
                 <w:bCs/>
                 <w:sz w:val="26"/>
                 <w:szCs w:val="26"/>
+                <w:rFonts w:ascii="Times New Roman" w:hAnsi="Times New Roman" w:cs="Times New Roman"/>
               </w:rPr>
               <w:t>STT</w:t>
             </w:r>
@@ -980,6 +1026,7 @@
                 <w:bCs/>
                 <w:sz w:val="26"/>
                 <w:szCs w:val="26"/>
+                <w:rFonts w:ascii="Times New Roman" w:hAnsi="Times New Roman" w:cs="Times New Roman"/>
               </w:rPr>
               <w:t>Tên phòng</w:t>
             </w:r>
@@ -1007,6 +1054,7 @@
                 <w:bCs/>
                 <w:sz w:val="26"/>
                 <w:szCs w:val="26"/>
+                <w:rFonts w:ascii="Times New Roman" w:hAnsi="Times New Roman" w:cs="Times New Roman"/>
               </w:rPr>
               <w:t>Số lượng</w:t>
             </w:r>
@@ -1034,6 +1082,7 @@
                 <w:bCs/>
                 <w:sz w:val="26"/>
                 <w:szCs w:val="26"/>
+                <w:rFonts w:ascii="Times New Roman" w:hAnsi="Times New Roman" w:cs="Times New Roman"/>
               </w:rPr>
               <w:t>Phạm vi và nội dung sử dụng</w:t>
             </w:r>
@@ -1061,6 +1110,7 @@
                 <w:bCs/>
                 <w:sz w:val="26"/>
                 <w:szCs w:val="26"/>
+                <w:rFonts w:ascii="Times New Roman" w:hAnsi="Times New Roman" w:cs="Times New Roman"/>
               </w:rPr>
               <w:t>Gihi chú</w:t>
             </w:r>
@@ -1088,6 +1138,7 @@
                 <w:rFonts w:ascii="Times New Roman" w:eastAsia="Times New Roman" w:hAnsi="Times New Roman" w:cs="Times New Roman"/>
                 <w:sz w:val="26"/>
                 <w:szCs w:val="26"/>
+                <w:rFonts w:ascii="Times New Roman" w:hAnsi="Times New Roman" w:cs="Times New Roman"/>
               </w:rPr>
               <w:t>1</w:t>
             </w:r>
@@ -1110,6 +1161,7 @@
                 <w:rFonts w:ascii="Times New Roman" w:eastAsia="Times New Roman" w:hAnsi="Times New Roman" w:cs="Times New Roman"/>
                 <w:sz w:val="26"/>
                 <w:szCs w:val="26"/>
+                <w:rFonts w:ascii="Times New Roman" w:hAnsi="Times New Roman" w:cs="Times New Roman"/>
               </w:rPr>
               <w:t>Phòng Tin học</w:t>
             </w:r>
@@ -1179,6 +1231,7 @@
                 <w:rFonts w:ascii="Times New Roman" w:eastAsia="Times New Roman" w:hAnsi="Times New Roman" w:cs="Times New Roman"/>
                 <w:sz w:val="26"/>
                 <w:szCs w:val="26"/>
+                <w:rFonts w:ascii="Times New Roman" w:hAnsi="Times New Roman" w:cs="Times New Roman"/>
               </w:rPr>
               <w:t>2</w:t>
             </w:r>
@@ -1254,6 +1307,7 @@
               <w:rPr>
                 <w:rFonts w:ascii="Times New Roman" w:hAnsi="Times New Roman"/>
                 <w:sz w:val="26"/>
+                <w:rFonts w:ascii="Times New Roman" w:hAnsi="Times New Roman" w:cs="Times New Roman"/>
               </w:rPr>
               <w:t>….</w:t>
             </w:r>
@@ -1296,6 +1350,7 @@
         <w:rPr>
           <w:rFonts w:ascii="Times New Roman" w:hAnsi="Times New Roman"/>
           <w:sz w:val="26"/>
+          <w:rFonts w:ascii="Times New Roman" w:hAnsi="Times New Roman" w:cs="Times New Roman"/>
         </w:rPr>
         <w:t xml:space="preserve">II. </w:t>
       </w:r>
@@ -1305,6 +1360,7 @@
           <w:b/>
           <w:bCs/>
           <w:sz w:val="26"/>
+          <w:rFonts w:ascii="Times New Roman" w:hAnsi="Times New Roman" w:cs="Times New Roman"/>
         </w:rPr>
         <w:t>Kế hoạch dạy học</w:t>
       </w:r>
@@ -1320,6 +1376,7 @@
         <w:rPr>
           <w:rFonts w:ascii="Times New Roman" w:hAnsi="Times New Roman"/>
           <w:sz w:val="26"/>
+          <w:rFonts w:ascii="Times New Roman" w:hAnsi="Times New Roman" w:cs="Times New Roman"/>
         </w:rPr>
         <w:lastRenderedPageBreak/>
         <w:t xml:space="preserve">1. </w:t>
@@ -1330,6 +1387,7 @@
           <w:b/>
           <w:bCs/>
           <w:sz w:val="26"/>
+          <w:rFonts w:ascii="Times New Roman" w:hAnsi="Times New Roman" w:cs="Times New Roman"/>
         </w:rPr>
         <w:t>Phân phối chương trình</w:t>
       </w:r>
@@ -1347,6 +1405,7 @@
           <w:b/>
           <w:bCs/>
           <w:sz w:val="26"/>
+          <w:rFonts w:ascii="Times New Roman" w:hAnsi="Times New Roman" w:cs="Times New Roman"/>
         </w:rPr>
         <w:t xml:space="preserve">Môn Tin lớp </w:t>
       </w:r>
@@ -1356,6 +1415,7 @@
           <w:b/>
           <w:bCs/>
           <w:sz w:val="26"/>
+          <w:rFonts w:ascii="Times New Roman" w:hAnsi="Times New Roman" w:cs="Times New Roman"/>
         </w:rPr>
         <w:t>3</w:t>
       </w:r>
@@ -1394,6 +1454,7 @@
               <w:rPr>
                 <w:rFonts w:ascii="Times New Roman" w:hAnsi="Times New Roman"/>
                 <w:sz w:val="26"/>
+                <w:rFonts w:ascii="Times New Roman" w:hAnsi="Times New Roman" w:cs="Times New Roman"/>
               </w:rPr>
             </w:r>
             <w:r>
@@ -1401,6 +1462,7 @@
                 <w:rFonts w:ascii="Times New Roman" w:hAnsi="Times New Roman"/>
                 <w:b/>
                 <w:sz w:val="26"/>
+                <w:rFonts w:ascii="Times New Roman" w:hAnsi="Times New Roman" w:cs="Times New Roman"/>
               </w:rPr>
               <w:t>STT</w:t>
             </w:r>
@@ -1419,6 +1481,7 @@
               <w:rPr>
                 <w:rFonts w:ascii="Times New Roman" w:hAnsi="Times New Roman"/>
                 <w:sz w:val="26"/>
+                <w:rFonts w:ascii="Times New Roman" w:hAnsi="Times New Roman" w:cs="Times New Roman"/>
               </w:rPr>
             </w:r>
             <w:r>
@@ -1426,6 +1489,7 @@
                 <w:rFonts w:ascii="Times New Roman" w:hAnsi="Times New Roman"/>
                 <w:b/>
                 <w:sz w:val="26"/>
+                <w:rFonts w:ascii="Times New Roman" w:hAnsi="Times New Roman" w:cs="Times New Roman"/>
               </w:rPr>
               <w:t>Bài học (1)</w:t>
             </w:r>
@@ -1444,6 +1508,7 @@
               <w:rPr>
                 <w:rFonts w:ascii="Times New Roman" w:hAnsi="Times New Roman"/>
                 <w:sz w:val="26"/>
+                <w:rFonts w:ascii="Times New Roman" w:hAnsi="Times New Roman" w:cs="Times New Roman"/>
               </w:rPr>
             </w:r>
             <w:r>
@@ -1451,6 +1516,7 @@
                 <w:rFonts w:ascii="Times New Roman" w:hAnsi="Times New Roman"/>
                 <w:b/>
                 <w:sz w:val="26"/>
+                <w:rFonts w:ascii="Times New Roman" w:hAnsi="Times New Roman" w:cs="Times New Roman"/>
               </w:rPr>
               <w:t>Số tiết (2)</w:t>
             </w:r>
@@ -1469,6 +1535,7 @@
               <w:rPr>
                 <w:rFonts w:ascii="Times New Roman" w:hAnsi="Times New Roman"/>
                 <w:sz w:val="26"/>
+                <w:rFonts w:ascii="Times New Roman" w:hAnsi="Times New Roman" w:cs="Times New Roman"/>
               </w:rPr>
             </w:r>
             <w:r>
@@ -1476,6 +1543,7 @@
                 <w:rFonts w:ascii="Times New Roman" w:hAnsi="Times New Roman"/>
                 <w:b/>
                 <w:sz w:val="26"/>
+                <w:rFonts w:ascii="Times New Roman" w:hAnsi="Times New Roman" w:cs="Times New Roman"/>
               </w:rPr>
               <w:t>Yêu cầu cần đạt (3)</w:t>
             </w:r>
@@ -1485,99 +1553,75 @@
       <w:tr>
         <w:tc>
           <w:tcPr>
-            <w:tcW w:w="846" w:type="dxa"/>
-          </w:tcPr>
-          <w:p>
-            <w:pPr>
-              <w:spacing w:before="20" w:after="20"/>
-              <w:jc w:val="center"/>
-            </w:pPr>
-            <w:r>
-              <w:rPr>
-                <w:rFonts w:ascii="Times New Roman" w:hAnsi="Times New Roman"/>
-                <w:sz w:val="26"/>
-              </w:rPr>
-            </w:r>
-            <w:r>
-              <w:rPr>
-                <w:rFonts w:ascii="Times New Roman" w:hAnsi="Times New Roman"/>
-                <w:b w:val="0"/>
-                <w:sz w:val="26"/>
-              </w:rPr>
-              <w:t>1</w:t>
-            </w:r>
-          </w:p>
-        </w:tc>
-        <w:tc>
-          <w:tcPr>
-            <w:tcW w:w="3118" w:type="dxa"/>
-          </w:tcPr>
-          <w:p>
-            <w:pPr>
-              <w:spacing w:before="20" w:after="20"/>
-            </w:pPr>
-            <w:r>
-              <w:rPr>
-                <w:rFonts w:ascii="Times New Roman" w:hAnsi="Times New Roman"/>
-                <w:sz w:val="26"/>
-              </w:rPr>
-            </w:r>
-            <w:r>
-              <w:rPr>
-                <w:rFonts w:ascii="Times New Roman" w:hAnsi="Times New Roman"/>
-                <w:b w:val="0"/>
-                <w:sz w:val="26"/>
-              </w:rPr>
-              <w:t>Bài 1: Thông tin và quyết định</w:t>
-            </w:r>
-          </w:p>
-        </w:tc>
-        <w:tc>
-          <w:tcPr>
-            <w:tcW w:w="1134" w:type="dxa"/>
-          </w:tcPr>
-          <w:p>
-            <w:pPr>
-              <w:spacing w:before="20" w:after="20"/>
-              <w:jc w:val="center"/>
-            </w:pPr>
-            <w:r>
-              <w:rPr>
-                <w:rFonts w:ascii="Times New Roman" w:hAnsi="Times New Roman"/>
-                <w:sz w:val="26"/>
-              </w:rPr>
-            </w:r>
-            <w:r>
-              <w:rPr>
-                <w:rFonts w:ascii="Times New Roman" w:hAnsi="Times New Roman"/>
-                <w:b w:val="0"/>
-                <w:sz w:val="26"/>
-              </w:rPr>
-              <w:t>1, 2</w:t>
-            </w:r>
-          </w:p>
-        </w:tc>
-        <w:tc>
-          <w:tcPr>
-            <w:tcW w:w="4536" w:type="dxa"/>
-          </w:tcPr>
-          <w:p>
-            <w:pPr>
-              <w:spacing w:before="20" w:after="20"/>
-            </w:pPr>
-            <w:r>
-              <w:rPr>
-                <w:rFonts w:ascii="Times New Roman" w:hAnsi="Times New Roman"/>
-                <w:sz w:val="26"/>
-              </w:rPr>
-            </w:r>
-            <w:r>
-              <w:rPr>
-                <w:rFonts w:ascii="Times New Roman" w:hAnsi="Times New Roman"/>
-                <w:b w:val="0"/>
-                <w:sz w:val="26"/>
-              </w:rPr>
-              <w:t>- Nêu ví dụ đơn giản minh họa vai trò của thông tin trong việc ra quyết định của con người.  - Nhận biết được thông tin và quyết định trong ví dụ cụ thể.  - Nhận biết ba dạng thông tin thường gặp: chữ, âm thanh, hình ảnh.</w:t>
+            <w:tcW w:type="dxa" w:w="846"/>
+          </w:tcPr>
+          <w:p>
+            <w:pPr>
+              <w:jc w:val="center"/>
+            </w:pPr>
+            <w:r>
+              <w:rPr>
+                <w:rFonts w:ascii="Times New Roman" w:hAnsi="Times New Roman"/>
+                <w:b w:val="0"/>
+                <w:sz w:val="26"/>
+                <w:rFonts w:ascii="Times New Roman" w:hAnsi="Times New Roman" w:cs="Times New Roman"/>
+                <w:rFonts w:ascii="Times New Roman" w:hAnsi="Times New Roman" w:cs="Times New Roman"/>
+              </w:rPr>
+              <w:t>0</w:t>
+            </w:r>
+          </w:p>
+        </w:tc>
+        <w:tc>
+          <w:tcPr>
+            <w:tcW w:type="dxa" w:w="3118"/>
+          </w:tcPr>
+          <w:p>
+            <w:r>
+              <w:rPr>
+                <w:rFonts w:ascii="Times New Roman" w:hAnsi="Times New Roman"/>
+                <w:b w:val="0"/>
+                <w:sz w:val="26"/>
+                <w:rFonts w:ascii="Times New Roman" w:hAnsi="Times New Roman" w:cs="Times New Roman"/>
+                <w:rFonts w:ascii="Times New Roman" w:hAnsi="Times New Roman" w:cs="Times New Roman"/>
+              </w:rPr>
+              <w:t>Tiết 0: Định hướng môn học</w:t>
+            </w:r>
+          </w:p>
+        </w:tc>
+        <w:tc>
+          <w:tcPr>
+            <w:tcW w:type="dxa" w:w="1134"/>
+          </w:tcPr>
+          <w:p>
+            <w:pPr>
+              <w:jc w:val="center"/>
+            </w:pPr>
+            <w:r>
+              <w:rPr>
+                <w:rFonts w:ascii="Times New Roman" w:hAnsi="Times New Roman"/>
+                <w:b w:val="0"/>
+                <w:sz w:val="26"/>
+                <w:rFonts w:ascii="Times New Roman" w:hAnsi="Times New Roman" w:cs="Times New Roman"/>
+                <w:rFonts w:ascii="Times New Roman" w:hAnsi="Times New Roman" w:cs="Times New Roman"/>
+              </w:rPr>
+              <w:t>0</w:t>
+            </w:r>
+          </w:p>
+        </w:tc>
+        <w:tc>
+          <w:tcPr>
+            <w:tcW w:type="dxa" w:w="4536"/>
+          </w:tcPr>
+          <w:p>
+            <w:r>
+              <w:rPr>
+                <w:rFonts w:ascii="Times New Roman" w:hAnsi="Times New Roman"/>
+                <w:b w:val="0"/>
+                <w:sz w:val="26"/>
+                <w:rFonts w:ascii="Times New Roman" w:hAnsi="Times New Roman" w:cs="Times New Roman"/>
+                <w:rFonts w:ascii="Times New Roman" w:hAnsi="Times New Roman" w:cs="Times New Roman"/>
+              </w:rPr>
+              <w:t>Giới thiệu tổng quan môn học Tin học, phương pháp học tập hiệu quả, các quy định an toàn và nội quy phòng học bộ môn.</w:t>
             </w:r>
           </w:p>
         </w:tc>
@@ -1596,15 +1640,17 @@
               <w:rPr>
                 <w:rFonts w:ascii="Times New Roman" w:hAnsi="Times New Roman"/>
                 <w:sz w:val="26"/>
-              </w:rPr>
-            </w:r>
-            <w:r>
-              <w:rPr>
-                <w:rFonts w:ascii="Times New Roman" w:hAnsi="Times New Roman"/>
-                <w:b w:val="0"/>
-                <w:sz w:val="26"/>
-              </w:rPr>
-              <w:t>2</w:t>
+                <w:rFonts w:ascii="Times New Roman" w:hAnsi="Times New Roman" w:cs="Times New Roman"/>
+              </w:rPr>
+            </w:r>
+            <w:r>
+              <w:rPr>
+                <w:rFonts w:ascii="Times New Roman" w:hAnsi="Times New Roman"/>
+                <w:b w:val="0"/>
+                <w:sz w:val="26"/>
+                <w:rFonts w:ascii="Times New Roman" w:hAnsi="Times New Roman" w:cs="Times New Roman"/>
+              </w:rPr>
+              <w:t>1</w:t>
             </w:r>
           </w:p>
         </w:tc>
@@ -1620,15 +1666,17 @@
               <w:rPr>
                 <w:rFonts w:ascii="Times New Roman" w:hAnsi="Times New Roman"/>
                 <w:sz w:val="26"/>
-              </w:rPr>
-            </w:r>
-            <w:r>
-              <w:rPr>
-                <w:rFonts w:ascii="Times New Roman" w:hAnsi="Times New Roman"/>
-                <w:b w:val="0"/>
-                <w:sz w:val="26"/>
-              </w:rPr>
-              <w:t>Bài 2: Xử lí thông tin</w:t>
+                <w:rFonts w:ascii="Times New Roman" w:hAnsi="Times New Roman" w:cs="Times New Roman"/>
+              </w:rPr>
+            </w:r>
+            <w:r>
+              <w:rPr>
+                <w:rFonts w:ascii="Times New Roman" w:hAnsi="Times New Roman"/>
+                <w:b w:val="0"/>
+                <w:sz w:val="26"/>
+                <w:rFonts w:ascii="Times New Roman" w:hAnsi="Times New Roman" w:cs="Times New Roman"/>
+              </w:rPr>
+              <w:t>Bài 1: Thông tin và quyết định</w:t>
             </w:r>
           </w:p>
         </w:tc>
@@ -1645,15 +1693,17 @@
               <w:rPr>
                 <w:rFonts w:ascii="Times New Roman" w:hAnsi="Times New Roman"/>
                 <w:sz w:val="26"/>
-              </w:rPr>
-            </w:r>
-            <w:r>
-              <w:rPr>
-                <w:rFonts w:ascii="Times New Roman" w:hAnsi="Times New Roman"/>
-                <w:b w:val="0"/>
-                <w:sz w:val="26"/>
-              </w:rPr>
-              <w:t>3, 4</w:t>
+                <w:rFonts w:ascii="Times New Roman" w:hAnsi="Times New Roman" w:cs="Times New Roman"/>
+              </w:rPr>
+            </w:r>
+            <w:r>
+              <w:rPr>
+                <w:rFonts w:ascii="Times New Roman" w:hAnsi="Times New Roman"/>
+                <w:b w:val="0"/>
+                <w:sz w:val="26"/>
+                <w:rFonts w:ascii="Times New Roman" w:hAnsi="Times New Roman" w:cs="Times New Roman"/>
+              </w:rPr>
+              <w:t>1, 2</w:t>
             </w:r>
           </w:p>
         </w:tc>
@@ -1669,15 +1719,17 @@
               <w:rPr>
                 <w:rFonts w:ascii="Times New Roman" w:hAnsi="Times New Roman"/>
                 <w:sz w:val="26"/>
-              </w:rPr>
-            </w:r>
-            <w:r>
-              <w:rPr>
-                <w:rFonts w:ascii="Times New Roman" w:hAnsi="Times New Roman"/>
-                <w:b w:val="0"/>
-                <w:sz w:val="26"/>
-              </w:rPr>
-              <w:t>- Nhận biết thông tin thu nhận, được xử lý và kết quả xử lý.  - Nêu ví dụ minh họa bộ não con người là bộ phận xử lý thông tin.  - Nêu ví dụ máy móc tiếp nhận thông tin để quyết định hành động.</w:t>
+                <w:rFonts w:ascii="Times New Roman" w:hAnsi="Times New Roman" w:cs="Times New Roman"/>
+              </w:rPr>
+            </w:r>
+            <w:r>
+              <w:rPr>
+                <w:rFonts w:ascii="Times New Roman" w:hAnsi="Times New Roman"/>
+                <w:b w:val="0"/>
+                <w:sz w:val="26"/>
+                <w:rFonts w:ascii="Times New Roman" w:hAnsi="Times New Roman" w:cs="Times New Roman"/>
+              </w:rPr>
+              <w:t>- Nêu ví dụ đơn giản minh họa vai trò của thông tin trong việc ra quyết định của con người.  - Nhận biết được thông tin và quyết định trong ví dụ cụ thể.  - Nhận biết ba dạng thông tin thường gặp: chữ, âm thanh, hình ảnh.</w:t>
             </w:r>
           </w:p>
         </w:tc>
@@ -1696,15 +1748,17 @@
               <w:rPr>
                 <w:rFonts w:ascii="Times New Roman" w:hAnsi="Times New Roman"/>
                 <w:sz w:val="26"/>
-              </w:rPr>
-            </w:r>
-            <w:r>
-              <w:rPr>
-                <w:rFonts w:ascii="Times New Roman" w:hAnsi="Times New Roman"/>
-                <w:b w:val="0"/>
-                <w:sz w:val="26"/>
-              </w:rPr>
-              <w:t>3</w:t>
+                <w:rFonts w:ascii="Times New Roman" w:hAnsi="Times New Roman" w:cs="Times New Roman"/>
+              </w:rPr>
+            </w:r>
+            <w:r>
+              <w:rPr>
+                <w:rFonts w:ascii="Times New Roman" w:hAnsi="Times New Roman"/>
+                <w:b w:val="0"/>
+                <w:sz w:val="26"/>
+                <w:rFonts w:ascii="Times New Roman" w:hAnsi="Times New Roman" w:cs="Times New Roman"/>
+              </w:rPr>
+              <w:t>2</w:t>
             </w:r>
           </w:p>
         </w:tc>
@@ -1720,15 +1774,17 @@
               <w:rPr>
                 <w:rFonts w:ascii="Times New Roman" w:hAnsi="Times New Roman"/>
                 <w:sz w:val="26"/>
-              </w:rPr>
-            </w:r>
-            <w:r>
-              <w:rPr>
-                <w:rFonts w:ascii="Times New Roman" w:hAnsi="Times New Roman"/>
-                <w:b w:val="0"/>
-                <w:sz w:val="26"/>
-              </w:rPr>
-              <w:t>Bài 3: Máy tính và em</w:t>
+                <w:rFonts w:ascii="Times New Roman" w:hAnsi="Times New Roman" w:cs="Times New Roman"/>
+              </w:rPr>
+            </w:r>
+            <w:r>
+              <w:rPr>
+                <w:rFonts w:ascii="Times New Roman" w:hAnsi="Times New Roman"/>
+                <w:b w:val="0"/>
+                <w:sz w:val="26"/>
+                <w:rFonts w:ascii="Times New Roman" w:hAnsi="Times New Roman" w:cs="Times New Roman"/>
+              </w:rPr>
+              <w:t>Bài 2: Xử lí thông tin</w:t>
             </w:r>
           </w:p>
         </w:tc>
@@ -1745,15 +1801,17 @@
               <w:rPr>
                 <w:rFonts w:ascii="Times New Roman" w:hAnsi="Times New Roman"/>
                 <w:sz w:val="26"/>
-              </w:rPr>
-            </w:r>
-            <w:r>
-              <w:rPr>
-                <w:rFonts w:ascii="Times New Roman" w:hAnsi="Times New Roman"/>
-                <w:b w:val="0"/>
-                <w:sz w:val="26"/>
-              </w:rPr>
-              <w:t>5, 6</w:t>
+                <w:rFonts w:ascii="Times New Roman" w:hAnsi="Times New Roman" w:cs="Times New Roman"/>
+              </w:rPr>
+            </w:r>
+            <w:r>
+              <w:rPr>
+                <w:rFonts w:ascii="Times New Roman" w:hAnsi="Times New Roman"/>
+                <w:b w:val="0"/>
+                <w:sz w:val="26"/>
+                <w:rFonts w:ascii="Times New Roman" w:hAnsi="Times New Roman" w:cs="Times New Roman"/>
+              </w:rPr>
+              <w:t>3, 4</w:t>
             </w:r>
           </w:p>
         </w:tc>
@@ -1769,15 +1827,17 @@
               <w:rPr>
                 <w:rFonts w:ascii="Times New Roman" w:hAnsi="Times New Roman"/>
                 <w:sz w:val="26"/>
-              </w:rPr>
-            </w:r>
-            <w:r>
-              <w:rPr>
-                <w:rFonts w:ascii="Times New Roman" w:hAnsi="Times New Roman"/>
-                <w:b w:val="0"/>
-                <w:sz w:val="26"/>
-              </w:rPr>
-              <w:t>- Nhận diện, phân biệt các dạng máy tính thông dụng và các bộ phận cơ bản (màn hình, thân máy, bàn phím, chuột).  - Nêu sơ lược chức năng các bộ phận, nhận biết màn hình cảm ứng.  - Thực hiện quy tắc an toàn về điện khi dùng máy tính. (Có bài học STEM).</w:t>
+                <w:rFonts w:ascii="Times New Roman" w:hAnsi="Times New Roman" w:cs="Times New Roman"/>
+              </w:rPr>
+            </w:r>
+            <w:r>
+              <w:rPr>
+                <w:rFonts w:ascii="Times New Roman" w:hAnsi="Times New Roman"/>
+                <w:b w:val="0"/>
+                <w:sz w:val="26"/>
+                <w:rFonts w:ascii="Times New Roman" w:hAnsi="Times New Roman" w:cs="Times New Roman"/>
+              </w:rPr>
+              <w:t>- Nhận biết thông tin thu nhận, được xử lý và kết quả xử lý.  - Nêu ví dụ minh họa bộ não con người là bộ phận xử lý thông tin.  - Nêu ví dụ máy móc tiếp nhận thông tin để quyết định hành động.</w:t>
             </w:r>
           </w:p>
         </w:tc>
@@ -1796,15 +1856,17 @@
               <w:rPr>
                 <w:rFonts w:ascii="Times New Roman" w:hAnsi="Times New Roman"/>
                 <w:sz w:val="26"/>
-              </w:rPr>
-            </w:r>
-            <w:r>
-              <w:rPr>
-                <w:rFonts w:ascii="Times New Roman" w:hAnsi="Times New Roman"/>
-                <w:b w:val="0"/>
-                <w:sz w:val="26"/>
-              </w:rPr>
-              <w:t>4</w:t>
+                <w:rFonts w:ascii="Times New Roman" w:hAnsi="Times New Roman" w:cs="Times New Roman"/>
+              </w:rPr>
+            </w:r>
+            <w:r>
+              <w:rPr>
+                <w:rFonts w:ascii="Times New Roman" w:hAnsi="Times New Roman"/>
+                <w:b w:val="0"/>
+                <w:sz w:val="26"/>
+                <w:rFonts w:ascii="Times New Roman" w:hAnsi="Times New Roman" w:cs="Times New Roman"/>
+              </w:rPr>
+              <w:t>3</w:t>
             </w:r>
           </w:p>
         </w:tc>
@@ -1820,15 +1882,17 @@
               <w:rPr>
                 <w:rFonts w:ascii="Times New Roman" w:hAnsi="Times New Roman"/>
                 <w:sz w:val="26"/>
-              </w:rPr>
-            </w:r>
-            <w:r>
-              <w:rPr>
-                <w:rFonts w:ascii="Times New Roman" w:hAnsi="Times New Roman"/>
-                <w:b w:val="0"/>
-                <w:sz w:val="26"/>
-              </w:rPr>
-              <w:t>Bài 4: Làm việc với máy tính</w:t>
+                <w:rFonts w:ascii="Times New Roman" w:hAnsi="Times New Roman" w:cs="Times New Roman"/>
+              </w:rPr>
+            </w:r>
+            <w:r>
+              <w:rPr>
+                <w:rFonts w:ascii="Times New Roman" w:hAnsi="Times New Roman"/>
+                <w:b w:val="0"/>
+                <w:sz w:val="26"/>
+                <w:rFonts w:ascii="Times New Roman" w:hAnsi="Times New Roman" w:cs="Times New Roman"/>
+              </w:rPr>
+              <w:t>Bài 3: Máy tính và em</w:t>
             </w:r>
           </w:p>
         </w:tc>
@@ -1845,15 +1909,17 @@
               <w:rPr>
                 <w:rFonts w:ascii="Times New Roman" w:hAnsi="Times New Roman"/>
                 <w:sz w:val="26"/>
-              </w:rPr>
-            </w:r>
-            <w:r>
-              <w:rPr>
-                <w:rFonts w:ascii="Times New Roman" w:hAnsi="Times New Roman"/>
-                <w:b w:val="0"/>
-                <w:sz w:val="26"/>
-              </w:rPr>
-              <w:t>7, 8</w:t>
+                <w:rFonts w:ascii="Times New Roman" w:hAnsi="Times New Roman" w:cs="Times New Roman"/>
+              </w:rPr>
+            </w:r>
+            <w:r>
+              <w:rPr>
+                <w:rFonts w:ascii="Times New Roman" w:hAnsi="Times New Roman"/>
+                <w:b w:val="0"/>
+                <w:sz w:val="26"/>
+                <w:rFonts w:ascii="Times New Roman" w:hAnsi="Times New Roman" w:cs="Times New Roman"/>
+              </w:rPr>
+              <w:t>5, 6</w:t>
             </w:r>
           </w:p>
         </w:tc>
@@ -1869,15 +1935,17 @@
               <w:rPr>
                 <w:rFonts w:ascii="Times New Roman" w:hAnsi="Times New Roman"/>
                 <w:sz w:val="26"/>
-              </w:rPr>
-            </w:r>
-            <w:r>
-              <w:rPr>
-                <w:rFonts w:ascii="Times New Roman" w:hAnsi="Times New Roman"/>
-                <w:b w:val="0"/>
-                <w:sz w:val="26"/>
-              </w:rPr>
-              <w:t>- Ngồi đúng tư thế, giữ khoảng cách mắt phù hợp, nêu tác hại ngồi sai tư thế.  - Cầm chuột đúng cách và thực hiện các thao tác chuột cơ bản.  - Khởi động/tắt máy đúng cách; kích hoạt và thoát ứng dụng an toàn.</w:t>
+                <w:rFonts w:ascii="Times New Roman" w:hAnsi="Times New Roman" w:cs="Times New Roman"/>
+              </w:rPr>
+            </w:r>
+            <w:r>
+              <w:rPr>
+                <w:rFonts w:ascii="Times New Roman" w:hAnsi="Times New Roman"/>
+                <w:b w:val="0"/>
+                <w:sz w:val="26"/>
+                <w:rFonts w:ascii="Times New Roman" w:hAnsi="Times New Roman" w:cs="Times New Roman"/>
+              </w:rPr>
+              <w:t>- Nhận diện, phân biệt các dạng máy tính thông dụng và các bộ phận cơ bản (màn hình, thân máy, bàn phím, chuột).  - Nêu sơ lược chức năng các bộ phận, nhận biết màn hình cảm ứng.  - Thực hiện quy tắc an toàn về điện khi dùng máy tính. (Có bài học STEM).</w:t>
             </w:r>
           </w:p>
         </w:tc>
@@ -1896,15 +1964,17 @@
               <w:rPr>
                 <w:rFonts w:ascii="Times New Roman" w:hAnsi="Times New Roman"/>
                 <w:sz w:val="26"/>
-              </w:rPr>
-            </w:r>
-            <w:r>
-              <w:rPr>
-                <w:rFonts w:ascii="Times New Roman" w:hAnsi="Times New Roman"/>
-                <w:b/>
-                <w:sz w:val="26"/>
-              </w:rPr>
-              <w:t>5</w:t>
+                <w:rFonts w:ascii="Times New Roman" w:hAnsi="Times New Roman" w:cs="Times New Roman"/>
+              </w:rPr>
+            </w:r>
+            <w:r>
+              <w:rPr>
+                <w:rFonts w:ascii="Times New Roman" w:hAnsi="Times New Roman"/>
+                <w:b w:val="0"/>
+                <w:sz w:val="26"/>
+                <w:rFonts w:ascii="Times New Roman" w:hAnsi="Times New Roman" w:cs="Times New Roman"/>
+              </w:rPr>
+              <w:t>4</w:t>
             </w:r>
           </w:p>
         </w:tc>
@@ -1920,15 +1990,17 @@
               <w:rPr>
                 <w:rFonts w:ascii="Times New Roman" w:hAnsi="Times New Roman"/>
                 <w:sz w:val="26"/>
-              </w:rPr>
-            </w:r>
-            <w:r>
-              <w:rPr>
-                <w:rFonts w:ascii="Times New Roman" w:hAnsi="Times New Roman"/>
-                <w:b/>
-                <w:sz w:val="26"/>
-              </w:rPr>
-              <w:t>Ôn tập Đánh giá định kỳ 1</w:t>
+                <w:rFonts w:ascii="Times New Roman" w:hAnsi="Times New Roman" w:cs="Times New Roman"/>
+              </w:rPr>
+            </w:r>
+            <w:r>
+              <w:rPr>
+                <w:rFonts w:ascii="Times New Roman" w:hAnsi="Times New Roman"/>
+                <w:b w:val="0"/>
+                <w:sz w:val="26"/>
+                <w:rFonts w:ascii="Times New Roman" w:hAnsi="Times New Roman" w:cs="Times New Roman"/>
+              </w:rPr>
+              <w:t>Bài 4: Làm việc với máy tính</w:t>
             </w:r>
           </w:p>
         </w:tc>
@@ -1945,15 +2017,17 @@
               <w:rPr>
                 <w:rFonts w:ascii="Times New Roman" w:hAnsi="Times New Roman"/>
                 <w:sz w:val="26"/>
-              </w:rPr>
-            </w:r>
-            <w:r>
-              <w:rPr>
-                <w:rFonts w:ascii="Times New Roman" w:hAnsi="Times New Roman"/>
-                <w:b/>
-                <w:sz w:val="26"/>
-              </w:rPr>
-              <w:t>9</w:t>
+                <w:rFonts w:ascii="Times New Roman" w:hAnsi="Times New Roman" w:cs="Times New Roman"/>
+              </w:rPr>
+            </w:r>
+            <w:r>
+              <w:rPr>
+                <w:rFonts w:ascii="Times New Roman" w:hAnsi="Times New Roman"/>
+                <w:b w:val="0"/>
+                <w:sz w:val="26"/>
+                <w:rFonts w:ascii="Times New Roman" w:hAnsi="Times New Roman" w:cs="Times New Roman"/>
+              </w:rPr>
+              <w:t>7, 8</w:t>
             </w:r>
           </w:p>
         </w:tc>
@@ -1969,15 +2043,17 @@
               <w:rPr>
                 <w:rFonts w:ascii="Times New Roman" w:hAnsi="Times New Roman"/>
                 <w:sz w:val="26"/>
-              </w:rPr>
-            </w:r>
-            <w:r>
-              <w:rPr>
-                <w:rFonts w:ascii="Times New Roman" w:hAnsi="Times New Roman"/>
-                <w:b w:val="0"/>
-                <w:sz w:val="26"/>
-              </w:rPr>
-              <w:t>Hệ thống hóa kiến thức chuẩn bị Đánh giá định kỳ 1.</w:t>
+                <w:rFonts w:ascii="Times New Roman" w:hAnsi="Times New Roman" w:cs="Times New Roman"/>
+              </w:rPr>
+            </w:r>
+            <w:r>
+              <w:rPr>
+                <w:rFonts w:ascii="Times New Roman" w:hAnsi="Times New Roman"/>
+                <w:b w:val="0"/>
+                <w:sz w:val="26"/>
+                <w:rFonts w:ascii="Times New Roman" w:hAnsi="Times New Roman" w:cs="Times New Roman"/>
+              </w:rPr>
+              <w:t>- Ngồi đúng tư thế, giữ khoảng cách mắt phù hợp, nêu tác hại ngồi sai tư thế.  - Cầm chuột đúng cách và thực hiện các thao tác chuột cơ bản.  - Khởi động/tắt máy đúng cách; kích hoạt và thoát ứng dụng an toàn.</w:t>
             </w:r>
           </w:p>
         </w:tc>
@@ -1996,6 +2072,7 @@
               <w:rPr>
                 <w:rFonts w:ascii="Times New Roman" w:hAnsi="Times New Roman"/>
                 <w:sz w:val="26"/>
+                <w:rFonts w:ascii="Times New Roman" w:hAnsi="Times New Roman" w:cs="Times New Roman"/>
               </w:rPr>
             </w:r>
             <w:r>
@@ -2003,8 +2080,9 @@
                 <w:rFonts w:ascii="Times New Roman" w:hAnsi="Times New Roman"/>
                 <w:b/>
                 <w:sz w:val="26"/>
-              </w:rPr>
-              <w:t>6</w:t>
+                <w:rFonts w:ascii="Times New Roman" w:hAnsi="Times New Roman" w:cs="Times New Roman"/>
+              </w:rPr>
+              <w:t>5</w:t>
             </w:r>
           </w:p>
         </w:tc>
@@ -2020,6 +2098,7 @@
               <w:rPr>
                 <w:rFonts w:ascii="Times New Roman" w:hAnsi="Times New Roman"/>
                 <w:sz w:val="26"/>
+                <w:rFonts w:ascii="Times New Roman" w:hAnsi="Times New Roman" w:cs="Times New Roman"/>
               </w:rPr>
             </w:r>
             <w:r>
@@ -2027,8 +2106,9 @@
                 <w:rFonts w:ascii="Times New Roman" w:hAnsi="Times New Roman"/>
                 <w:b/>
                 <w:sz w:val="26"/>
-              </w:rPr>
-              <w:t>Đánh giá định kỳ 1</w:t>
+                <w:rFonts w:ascii="Times New Roman" w:hAnsi="Times New Roman" w:cs="Times New Roman"/>
+              </w:rPr>
+              <w:t>Ôn tập Đánh giá định kỳ 1</w:t>
             </w:r>
           </w:p>
         </w:tc>
@@ -2045,6 +2125,7 @@
               <w:rPr>
                 <w:rFonts w:ascii="Times New Roman" w:hAnsi="Times New Roman"/>
                 <w:sz w:val="26"/>
+                <w:rFonts w:ascii="Times New Roman" w:hAnsi="Times New Roman" w:cs="Times New Roman"/>
               </w:rPr>
             </w:r>
             <w:r>
@@ -2052,8 +2133,9 @@
                 <w:rFonts w:ascii="Times New Roman" w:hAnsi="Times New Roman"/>
                 <w:b/>
                 <w:sz w:val="26"/>
-              </w:rPr>
-              <w:t>10</w:t>
+                <w:rFonts w:ascii="Times New Roman" w:hAnsi="Times New Roman" w:cs="Times New Roman"/>
+              </w:rPr>
+              <w:t>9</w:t>
             </w:r>
           </w:p>
         </w:tc>
@@ -2069,15 +2151,17 @@
               <w:rPr>
                 <w:rFonts w:ascii="Times New Roman" w:hAnsi="Times New Roman"/>
                 <w:sz w:val="26"/>
-              </w:rPr>
-            </w:r>
-            <w:r>
-              <w:rPr>
-                <w:rFonts w:ascii="Times New Roman" w:hAnsi="Times New Roman"/>
-                <w:b w:val="0"/>
-                <w:sz w:val="26"/>
-              </w:rPr>
-              <w:t>Kiểm tra đánh giá kết quả học tập.</w:t>
+                <w:rFonts w:ascii="Times New Roman" w:hAnsi="Times New Roman" w:cs="Times New Roman"/>
+              </w:rPr>
+            </w:r>
+            <w:r>
+              <w:rPr>
+                <w:rFonts w:ascii="Times New Roman" w:hAnsi="Times New Roman"/>
+                <w:b w:val="0"/>
+                <w:sz w:val="26"/>
+                <w:rFonts w:ascii="Times New Roman" w:hAnsi="Times New Roman" w:cs="Times New Roman"/>
+              </w:rPr>
+              <w:t>Hệ thống hóa kiến thức chuẩn bị Đánh giá định kỳ 1.</w:t>
             </w:r>
           </w:p>
         </w:tc>
@@ -2096,15 +2180,17 @@
               <w:rPr>
                 <w:rFonts w:ascii="Times New Roman" w:hAnsi="Times New Roman"/>
                 <w:sz w:val="26"/>
-              </w:rPr>
-            </w:r>
-            <w:r>
-              <w:rPr>
-                <w:rFonts w:ascii="Times New Roman" w:hAnsi="Times New Roman"/>
-                <w:b w:val="0"/>
-                <w:sz w:val="26"/>
-              </w:rPr>
-              <w:t>7</w:t>
+                <w:rFonts w:ascii="Times New Roman" w:hAnsi="Times New Roman" w:cs="Times New Roman"/>
+              </w:rPr>
+            </w:r>
+            <w:r>
+              <w:rPr>
+                <w:rFonts w:ascii="Times New Roman" w:hAnsi="Times New Roman"/>
+                <w:b/>
+                <w:sz w:val="26"/>
+                <w:rFonts w:ascii="Times New Roman" w:hAnsi="Times New Roman" w:cs="Times New Roman"/>
+              </w:rPr>
+              <w:t>6</w:t>
             </w:r>
           </w:p>
         </w:tc>
@@ -2120,15 +2206,17 @@
               <w:rPr>
                 <w:rFonts w:ascii="Times New Roman" w:hAnsi="Times New Roman"/>
                 <w:sz w:val="26"/>
-              </w:rPr>
-            </w:r>
-            <w:r>
-              <w:rPr>
-                <w:rFonts w:ascii="Times New Roman" w:hAnsi="Times New Roman"/>
-                <w:b w:val="0"/>
-                <w:sz w:val="26"/>
-              </w:rPr>
-              <w:t>Bài 5: Sử dụng bàn phím</w:t>
+                <w:rFonts w:ascii="Times New Roman" w:hAnsi="Times New Roman" w:cs="Times New Roman"/>
+              </w:rPr>
+            </w:r>
+            <w:r>
+              <w:rPr>
+                <w:rFonts w:ascii="Times New Roman" w:hAnsi="Times New Roman"/>
+                <w:b/>
+                <w:sz w:val="26"/>
+                <w:rFonts w:ascii="Times New Roman" w:hAnsi="Times New Roman" w:cs="Times New Roman"/>
+              </w:rPr>
+              <w:t>Đánh giá định kỳ 1</w:t>
             </w:r>
           </w:p>
         </w:tc>
@@ -2145,15 +2233,17 @@
               <w:rPr>
                 <w:rFonts w:ascii="Times New Roman" w:hAnsi="Times New Roman"/>
                 <w:sz w:val="26"/>
-              </w:rPr>
-            </w:r>
-            <w:r>
-              <w:rPr>
-                <w:rFonts w:ascii="Times New Roman" w:hAnsi="Times New Roman"/>
-                <w:b w:val="0"/>
-                <w:sz w:val="26"/>
-              </w:rPr>
-              <w:t>11, 12</w:t>
+                <w:rFonts w:ascii="Times New Roman" w:hAnsi="Times New Roman" w:cs="Times New Roman"/>
+              </w:rPr>
+            </w:r>
+            <w:r>
+              <w:rPr>
+                <w:rFonts w:ascii="Times New Roman" w:hAnsi="Times New Roman"/>
+                <w:b/>
+                <w:sz w:val="26"/>
+                <w:rFonts w:ascii="Times New Roman" w:hAnsi="Times New Roman" w:cs="Times New Roman"/>
+              </w:rPr>
+              <w:t>10</w:t>
             </w:r>
           </w:p>
         </w:tc>
@@ -2169,15 +2259,17 @@
               <w:rPr>
                 <w:rFonts w:ascii="Times New Roman" w:hAnsi="Times New Roman"/>
                 <w:sz w:val="26"/>
-              </w:rPr>
-            </w:r>
-            <w:r>
-              <w:rPr>
-                <w:rFonts w:ascii="Times New Roman" w:hAnsi="Times New Roman"/>
-                <w:b w:val="0"/>
-                <w:sz w:val="26"/>
-              </w:rPr>
-              <w:t>- Chỉ ra khu vực chính của bàn phím và gọi tên các hàng phím.  - Biết vị trí đặt ngón tay trên hàng phím cơ sở và thực hiện gõ phím đúng quy định.</w:t>
+                <w:rFonts w:ascii="Times New Roman" w:hAnsi="Times New Roman" w:cs="Times New Roman"/>
+              </w:rPr>
+            </w:r>
+            <w:r>
+              <w:rPr>
+                <w:rFonts w:ascii="Times New Roman" w:hAnsi="Times New Roman"/>
+                <w:b w:val="0"/>
+                <w:sz w:val="26"/>
+                <w:rFonts w:ascii="Times New Roman" w:hAnsi="Times New Roman" w:cs="Times New Roman"/>
+              </w:rPr>
+              <w:t>Kiểm tra đánh giá kết quả học tập.</w:t>
             </w:r>
           </w:p>
         </w:tc>
@@ -2196,15 +2288,17 @@
               <w:rPr>
                 <w:rFonts w:ascii="Times New Roman" w:hAnsi="Times New Roman"/>
                 <w:sz w:val="26"/>
-              </w:rPr>
-            </w:r>
-            <w:r>
-              <w:rPr>
-                <w:rFonts w:ascii="Times New Roman" w:hAnsi="Times New Roman"/>
-                <w:b w:val="0"/>
-                <w:sz w:val="26"/>
-              </w:rPr>
-              <w:t>8</w:t>
+                <w:rFonts w:ascii="Times New Roman" w:hAnsi="Times New Roman" w:cs="Times New Roman"/>
+              </w:rPr>
+            </w:r>
+            <w:r>
+              <w:rPr>
+                <w:rFonts w:ascii="Times New Roman" w:hAnsi="Times New Roman"/>
+                <w:b w:val="0"/>
+                <w:sz w:val="26"/>
+                <w:rFonts w:ascii="Times New Roman" w:hAnsi="Times New Roman" w:cs="Times New Roman"/>
+              </w:rPr>
+              <w:t>7</w:t>
             </w:r>
           </w:p>
         </w:tc>
@@ -2220,15 +2314,17 @@
               <w:rPr>
                 <w:rFonts w:ascii="Times New Roman" w:hAnsi="Times New Roman"/>
                 <w:sz w:val="26"/>
-              </w:rPr>
-            </w:r>
-            <w:r>
-              <w:rPr>
-                <w:rFonts w:ascii="Times New Roman" w:hAnsi="Times New Roman"/>
-                <w:b w:val="0"/>
-                <w:sz w:val="26"/>
-              </w:rPr>
-              <w:t>Bài 6: Khám phá thông tin trên Internet</w:t>
+                <w:rFonts w:ascii="Times New Roman" w:hAnsi="Times New Roman" w:cs="Times New Roman"/>
+              </w:rPr>
+            </w:r>
+            <w:r>
+              <w:rPr>
+                <w:rFonts w:ascii="Times New Roman" w:hAnsi="Times New Roman"/>
+                <w:b w:val="0"/>
+                <w:sz w:val="26"/>
+                <w:rFonts w:ascii="Times New Roman" w:hAnsi="Times New Roman" w:cs="Times New Roman"/>
+              </w:rPr>
+              <w:t>Bài 5: Sử dụng bàn phím</w:t>
             </w:r>
           </w:p>
         </w:tc>
@@ -2245,15 +2341,17 @@
               <w:rPr>
                 <w:rFonts w:ascii="Times New Roman" w:hAnsi="Times New Roman"/>
                 <w:sz w:val="26"/>
-              </w:rPr>
-            </w:r>
-            <w:r>
-              <w:rPr>
-                <w:rFonts w:ascii="Times New Roman" w:hAnsi="Times New Roman"/>
-                <w:b w:val="0"/>
-                <w:sz w:val="26"/>
-              </w:rPr>
-              <w:t>13, 14</w:t>
+                <w:rFonts w:ascii="Times New Roman" w:hAnsi="Times New Roman" w:cs="Times New Roman"/>
+              </w:rPr>
+            </w:r>
+            <w:r>
+              <w:rPr>
+                <w:rFonts w:ascii="Times New Roman" w:hAnsi="Times New Roman"/>
+                <w:b w:val="0"/>
+                <w:sz w:val="26"/>
+                <w:rFonts w:ascii="Times New Roman" w:hAnsi="Times New Roman" w:cs="Times New Roman"/>
+              </w:rPr>
+              <w:t>11, 12</w:t>
             </w:r>
           </w:p>
         </w:tc>
@@ -2269,15 +2367,17 @@
               <w:rPr>
                 <w:rFonts w:ascii="Times New Roman" w:hAnsi="Times New Roman"/>
                 <w:sz w:val="26"/>
-              </w:rPr>
-            </w:r>
-            <w:r>
-              <w:rPr>
-                <w:rFonts w:ascii="Times New Roman" w:hAnsi="Times New Roman"/>
-                <w:b w:val="0"/>
-                <w:sz w:val="26"/>
-              </w:rPr>
-              <w:t>- Nêu ví dụ về tin tức, chương trình giải trí xem được trên Internet.  - Nêu ví dụ về thông tin không có sẵn trong máy tính nhưng tìm thấy trên Internet.  - Biết không phải thông tin nào trên Internet cũng phù hợp lứa tuổi.</w:t>
+                <w:rFonts w:ascii="Times New Roman" w:hAnsi="Times New Roman" w:cs="Times New Roman"/>
+              </w:rPr>
+            </w:r>
+            <w:r>
+              <w:rPr>
+                <w:rFonts w:ascii="Times New Roman" w:hAnsi="Times New Roman"/>
+                <w:b w:val="0"/>
+                <w:sz w:val="26"/>
+                <w:rFonts w:ascii="Times New Roman" w:hAnsi="Times New Roman" w:cs="Times New Roman"/>
+              </w:rPr>
+              <w:t>- Chỉ ra khu vực chính của bàn phím và gọi tên các hàng phím.  - Biết vị trí đặt ngón tay trên hàng phím cơ sở và thực hiện gõ phím đúng quy định.</w:t>
             </w:r>
           </w:p>
         </w:tc>
@@ -2296,15 +2396,17 @@
               <w:rPr>
                 <w:rFonts w:ascii="Times New Roman" w:hAnsi="Times New Roman"/>
                 <w:sz w:val="26"/>
-              </w:rPr>
-            </w:r>
-            <w:r>
-              <w:rPr>
-                <w:rFonts w:ascii="Times New Roman" w:hAnsi="Times New Roman"/>
-                <w:b w:val="0"/>
-                <w:sz w:val="26"/>
-              </w:rPr>
-              <w:t>9</w:t>
+                <w:rFonts w:ascii="Times New Roman" w:hAnsi="Times New Roman" w:cs="Times New Roman"/>
+              </w:rPr>
+            </w:r>
+            <w:r>
+              <w:rPr>
+                <w:rFonts w:ascii="Times New Roman" w:hAnsi="Times New Roman"/>
+                <w:b w:val="0"/>
+                <w:sz w:val="26"/>
+                <w:rFonts w:ascii="Times New Roman" w:hAnsi="Times New Roman" w:cs="Times New Roman"/>
+              </w:rPr>
+              <w:t>8</w:t>
             </w:r>
           </w:p>
         </w:tc>
@@ -2320,15 +2422,17 @@
               <w:rPr>
                 <w:rFonts w:ascii="Times New Roman" w:hAnsi="Times New Roman"/>
                 <w:sz w:val="26"/>
-              </w:rPr>
-            </w:r>
-            <w:r>
-              <w:rPr>
-                <w:rFonts w:ascii="Times New Roman" w:hAnsi="Times New Roman"/>
-                <w:b w:val="0"/>
-                <w:sz w:val="26"/>
-              </w:rPr>
-              <w:t>Bài 7: Sắp xếp để dễ tìm</w:t>
+                <w:rFonts w:ascii="Times New Roman" w:hAnsi="Times New Roman" w:cs="Times New Roman"/>
+              </w:rPr>
+            </w:r>
+            <w:r>
+              <w:rPr>
+                <w:rFonts w:ascii="Times New Roman" w:hAnsi="Times New Roman"/>
+                <w:b w:val="0"/>
+                <w:sz w:val="26"/>
+                <w:rFonts w:ascii="Times New Roman" w:hAnsi="Times New Roman" w:cs="Times New Roman"/>
+              </w:rPr>
+              <w:t>Bài 6: Khám phá thông tin trên Internet</w:t>
             </w:r>
           </w:p>
         </w:tc>
@@ -2345,15 +2449,17 @@
               <w:rPr>
                 <w:rFonts w:ascii="Times New Roman" w:hAnsi="Times New Roman"/>
                 <w:sz w:val="26"/>
-              </w:rPr>
-            </w:r>
-            <w:r>
-              <w:rPr>
-                <w:rFonts w:ascii="Times New Roman" w:hAnsi="Times New Roman"/>
-                <w:b w:val="0"/>
-                <w:sz w:val="26"/>
-              </w:rPr>
-              <w:t>15, 16</w:t>
+                <w:rFonts w:ascii="Times New Roman" w:hAnsi="Times New Roman" w:cs="Times New Roman"/>
+              </w:rPr>
+            </w:r>
+            <w:r>
+              <w:rPr>
+                <w:rFonts w:ascii="Times New Roman" w:hAnsi="Times New Roman"/>
+                <w:b w:val="0"/>
+                <w:sz w:val="26"/>
+                <w:rFonts w:ascii="Times New Roman" w:hAnsi="Times New Roman" w:cs="Times New Roman"/>
+              </w:rPr>
+              <w:t>13, 14</w:t>
             </w:r>
           </w:p>
         </w:tc>
@@ -2369,15 +2475,17 @@
               <w:rPr>
                 <w:rFonts w:ascii="Times New Roman" w:hAnsi="Times New Roman"/>
                 <w:sz w:val="26"/>
-              </w:rPr>
-            </w:r>
-            <w:r>
-              <w:rPr>
-                <w:rFonts w:ascii="Times New Roman" w:hAnsi="Times New Roman"/>
-                <w:b w:val="0"/>
-                <w:sz w:val="26"/>
-              </w:rPr>
-              <w:t>- Giải thích được nếu sắp xếp đồ vật/dữ liệu hợp lý sẽ tìm nhanh hơn.  - Sắp xếp đồ vật hay dữ liệu hợp lý theo yêu cầu cụ thể.</w:t>
+                <w:rFonts w:ascii="Times New Roman" w:hAnsi="Times New Roman" w:cs="Times New Roman"/>
+              </w:rPr>
+            </w:r>
+            <w:r>
+              <w:rPr>
+                <w:rFonts w:ascii="Times New Roman" w:hAnsi="Times New Roman"/>
+                <w:b w:val="0"/>
+                <w:sz w:val="26"/>
+                <w:rFonts w:ascii="Times New Roman" w:hAnsi="Times New Roman" w:cs="Times New Roman"/>
+              </w:rPr>
+              <w:t>- Nêu ví dụ về tin tức, chương trình giải trí xem được trên Internet.  - Nêu ví dụ về thông tin không có sẵn trong máy tính nhưng tìm thấy trên Internet.  - Biết không phải thông tin nào trên Internet cũng phù hợp lứa tuổi.</w:t>
             </w:r>
           </w:p>
         </w:tc>
@@ -2396,15 +2504,17 @@
               <w:rPr>
                 <w:rFonts w:ascii="Times New Roman" w:hAnsi="Times New Roman"/>
                 <w:sz w:val="26"/>
-              </w:rPr>
-            </w:r>
-            <w:r>
-              <w:rPr>
-                <w:rFonts w:ascii="Times New Roman" w:hAnsi="Times New Roman"/>
-                <w:b w:val="0"/>
-                <w:sz w:val="26"/>
-              </w:rPr>
-              <w:t>10</w:t>
+                <w:rFonts w:ascii="Times New Roman" w:hAnsi="Times New Roman" w:cs="Times New Roman"/>
+              </w:rPr>
+            </w:r>
+            <w:r>
+              <w:rPr>
+                <w:rFonts w:ascii="Times New Roman" w:hAnsi="Times New Roman"/>
+                <w:b w:val="0"/>
+                <w:sz w:val="26"/>
+                <w:rFonts w:ascii="Times New Roman" w:hAnsi="Times New Roman" w:cs="Times New Roman"/>
+              </w:rPr>
+              <w:t>9</w:t>
             </w:r>
           </w:p>
         </w:tc>
@@ -2420,15 +2530,17 @@
               <w:rPr>
                 <w:rFonts w:ascii="Times New Roman" w:hAnsi="Times New Roman"/>
                 <w:sz w:val="26"/>
-              </w:rPr>
-            </w:r>
-            <w:r>
-              <w:rPr>
-                <w:rFonts w:ascii="Times New Roman" w:hAnsi="Times New Roman"/>
-                <w:b w:val="0"/>
-                <w:sz w:val="26"/>
-              </w:rPr>
-              <w:t>Bài 8: Sơ đồ hình cây. Tổ chức thông tin trong máy tính</w:t>
+                <w:rFonts w:ascii="Times New Roman" w:hAnsi="Times New Roman" w:cs="Times New Roman"/>
+              </w:rPr>
+            </w:r>
+            <w:r>
+              <w:rPr>
+                <w:rFonts w:ascii="Times New Roman" w:hAnsi="Times New Roman"/>
+                <w:b w:val="0"/>
+                <w:sz w:val="26"/>
+                <w:rFonts w:ascii="Times New Roman" w:hAnsi="Times New Roman" w:cs="Times New Roman"/>
+              </w:rPr>
+              <w:t>Bài 7: Sắp xếp để dễ tìm</w:t>
             </w:r>
           </w:p>
         </w:tc>
@@ -2445,15 +2557,17 @@
               <w:rPr>
                 <w:rFonts w:ascii="Times New Roman" w:hAnsi="Times New Roman"/>
                 <w:sz w:val="26"/>
-              </w:rPr>
-            </w:r>
-            <w:r>
-              <w:rPr>
-                <w:rFonts w:ascii="Times New Roman" w:hAnsi="Times New Roman"/>
-                <w:b w:val="0"/>
-                <w:sz w:val="26"/>
-              </w:rPr>
-              <w:t>17</w:t>
+                <w:rFonts w:ascii="Times New Roman" w:hAnsi="Times New Roman" w:cs="Times New Roman"/>
+              </w:rPr>
+            </w:r>
+            <w:r>
+              <w:rPr>
+                <w:rFonts w:ascii="Times New Roman" w:hAnsi="Times New Roman"/>
+                <w:b w:val="0"/>
+                <w:sz w:val="26"/>
+                <w:rFonts w:ascii="Times New Roman" w:hAnsi="Times New Roman" w:cs="Times New Roman"/>
+              </w:rPr>
+              <w:t>15, 16</w:t>
             </w:r>
           </w:p>
         </w:tc>
@@ -2469,15 +2583,17 @@
               <w:rPr>
                 <w:rFonts w:ascii="Times New Roman" w:hAnsi="Times New Roman"/>
                 <w:sz w:val="26"/>
-              </w:rPr>
-            </w:r>
-            <w:r>
-              <w:rPr>
-                <w:rFonts w:ascii="Times New Roman" w:hAnsi="Times New Roman"/>
-                <w:b w:val="0"/>
-                <w:sz w:val="26"/>
-              </w:rPr>
-              <w:t>- Biểu diễn cách sắp xếp, phân loại bằng sơ đồ hình cây.  - Nhận biết tệp, thư mục và ổ đĩa trong máy tính; mô tả vai trò cấu trúc cây thư mục.</w:t>
+                <w:rFonts w:ascii="Times New Roman" w:hAnsi="Times New Roman" w:cs="Times New Roman"/>
+              </w:rPr>
+            </w:r>
+            <w:r>
+              <w:rPr>
+                <w:rFonts w:ascii="Times New Roman" w:hAnsi="Times New Roman"/>
+                <w:b w:val="0"/>
+                <w:sz w:val="26"/>
+                <w:rFonts w:ascii="Times New Roman" w:hAnsi="Times New Roman" w:cs="Times New Roman"/>
+              </w:rPr>
+              <w:t>- Giải thích được nếu sắp xếp đồ vật/dữ liệu hợp lý sẽ tìm nhanh hơn.  - Sắp xếp đồ vật hay dữ liệu hợp lý theo yêu cầu cụ thể.</w:t>
             </w:r>
           </w:p>
         </w:tc>
@@ -2496,15 +2612,17 @@
               <w:rPr>
                 <w:rFonts w:ascii="Times New Roman" w:hAnsi="Times New Roman"/>
                 <w:sz w:val="26"/>
-              </w:rPr>
-            </w:r>
-            <w:r>
-              <w:rPr>
-                <w:rFonts w:ascii="Times New Roman" w:hAnsi="Times New Roman"/>
-                <w:b/>
-                <w:sz w:val="26"/>
-              </w:rPr>
-              <w:t>11</w:t>
+                <w:rFonts w:ascii="Times New Roman" w:hAnsi="Times New Roman" w:cs="Times New Roman"/>
+              </w:rPr>
+            </w:r>
+            <w:r>
+              <w:rPr>
+                <w:rFonts w:ascii="Times New Roman" w:hAnsi="Times New Roman"/>
+                <w:b w:val="0"/>
+                <w:sz w:val="26"/>
+                <w:rFonts w:ascii="Times New Roman" w:hAnsi="Times New Roman" w:cs="Times New Roman"/>
+              </w:rPr>
+              <w:t>10</w:t>
             </w:r>
           </w:p>
         </w:tc>
@@ -2520,15 +2638,17 @@
               <w:rPr>
                 <w:rFonts w:ascii="Times New Roman" w:hAnsi="Times New Roman"/>
                 <w:sz w:val="26"/>
-              </w:rPr>
-            </w:r>
-            <w:r>
-              <w:rPr>
-                <w:rFonts w:ascii="Times New Roman" w:hAnsi="Times New Roman"/>
-                <w:b/>
-                <w:sz w:val="26"/>
-              </w:rPr>
-              <w:t>Ôn tập Đánh giá định kỳ 2</w:t>
+                <w:rFonts w:ascii="Times New Roman" w:hAnsi="Times New Roman" w:cs="Times New Roman"/>
+              </w:rPr>
+            </w:r>
+            <w:r>
+              <w:rPr>
+                <w:rFonts w:ascii="Times New Roman" w:hAnsi="Times New Roman"/>
+                <w:b w:val="0"/>
+                <w:sz w:val="26"/>
+                <w:rFonts w:ascii="Times New Roman" w:hAnsi="Times New Roman" w:cs="Times New Roman"/>
+              </w:rPr>
+              <w:t>Bài 8: Sơ đồ hình cây. Tổ chức thông tin trong máy tính</w:t>
             </w:r>
           </w:p>
         </w:tc>
@@ -2545,15 +2665,17 @@
               <w:rPr>
                 <w:rFonts w:ascii="Times New Roman" w:hAnsi="Times New Roman"/>
                 <w:sz w:val="26"/>
-              </w:rPr>
-            </w:r>
-            <w:r>
-              <w:rPr>
-                <w:rFonts w:ascii="Times New Roman" w:hAnsi="Times New Roman"/>
-                <w:b/>
-                <w:sz w:val="26"/>
-              </w:rPr>
-              <w:t>18</w:t>
+                <w:rFonts w:ascii="Times New Roman" w:hAnsi="Times New Roman" w:cs="Times New Roman"/>
+              </w:rPr>
+            </w:r>
+            <w:r>
+              <w:rPr>
+                <w:rFonts w:ascii="Times New Roman" w:hAnsi="Times New Roman"/>
+                <w:b w:val="0"/>
+                <w:sz w:val="26"/>
+                <w:rFonts w:ascii="Times New Roman" w:hAnsi="Times New Roman" w:cs="Times New Roman"/>
+              </w:rPr>
+              <w:t>17</w:t>
             </w:r>
           </w:p>
         </w:tc>
@@ -2569,15 +2691,17 @@
               <w:rPr>
                 <w:rFonts w:ascii="Times New Roman" w:hAnsi="Times New Roman"/>
                 <w:sz w:val="26"/>
-              </w:rPr>
-            </w:r>
-            <w:r>
-              <w:rPr>
-                <w:rFonts w:ascii="Times New Roman" w:hAnsi="Times New Roman"/>
-                <w:b w:val="0"/>
-                <w:sz w:val="26"/>
-              </w:rPr>
-              <w:t>Hệ thống hóa kiến thức chuẩn bị Đánh giá định kỳ 2.</w:t>
+                <w:rFonts w:ascii="Times New Roman" w:hAnsi="Times New Roman" w:cs="Times New Roman"/>
+              </w:rPr>
+            </w:r>
+            <w:r>
+              <w:rPr>
+                <w:rFonts w:ascii="Times New Roman" w:hAnsi="Times New Roman"/>
+                <w:b w:val="0"/>
+                <w:sz w:val="26"/>
+                <w:rFonts w:ascii="Times New Roman" w:hAnsi="Times New Roman" w:cs="Times New Roman"/>
+              </w:rPr>
+              <w:t>- Biểu diễn cách sắp xếp, phân loại bằng sơ đồ hình cây.  - Nhận biết tệp, thư mục và ổ đĩa trong máy tính; mô tả vai trò cấu trúc cây thư mục.</w:t>
             </w:r>
           </w:p>
         </w:tc>
@@ -2596,6 +2720,7 @@
               <w:rPr>
                 <w:rFonts w:ascii="Times New Roman" w:hAnsi="Times New Roman"/>
                 <w:sz w:val="26"/>
+                <w:rFonts w:ascii="Times New Roman" w:hAnsi="Times New Roman" w:cs="Times New Roman"/>
               </w:rPr>
             </w:r>
             <w:r>
@@ -2603,8 +2728,9 @@
                 <w:rFonts w:ascii="Times New Roman" w:hAnsi="Times New Roman"/>
                 <w:b/>
                 <w:sz w:val="26"/>
-              </w:rPr>
-              <w:t>12</w:t>
+                <w:rFonts w:ascii="Times New Roman" w:hAnsi="Times New Roman" w:cs="Times New Roman"/>
+              </w:rPr>
+              <w:t>11</w:t>
             </w:r>
           </w:p>
         </w:tc>
@@ -2620,6 +2746,7 @@
               <w:rPr>
                 <w:rFonts w:ascii="Times New Roman" w:hAnsi="Times New Roman"/>
                 <w:sz w:val="26"/>
+                <w:rFonts w:ascii="Times New Roman" w:hAnsi="Times New Roman" w:cs="Times New Roman"/>
               </w:rPr>
             </w:r>
             <w:r>
@@ -2627,8 +2754,9 @@
                 <w:rFonts w:ascii="Times New Roman" w:hAnsi="Times New Roman"/>
                 <w:b/>
                 <w:sz w:val="26"/>
-              </w:rPr>
-              <w:t>Đánh giá định kỳ 2</w:t>
+                <w:rFonts w:ascii="Times New Roman" w:hAnsi="Times New Roman" w:cs="Times New Roman"/>
+              </w:rPr>
+              <w:t>Ôn tập Đánh giá định kỳ 2</w:t>
             </w:r>
           </w:p>
         </w:tc>
@@ -2645,6 +2773,7 @@
               <w:rPr>
                 <w:rFonts w:ascii="Times New Roman" w:hAnsi="Times New Roman"/>
                 <w:sz w:val="26"/>
+                <w:rFonts w:ascii="Times New Roman" w:hAnsi="Times New Roman" w:cs="Times New Roman"/>
               </w:rPr>
             </w:r>
             <w:r>
@@ -2652,8 +2781,9 @@
                 <w:rFonts w:ascii="Times New Roman" w:hAnsi="Times New Roman"/>
                 <w:b/>
                 <w:sz w:val="26"/>
-              </w:rPr>
-              <w:t>19</w:t>
+                <w:rFonts w:ascii="Times New Roman" w:hAnsi="Times New Roman" w:cs="Times New Roman"/>
+              </w:rPr>
+              <w:t>18</w:t>
             </w:r>
           </w:p>
         </w:tc>
@@ -2669,15 +2799,17 @@
               <w:rPr>
                 <w:rFonts w:ascii="Times New Roman" w:hAnsi="Times New Roman"/>
                 <w:sz w:val="26"/>
-              </w:rPr>
-            </w:r>
-            <w:r>
-              <w:rPr>
-                <w:rFonts w:ascii="Times New Roman" w:hAnsi="Times New Roman"/>
-                <w:b w:val="0"/>
-                <w:sz w:val="26"/>
-              </w:rPr>
-              <w:t>Kiểm tra đánh giá kết quả học tập.</w:t>
+                <w:rFonts w:ascii="Times New Roman" w:hAnsi="Times New Roman" w:cs="Times New Roman"/>
+              </w:rPr>
+            </w:r>
+            <w:r>
+              <w:rPr>
+                <w:rFonts w:ascii="Times New Roman" w:hAnsi="Times New Roman"/>
+                <w:b w:val="0"/>
+                <w:sz w:val="26"/>
+                <w:rFonts w:ascii="Times New Roman" w:hAnsi="Times New Roman" w:cs="Times New Roman"/>
+              </w:rPr>
+              <w:t>Hệ thống hóa kiến thức chuẩn bị Đánh giá định kỳ 2.</w:t>
             </w:r>
           </w:p>
         </w:tc>
@@ -2696,15 +2828,17 @@
               <w:rPr>
                 <w:rFonts w:ascii="Times New Roman" w:hAnsi="Times New Roman"/>
                 <w:sz w:val="26"/>
-              </w:rPr>
-            </w:r>
-            <w:r>
-              <w:rPr>
-                <w:rFonts w:ascii="Times New Roman" w:hAnsi="Times New Roman"/>
-                <w:b w:val="0"/>
-                <w:sz w:val="26"/>
-              </w:rPr>
-              <w:t>13</w:t>
+                <w:rFonts w:ascii="Times New Roman" w:hAnsi="Times New Roman" w:cs="Times New Roman"/>
+              </w:rPr>
+            </w:r>
+            <w:r>
+              <w:rPr>
+                <w:rFonts w:ascii="Times New Roman" w:hAnsi="Times New Roman"/>
+                <w:b/>
+                <w:sz w:val="26"/>
+                <w:rFonts w:ascii="Times New Roman" w:hAnsi="Times New Roman" w:cs="Times New Roman"/>
+              </w:rPr>
+              <w:t>12</w:t>
             </w:r>
           </w:p>
         </w:tc>
@@ -2720,15 +2854,17 @@
               <w:rPr>
                 <w:rFonts w:ascii="Times New Roman" w:hAnsi="Times New Roman"/>
                 <w:sz w:val="26"/>
-              </w:rPr>
-            </w:r>
-            <w:r>
-              <w:rPr>
-                <w:rFonts w:ascii="Times New Roman" w:hAnsi="Times New Roman"/>
-                <w:b w:val="0"/>
-                <w:sz w:val="26"/>
-              </w:rPr>
-              <w:t>Bài 11: Thực hành với tệp và thư mục trong máy tính</w:t>
+                <w:rFonts w:ascii="Times New Roman" w:hAnsi="Times New Roman" w:cs="Times New Roman"/>
+              </w:rPr>
+            </w:r>
+            <w:r>
+              <w:rPr>
+                <w:rFonts w:ascii="Times New Roman" w:hAnsi="Times New Roman"/>
+                <w:b/>
+                <w:sz w:val="26"/>
+                <w:rFonts w:ascii="Times New Roman" w:hAnsi="Times New Roman" w:cs="Times New Roman"/>
+              </w:rPr>
+              <w:t>Đánh giá định kỳ 2</w:t>
             </w:r>
           </w:p>
         </w:tc>
@@ -2745,15 +2881,17 @@
               <w:rPr>
                 <w:rFonts w:ascii="Times New Roman" w:hAnsi="Times New Roman"/>
                 <w:sz w:val="26"/>
-              </w:rPr>
-            </w:r>
-            <w:r>
-              <w:rPr>
-                <w:rFonts w:ascii="Times New Roman" w:hAnsi="Times New Roman"/>
-                <w:b w:val="0"/>
-                <w:sz w:val="26"/>
-              </w:rPr>
-              <w:t>20, 21</w:t>
+                <w:rFonts w:ascii="Times New Roman" w:hAnsi="Times New Roman" w:cs="Times New Roman"/>
+              </w:rPr>
+            </w:r>
+            <w:r>
+              <w:rPr>
+                <w:rFonts w:ascii="Times New Roman" w:hAnsi="Times New Roman"/>
+                <w:b/>
+                <w:sz w:val="26"/>
+                <w:rFonts w:ascii="Times New Roman" w:hAnsi="Times New Roman" w:cs="Times New Roman"/>
+              </w:rPr>
+              <w:t>19</w:t>
             </w:r>
           </w:p>
         </w:tc>
@@ -2769,15 +2907,17 @@
               <w:rPr>
                 <w:rFonts w:ascii="Times New Roman" w:hAnsi="Times New Roman"/>
                 <w:sz w:val="26"/>
-              </w:rPr>
-            </w:r>
-            <w:r>
-              <w:rPr>
-                <w:rFonts w:ascii="Times New Roman" w:hAnsi="Times New Roman"/>
-                <w:b w:val="0"/>
-                <w:sz w:val="26"/>
-              </w:rPr>
-              <w:t>- Tìm hiểu cấu trúc cây của thư mục.  - Thực hiện được việc tạo, xóa, đổi tên thư mục và tìm tệp theo yêu cầu. (Có bài học STEM).</w:t>
+                <w:rFonts w:ascii="Times New Roman" w:hAnsi="Times New Roman" w:cs="Times New Roman"/>
+              </w:rPr>
+            </w:r>
+            <w:r>
+              <w:rPr>
+                <w:rFonts w:ascii="Times New Roman" w:hAnsi="Times New Roman"/>
+                <w:b w:val="0"/>
+                <w:sz w:val="26"/>
+                <w:rFonts w:ascii="Times New Roman" w:hAnsi="Times New Roman" w:cs="Times New Roman"/>
+              </w:rPr>
+              <w:t>Kiểm tra đánh giá kết quả học tập.</w:t>
             </w:r>
           </w:p>
         </w:tc>
@@ -2796,15 +2936,17 @@
               <w:rPr>
                 <w:rFonts w:ascii="Times New Roman" w:hAnsi="Times New Roman"/>
                 <w:sz w:val="26"/>
-              </w:rPr>
-            </w:r>
-            <w:r>
-              <w:rPr>
-                <w:rFonts w:ascii="Times New Roman" w:hAnsi="Times New Roman"/>
-                <w:b w:val="0"/>
-                <w:sz w:val="26"/>
-              </w:rPr>
-              <w:t>14</w:t>
+                <w:rFonts w:ascii="Times New Roman" w:hAnsi="Times New Roman" w:cs="Times New Roman"/>
+              </w:rPr>
+            </w:r>
+            <w:r>
+              <w:rPr>
+                <w:rFonts w:ascii="Times New Roman" w:hAnsi="Times New Roman"/>
+                <w:b w:val="0"/>
+                <w:sz w:val="26"/>
+                <w:rFonts w:ascii="Times New Roman" w:hAnsi="Times New Roman" w:cs="Times New Roman"/>
+              </w:rPr>
+              <w:t>13</w:t>
             </w:r>
           </w:p>
         </w:tc>
@@ -2820,15 +2962,17 @@
               <w:rPr>
                 <w:rFonts w:ascii="Times New Roman" w:hAnsi="Times New Roman"/>
                 <w:sz w:val="26"/>
-              </w:rPr>
-            </w:r>
-            <w:r>
-              <w:rPr>
-                <w:rFonts w:ascii="Times New Roman" w:hAnsi="Times New Roman"/>
-                <w:b w:val="0"/>
-                <w:sz w:val="26"/>
-              </w:rPr>
-              <w:t>Bài 12: Bảo vệ thông tin khi dùng máy tính</w:t>
+                <w:rFonts w:ascii="Times New Roman" w:hAnsi="Times New Roman" w:cs="Times New Roman"/>
+              </w:rPr>
+            </w:r>
+            <w:r>
+              <w:rPr>
+                <w:rFonts w:ascii="Times New Roman" w:hAnsi="Times New Roman"/>
+                <w:b w:val="0"/>
+                <w:sz w:val="26"/>
+                <w:rFonts w:ascii="Times New Roman" w:hAnsi="Times New Roman" w:cs="Times New Roman"/>
+              </w:rPr>
+              <w:t>Bài 11: Thực hành với tệp và thư mục trong máy tính</w:t>
             </w:r>
           </w:p>
         </w:tc>
@@ -2845,15 +2989,17 @@
               <w:rPr>
                 <w:rFonts w:ascii="Times New Roman" w:hAnsi="Times New Roman"/>
                 <w:sz w:val="26"/>
-              </w:rPr>
-            </w:r>
-            <w:r>
-              <w:rPr>
-                <w:rFonts w:ascii="Times New Roman" w:hAnsi="Times New Roman"/>
-                <w:b w:val="0"/>
-                <w:sz w:val="26"/>
-              </w:rPr>
-              <w:t>22, 23</w:t>
+                <w:rFonts w:ascii="Times New Roman" w:hAnsi="Times New Roman" w:cs="Times New Roman"/>
+              </w:rPr>
+            </w:r>
+            <w:r>
+              <w:rPr>
+                <w:rFonts w:ascii="Times New Roman" w:hAnsi="Times New Roman"/>
+                <w:b w:val="0"/>
+                <w:sz w:val="26"/>
+                <w:rFonts w:ascii="Times New Roman" w:hAnsi="Times New Roman" w:cs="Times New Roman"/>
+              </w:rPr>
+              <w:t>20, 21</w:t>
             </w:r>
           </w:p>
         </w:tc>
@@ -2869,15 +3015,17 @@
               <w:rPr>
                 <w:rFonts w:ascii="Times New Roman" w:hAnsi="Times New Roman"/>
                 <w:sz w:val="26"/>
-              </w:rPr>
-            </w:r>
-            <w:r>
-              <w:rPr>
-                <w:rFonts w:ascii="Times New Roman" w:hAnsi="Times New Roman"/>
-                <w:b w:val="0"/>
-                <w:sz w:val="26"/>
-              </w:rPr>
-              <w:t>- Biết thông tin cá nhân/gia đình được lưu trữ và trao đổi qua máy tính.  - Có ý thức bảo vệ thông tin cá nhân/gia đình khi giao tiếp qua máy tính.</w:t>
+                <w:rFonts w:ascii="Times New Roman" w:hAnsi="Times New Roman" w:cs="Times New Roman"/>
+              </w:rPr>
+            </w:r>
+            <w:r>
+              <w:rPr>
+                <w:rFonts w:ascii="Times New Roman" w:hAnsi="Times New Roman"/>
+                <w:b w:val="0"/>
+                <w:sz w:val="26"/>
+                <w:rFonts w:ascii="Times New Roman" w:hAnsi="Times New Roman" w:cs="Times New Roman"/>
+              </w:rPr>
+              <w:t>- Tìm hiểu cấu trúc cây của thư mục.  - Thực hiện được việc tạo, xóa, đổi tên thư mục và tìm tệp theo yêu cầu. (Có bài học STEM).</w:t>
             </w:r>
           </w:p>
         </w:tc>
@@ -2896,15 +3044,17 @@
               <w:rPr>
                 <w:rFonts w:ascii="Times New Roman" w:hAnsi="Times New Roman"/>
                 <w:sz w:val="26"/>
-              </w:rPr>
-            </w:r>
-            <w:r>
-              <w:rPr>
-                <w:rFonts w:ascii="Times New Roman" w:hAnsi="Times New Roman"/>
-                <w:b w:val="0"/>
-                <w:sz w:val="26"/>
-              </w:rPr>
-              <w:t>15</w:t>
+                <w:rFonts w:ascii="Times New Roman" w:hAnsi="Times New Roman" w:cs="Times New Roman"/>
+              </w:rPr>
+            </w:r>
+            <w:r>
+              <w:rPr>
+                <w:rFonts w:ascii="Times New Roman" w:hAnsi="Times New Roman"/>
+                <w:b w:val="0"/>
+                <w:sz w:val="26"/>
+                <w:rFonts w:ascii="Times New Roman" w:hAnsi="Times New Roman" w:cs="Times New Roman"/>
+              </w:rPr>
+              <w:t>14</w:t>
             </w:r>
           </w:p>
         </w:tc>
@@ -2920,15 +3070,17 @@
               <w:rPr>
                 <w:rFonts w:ascii="Times New Roman" w:hAnsi="Times New Roman"/>
                 <w:sz w:val="26"/>
-              </w:rPr>
-            </w:r>
-            <w:r>
-              <w:rPr>
-                <w:rFonts w:ascii="Times New Roman" w:hAnsi="Times New Roman"/>
-                <w:b w:val="0"/>
-                <w:sz w:val="26"/>
-              </w:rPr>
-              <w:t>Bài 13: Bài trình chiếu của em</w:t>
+                <w:rFonts w:ascii="Times New Roman" w:hAnsi="Times New Roman" w:cs="Times New Roman"/>
+              </w:rPr>
+            </w:r>
+            <w:r>
+              <w:rPr>
+                <w:rFonts w:ascii="Times New Roman" w:hAnsi="Times New Roman"/>
+                <w:b w:val="0"/>
+                <w:sz w:val="26"/>
+                <w:rFonts w:ascii="Times New Roman" w:hAnsi="Times New Roman" w:cs="Times New Roman"/>
+              </w:rPr>
+              <w:t>Bài 12: Bảo vệ thông tin khi dùng máy tính</w:t>
             </w:r>
           </w:p>
         </w:tc>
@@ -2945,15 +3097,17 @@
               <w:rPr>
                 <w:rFonts w:ascii="Times New Roman" w:hAnsi="Times New Roman"/>
                 <w:sz w:val="26"/>
-              </w:rPr>
-            </w:r>
-            <w:r>
-              <w:rPr>
-                <w:rFonts w:ascii="Times New Roman" w:hAnsi="Times New Roman"/>
-                <w:b w:val="0"/>
-                <w:sz w:val="26"/>
-              </w:rPr>
-              <w:t>24</w:t>
+                <w:rFonts w:ascii="Times New Roman" w:hAnsi="Times New Roman" w:cs="Times New Roman"/>
+              </w:rPr>
+            </w:r>
+            <w:r>
+              <w:rPr>
+                <w:rFonts w:ascii="Times New Roman" w:hAnsi="Times New Roman"/>
+                <w:b w:val="0"/>
+                <w:sz w:val="26"/>
+                <w:rFonts w:ascii="Times New Roman" w:hAnsi="Times New Roman" w:cs="Times New Roman"/>
+              </w:rPr>
+              <w:t>22, 23</w:t>
             </w:r>
           </w:p>
         </w:tc>
@@ -2969,15 +3123,17 @@
               <w:rPr>
                 <w:rFonts w:ascii="Times New Roman" w:hAnsi="Times New Roman"/>
                 <w:sz w:val="26"/>
-              </w:rPr>
-            </w:r>
-            <w:r>
-              <w:rPr>
-                <w:rFonts w:ascii="Times New Roman" w:hAnsi="Times New Roman"/>
-                <w:b w:val="0"/>
-                <w:sz w:val="26"/>
-              </w:rPr>
-              <w:t>- Nhận biết biểu tượng và khởi động/thoát phần mềm trình chiếu.  - Tạo tệp trình chiếu, thêm trang, gõ chữ không dấu, chèn hình ảnh, lưu tệp.</w:t>
+                <w:rFonts w:ascii="Times New Roman" w:hAnsi="Times New Roman" w:cs="Times New Roman"/>
+              </w:rPr>
+            </w:r>
+            <w:r>
+              <w:rPr>
+                <w:rFonts w:ascii="Times New Roman" w:hAnsi="Times New Roman"/>
+                <w:b w:val="0"/>
+                <w:sz w:val="26"/>
+                <w:rFonts w:ascii="Times New Roman" w:hAnsi="Times New Roman" w:cs="Times New Roman"/>
+              </w:rPr>
+              <w:t>- Biết thông tin cá nhân/gia đình được lưu trữ và trao đổi qua máy tính.  - Có ý thức bảo vệ thông tin cá nhân/gia đình khi giao tiếp qua máy tính.</w:t>
             </w:r>
           </w:p>
         </w:tc>
@@ -2996,15 +3152,17 @@
               <w:rPr>
                 <w:rFonts w:ascii="Times New Roman" w:hAnsi="Times New Roman"/>
                 <w:sz w:val="26"/>
-              </w:rPr>
-            </w:r>
-            <w:r>
-              <w:rPr>
-                <w:rFonts w:ascii="Times New Roman" w:hAnsi="Times New Roman"/>
-                <w:b w:val="0"/>
-                <w:sz w:val="26"/>
-              </w:rPr>
-              <w:t>16</w:t>
+                <w:rFonts w:ascii="Times New Roman" w:hAnsi="Times New Roman" w:cs="Times New Roman"/>
+              </w:rPr>
+            </w:r>
+            <w:r>
+              <w:rPr>
+                <w:rFonts w:ascii="Times New Roman" w:hAnsi="Times New Roman"/>
+                <w:b w:val="0"/>
+                <w:sz w:val="26"/>
+                <w:rFonts w:ascii="Times New Roman" w:hAnsi="Times New Roman" w:cs="Times New Roman"/>
+              </w:rPr>
+              <w:t>15</w:t>
             </w:r>
           </w:p>
         </w:tc>
@@ -3020,15 +3178,17 @@
               <w:rPr>
                 <w:rFonts w:ascii="Times New Roman" w:hAnsi="Times New Roman"/>
                 <w:sz w:val="26"/>
-              </w:rPr>
-            </w:r>
-            <w:r>
-              <w:rPr>
-                <w:rFonts w:ascii="Times New Roman" w:hAnsi="Times New Roman"/>
-                <w:b w:val="0"/>
-                <w:sz w:val="26"/>
-              </w:rPr>
-              <w:t>Bài 14: Tìm hiểu về thế giới tự nhiên</w:t>
+                <w:rFonts w:ascii="Times New Roman" w:hAnsi="Times New Roman" w:cs="Times New Roman"/>
+              </w:rPr>
+            </w:r>
+            <w:r>
+              <w:rPr>
+                <w:rFonts w:ascii="Times New Roman" w:hAnsi="Times New Roman"/>
+                <w:b w:val="0"/>
+                <w:sz w:val="26"/>
+                <w:rFonts w:ascii="Times New Roman" w:hAnsi="Times New Roman" w:cs="Times New Roman"/>
+              </w:rPr>
+              <w:t>Bài 13: Bài trình chiếu của em</w:t>
             </w:r>
           </w:p>
         </w:tc>
@@ -3045,15 +3205,17 @@
               <w:rPr>
                 <w:rFonts w:ascii="Times New Roman" w:hAnsi="Times New Roman"/>
                 <w:sz w:val="26"/>
-              </w:rPr>
-            </w:r>
-            <w:r>
-              <w:rPr>
-                <w:rFonts w:ascii="Times New Roman" w:hAnsi="Times New Roman"/>
-                <w:b w:val="0"/>
-                <w:sz w:val="26"/>
-              </w:rPr>
-              <w:t>25</w:t>
+                <w:rFonts w:ascii="Times New Roman" w:hAnsi="Times New Roman" w:cs="Times New Roman"/>
+              </w:rPr>
+            </w:r>
+            <w:r>
+              <w:rPr>
+                <w:rFonts w:ascii="Times New Roman" w:hAnsi="Times New Roman"/>
+                <w:b w:val="0"/>
+                <w:sz w:val="26"/>
+                <w:rFonts w:ascii="Times New Roman" w:hAnsi="Times New Roman" w:cs="Times New Roman"/>
+              </w:rPr>
+              <w:t>24</w:t>
             </w:r>
           </w:p>
         </w:tc>
@@ -3069,15 +3231,17 @@
               <w:rPr>
                 <w:rFonts w:ascii="Times New Roman" w:hAnsi="Times New Roman"/>
                 <w:sz w:val="26"/>
-              </w:rPr>
-            </w:r>
-            <w:r>
-              <w:rPr>
-                <w:rFonts w:ascii="Times New Roman" w:hAnsi="Times New Roman"/>
-                <w:b w:val="0"/>
-                <w:sz w:val="26"/>
-              </w:rPr>
-              <w:t>- Sử dụng máy tính/phần mềm để quan sát thế giới tự nhiên sinh động, trực quan.  - Kể lại được những hiểu biết mới sau khi quan sát.</w:t>
+                <w:rFonts w:ascii="Times New Roman" w:hAnsi="Times New Roman" w:cs="Times New Roman"/>
+              </w:rPr>
+            </w:r>
+            <w:r>
+              <w:rPr>
+                <w:rFonts w:ascii="Times New Roman" w:hAnsi="Times New Roman"/>
+                <w:b w:val="0"/>
+                <w:sz w:val="26"/>
+                <w:rFonts w:ascii="Times New Roman" w:hAnsi="Times New Roman" w:cs="Times New Roman"/>
+              </w:rPr>
+              <w:t>- Nhận biết biểu tượng và khởi động/thoát phần mềm trình chiếu.  - Tạo tệp trình chiếu, thêm trang, gõ chữ không dấu, chèn hình ảnh, lưu tệp.</w:t>
             </w:r>
           </w:p>
         </w:tc>
@@ -3096,15 +3260,17 @@
               <w:rPr>
                 <w:rFonts w:ascii="Times New Roman" w:hAnsi="Times New Roman"/>
                 <w:sz w:val="26"/>
-              </w:rPr>
-            </w:r>
-            <w:r>
-              <w:rPr>
-                <w:rFonts w:ascii="Times New Roman" w:hAnsi="Times New Roman"/>
-                <w:b w:val="0"/>
-                <w:sz w:val="26"/>
-              </w:rPr>
-              <w:t>17</w:t>
+                <w:rFonts w:ascii="Times New Roman" w:hAnsi="Times New Roman" w:cs="Times New Roman"/>
+              </w:rPr>
+            </w:r>
+            <w:r>
+              <w:rPr>
+                <w:rFonts w:ascii="Times New Roman" w:hAnsi="Times New Roman"/>
+                <w:b w:val="0"/>
+                <w:sz w:val="26"/>
+                <w:rFonts w:ascii="Times New Roman" w:hAnsi="Times New Roman" w:cs="Times New Roman"/>
+              </w:rPr>
+              <w:t>16</w:t>
             </w:r>
           </w:p>
         </w:tc>
@@ -3120,15 +3286,17 @@
               <w:rPr>
                 <w:rFonts w:ascii="Times New Roman" w:hAnsi="Times New Roman"/>
                 <w:sz w:val="26"/>
-              </w:rPr>
-            </w:r>
-            <w:r>
-              <w:rPr>
-                <w:rFonts w:ascii="Times New Roman" w:hAnsi="Times New Roman"/>
-                <w:b w:val="0"/>
-                <w:sz w:val="26"/>
-              </w:rPr>
-              <w:t>Bài 15: Luyện tập sử dụng chuột</w:t>
+                <w:rFonts w:ascii="Times New Roman" w:hAnsi="Times New Roman" w:cs="Times New Roman"/>
+              </w:rPr>
+            </w:r>
+            <w:r>
+              <w:rPr>
+                <w:rFonts w:ascii="Times New Roman" w:hAnsi="Times New Roman"/>
+                <w:b w:val="0"/>
+                <w:sz w:val="26"/>
+                <w:rFonts w:ascii="Times New Roman" w:hAnsi="Times New Roman" w:cs="Times New Roman"/>
+              </w:rPr>
+              <w:t>Bài 14: Tìm hiểu về thế giới tự nhiên</w:t>
             </w:r>
           </w:p>
         </w:tc>
@@ -3145,15 +3313,17 @@
               <w:rPr>
                 <w:rFonts w:ascii="Times New Roman" w:hAnsi="Times New Roman"/>
                 <w:sz w:val="26"/>
-              </w:rPr>
-            </w:r>
-            <w:r>
-              <w:rPr>
-                <w:rFonts w:ascii="Times New Roman" w:hAnsi="Times New Roman"/>
-                <w:b w:val="0"/>
-                <w:sz w:val="26"/>
-              </w:rPr>
-              <w:t>26</w:t>
+                <w:rFonts w:ascii="Times New Roman" w:hAnsi="Times New Roman" w:cs="Times New Roman"/>
+              </w:rPr>
+            </w:r>
+            <w:r>
+              <w:rPr>
+                <w:rFonts w:ascii="Times New Roman" w:hAnsi="Times New Roman"/>
+                <w:b w:val="0"/>
+                <w:sz w:val="26"/>
+                <w:rFonts w:ascii="Times New Roman" w:hAnsi="Times New Roman" w:cs="Times New Roman"/>
+              </w:rPr>
+              <w:t>25</w:t>
             </w:r>
           </w:p>
         </w:tc>
@@ -3169,15 +3339,17 @@
               <w:rPr>
                 <w:rFonts w:ascii="Times New Roman" w:hAnsi="Times New Roman"/>
                 <w:sz w:val="26"/>
-              </w:rPr>
-            </w:r>
-            <w:r>
-              <w:rPr>
-                <w:rFonts w:ascii="Times New Roman" w:hAnsi="Times New Roman"/>
-                <w:b w:val="0"/>
-                <w:sz w:val="26"/>
-              </w:rPr>
-              <w:t>- Cầm chuột đúng cách, thực hành thuần thục các thao tác chuột (di chuyển, nháy, nháy đúp, nháy chuột phải, kéo thả, cuộn).</w:t>
+                <w:rFonts w:ascii="Times New Roman" w:hAnsi="Times New Roman" w:cs="Times New Roman"/>
+              </w:rPr>
+            </w:r>
+            <w:r>
+              <w:rPr>
+                <w:rFonts w:ascii="Times New Roman" w:hAnsi="Times New Roman"/>
+                <w:b w:val="0"/>
+                <w:sz w:val="26"/>
+                <w:rFonts w:ascii="Times New Roman" w:hAnsi="Times New Roman" w:cs="Times New Roman"/>
+              </w:rPr>
+              <w:t>- Sử dụng máy tính/phần mềm để quan sát thế giới tự nhiên sinh động, trực quan.  - Kể lại được những hiểu biết mới sau khi quan sát.</w:t>
             </w:r>
           </w:p>
         </w:tc>
@@ -3196,15 +3368,17 @@
               <w:rPr>
                 <w:rFonts w:ascii="Times New Roman" w:hAnsi="Times New Roman"/>
                 <w:sz w:val="26"/>
-              </w:rPr>
-            </w:r>
-            <w:r>
-              <w:rPr>
-                <w:rFonts w:ascii="Times New Roman" w:hAnsi="Times New Roman"/>
-                <w:b/>
-                <w:sz w:val="26"/>
-              </w:rPr>
-              <w:t>18</w:t>
+                <w:rFonts w:ascii="Times New Roman" w:hAnsi="Times New Roman" w:cs="Times New Roman"/>
+              </w:rPr>
+            </w:r>
+            <w:r>
+              <w:rPr>
+                <w:rFonts w:ascii="Times New Roman" w:hAnsi="Times New Roman"/>
+                <w:b w:val="0"/>
+                <w:sz w:val="26"/>
+                <w:rFonts w:ascii="Times New Roman" w:hAnsi="Times New Roman" w:cs="Times New Roman"/>
+              </w:rPr>
+              <w:t>17</w:t>
             </w:r>
           </w:p>
         </w:tc>
@@ -3220,15 +3394,17 @@
               <w:rPr>
                 <w:rFonts w:ascii="Times New Roman" w:hAnsi="Times New Roman"/>
                 <w:sz w:val="26"/>
-              </w:rPr>
-            </w:r>
-            <w:r>
-              <w:rPr>
-                <w:rFonts w:ascii="Times New Roman" w:hAnsi="Times New Roman"/>
-                <w:b/>
-                <w:sz w:val="26"/>
-              </w:rPr>
-              <w:t>Ôn tập Đánh giá định kỳ 3</w:t>
+                <w:rFonts w:ascii="Times New Roman" w:hAnsi="Times New Roman" w:cs="Times New Roman"/>
+              </w:rPr>
+            </w:r>
+            <w:r>
+              <w:rPr>
+                <w:rFonts w:ascii="Times New Roman" w:hAnsi="Times New Roman"/>
+                <w:b w:val="0"/>
+                <w:sz w:val="26"/>
+                <w:rFonts w:ascii="Times New Roman" w:hAnsi="Times New Roman" w:cs="Times New Roman"/>
+              </w:rPr>
+              <w:t>Bài 15: Luyện tập sử dụng chuột</w:t>
             </w:r>
           </w:p>
         </w:tc>
@@ -3245,15 +3421,17 @@
               <w:rPr>
                 <w:rFonts w:ascii="Times New Roman" w:hAnsi="Times New Roman"/>
                 <w:sz w:val="26"/>
-              </w:rPr>
-            </w:r>
-            <w:r>
-              <w:rPr>
-                <w:rFonts w:ascii="Times New Roman" w:hAnsi="Times New Roman"/>
-                <w:b/>
-                <w:sz w:val="26"/>
-              </w:rPr>
-              <w:t>27</w:t>
+                <w:rFonts w:ascii="Times New Roman" w:hAnsi="Times New Roman" w:cs="Times New Roman"/>
+              </w:rPr>
+            </w:r>
+            <w:r>
+              <w:rPr>
+                <w:rFonts w:ascii="Times New Roman" w:hAnsi="Times New Roman"/>
+                <w:b w:val="0"/>
+                <w:sz w:val="26"/>
+                <w:rFonts w:ascii="Times New Roman" w:hAnsi="Times New Roman" w:cs="Times New Roman"/>
+              </w:rPr>
+              <w:t>26</w:t>
             </w:r>
           </w:p>
         </w:tc>
@@ -3269,15 +3447,17 @@
               <w:rPr>
                 <w:rFonts w:ascii="Times New Roman" w:hAnsi="Times New Roman"/>
                 <w:sz w:val="26"/>
-              </w:rPr>
-            </w:r>
-            <w:r>
-              <w:rPr>
-                <w:rFonts w:ascii="Times New Roman" w:hAnsi="Times New Roman"/>
-                <w:b w:val="0"/>
-                <w:sz w:val="26"/>
-              </w:rPr>
-              <w:t>Hệ thống hóa kiến thức chuẩn bị Đánh giá định kỳ 3.</w:t>
+                <w:rFonts w:ascii="Times New Roman" w:hAnsi="Times New Roman" w:cs="Times New Roman"/>
+              </w:rPr>
+            </w:r>
+            <w:r>
+              <w:rPr>
+                <w:rFonts w:ascii="Times New Roman" w:hAnsi="Times New Roman"/>
+                <w:b w:val="0"/>
+                <w:sz w:val="26"/>
+                <w:rFonts w:ascii="Times New Roman" w:hAnsi="Times New Roman" w:cs="Times New Roman"/>
+              </w:rPr>
+              <w:t>- Cầm chuột đúng cách, thực hành thuần thục các thao tác chuột (di chuyển, nháy, nháy đúp, nháy chuột phải, kéo thả, cuộn).</w:t>
             </w:r>
           </w:p>
         </w:tc>
@@ -3296,6 +3476,7 @@
               <w:rPr>
                 <w:rFonts w:ascii="Times New Roman" w:hAnsi="Times New Roman"/>
                 <w:sz w:val="26"/>
+                <w:rFonts w:ascii="Times New Roman" w:hAnsi="Times New Roman" w:cs="Times New Roman"/>
               </w:rPr>
             </w:r>
             <w:r>
@@ -3303,8 +3484,9 @@
                 <w:rFonts w:ascii="Times New Roman" w:hAnsi="Times New Roman"/>
                 <w:b/>
                 <w:sz w:val="26"/>
-              </w:rPr>
-              <w:t>19</w:t>
+                <w:rFonts w:ascii="Times New Roman" w:hAnsi="Times New Roman" w:cs="Times New Roman"/>
+              </w:rPr>
+              <w:t>18</w:t>
             </w:r>
           </w:p>
         </w:tc>
@@ -3320,6 +3502,7 @@
               <w:rPr>
                 <w:rFonts w:ascii="Times New Roman" w:hAnsi="Times New Roman"/>
                 <w:sz w:val="26"/>
+                <w:rFonts w:ascii="Times New Roman" w:hAnsi="Times New Roman" w:cs="Times New Roman"/>
               </w:rPr>
             </w:r>
             <w:r>
@@ -3327,8 +3510,9 @@
                 <w:rFonts w:ascii="Times New Roman" w:hAnsi="Times New Roman"/>
                 <w:b/>
                 <w:sz w:val="26"/>
-              </w:rPr>
-              <w:t>Đánh giá định kỳ 3</w:t>
+                <w:rFonts w:ascii="Times New Roman" w:hAnsi="Times New Roman" w:cs="Times New Roman"/>
+              </w:rPr>
+              <w:t>Ôn tập Đánh giá định kỳ 3</w:t>
             </w:r>
           </w:p>
         </w:tc>
@@ -3345,6 +3529,7 @@
               <w:rPr>
                 <w:rFonts w:ascii="Times New Roman" w:hAnsi="Times New Roman"/>
                 <w:sz w:val="26"/>
+                <w:rFonts w:ascii="Times New Roman" w:hAnsi="Times New Roman" w:cs="Times New Roman"/>
               </w:rPr>
             </w:r>
             <w:r>
@@ -3352,8 +3537,9 @@
                 <w:rFonts w:ascii="Times New Roman" w:hAnsi="Times New Roman"/>
                 <w:b/>
                 <w:sz w:val="26"/>
-              </w:rPr>
-              <w:t>28</w:t>
+                <w:rFonts w:ascii="Times New Roman" w:hAnsi="Times New Roman" w:cs="Times New Roman"/>
+              </w:rPr>
+              <w:t>27</w:t>
             </w:r>
           </w:p>
         </w:tc>
@@ -3369,15 +3555,17 @@
               <w:rPr>
                 <w:rFonts w:ascii="Times New Roman" w:hAnsi="Times New Roman"/>
                 <w:sz w:val="26"/>
-              </w:rPr>
-            </w:r>
-            <w:r>
-              <w:rPr>
-                <w:rFonts w:ascii="Times New Roman" w:hAnsi="Times New Roman"/>
-                <w:b w:val="0"/>
-                <w:sz w:val="26"/>
-              </w:rPr>
-              <w:t>Kiểm tra đánh giá kết quả học tập.</w:t>
+                <w:rFonts w:ascii="Times New Roman" w:hAnsi="Times New Roman" w:cs="Times New Roman"/>
+              </w:rPr>
+            </w:r>
+            <w:r>
+              <w:rPr>
+                <w:rFonts w:ascii="Times New Roman" w:hAnsi="Times New Roman"/>
+                <w:b w:val="0"/>
+                <w:sz w:val="26"/>
+                <w:rFonts w:ascii="Times New Roman" w:hAnsi="Times New Roman" w:cs="Times New Roman"/>
+              </w:rPr>
+              <w:t>Hệ thống hóa kiến thức chuẩn bị Đánh giá định kỳ 3.</w:t>
             </w:r>
           </w:p>
         </w:tc>
@@ -3396,15 +3584,17 @@
               <w:rPr>
                 <w:rFonts w:ascii="Times New Roman" w:hAnsi="Times New Roman"/>
                 <w:sz w:val="26"/>
-              </w:rPr>
-            </w:r>
-            <w:r>
-              <w:rPr>
-                <w:rFonts w:ascii="Times New Roman" w:hAnsi="Times New Roman"/>
-                <w:b w:val="0"/>
-                <w:sz w:val="26"/>
-              </w:rPr>
-              <w:t>20</w:t>
+                <w:rFonts w:ascii="Times New Roman" w:hAnsi="Times New Roman" w:cs="Times New Roman"/>
+              </w:rPr>
+            </w:r>
+            <w:r>
+              <w:rPr>
+                <w:rFonts w:ascii="Times New Roman" w:hAnsi="Times New Roman"/>
+                <w:b/>
+                <w:sz w:val="26"/>
+                <w:rFonts w:ascii="Times New Roman" w:hAnsi="Times New Roman" w:cs="Times New Roman"/>
+              </w:rPr>
+              <w:t>19</w:t>
             </w:r>
           </w:p>
         </w:tc>
@@ -3420,15 +3610,17 @@
               <w:rPr>
                 <w:rFonts w:ascii="Times New Roman" w:hAnsi="Times New Roman"/>
                 <w:sz w:val="26"/>
-              </w:rPr>
-            </w:r>
-            <w:r>
-              <w:rPr>
-                <w:rFonts w:ascii="Times New Roman" w:hAnsi="Times New Roman"/>
-                <w:b w:val="0"/>
-                <w:sz w:val="26"/>
-              </w:rPr>
-              <w:t>Bài 16: Em thực hiện công việc như thế nào?</w:t>
+                <w:rFonts w:ascii="Times New Roman" w:hAnsi="Times New Roman" w:cs="Times New Roman"/>
+              </w:rPr>
+            </w:r>
+            <w:r>
+              <w:rPr>
+                <w:rFonts w:ascii="Times New Roman" w:hAnsi="Times New Roman"/>
+                <w:b/>
+                <w:sz w:val="26"/>
+                <w:rFonts w:ascii="Times New Roman" w:hAnsi="Times New Roman" w:cs="Times New Roman"/>
+              </w:rPr>
+              <w:t>Đánh giá định kỳ 3</w:t>
             </w:r>
           </w:p>
         </w:tc>
@@ -3445,15 +3637,17 @@
               <w:rPr>
                 <w:rFonts w:ascii="Times New Roman" w:hAnsi="Times New Roman"/>
                 <w:sz w:val="26"/>
-              </w:rPr>
-            </w:r>
-            <w:r>
-              <w:rPr>
-                <w:rFonts w:ascii="Times New Roman" w:hAnsi="Times New Roman"/>
-                <w:b w:val="0"/>
-                <w:sz w:val="26"/>
-              </w:rPr>
-              <w:t>29</w:t>
+                <w:rFonts w:ascii="Times New Roman" w:hAnsi="Times New Roman" w:cs="Times New Roman"/>
+              </w:rPr>
+            </w:r>
+            <w:r>
+              <w:rPr>
+                <w:rFonts w:ascii="Times New Roman" w:hAnsi="Times New Roman"/>
+                <w:b/>
+                <w:sz w:val="26"/>
+                <w:rFonts w:ascii="Times New Roman" w:hAnsi="Times New Roman" w:cs="Times New Roman"/>
+              </w:rPr>
+              <w:t>28</w:t>
             </w:r>
           </w:p>
         </w:tc>
@@ -3469,15 +3663,17 @@
               <w:rPr>
                 <w:rFonts w:ascii="Times New Roman" w:hAnsi="Times New Roman"/>
                 <w:sz w:val="26"/>
-              </w:rPr>
-            </w:r>
-            <w:r>
-              <w:rPr>
-                <w:rFonts w:ascii="Times New Roman" w:hAnsi="Times New Roman"/>
-                <w:b w:val="0"/>
-                <w:sz w:val="26"/>
-              </w:rPr>
-              <w:t>- Nêu được công việc thực hiện theo từng bước, sắp xếp đúng thứ tự.  - Chia một việc thành các việc nhỏ hơn để dễ hiểu và dễ thực hiện.</w:t>
+                <w:rFonts w:ascii="Times New Roman" w:hAnsi="Times New Roman" w:cs="Times New Roman"/>
+              </w:rPr>
+            </w:r>
+            <w:r>
+              <w:rPr>
+                <w:rFonts w:ascii="Times New Roman" w:hAnsi="Times New Roman"/>
+                <w:b w:val="0"/>
+                <w:sz w:val="26"/>
+                <w:rFonts w:ascii="Times New Roman" w:hAnsi="Times New Roman" w:cs="Times New Roman"/>
+              </w:rPr>
+              <w:t>Kiểm tra đánh giá kết quả học tập.</w:t>
             </w:r>
           </w:p>
         </w:tc>
@@ -3485,99 +3681,107 @@
       <w:tr>
         <w:tc>
           <w:tcPr>
-            <w:tcW w:type="dxa" w:w="846"/>
-          </w:tcPr>
-          <w:p>
-            <w:pPr>
-              <w:spacing w:before="20" w:after="20"/>
-              <w:jc w:val="center"/>
-            </w:pPr>
-            <w:r>
-              <w:rPr>
-                <w:rFonts w:ascii="Times New Roman" w:hAnsi="Times New Roman"/>
-                <w:sz w:val="26"/>
-              </w:rPr>
-            </w:r>
-            <w:r>
-              <w:rPr>
-                <w:rFonts w:ascii="Times New Roman" w:hAnsi="Times New Roman"/>
-                <w:b w:val="0"/>
-                <w:sz w:val="26"/>
-              </w:rPr>
-              <w:t>21</w:t>
-            </w:r>
-          </w:p>
-        </w:tc>
-        <w:tc>
-          <w:tcPr>
-            <w:tcW w:type="dxa" w:w="3118"/>
-          </w:tcPr>
-          <w:p>
-            <w:pPr>
-              <w:spacing w:before="20" w:after="20"/>
-            </w:pPr>
-            <w:r>
-              <w:rPr>
-                <w:rFonts w:ascii="Times New Roman" w:hAnsi="Times New Roman"/>
-                <w:sz w:val="26"/>
-              </w:rPr>
-            </w:r>
-            <w:r>
-              <w:rPr>
-                <w:rFonts w:ascii="Times New Roman" w:hAnsi="Times New Roman"/>
-                <w:b w:val="0"/>
-                <w:sz w:val="26"/>
-              </w:rPr>
-              <w:t>Ôn tập và luyện tập</w:t>
-            </w:r>
-          </w:p>
-        </w:tc>
-        <w:tc>
-          <w:tcPr>
-            <w:tcW w:type="dxa" w:w="1134"/>
-          </w:tcPr>
-          <w:p>
-            <w:pPr>
-              <w:spacing w:before="20" w:after="20"/>
-              <w:jc w:val="center"/>
-            </w:pPr>
-            <w:r>
-              <w:rPr>
-                <w:rFonts w:ascii="Times New Roman" w:hAnsi="Times New Roman"/>
-                <w:sz w:val="26"/>
-              </w:rPr>
-            </w:r>
-            <w:r>
-              <w:rPr>
-                <w:rFonts w:ascii="Times New Roman" w:hAnsi="Times New Roman"/>
-                <w:b w:val="0"/>
-                <w:sz w:val="26"/>
-              </w:rPr>
-              <w:t>30 - 32</w:t>
-            </w:r>
-          </w:p>
-        </w:tc>
-        <w:tc>
-          <w:tcPr>
-            <w:tcW w:type="dxa" w:w="4536"/>
-          </w:tcPr>
-          <w:p>
-            <w:pPr>
-              <w:spacing w:before="20" w:after="20"/>
-            </w:pPr>
-            <w:r>
-              <w:rPr>
-                <w:rFonts w:ascii="Times New Roman" w:hAnsi="Times New Roman"/>
-                <w:sz w:val="26"/>
-              </w:rPr>
-            </w:r>
-            <w:r>
-              <w:rPr>
-                <w:rFonts w:ascii="Times New Roman" w:hAnsi="Times New Roman"/>
-                <w:b w:val="0"/>
-                <w:sz w:val="26"/>
-              </w:rPr>
-              <w:t>Ôn tập, luyện tập bổ sung kiến thức và kỹ năng.</w:t>
+            <w:tcW w:w="846" w:type="dxa"/>
+          </w:tcPr>
+          <w:p>
+            <w:pPr>
+              <w:spacing w:before="20" w:after="20"/>
+              <w:jc w:val="center"/>
+            </w:pPr>
+            <w:r>
+              <w:rPr>
+                <w:rFonts w:ascii="Times New Roman" w:hAnsi="Times New Roman"/>
+                <w:sz w:val="26"/>
+                <w:rFonts w:ascii="Times New Roman" w:hAnsi="Times New Roman" w:cs="Times New Roman"/>
+              </w:rPr>
+            </w:r>
+            <w:r>
+              <w:rPr>
+                <w:rFonts w:ascii="Times New Roman" w:hAnsi="Times New Roman"/>
+                <w:b w:val="0"/>
+                <w:sz w:val="26"/>
+                <w:rFonts w:ascii="Times New Roman" w:hAnsi="Times New Roman" w:cs="Times New Roman"/>
+              </w:rPr>
+              <w:t>20</w:t>
+            </w:r>
+          </w:p>
+        </w:tc>
+        <w:tc>
+          <w:tcPr>
+            <w:tcW w:w="3118" w:type="dxa"/>
+          </w:tcPr>
+          <w:p>
+            <w:pPr>
+              <w:spacing w:before="20" w:after="20"/>
+            </w:pPr>
+            <w:r>
+              <w:rPr>
+                <w:rFonts w:ascii="Times New Roman" w:hAnsi="Times New Roman"/>
+                <w:sz w:val="26"/>
+                <w:rFonts w:ascii="Times New Roman" w:hAnsi="Times New Roman" w:cs="Times New Roman"/>
+              </w:rPr>
+            </w:r>
+            <w:r>
+              <w:rPr>
+                <w:rFonts w:ascii="Times New Roman" w:hAnsi="Times New Roman"/>
+                <w:b w:val="0"/>
+                <w:sz w:val="26"/>
+                <w:rFonts w:ascii="Times New Roman" w:hAnsi="Times New Roman" w:cs="Times New Roman"/>
+              </w:rPr>
+              <w:t>Bài 16: Em thực hiện công việc như thế nào?</w:t>
+            </w:r>
+          </w:p>
+        </w:tc>
+        <w:tc>
+          <w:tcPr>
+            <w:tcW w:w="1134" w:type="dxa"/>
+          </w:tcPr>
+          <w:p>
+            <w:pPr>
+              <w:spacing w:before="20" w:after="20"/>
+              <w:jc w:val="center"/>
+            </w:pPr>
+            <w:r>
+              <w:rPr>
+                <w:rFonts w:ascii="Times New Roman" w:hAnsi="Times New Roman"/>
+                <w:sz w:val="26"/>
+                <w:rFonts w:ascii="Times New Roman" w:hAnsi="Times New Roman" w:cs="Times New Roman"/>
+              </w:rPr>
+            </w:r>
+            <w:r>
+              <w:rPr>
+                <w:rFonts w:ascii="Times New Roman" w:hAnsi="Times New Roman"/>
+                <w:b w:val="0"/>
+                <w:sz w:val="26"/>
+                <w:rFonts w:ascii="Times New Roman" w:hAnsi="Times New Roman" w:cs="Times New Roman"/>
+              </w:rPr>
+              <w:t>29</w:t>
+            </w:r>
+          </w:p>
+        </w:tc>
+        <w:tc>
+          <w:tcPr>
+            <w:tcW w:w="4536" w:type="dxa"/>
+          </w:tcPr>
+          <w:p>
+            <w:pPr>
+              <w:spacing w:before="20" w:after="20"/>
+            </w:pPr>
+            <w:r>
+              <w:rPr>
+                <w:rFonts w:ascii="Times New Roman" w:hAnsi="Times New Roman"/>
+                <w:sz w:val="26"/>
+                <w:rFonts w:ascii="Times New Roman" w:hAnsi="Times New Roman" w:cs="Times New Roman"/>
+              </w:rPr>
+            </w:r>
+            <w:r>
+              <w:rPr>
+                <w:rFonts w:ascii="Times New Roman" w:hAnsi="Times New Roman"/>
+                <w:b w:val="0"/>
+                <w:sz w:val="26"/>
+                <w:rFonts w:ascii="Times New Roman" w:hAnsi="Times New Roman" w:cs="Times New Roman"/>
+              </w:rPr>
+              <w:t>- Nêu được công việc thực hiện theo từng bước, sắp xếp đúng thứ tự.  - Chia một việc thành các việc nhỏ hơn để dễ hiểu và dễ thực hiện.</w:t>
             </w:r>
           </w:p>
         </w:tc>
@@ -3596,15 +3800,17 @@
               <w:rPr>
                 <w:rFonts w:ascii="Times New Roman" w:hAnsi="Times New Roman"/>
                 <w:sz w:val="26"/>
-              </w:rPr>
-            </w:r>
-            <w:r>
-              <w:rPr>
-                <w:rFonts w:ascii="Times New Roman" w:hAnsi="Times New Roman"/>
-                <w:b/>
-                <w:sz w:val="26"/>
-              </w:rPr>
-              <w:t>22</w:t>
+                <w:rFonts w:ascii="Times New Roman" w:hAnsi="Times New Roman" w:cs="Times New Roman"/>
+              </w:rPr>
+            </w:r>
+            <w:r>
+              <w:rPr>
+                <w:rFonts w:ascii="Times New Roman" w:hAnsi="Times New Roman"/>
+                <w:b w:val="0"/>
+                <w:sz w:val="26"/>
+                <w:rFonts w:ascii="Times New Roman" w:hAnsi="Times New Roman" w:cs="Times New Roman"/>
+              </w:rPr>
+              <w:t>21</w:t>
             </w:r>
           </w:p>
         </w:tc>
@@ -3620,15 +3826,17 @@
               <w:rPr>
                 <w:rFonts w:ascii="Times New Roman" w:hAnsi="Times New Roman"/>
                 <w:sz w:val="26"/>
-              </w:rPr>
-            </w:r>
-            <w:r>
-              <w:rPr>
-                <w:rFonts w:ascii="Times New Roman" w:hAnsi="Times New Roman"/>
-                <w:b/>
-                <w:sz w:val="26"/>
-              </w:rPr>
-              <w:t>Ôn tập Đánh giá định kỳ 4</w:t>
+                <w:rFonts w:ascii="Times New Roman" w:hAnsi="Times New Roman" w:cs="Times New Roman"/>
+              </w:rPr>
+            </w:r>
+            <w:r>
+              <w:rPr>
+                <w:rFonts w:ascii="Times New Roman" w:hAnsi="Times New Roman"/>
+                <w:b w:val="0"/>
+                <w:sz w:val="26"/>
+                <w:rFonts w:ascii="Times New Roman" w:hAnsi="Times New Roman" w:cs="Times New Roman"/>
+              </w:rPr>
+              <w:t>Ôn tập và luyện tập</w:t>
             </w:r>
           </w:p>
         </w:tc>
@@ -3645,15 +3853,17 @@
               <w:rPr>
                 <w:rFonts w:ascii="Times New Roman" w:hAnsi="Times New Roman"/>
                 <w:sz w:val="26"/>
-              </w:rPr>
-            </w:r>
-            <w:r>
-              <w:rPr>
-                <w:rFonts w:ascii="Times New Roman" w:hAnsi="Times New Roman"/>
-                <w:b/>
-                <w:sz w:val="26"/>
-              </w:rPr>
-              <w:t>33</w:t>
+                <w:rFonts w:ascii="Times New Roman" w:hAnsi="Times New Roman" w:cs="Times New Roman"/>
+              </w:rPr>
+            </w:r>
+            <w:r>
+              <w:rPr>
+                <w:rFonts w:ascii="Times New Roman" w:hAnsi="Times New Roman"/>
+                <w:b w:val="0"/>
+                <w:sz w:val="26"/>
+                <w:rFonts w:ascii="Times New Roman" w:hAnsi="Times New Roman" w:cs="Times New Roman"/>
+              </w:rPr>
+              <w:t>30 - 32</w:t>
             </w:r>
           </w:p>
         </w:tc>
@@ -3669,15 +3879,17 @@
               <w:rPr>
                 <w:rFonts w:ascii="Times New Roman" w:hAnsi="Times New Roman"/>
                 <w:sz w:val="26"/>
-              </w:rPr>
-            </w:r>
-            <w:r>
-              <w:rPr>
-                <w:rFonts w:ascii="Times New Roman" w:hAnsi="Times New Roman"/>
-                <w:b w:val="0"/>
-                <w:sz w:val="26"/>
-              </w:rPr>
-              <w:t>Hệ thống hóa kiến thức chuẩn bị Đánh giá định kỳ 4.</w:t>
+                <w:rFonts w:ascii="Times New Roman" w:hAnsi="Times New Roman" w:cs="Times New Roman"/>
+              </w:rPr>
+            </w:r>
+            <w:r>
+              <w:rPr>
+                <w:rFonts w:ascii="Times New Roman" w:hAnsi="Times New Roman"/>
+                <w:b w:val="0"/>
+                <w:sz w:val="26"/>
+                <w:rFonts w:ascii="Times New Roman" w:hAnsi="Times New Roman" w:cs="Times New Roman"/>
+              </w:rPr>
+              <w:t>Ôn tập, luyện tập bổ sung kiến thức và kỹ năng.</w:t>
             </w:r>
           </w:p>
         </w:tc>
@@ -3696,6 +3908,7 @@
               <w:rPr>
                 <w:rFonts w:ascii="Times New Roman" w:hAnsi="Times New Roman"/>
                 <w:sz w:val="26"/>
+                <w:rFonts w:ascii="Times New Roman" w:hAnsi="Times New Roman" w:cs="Times New Roman"/>
               </w:rPr>
             </w:r>
             <w:r>
@@ -3703,8 +3916,9 @@
                 <w:rFonts w:ascii="Times New Roman" w:hAnsi="Times New Roman"/>
                 <w:b/>
                 <w:sz w:val="26"/>
-              </w:rPr>
-              <w:t>23</w:t>
+                <w:rFonts w:ascii="Times New Roman" w:hAnsi="Times New Roman" w:cs="Times New Roman"/>
+              </w:rPr>
+              <w:t>22</w:t>
             </w:r>
           </w:p>
         </w:tc>
@@ -3720,6 +3934,7 @@
               <w:rPr>
                 <w:rFonts w:ascii="Times New Roman" w:hAnsi="Times New Roman"/>
                 <w:sz w:val="26"/>
+                <w:rFonts w:ascii="Times New Roman" w:hAnsi="Times New Roman" w:cs="Times New Roman"/>
               </w:rPr>
             </w:r>
             <w:r>
@@ -3727,8 +3942,9 @@
                 <w:rFonts w:ascii="Times New Roman" w:hAnsi="Times New Roman"/>
                 <w:b/>
                 <w:sz w:val="26"/>
-              </w:rPr>
-              <w:t>Đánh giá định kỳ 4</w:t>
+                <w:rFonts w:ascii="Times New Roman" w:hAnsi="Times New Roman" w:cs="Times New Roman"/>
+              </w:rPr>
+              <w:t>Ôn tập Đánh giá định kỳ 4</w:t>
             </w:r>
           </w:p>
         </w:tc>
@@ -3745,6 +3961,7 @@
               <w:rPr>
                 <w:rFonts w:ascii="Times New Roman" w:hAnsi="Times New Roman"/>
                 <w:sz w:val="26"/>
+                <w:rFonts w:ascii="Times New Roman" w:hAnsi="Times New Roman" w:cs="Times New Roman"/>
               </w:rPr>
             </w:r>
             <w:r>
@@ -3752,8 +3969,9 @@
                 <w:rFonts w:ascii="Times New Roman" w:hAnsi="Times New Roman"/>
                 <w:b/>
                 <w:sz w:val="26"/>
-              </w:rPr>
-              <w:t>34</w:t>
+                <w:rFonts w:ascii="Times New Roman" w:hAnsi="Times New Roman" w:cs="Times New Roman"/>
+              </w:rPr>
+              <w:t>33</w:t>
             </w:r>
           </w:p>
         </w:tc>
@@ -3769,15 +3987,17 @@
               <w:rPr>
                 <w:rFonts w:ascii="Times New Roman" w:hAnsi="Times New Roman"/>
                 <w:sz w:val="26"/>
-              </w:rPr>
-            </w:r>
-            <w:r>
-              <w:rPr>
-                <w:rFonts w:ascii="Times New Roman" w:hAnsi="Times New Roman"/>
-                <w:b w:val="0"/>
-                <w:sz w:val="26"/>
-              </w:rPr>
-              <w:t>Kiểm tra đánh giá kết quả học tập.</w:t>
+                <w:rFonts w:ascii="Times New Roman" w:hAnsi="Times New Roman" w:cs="Times New Roman"/>
+              </w:rPr>
+            </w:r>
+            <w:r>
+              <w:rPr>
+                <w:rFonts w:ascii="Times New Roman" w:hAnsi="Times New Roman"/>
+                <w:b w:val="0"/>
+                <w:sz w:val="26"/>
+                <w:rFonts w:ascii="Times New Roman" w:hAnsi="Times New Roman" w:cs="Times New Roman"/>
+              </w:rPr>
+              <w:t>Hệ thống hóa kiến thức chuẩn bị Đánh giá định kỳ 4.</w:t>
             </w:r>
           </w:p>
         </w:tc>
@@ -3796,13 +4016,123 @@
               <w:rPr>
                 <w:rFonts w:ascii="Times New Roman" w:hAnsi="Times New Roman"/>
                 <w:sz w:val="26"/>
-              </w:rPr>
-            </w:r>
-            <w:r>
-              <w:rPr>
-                <w:rFonts w:ascii="Times New Roman" w:hAnsi="Times New Roman"/>
-                <w:b w:val="0"/>
-                <w:sz w:val="26"/>
+                <w:rFonts w:ascii="Times New Roman" w:hAnsi="Times New Roman" w:cs="Times New Roman"/>
+              </w:rPr>
+            </w:r>
+            <w:r>
+              <w:rPr>
+                <w:rFonts w:ascii="Times New Roman" w:hAnsi="Times New Roman"/>
+                <w:b/>
+                <w:sz w:val="26"/>
+                <w:rFonts w:ascii="Times New Roman" w:hAnsi="Times New Roman" w:cs="Times New Roman"/>
+              </w:rPr>
+              <w:t>23</w:t>
+            </w:r>
+          </w:p>
+        </w:tc>
+        <w:tc>
+          <w:tcPr>
+            <w:tcW w:type="dxa" w:w="3118"/>
+          </w:tcPr>
+          <w:p>
+            <w:pPr>
+              <w:spacing w:before="20" w:after="20"/>
+            </w:pPr>
+            <w:r>
+              <w:rPr>
+                <w:rFonts w:ascii="Times New Roman" w:hAnsi="Times New Roman"/>
+                <w:sz w:val="26"/>
+                <w:rFonts w:ascii="Times New Roman" w:hAnsi="Times New Roman" w:cs="Times New Roman"/>
+              </w:rPr>
+            </w:r>
+            <w:r>
+              <w:rPr>
+                <w:rFonts w:ascii="Times New Roman" w:hAnsi="Times New Roman"/>
+                <w:b/>
+                <w:sz w:val="26"/>
+                <w:rFonts w:ascii="Times New Roman" w:hAnsi="Times New Roman" w:cs="Times New Roman"/>
+              </w:rPr>
+              <w:t>Đánh giá định kỳ 4</w:t>
+            </w:r>
+          </w:p>
+        </w:tc>
+        <w:tc>
+          <w:tcPr>
+            <w:tcW w:type="dxa" w:w="1134"/>
+          </w:tcPr>
+          <w:p>
+            <w:pPr>
+              <w:spacing w:before="20" w:after="20"/>
+              <w:jc w:val="center"/>
+            </w:pPr>
+            <w:r>
+              <w:rPr>
+                <w:rFonts w:ascii="Times New Roman" w:hAnsi="Times New Roman"/>
+                <w:sz w:val="26"/>
+                <w:rFonts w:ascii="Times New Roman" w:hAnsi="Times New Roman" w:cs="Times New Roman"/>
+              </w:rPr>
+            </w:r>
+            <w:r>
+              <w:rPr>
+                <w:rFonts w:ascii="Times New Roman" w:hAnsi="Times New Roman"/>
+                <w:b/>
+                <w:sz w:val="26"/>
+                <w:rFonts w:ascii="Times New Roman" w:hAnsi="Times New Roman" w:cs="Times New Roman"/>
+              </w:rPr>
+              <w:t>34</w:t>
+            </w:r>
+          </w:p>
+        </w:tc>
+        <w:tc>
+          <w:tcPr>
+            <w:tcW w:type="dxa" w:w="4536"/>
+          </w:tcPr>
+          <w:p>
+            <w:pPr>
+              <w:spacing w:before="20" w:after="20"/>
+            </w:pPr>
+            <w:r>
+              <w:rPr>
+                <w:rFonts w:ascii="Times New Roman" w:hAnsi="Times New Roman"/>
+                <w:sz w:val="26"/>
+                <w:rFonts w:ascii="Times New Roman" w:hAnsi="Times New Roman" w:cs="Times New Roman"/>
+              </w:rPr>
+            </w:r>
+            <w:r>
+              <w:rPr>
+                <w:rFonts w:ascii="Times New Roman" w:hAnsi="Times New Roman"/>
+                <w:b w:val="0"/>
+                <w:sz w:val="26"/>
+                <w:rFonts w:ascii="Times New Roman" w:hAnsi="Times New Roman" w:cs="Times New Roman"/>
+              </w:rPr>
+              <w:t>Kiểm tra đánh giá kết quả học tập.</w:t>
+            </w:r>
+          </w:p>
+        </w:tc>
+      </w:tr>
+      <w:tr>
+        <w:tc>
+          <w:tcPr>
+            <w:tcW w:type="dxa" w:w="846"/>
+          </w:tcPr>
+          <w:p>
+            <w:pPr>
+              <w:spacing w:before="20" w:after="20"/>
+              <w:jc w:val="center"/>
+            </w:pPr>
+            <w:r>
+              <w:rPr>
+                <w:rFonts w:ascii="Times New Roman" w:hAnsi="Times New Roman"/>
+                <w:sz w:val="26"/>
+                <w:rFonts w:ascii="Times New Roman" w:hAnsi="Times New Roman" w:cs="Times New Roman"/>
+              </w:rPr>
+            </w:r>
+            <w:r>
+              <w:rPr>
+                <w:rFonts w:ascii="Times New Roman" w:hAnsi="Times New Roman"/>
+                <w:b w:val="0"/>
+                <w:sz w:val="26"/>
+                <w:rFonts w:ascii="Times New Roman" w:hAnsi="Times New Roman" w:cs="Times New Roman"/>
               </w:rPr>
               <w:t>24</w:t>
             </w:r>
@@ -3820,13 +4150,15 @@
               <w:rPr>
                 <w:rFonts w:ascii="Times New Roman" w:hAnsi="Times New Roman"/>
                 <w:sz w:val="26"/>
-              </w:rPr>
-            </w:r>
-            <w:r>
-              <w:rPr>
-                <w:rFonts w:ascii="Times New Roman" w:hAnsi="Times New Roman"/>
-                <w:b w:val="0"/>
-                <w:sz w:val="26"/>
+                <w:rFonts w:ascii="Times New Roman" w:hAnsi="Times New Roman" w:cs="Times New Roman"/>
+              </w:rPr>
+            </w:r>
+            <w:r>
+              <w:rPr>
+                <w:rFonts w:ascii="Times New Roman" w:hAnsi="Times New Roman"/>
+                <w:b w:val="0"/>
+                <w:sz w:val="26"/>
+                <w:rFonts w:ascii="Times New Roman" w:hAnsi="Times New Roman" w:cs="Times New Roman"/>
               </w:rPr>
               <w:t>Tổng kết năm học</w:t>
             </w:r>
@@ -3845,13 +4177,15 @@
               <w:rPr>
                 <w:rFonts w:ascii="Times New Roman" w:hAnsi="Times New Roman"/>
                 <w:sz w:val="26"/>
-              </w:rPr>
-            </w:r>
-            <w:r>
-              <w:rPr>
-                <w:rFonts w:ascii="Times New Roman" w:hAnsi="Times New Roman"/>
-                <w:b w:val="0"/>
-                <w:sz w:val="26"/>
+                <w:rFonts w:ascii="Times New Roman" w:hAnsi="Times New Roman" w:cs="Times New Roman"/>
+              </w:rPr>
+            </w:r>
+            <w:r>
+              <w:rPr>
+                <w:rFonts w:ascii="Times New Roman" w:hAnsi="Times New Roman"/>
+                <w:b w:val="0"/>
+                <w:sz w:val="26"/>
+                <w:rFonts w:ascii="Times New Roman" w:hAnsi="Times New Roman" w:cs="Times New Roman"/>
               </w:rPr>
               <w:t>35</w:t>
             </w:r>
@@ -3869,13 +4203,15 @@
               <w:rPr>
                 <w:rFonts w:ascii="Times New Roman" w:hAnsi="Times New Roman"/>
                 <w:sz w:val="26"/>
-              </w:rPr>
-            </w:r>
-            <w:r>
-              <w:rPr>
-                <w:rFonts w:ascii="Times New Roman" w:hAnsi="Times New Roman"/>
-                <w:b w:val="0"/>
-                <w:sz w:val="26"/>
+                <w:rFonts w:ascii="Times New Roman" w:hAnsi="Times New Roman" w:cs="Times New Roman"/>
+              </w:rPr>
+            </w:r>
+            <w:r>
+              <w:rPr>
+                <w:rFonts w:ascii="Times New Roman" w:hAnsi="Times New Roman"/>
+                <w:b w:val="0"/>
+                <w:sz w:val="26"/>
+                <w:rFonts w:ascii="Times New Roman" w:hAnsi="Times New Roman" w:cs="Times New Roman"/>
               </w:rPr>
               <w:t>Tổng kết đánh giá kết quả học tập cả năm.</w:t>
             </w:r>
@@ -3898,6 +4234,7 @@
           <w:i/>
           <w:iCs/>
           <w:sz w:val="26"/>
+          <w:rFonts w:ascii="Times New Roman" w:hAnsi="Times New Roman" w:cs="Times New Roman"/>
         </w:rPr>
         <w:t xml:space="preserve">(1) </w:t>
       </w:r>
@@ -3907,6 +4244,7 @@
           <w:i/>
           <w:iCs/>
           <w:sz w:val="26"/>
+          <w:rFonts w:ascii="Times New Roman" w:hAnsi="Times New Roman" w:cs="Times New Roman"/>
         </w:rPr>
         <w:t>Tên bài học/chuyên đề được xây dựng từ nội dung/chủ đề/chuyên đề (được lấy nguyên hoặc thiết kế lại phù hợp với điều kiện thực tế của trường) theo chương trinh, sách giáo khoa môn học/hoạt động giáo dục</w:t>
       </w:r>
@@ -3924,6 +4262,7 @@
           <w:i/>
           <w:iCs/>
           <w:sz w:val="26"/>
+          <w:rFonts w:ascii="Times New Roman" w:hAnsi="Times New Roman" w:cs="Times New Roman"/>
         </w:rPr>
         <w:t>(2) Số tiết được sử dụng để thực hiện bài học, chuyên đề</w:t>
       </w:r>
@@ -3941,6 +4280,7 @@
           <w:i/>
           <w:iCs/>
           <w:sz w:val="26"/>
+          <w:rFonts w:ascii="Times New Roman" w:hAnsi="Times New Roman" w:cs="Times New Roman"/>
         </w:rPr>
         <w:t>(3) Yêu cầu cần đạt theo các đơn vị bài học, chủ đề và xác định yêu cầu cần đạt</w:t>
       </w:r>
@@ -3958,6 +4298,7 @@
           <w:b/>
           <w:bCs/>
           <w:sz w:val="26"/>
+          <w:rFonts w:ascii="Times New Roman" w:hAnsi="Times New Roman" w:cs="Times New Roman"/>
         </w:rPr>
         <w:t>2. Kiểm tra, đánh giá định kì</w:t>
       </w:r>
@@ -3975,6 +4316,7 @@
           <w:b/>
           <w:bCs/>
           <w:sz w:val="26"/>
+          <w:rFonts w:ascii="Times New Roman" w:hAnsi="Times New Roman" w:cs="Times New Roman"/>
         </w:rPr>
         <w:t>Môn Tin lớp 3</w:t>
       </w:r>
@@ -4017,6 +4359,7 @@
               <w:rPr>
                 <w:rFonts w:ascii="Times New Roman" w:hAnsi="Times New Roman"/>
                 <w:sz w:val="26"/>
+                <w:rFonts w:ascii="Times New Roman" w:hAnsi="Times New Roman" w:cs="Times New Roman"/>
               </w:rPr>
             </w:r>
             <w:r>
@@ -4024,6 +4367,7 @@
                 <w:rFonts w:ascii="Times New Roman" w:hAnsi="Times New Roman"/>
                 <w:b/>
                 <w:sz w:val="26"/>
+                <w:rFonts w:ascii="Times New Roman" w:hAnsi="Times New Roman" w:cs="Times New Roman"/>
               </w:rPr>
               <w:t>Bài kiểm tra, đánh giá</w:t>
             </w:r>
@@ -4042,6 +4386,7 @@
               <w:rPr>
                 <w:rFonts w:ascii="Times New Roman" w:hAnsi="Times New Roman"/>
                 <w:sz w:val="26"/>
+                <w:rFonts w:ascii="Times New Roman" w:hAnsi="Times New Roman" w:cs="Times New Roman"/>
               </w:rPr>
             </w:r>
             <w:r>
@@ -4049,6 +4394,7 @@
                 <w:rFonts w:ascii="Times New Roman" w:hAnsi="Times New Roman"/>
                 <w:b/>
                 <w:sz w:val="26"/>
+                <w:rFonts w:ascii="Times New Roman" w:hAnsi="Times New Roman" w:cs="Times New Roman"/>
               </w:rPr>
               <w:t>Thời gian (1)</w:t>
             </w:r>
@@ -4067,6 +4413,7 @@
               <w:rPr>
                 <w:rFonts w:ascii="Times New Roman" w:hAnsi="Times New Roman"/>
                 <w:sz w:val="26"/>
+                <w:rFonts w:ascii="Times New Roman" w:hAnsi="Times New Roman" w:cs="Times New Roman"/>
               </w:rPr>
             </w:r>
             <w:r>
@@ -4074,6 +4421,7 @@
                 <w:rFonts w:ascii="Times New Roman" w:hAnsi="Times New Roman"/>
                 <w:b/>
                 <w:sz w:val="26"/>
+                <w:rFonts w:ascii="Times New Roman" w:hAnsi="Times New Roman" w:cs="Times New Roman"/>
               </w:rPr>
               <w:t>Thời điểm (2)</w:t>
             </w:r>
@@ -4092,6 +4440,7 @@
               <w:rPr>
                 <w:rFonts w:ascii="Times New Roman" w:hAnsi="Times New Roman"/>
                 <w:sz w:val="26"/>
+                <w:rFonts w:ascii="Times New Roman" w:hAnsi="Times New Roman" w:cs="Times New Roman"/>
               </w:rPr>
             </w:r>
             <w:r>
@@ -4099,6 +4448,7 @@
                 <w:rFonts w:ascii="Times New Roman" w:hAnsi="Times New Roman"/>
                 <w:b/>
                 <w:sz w:val="26"/>
+                <w:rFonts w:ascii="Times New Roman" w:hAnsi="Times New Roman" w:cs="Times New Roman"/>
               </w:rPr>
               <w:t>Yêu cầu cần đạt (3)</w:t>
             </w:r>
@@ -4117,6 +4467,7 @@
               <w:rPr>
                 <w:rFonts w:ascii="Times New Roman" w:hAnsi="Times New Roman"/>
                 <w:sz w:val="26"/>
+                <w:rFonts w:ascii="Times New Roman" w:hAnsi="Times New Roman" w:cs="Times New Roman"/>
               </w:rPr>
             </w:r>
             <w:r>
@@ -4124,6 +4475,7 @@
                 <w:rFonts w:ascii="Times New Roman" w:hAnsi="Times New Roman"/>
                 <w:b/>
                 <w:sz w:val="26"/>
+                <w:rFonts w:ascii="Times New Roman" w:hAnsi="Times New Roman" w:cs="Times New Roman"/>
               </w:rPr>
               <w:t>Hình thức (4)</w:t>
             </w:r>
@@ -4146,6 +4498,7 @@
               <w:rPr>
                 <w:rFonts w:ascii="Times New Roman" w:hAnsi="Times New Roman"/>
                 <w:sz w:val="26"/>
+                <w:rFonts w:ascii="Times New Roman" w:hAnsi="Times New Roman" w:cs="Times New Roman"/>
               </w:rPr>
             </w:r>
             <w:r>
@@ -4153,6 +4506,7 @@
                 <w:rFonts w:ascii="Times New Roman" w:hAnsi="Times New Roman"/>
                 <w:b/>
                 <w:sz w:val="26"/>
+                <w:rFonts w:ascii="Times New Roman" w:hAnsi="Times New Roman" w:cs="Times New Roman"/>
               </w:rPr>
               <w:t>Đánh giá định kỳ 1</w:t>
             </w:r>
@@ -4171,13 +4525,15 @@
               <w:rPr>
                 <w:rFonts w:ascii="Times New Roman" w:hAnsi="Times New Roman"/>
                 <w:sz w:val="26"/>
-              </w:rPr>
-            </w:r>
-            <w:r>
-              <w:rPr>
-                <w:rFonts w:ascii="Times New Roman" w:hAnsi="Times New Roman"/>
-                <w:b w:val="0"/>
-                <w:sz w:val="26"/>
+                <w:rFonts w:ascii="Times New Roman" w:hAnsi="Times New Roman" w:cs="Times New Roman"/>
+              </w:rPr>
+            </w:r>
+            <w:r>
+              <w:rPr>
+                <w:rFonts w:ascii="Times New Roman" w:hAnsi="Times New Roman"/>
+                <w:b w:val="0"/>
+                <w:sz w:val="26"/>
+                <w:rFonts w:ascii="Times New Roman" w:hAnsi="Times New Roman" w:cs="Times New Roman"/>
               </w:rPr>
               <w:t>35 phút</w:t>
             </w:r>
@@ -4196,13 +4552,15 @@
               <w:rPr>
                 <w:rFonts w:ascii="Times New Roman" w:hAnsi="Times New Roman"/>
                 <w:sz w:val="26"/>
-              </w:rPr>
-            </w:r>
-            <w:r>
-              <w:rPr>
-                <w:rFonts w:ascii="Times New Roman" w:hAnsi="Times New Roman"/>
-                <w:b w:val="0"/>
-                <w:sz w:val="26"/>
+                <w:rFonts w:ascii="Times New Roman" w:hAnsi="Times New Roman" w:cs="Times New Roman"/>
+              </w:rPr>
+            </w:r>
+            <w:r>
+              <w:rPr>
+                <w:rFonts w:ascii="Times New Roman" w:hAnsi="Times New Roman"/>
+                <w:b w:val="0"/>
+                <w:sz w:val="26"/>
+                <w:rFonts w:ascii="Times New Roman" w:hAnsi="Times New Roman" w:cs="Times New Roman"/>
               </w:rPr>
               <w:t>Tuần 10</w:t>
             </w:r>
@@ -4217,6 +4575,7 @@
               <w:rPr>
                 <w:rFonts w:ascii="Times New Roman" w:hAnsi="Times New Roman"/>
                 <w:sz w:val="26"/>
+                <w:rFonts w:ascii="Times New Roman" w:hAnsi="Times New Roman" w:cs="Times New Roman"/>
               </w:rPr>
               <w:t xml:space="preserve">- Nhận biết thông tin, quyết định, 3 dạng thông tin cơ bản và quá trình xử lý thông tin. </w:t>
             </w:r>
@@ -4226,6 +4585,7 @@
               <w:rPr>
                 <w:rFonts w:ascii="Times New Roman" w:hAnsi="Times New Roman"/>
                 <w:sz w:val="26"/>
+                <w:rFonts w:ascii="Times New Roman" w:hAnsi="Times New Roman" w:cs="Times New Roman"/>
               </w:rPr>
               <w:t xml:space="preserve">- Phân biệt các bộ phận cơ bản của máy tính và quy tắc an toàn về điện khi sử dụng. </w:t>
             </w:r>
@@ -4242,6 +4602,7 @@
               <w:rPr>
                 <w:rFonts w:ascii="Times New Roman" w:hAnsi="Times New Roman"/>
                 <w:sz w:val="26"/>
+                <w:rFonts w:ascii="Times New Roman" w:hAnsi="Times New Roman" w:cs="Times New Roman"/>
               </w:rPr>
               <w:t xml:space="preserve">- Nêu được tư thế ngồi đúng và thao tác cơ bản với bàn phím/chuột. </w:t>
             </w:r>
@@ -4263,6 +4624,7 @@
               <w:rPr>
                 <w:rFonts w:ascii="Times New Roman" w:hAnsi="Times New Roman"/>
                 <w:sz w:val="26"/>
+                <w:rFonts w:ascii="Times New Roman" w:hAnsi="Times New Roman" w:cs="Times New Roman"/>
               </w:rPr>
               <w:t xml:space="preserve">Trắc nghiệm quan sát + Thực hành nhận diện thiết bị </w:t>
             </w:r>
@@ -4285,6 +4647,7 @@
               <w:rPr>
                 <w:rFonts w:ascii="Times New Roman" w:hAnsi="Times New Roman"/>
                 <w:sz w:val="26"/>
+                <w:rFonts w:ascii="Times New Roman" w:hAnsi="Times New Roman" w:cs="Times New Roman"/>
               </w:rPr>
             </w:r>
             <w:r>
@@ -4292,6 +4655,7 @@
                 <w:rFonts w:ascii="Times New Roman" w:hAnsi="Times New Roman"/>
                 <w:b/>
                 <w:sz w:val="26"/>
+                <w:rFonts w:ascii="Times New Roman" w:hAnsi="Times New Roman" w:cs="Times New Roman"/>
               </w:rPr>
               <w:t>Đánh giá định kỳ 2</w:t>
             </w:r>
@@ -4310,13 +4674,15 @@
               <w:rPr>
                 <w:rFonts w:ascii="Times New Roman" w:hAnsi="Times New Roman"/>
                 <w:sz w:val="26"/>
-              </w:rPr>
-            </w:r>
-            <w:r>
-              <w:rPr>
-                <w:rFonts w:ascii="Times New Roman" w:hAnsi="Times New Roman"/>
-                <w:b w:val="0"/>
-                <w:sz w:val="26"/>
+                <w:rFonts w:ascii="Times New Roman" w:hAnsi="Times New Roman" w:cs="Times New Roman"/>
+              </w:rPr>
+            </w:r>
+            <w:r>
+              <w:rPr>
+                <w:rFonts w:ascii="Times New Roman" w:hAnsi="Times New Roman"/>
+                <w:b w:val="0"/>
+                <w:sz w:val="26"/>
+                <w:rFonts w:ascii="Times New Roman" w:hAnsi="Times New Roman" w:cs="Times New Roman"/>
               </w:rPr>
               <w:t>35 phút</w:t>
             </w:r>
@@ -4335,13 +4701,15 @@
               <w:rPr>
                 <w:rFonts w:ascii="Times New Roman" w:hAnsi="Times New Roman"/>
                 <w:sz w:val="26"/>
-              </w:rPr>
-            </w:r>
-            <w:r>
-              <w:rPr>
-                <w:rFonts w:ascii="Times New Roman" w:hAnsi="Times New Roman"/>
-                <w:b w:val="0"/>
-                <w:sz w:val="26"/>
+                <w:rFonts w:ascii="Times New Roman" w:hAnsi="Times New Roman" w:cs="Times New Roman"/>
+              </w:rPr>
+            </w:r>
+            <w:r>
+              <w:rPr>
+                <w:rFonts w:ascii="Times New Roman" w:hAnsi="Times New Roman"/>
+                <w:b w:val="0"/>
+                <w:sz w:val="26"/>
+                <w:rFonts w:ascii="Times New Roman" w:hAnsi="Times New Roman" w:cs="Times New Roman"/>
               </w:rPr>
               <w:t>Tuần 19</w:t>
             </w:r>
@@ -4356,6 +4724,7 @@
               <w:rPr>
                 <w:rFonts w:ascii="Times New Roman" w:hAnsi="Times New Roman"/>
                 <w:sz w:val="26"/>
+                <w:rFonts w:ascii="Times New Roman" w:hAnsi="Times New Roman" w:cs="Times New Roman"/>
               </w:rPr>
               <w:t xml:space="preserve">- Thành thạo thao tác bật/tắt máy, cầm chuột và gõ bàn phím đúng cách. </w:t>
             </w:r>
@@ -4365,6 +4734,7 @@
               <w:rPr>
                 <w:rFonts w:ascii="Times New Roman" w:hAnsi="Times New Roman"/>
                 <w:sz w:val="26"/>
+                <w:rFonts w:ascii="Times New Roman" w:hAnsi="Times New Roman" w:cs="Times New Roman"/>
               </w:rPr>
               <w:t xml:space="preserve">- Nêu được ví dụ về thông tin trên Internet và nhận biết thông tin không phù hợp. </w:t>
             </w:r>
@@ -4381,6 +4751,7 @@
               <w:rPr>
                 <w:rFonts w:ascii="Times New Roman" w:hAnsi="Times New Roman"/>
                 <w:sz w:val="26"/>
+                <w:rFonts w:ascii="Times New Roman" w:hAnsi="Times New Roman" w:cs="Times New Roman"/>
               </w:rPr>
               <w:t xml:space="preserve">- Giải thích lợi ích của việc sắp xếp đồ vật/dữ liệu và hiểu cấu trúc cây thư mục. </w:t>
             </w:r>
@@ -4402,6 +4773,7 @@
               <w:rPr>
                 <w:rFonts w:ascii="Times New Roman" w:hAnsi="Times New Roman"/>
                 <w:sz w:val="26"/>
+                <w:rFonts w:ascii="Times New Roman" w:hAnsi="Times New Roman" w:cs="Times New Roman"/>
               </w:rPr>
               <w:t xml:space="preserve">Bài kiểm tra thực hành trên máy tính </w:t>
             </w:r>
@@ -4424,6 +4796,7 @@
               <w:rPr>
                 <w:rFonts w:ascii="Times New Roman" w:hAnsi="Times New Roman"/>
                 <w:sz w:val="26"/>
+                <w:rFonts w:ascii="Times New Roman" w:hAnsi="Times New Roman" w:cs="Times New Roman"/>
               </w:rPr>
             </w:r>
             <w:r>
@@ -4431,6 +4804,7 @@
                 <w:rFonts w:ascii="Times New Roman" w:hAnsi="Times New Roman"/>
                 <w:b/>
                 <w:sz w:val="26"/>
+                <w:rFonts w:ascii="Times New Roman" w:hAnsi="Times New Roman" w:cs="Times New Roman"/>
               </w:rPr>
               <w:t>Đánh giá định kỳ 3</w:t>
             </w:r>
@@ -4449,13 +4823,15 @@
               <w:rPr>
                 <w:rFonts w:ascii="Times New Roman" w:hAnsi="Times New Roman"/>
                 <w:sz w:val="26"/>
-              </w:rPr>
-            </w:r>
-            <w:r>
-              <w:rPr>
-                <w:rFonts w:ascii="Times New Roman" w:hAnsi="Times New Roman"/>
-                <w:b w:val="0"/>
-                <w:sz w:val="26"/>
+                <w:rFonts w:ascii="Times New Roman" w:hAnsi="Times New Roman" w:cs="Times New Roman"/>
+              </w:rPr>
+            </w:r>
+            <w:r>
+              <w:rPr>
+                <w:rFonts w:ascii="Times New Roman" w:hAnsi="Times New Roman"/>
+                <w:b w:val="0"/>
+                <w:sz w:val="26"/>
+                <w:rFonts w:ascii="Times New Roman" w:hAnsi="Times New Roman" w:cs="Times New Roman"/>
               </w:rPr>
               <w:t>35 phút</w:t>
             </w:r>
@@ -4474,13 +4850,15 @@
               <w:rPr>
                 <w:rFonts w:ascii="Times New Roman" w:hAnsi="Times New Roman"/>
                 <w:sz w:val="26"/>
-              </w:rPr>
-            </w:r>
-            <w:r>
-              <w:rPr>
-                <w:rFonts w:ascii="Times New Roman" w:hAnsi="Times New Roman"/>
-                <w:b w:val="0"/>
-                <w:sz w:val="26"/>
+                <w:rFonts w:ascii="Times New Roman" w:hAnsi="Times New Roman" w:cs="Times New Roman"/>
+              </w:rPr>
+            </w:r>
+            <w:r>
+              <w:rPr>
+                <w:rFonts w:ascii="Times New Roman" w:hAnsi="Times New Roman"/>
+                <w:b w:val="0"/>
+                <w:sz w:val="26"/>
+                <w:rFonts w:ascii="Times New Roman" w:hAnsi="Times New Roman" w:cs="Times New Roman"/>
               </w:rPr>
               <w:t>Tuần 28</w:t>
             </w:r>
@@ -4495,6 +4873,7 @@
               <w:rPr>
                 <w:rFonts w:ascii="Times New Roman" w:hAnsi="Times New Roman"/>
                 <w:sz w:val="26"/>
+                <w:rFonts w:ascii="Times New Roman" w:hAnsi="Times New Roman" w:cs="Times New Roman"/>
               </w:rPr>
               <w:t xml:space="preserve">- Thực hiện thành thạo thao tác quản lý thư mục/tệp (tạo, xóa, đổi tên, tìm tệp). </w:t>
             </w:r>
@@ -4504,6 +4883,7 @@
               <w:rPr>
                 <w:rFonts w:ascii="Times New Roman" w:hAnsi="Times New Roman"/>
                 <w:sz w:val="26"/>
+                <w:rFonts w:ascii="Times New Roman" w:hAnsi="Times New Roman" w:cs="Times New Roman"/>
               </w:rPr>
               <w:t xml:space="preserve">- Có ý thức bảo vệ thông tin cá nhân/gia đình khi giao tiếp qua máy tính. </w:t>
             </w:r>
@@ -4520,6 +4900,7 @@
               <w:rPr>
                 <w:rFonts w:ascii="Times New Roman" w:hAnsi="Times New Roman"/>
                 <w:sz w:val="26"/>
+                <w:rFonts w:ascii="Times New Roman" w:hAnsi="Times New Roman" w:cs="Times New Roman"/>
               </w:rPr>
               <w:t xml:space="preserve">- Khởi động/thoát phần mềm trình chiếu; tạo được trang chiếu có chữ không dấu và hình ảnh đơn giản. </w:t>
             </w:r>
@@ -4541,6 +4922,7 @@
               <w:rPr>
                 <w:rFonts w:ascii="Times New Roman" w:hAnsi="Times New Roman"/>
                 <w:sz w:val="26"/>
+                <w:rFonts w:ascii="Times New Roman" w:hAnsi="Times New Roman" w:cs="Times New Roman"/>
               </w:rPr>
               <w:t xml:space="preserve">Bài kiểm tra thực hành trên máy tính </w:t>
             </w:r>
@@ -4563,6 +4945,7 @@
               <w:rPr>
                 <w:rFonts w:ascii="Times New Roman" w:hAnsi="Times New Roman"/>
                 <w:sz w:val="26"/>
+                <w:rFonts w:ascii="Times New Roman" w:hAnsi="Times New Roman" w:cs="Times New Roman"/>
               </w:rPr>
             </w:r>
             <w:r>
@@ -4570,6 +4953,7 @@
                 <w:rFonts w:ascii="Times New Roman" w:hAnsi="Times New Roman"/>
                 <w:b/>
                 <w:sz w:val="26"/>
+                <w:rFonts w:ascii="Times New Roman" w:hAnsi="Times New Roman" w:cs="Times New Roman"/>
               </w:rPr>
               <w:t>Đánh giá định kỳ 4</w:t>
             </w:r>
@@ -4588,13 +4972,15 @@
               <w:rPr>
                 <w:rFonts w:ascii="Times New Roman" w:hAnsi="Times New Roman"/>
                 <w:sz w:val="26"/>
-              </w:rPr>
-            </w:r>
-            <w:r>
-              <w:rPr>
-                <w:rFonts w:ascii="Times New Roman" w:hAnsi="Times New Roman"/>
-                <w:b w:val="0"/>
-                <w:sz w:val="26"/>
+                <w:rFonts w:ascii="Times New Roman" w:hAnsi="Times New Roman" w:cs="Times New Roman"/>
+              </w:rPr>
+            </w:r>
+            <w:r>
+              <w:rPr>
+                <w:rFonts w:ascii="Times New Roman" w:hAnsi="Times New Roman"/>
+                <w:b w:val="0"/>
+                <w:sz w:val="26"/>
+                <w:rFonts w:ascii="Times New Roman" w:hAnsi="Times New Roman" w:cs="Times New Roman"/>
               </w:rPr>
               <w:t>35 phút</w:t>
             </w:r>
@@ -4613,13 +4999,15 @@
               <w:rPr>
                 <w:rFonts w:ascii="Times New Roman" w:hAnsi="Times New Roman"/>
                 <w:sz w:val="26"/>
-              </w:rPr>
-            </w:r>
-            <w:r>
-              <w:rPr>
-                <w:rFonts w:ascii="Times New Roman" w:hAnsi="Times New Roman"/>
-                <w:b w:val="0"/>
-                <w:sz w:val="26"/>
+                <w:rFonts w:ascii="Times New Roman" w:hAnsi="Times New Roman" w:cs="Times New Roman"/>
+              </w:rPr>
+            </w:r>
+            <w:r>
+              <w:rPr>
+                <w:rFonts w:ascii="Times New Roman" w:hAnsi="Times New Roman"/>
+                <w:b w:val="0"/>
+                <w:sz w:val="26"/>
+                <w:rFonts w:ascii="Times New Roman" w:hAnsi="Times New Roman" w:cs="Times New Roman"/>
               </w:rPr>
               <w:t>Tuần 34</w:t>
             </w:r>
@@ -4634,6 +5022,7 @@
               <w:rPr>
                 <w:rFonts w:ascii="Times New Roman" w:hAnsi="Times New Roman"/>
                 <w:sz w:val="26"/>
+                <w:rFonts w:ascii="Times New Roman" w:hAnsi="Times New Roman" w:cs="Times New Roman"/>
               </w:rPr>
               <w:t xml:space="preserve">- Thành thạo kỹ năng sử dụng chuột qua bài tập tương tác/phần mềm. </w:t>
             </w:r>
@@ -4643,6 +5032,7 @@
               <w:rPr>
                 <w:rFonts w:ascii="Times New Roman" w:hAnsi="Times New Roman"/>
                 <w:sz w:val="26"/>
+                <w:rFonts w:ascii="Times New Roman" w:hAnsi="Times New Roman" w:cs="Times New Roman"/>
               </w:rPr>
               <w:t xml:space="preserve">- Hiểu cách giải quyết công việc theo từng bước, chia việc nhỏ và diễn đạt công việc phụ thuộc điều kiện ("Nếu... thì..."). </w:t>
             </w:r>
@@ -4659,6 +5049,7 @@
               <w:rPr>
                 <w:rFonts w:ascii="Times New Roman" w:hAnsi="Times New Roman"/>
                 <w:sz w:val="26"/>
+                <w:rFonts w:ascii="Times New Roman" w:hAnsi="Times New Roman" w:cs="Times New Roman"/>
               </w:rPr>
               <w:t xml:space="preserve">- Phát biểu được nhiệm vụ và tạo bài trình chiếu báo cáo hoàn chỉnh với sự trợ giúp của máy tính. </w:t>
             </w:r>
@@ -4680,6 +5071,7 @@
               <w:rPr>
                 <w:rFonts w:ascii="Times New Roman" w:hAnsi="Times New Roman"/>
                 <w:sz w:val="26"/>
+                <w:rFonts w:ascii="Times New Roman" w:hAnsi="Times New Roman" w:cs="Times New Roman"/>
               </w:rPr>
               <w:t xml:space="preserve">Bài kiểm tra thực hành tổng hợp trên máy tính </w:t>
             </w:r>
@@ -4714,6 +5106,7 @@
           <w:iCs/>
           <w:color w:val="000000"/>
           <w:sz w:val="26"/>
+          <w:rFonts w:ascii="Times New Roman" w:hAnsi="Times New Roman" w:cs="Times New Roman"/>
         </w:rPr>
         <w:t>Thời gian làm bài kiểm tra, đánh giá</w:t>
       </w:r>
@@ -4745,6 +5138,7 @@
           <w:iCs/>
           <w:color w:val="000000"/>
           <w:sz w:val="26"/>
+          <w:rFonts w:ascii="Times New Roman" w:hAnsi="Times New Roman" w:cs="Times New Roman"/>
         </w:rPr>
         <w:t>Tuần thứ, tháng, năm thực hiện bài kiểm tra đánh giá</w:t>
       </w:r>
@@ -4776,6 +5170,7 @@
           <w:iCs/>
           <w:color w:val="000000"/>
           <w:sz w:val="26"/>
+          <w:rFonts w:ascii="Times New Roman" w:hAnsi="Times New Roman" w:cs="Times New Roman"/>
         </w:rPr>
         <w:t>Yêu cầu cần đạt thời điểm kiểm tra đánh giá (Theo phân phối chương trình)</w:t>
       </w:r>
@@ -4806,6 +5201,7 @@
           <w:iCs/>
           <w:color w:val="000000"/>
           <w:sz w:val="26"/>
+          <w:rFonts w:ascii="Times New Roman" w:hAnsi="Times New Roman" w:cs="Times New Roman"/>
         </w:rPr>
         <w:lastRenderedPageBreak/>
         <w:t>Hình thức bài kiểm tra đánh giá: Viết (trên giấy hoặc máy tính); bài thực hành; dự án học tập</w:t>
@@ -4824,6 +5220,7 @@
           <w:b/>
           <w:bCs/>
           <w:sz w:val="26"/>
+          <w:rFonts w:ascii="Times New Roman" w:hAnsi="Times New Roman" w:cs="Times New Roman"/>
         </w:rPr>
         <w:t>III. Các nội dung khác (Nếu có)</w:t>
       </w:r>
@@ -4883,6 +5280,7 @@
                 <w:bCs/>
                 <w:sz w:val="26"/>
                 <w:szCs w:val="26"/>
+                <w:rFonts w:ascii="Times New Roman" w:hAnsi="Times New Roman" w:cs="Times New Roman"/>
               </w:rPr>
               <w:t>TỔ TRƯỞNG</w:t>
             </w:r>
@@ -4905,6 +5303,7 @@
                 <w:iCs/>
                 <w:sz w:val="26"/>
                 <w:szCs w:val="26"/>
+                <w:rFonts w:ascii="Times New Roman" w:hAnsi="Times New Roman" w:cs="Times New Roman"/>
               </w:rPr>
               <w:t>(Ký, ghi rõ họ tên)</w:t>
             </w:r>
@@ -4932,6 +5331,7 @@
                 <w:iCs/>
                 <w:sz w:val="26"/>
                 <w:szCs w:val="26"/>
+                <w:rFonts w:ascii="Times New Roman" w:hAnsi="Times New Roman" w:cs="Times New Roman"/>
               </w:rPr>
               <w:t>Hoài Đức, ngày    tháng     năm 2026</w:t>
             </w:r>
@@ -4954,6 +5354,7 @@
                 <w:bCs/>
                 <w:sz w:val="26"/>
                 <w:szCs w:val="26"/>
+                <w:rFonts w:ascii="Times New Roman" w:hAnsi="Times New Roman" w:cs="Times New Roman"/>
               </w:rPr>
               <w:t>HIỆU TRƯỞNG</w:t>
             </w:r>
@@ -4978,6 +5379,7 @@
                 <w:iCs/>
                 <w:sz w:val="26"/>
                 <w:szCs w:val="26"/>
+                <w:rFonts w:ascii="Times New Roman" w:hAnsi="Times New Roman" w:cs="Times New Roman"/>
               </w:rPr>
               <w:t>(</w:t>
             </w:r>
@@ -4988,6 +5390,7 @@
                 <w:iCs/>
                 <w:sz w:val="26"/>
                 <w:szCs w:val="26"/>
+                <w:rFonts w:ascii="Times New Roman" w:hAnsi="Times New Roman" w:cs="Times New Roman"/>
               </w:rPr>
               <w:t>Ký và ghi rõ họ tên)</w:t>
             </w:r>

--- a/Hệ thống mẫu văn bản/Nguyên đã làm/Kế hoạch dạy học Tin học từng lớp/Kế hoạch dạy học môn Tin học - Lớp 3 - 2026 - 2027.docx
+++ b/Hệ thống mẫu văn bản/Nguyên đã làm/Kế hoạch dạy học Tin học từng lớp/Kế hoạch dạy học môn Tin học - Lớp 3 - 2026 - 2027.docx
@@ -1365,6 +1365,2685 @@
         <w:t>Kế hoạch dạy học</w:t>
       </w:r>
     </w:p>
+    <w:tbl>
+      <w:tblPr>
+        <w:tblW w:type="auto" w:w="0"/>
+        <w:jc w:val="center"/>
+        <w:tblLook w:firstColumn="1" w:firstRow="1" w:lastColumn="0" w:lastRow="0" w:noHBand="0" w:noVBand="1" w:val="04A0"/>
+        <w:tblBorders>
+          <w:top w:val="single" w:sz="4" w:space="0" w:color="000000"/>
+          <w:left w:val="single" w:sz="4" w:space="0" w:color="000000"/>
+          <w:bottom w:val="single" w:sz="4" w:space="0" w:color="000000"/>
+          <w:right w:val="single" w:sz="4" w:space="0" w:color="000000"/>
+          <w:insideH w:val="single" w:sz="4" w:space="0" w:color="000000"/>
+          <w:insideV w:val="single" w:sz="4" w:space="0" w:color="000000"/>
+        </w:tblBorders>
+      </w:tblPr>
+      <w:tblGrid>
+        <w:gridCol w:w="1862"/>
+        <w:gridCol w:w="1862"/>
+        <w:gridCol w:w="1862"/>
+        <w:gridCol w:w="1862"/>
+        <w:gridCol w:w="1862"/>
+      </w:tblGrid>
+      <w:tr>
+        <w:tc>
+          <w:tcPr>
+            <w:tcW w:type="dxa" w:w="680"/>
+            <w:vAlign w:val="center"/>
+          </w:tcPr>
+          <w:p>
+            <w:pPr>
+              <w:spacing w:before="40" w:after="40" w:line="276" w:lineRule="auto"/>
+              <w:jc w:val="center"/>
+            </w:pPr>
+            <w:r>
+              <w:rPr>
+                <w:rFonts w:ascii="Times New Roman" w:hAnsi="Times New Roman"/>
+                <w:b/>
+                <w:sz w:val="26"/>
+                <w:rFonts w:ascii="Times New Roman" w:hAnsi="Times New Roman" w:cs="Times New Roman"/>
+              </w:rPr>
+              <w:t>STT</w:t>
+            </w:r>
+          </w:p>
+        </w:tc>
+        <w:tc>
+          <w:tcPr>
+            <w:tcW w:type="dxa" w:w="3118"/>
+            <w:vAlign w:val="center"/>
+          </w:tcPr>
+          <w:p>
+            <w:pPr>
+              <w:spacing w:before="40" w:after="40" w:line="276" w:lineRule="auto"/>
+              <w:jc w:val="left"/>
+            </w:pPr>
+            <w:r>
+              <w:rPr>
+                <w:rFonts w:ascii="Times New Roman" w:hAnsi="Times New Roman"/>
+                <w:b/>
+                <w:sz w:val="26"/>
+                <w:rFonts w:ascii="Times New Roman" w:hAnsi="Times New Roman" w:cs="Times New Roman"/>
+              </w:rPr>
+              <w:t>Bài học (1)</w:t>
+            </w:r>
+          </w:p>
+        </w:tc>
+        <w:tc>
+          <w:tcPr>
+            <w:tcW w:type="dxa" w:w="850"/>
+            <w:vAlign w:val="center"/>
+          </w:tcPr>
+          <w:p>
+            <w:pPr>
+              <w:spacing w:before="40" w:after="40" w:line="276" w:lineRule="auto"/>
+              <w:jc w:val="center"/>
+            </w:pPr>
+            <w:r>
+              <w:rPr>
+                <w:rFonts w:ascii="Times New Roman" w:hAnsi="Times New Roman"/>
+                <w:b/>
+                <w:sz w:val="26"/>
+                <w:rFonts w:ascii="Times New Roman" w:hAnsi="Times New Roman" w:cs="Times New Roman"/>
+              </w:rPr>
+              <w:t>Số tiết (2)</w:t>
+            </w:r>
+          </w:p>
+        </w:tc>
+        <w:tc>
+          <w:tcPr>
+            <w:tcW w:type="dxa" w:w="1247"/>
+            <w:vAlign w:val="center"/>
+          </w:tcPr>
+          <w:p>
+            <w:pPr>
+              <w:spacing w:before="40" w:after="40" w:line="276" w:lineRule="auto"/>
+              <w:jc w:val="center"/>
+            </w:pPr>
+            <w:r>
+              <w:rPr>
+                <w:rFonts w:ascii="Times New Roman" w:hAnsi="Times New Roman"/>
+                <w:b/>
+                <w:sz w:val="26"/>
+                <w:rFonts w:ascii="Times New Roman" w:hAnsi="Times New Roman" w:cs="Times New Roman"/>
+              </w:rPr>
+              <w:t>Tiết theo PPCT</w:t>
+            </w:r>
+          </w:p>
+        </w:tc>
+        <w:tc>
+          <w:tcPr>
+            <w:tcW w:type="dxa" w:w="3402"/>
+            <w:vAlign w:val="center"/>
+          </w:tcPr>
+          <w:p>
+            <w:pPr>
+              <w:spacing w:before="40" w:after="40" w:line="276" w:lineRule="auto"/>
+              <w:jc w:val="left"/>
+            </w:pPr>
+            <w:r>
+              <w:rPr>
+                <w:rFonts w:ascii="Times New Roman" w:hAnsi="Times New Roman"/>
+                <w:b/>
+                <w:sz w:val="26"/>
+                <w:rFonts w:ascii="Times New Roman" w:hAnsi="Times New Roman" w:cs="Times New Roman"/>
+              </w:rPr>
+              <w:t>Yêu cầu cần đạt (3)</w:t>
+            </w:r>
+          </w:p>
+        </w:tc>
+      </w:tr>
+      <w:tr>
+        <w:tc>
+          <w:tcPr>
+            <w:tcW w:type="dxa" w:w="680"/>
+            <w:vAlign w:val="center"/>
+          </w:tcPr>
+          <w:p>
+            <w:pPr>
+              <w:spacing w:before="40" w:after="40" w:line="276" w:lineRule="auto"/>
+              <w:jc w:val="center"/>
+            </w:pPr>
+            <w:r>
+              <w:rPr>
+                <w:rFonts w:ascii="Times New Roman" w:hAnsi="Times New Roman"/>
+                <w:sz w:val="26"/>
+                <w:rFonts w:ascii="Times New Roman" w:hAnsi="Times New Roman" w:cs="Times New Roman"/>
+              </w:rPr>
+              <w:t>1</w:t>
+            </w:r>
+          </w:p>
+        </w:tc>
+        <w:tc>
+          <w:tcPr>
+            <w:tcW w:type="dxa" w:w="3118"/>
+            <w:vAlign w:val="center"/>
+          </w:tcPr>
+          <w:p>
+            <w:pPr>
+              <w:spacing w:before="40" w:after="40" w:line="276" w:lineRule="auto"/>
+              <w:jc w:val="both"/>
+            </w:pPr>
+            <w:r>
+              <w:rPr>
+                <w:rFonts w:ascii="Times New Roman" w:hAnsi="Times New Roman"/>
+                <w:sz w:val="26"/>
+                <w:rFonts w:ascii="Times New Roman" w:hAnsi="Times New Roman" w:cs="Times New Roman"/>
+              </w:rPr>
+              <w:t>Tiết 0: Định hướng môn học</w:t>
+            </w:r>
+          </w:p>
+        </w:tc>
+        <w:tc>
+          <w:tcPr>
+            <w:tcW w:type="dxa" w:w="850"/>
+            <w:vAlign w:val="center"/>
+          </w:tcPr>
+          <w:p>
+            <w:pPr>
+              <w:spacing w:before="40" w:after="40" w:line="276" w:lineRule="auto"/>
+              <w:jc w:val="center"/>
+            </w:pPr>
+            <w:r>
+              <w:rPr>
+                <w:rFonts w:ascii="Times New Roman" w:hAnsi="Times New Roman"/>
+                <w:sz w:val="26"/>
+                <w:rFonts w:ascii="Times New Roman" w:hAnsi="Times New Roman" w:cs="Times New Roman"/>
+              </w:rPr>
+              <w:t>1</w:t>
+            </w:r>
+          </w:p>
+        </w:tc>
+        <w:tc>
+          <w:tcPr>
+            <w:tcW w:type="dxa" w:w="1247"/>
+            <w:vAlign w:val="center"/>
+          </w:tcPr>
+          <w:p>
+            <w:pPr>
+              <w:spacing w:before="40" w:after="40" w:line="276" w:lineRule="auto"/>
+              <w:jc w:val="center"/>
+            </w:pPr>
+            <w:r>
+              <w:rPr>
+                <w:rFonts w:ascii="Times New Roman" w:hAnsi="Times New Roman"/>
+                <w:sz w:val="26"/>
+                <w:rFonts w:ascii="Times New Roman" w:hAnsi="Times New Roman" w:cs="Times New Roman"/>
+              </w:rPr>
+              <w:t>1</w:t>
+            </w:r>
+          </w:p>
+        </w:tc>
+        <w:tc>
+          <w:tcPr>
+            <w:tcW w:type="dxa" w:w="3402"/>
+            <w:vAlign w:val="center"/>
+          </w:tcPr>
+          <w:p>
+            <w:pPr>
+              <w:spacing w:before="40" w:after="40" w:line="276" w:lineRule="auto"/>
+              <w:jc w:val="both"/>
+            </w:pPr>
+            <w:r>
+              <w:rPr>
+                <w:rFonts w:ascii="Times New Roman" w:hAnsi="Times New Roman"/>
+                <w:sz w:val="26"/>
+                <w:rFonts w:ascii="Times New Roman" w:hAnsi="Times New Roman" w:cs="Times New Roman"/>
+              </w:rPr>
+              <w:t>Giới thiệu tổng quan môn học Tin học, phương pháp học tập hiệu quả, các quy định an toàn và nội quy phòng học bộ môn.</w:t>
+            </w:r>
+          </w:p>
+        </w:tc>
+      </w:tr>
+      <w:tr>
+        <w:tc>
+          <w:tcPr>
+            <w:tcW w:type="dxa" w:w="680"/>
+            <w:vAlign w:val="center"/>
+          </w:tcPr>
+          <w:p>
+            <w:pPr>
+              <w:spacing w:before="40" w:after="40" w:line="276" w:lineRule="auto"/>
+              <w:jc w:val="center"/>
+            </w:pPr>
+            <w:r>
+              <w:rPr>
+                <w:rFonts w:ascii="Times New Roman" w:hAnsi="Times New Roman"/>
+                <w:sz w:val="26"/>
+                <w:rFonts w:ascii="Times New Roman" w:hAnsi="Times New Roman" w:cs="Times New Roman"/>
+              </w:rPr>
+              <w:t>2</w:t>
+            </w:r>
+          </w:p>
+        </w:tc>
+        <w:tc>
+          <w:tcPr>
+            <w:tcW w:type="dxa" w:w="3118"/>
+            <w:vAlign w:val="center"/>
+          </w:tcPr>
+          <w:p>
+            <w:pPr>
+              <w:spacing w:before="40" w:after="40" w:line="276" w:lineRule="auto"/>
+              <w:jc w:val="both"/>
+            </w:pPr>
+            <w:r>
+              <w:rPr>
+                <w:rFonts w:ascii="Times New Roman" w:hAnsi="Times New Roman"/>
+                <w:sz w:val="26"/>
+                <w:rFonts w:ascii="Times New Roman" w:hAnsi="Times New Roman" w:cs="Times New Roman"/>
+              </w:rPr>
+              <w:t>Bài 1: Thông tin và quyết định</w:t>
+            </w:r>
+          </w:p>
+        </w:tc>
+        <w:tc>
+          <w:tcPr>
+            <w:tcW w:type="dxa" w:w="850"/>
+            <w:vAlign w:val="center"/>
+          </w:tcPr>
+          <w:p>
+            <w:pPr>
+              <w:spacing w:before="40" w:after="40" w:line="276" w:lineRule="auto"/>
+              <w:jc w:val="center"/>
+            </w:pPr>
+            <w:r>
+              <w:rPr>
+                <w:rFonts w:ascii="Times New Roman" w:hAnsi="Times New Roman"/>
+                <w:sz w:val="26"/>
+                <w:rFonts w:ascii="Times New Roman" w:hAnsi="Times New Roman" w:cs="Times New Roman"/>
+              </w:rPr>
+              <w:t>1</w:t>
+            </w:r>
+          </w:p>
+        </w:tc>
+        <w:tc>
+          <w:tcPr>
+            <w:tcW w:type="dxa" w:w="1247"/>
+            <w:vAlign w:val="center"/>
+          </w:tcPr>
+          <w:p>
+            <w:pPr>
+              <w:spacing w:before="40" w:after="40" w:line="276" w:lineRule="auto"/>
+              <w:jc w:val="center"/>
+            </w:pPr>
+            <w:r>
+              <w:rPr>
+                <w:rFonts w:ascii="Times New Roman" w:hAnsi="Times New Roman"/>
+                <w:sz w:val="26"/>
+                <w:rFonts w:ascii="Times New Roman" w:hAnsi="Times New Roman" w:cs="Times New Roman"/>
+              </w:rPr>
+              <w:t>2</w:t>
+            </w:r>
+          </w:p>
+        </w:tc>
+        <w:tc>
+          <w:tcPr>
+            <w:tcW w:type="dxa" w:w="3402"/>
+            <w:vAlign w:val="center"/>
+          </w:tcPr>
+          <w:p>
+            <w:pPr>
+              <w:spacing w:before="40" w:after="40" w:line="276" w:lineRule="auto"/>
+              <w:jc w:val="both"/>
+            </w:pPr>
+            <w:r>
+              <w:rPr>
+                <w:rFonts w:ascii="Times New Roman" w:hAnsi="Times New Roman"/>
+                <w:sz w:val="26"/>
+                <w:rFonts w:ascii="Times New Roman" w:hAnsi="Times New Roman" w:cs="Times New Roman"/>
+              </w:rPr>
+              <w:t>- Nêu ví dụ đơn giản minh họa vai trò của thông tin trong việc ra quyết định của con người.  - Nhận biết được thông tin và quyết định trong ví dụ cụ thể.  - Nhận biết ba dạng thông tin thường gặp: chữ, âm thanh, hình ảnh.</w:t>
+            </w:r>
+          </w:p>
+        </w:tc>
+      </w:tr>
+      <w:tr>
+        <w:tc>
+          <w:tcPr>
+            <w:tcW w:type="dxa" w:w="680"/>
+            <w:vAlign w:val="center"/>
+          </w:tcPr>
+          <w:p>
+            <w:pPr>
+              <w:spacing w:before="40" w:after="40" w:line="276" w:lineRule="auto"/>
+              <w:jc w:val="center"/>
+            </w:pPr>
+            <w:r>
+              <w:rPr>
+                <w:rFonts w:ascii="Times New Roman" w:hAnsi="Times New Roman"/>
+                <w:sz w:val="26"/>
+                <w:rFonts w:ascii="Times New Roman" w:hAnsi="Times New Roman" w:cs="Times New Roman"/>
+              </w:rPr>
+              <w:t>3</w:t>
+            </w:r>
+          </w:p>
+        </w:tc>
+        <w:tc>
+          <w:tcPr>
+            <w:tcW w:type="dxa" w:w="3118"/>
+            <w:vAlign w:val="center"/>
+          </w:tcPr>
+          <w:p>
+            <w:pPr>
+              <w:spacing w:before="40" w:after="40" w:line="276" w:lineRule="auto"/>
+              <w:jc w:val="both"/>
+            </w:pPr>
+            <w:r>
+              <w:rPr>
+                <w:rFonts w:ascii="Times New Roman" w:hAnsi="Times New Roman"/>
+                <w:sz w:val="26"/>
+                <w:rFonts w:ascii="Times New Roman" w:hAnsi="Times New Roman" w:cs="Times New Roman"/>
+              </w:rPr>
+              <w:t>Bài 2: Xử lí thông tin</w:t>
+            </w:r>
+          </w:p>
+        </w:tc>
+        <w:tc>
+          <w:tcPr>
+            <w:tcW w:type="dxa" w:w="850"/>
+            <w:vAlign w:val="center"/>
+          </w:tcPr>
+          <w:p>
+            <w:pPr>
+              <w:spacing w:before="40" w:after="40" w:line="276" w:lineRule="auto"/>
+              <w:jc w:val="center"/>
+            </w:pPr>
+            <w:r>
+              <w:rPr>
+                <w:rFonts w:ascii="Times New Roman" w:hAnsi="Times New Roman"/>
+                <w:sz w:val="26"/>
+                <w:rFonts w:ascii="Times New Roman" w:hAnsi="Times New Roman" w:cs="Times New Roman"/>
+              </w:rPr>
+              <w:t>1</w:t>
+            </w:r>
+          </w:p>
+        </w:tc>
+        <w:tc>
+          <w:tcPr>
+            <w:tcW w:type="dxa" w:w="1247"/>
+            <w:vAlign w:val="center"/>
+          </w:tcPr>
+          <w:p>
+            <w:pPr>
+              <w:spacing w:before="40" w:after="40" w:line="276" w:lineRule="auto"/>
+              <w:jc w:val="center"/>
+            </w:pPr>
+            <w:r>
+              <w:rPr>
+                <w:rFonts w:ascii="Times New Roman" w:hAnsi="Times New Roman"/>
+                <w:sz w:val="26"/>
+                <w:rFonts w:ascii="Times New Roman" w:hAnsi="Times New Roman" w:cs="Times New Roman"/>
+              </w:rPr>
+              <w:t>3</w:t>
+            </w:r>
+          </w:p>
+        </w:tc>
+        <w:tc>
+          <w:tcPr>
+            <w:tcW w:type="dxa" w:w="3402"/>
+            <w:vAlign w:val="center"/>
+          </w:tcPr>
+          <w:p>
+            <w:pPr>
+              <w:spacing w:before="40" w:after="40" w:line="276" w:lineRule="auto"/>
+              <w:jc w:val="both"/>
+            </w:pPr>
+            <w:r>
+              <w:rPr>
+                <w:rFonts w:ascii="Times New Roman" w:hAnsi="Times New Roman"/>
+                <w:sz w:val="26"/>
+                <w:rFonts w:ascii="Times New Roman" w:hAnsi="Times New Roman" w:cs="Times New Roman"/>
+              </w:rPr>
+              <w:t>- Nhận biết thông tin thu nhận, được xử lý và kết quả xử lý.  - Nêu ví dụ minh họa bộ não con người là bộ phận xử lý thông tin.  - Nêu ví dụ máy móc tiếp nhận thông tin để quyết định hành động.</w:t>
+            </w:r>
+          </w:p>
+        </w:tc>
+      </w:tr>
+      <w:tr>
+        <w:tc>
+          <w:tcPr>
+            <w:tcW w:type="dxa" w:w="680"/>
+            <w:vAlign w:val="center"/>
+          </w:tcPr>
+          <w:p>
+            <w:pPr>
+              <w:spacing w:before="40" w:after="40" w:line="276" w:lineRule="auto"/>
+              <w:jc w:val="center"/>
+            </w:pPr>
+            <w:r>
+              <w:rPr>
+                <w:rFonts w:ascii="Times New Roman" w:hAnsi="Times New Roman"/>
+                <w:sz w:val="26"/>
+                <w:rFonts w:ascii="Times New Roman" w:hAnsi="Times New Roman" w:cs="Times New Roman"/>
+              </w:rPr>
+              <w:t>4</w:t>
+            </w:r>
+          </w:p>
+        </w:tc>
+        <w:tc>
+          <w:tcPr>
+            <w:tcW w:type="dxa" w:w="3118"/>
+            <w:vAlign w:val="center"/>
+          </w:tcPr>
+          <w:p>
+            <w:pPr>
+              <w:spacing w:before="40" w:after="40" w:line="276" w:lineRule="auto"/>
+              <w:jc w:val="both"/>
+            </w:pPr>
+            <w:r>
+              <w:rPr>
+                <w:rFonts w:ascii="Times New Roman" w:hAnsi="Times New Roman"/>
+                <w:sz w:val="26"/>
+                <w:rFonts w:ascii="Times New Roman" w:hAnsi="Times New Roman" w:cs="Times New Roman"/>
+              </w:rPr>
+              <w:t>Bài 3: Máy tính và em</w:t>
+            </w:r>
+          </w:p>
+        </w:tc>
+        <w:tc>
+          <w:tcPr>
+            <w:tcW w:type="dxa" w:w="850"/>
+            <w:vAlign w:val="center"/>
+          </w:tcPr>
+          <w:p>
+            <w:pPr>
+              <w:spacing w:before="40" w:after="40" w:line="276" w:lineRule="auto"/>
+              <w:jc w:val="center"/>
+            </w:pPr>
+            <w:r>
+              <w:rPr>
+                <w:rFonts w:ascii="Times New Roman" w:hAnsi="Times New Roman"/>
+                <w:sz w:val="26"/>
+                <w:rFonts w:ascii="Times New Roman" w:hAnsi="Times New Roman" w:cs="Times New Roman"/>
+              </w:rPr>
+              <w:t>1</w:t>
+            </w:r>
+          </w:p>
+        </w:tc>
+        <w:tc>
+          <w:tcPr>
+            <w:tcW w:type="dxa" w:w="1247"/>
+            <w:vAlign w:val="center"/>
+          </w:tcPr>
+          <w:p>
+            <w:pPr>
+              <w:spacing w:before="40" w:after="40" w:line="276" w:lineRule="auto"/>
+              <w:jc w:val="center"/>
+            </w:pPr>
+            <w:r>
+              <w:rPr>
+                <w:rFonts w:ascii="Times New Roman" w:hAnsi="Times New Roman"/>
+                <w:sz w:val="26"/>
+                <w:rFonts w:ascii="Times New Roman" w:hAnsi="Times New Roman" w:cs="Times New Roman"/>
+              </w:rPr>
+              <w:t>4</w:t>
+            </w:r>
+          </w:p>
+        </w:tc>
+        <w:tc>
+          <w:tcPr>
+            <w:tcW w:type="dxa" w:w="3402"/>
+            <w:vAlign w:val="center"/>
+          </w:tcPr>
+          <w:p>
+            <w:pPr>
+              <w:spacing w:before="40" w:after="40" w:line="276" w:lineRule="auto"/>
+              <w:jc w:val="both"/>
+            </w:pPr>
+            <w:r>
+              <w:rPr>
+                <w:rFonts w:ascii="Times New Roman" w:hAnsi="Times New Roman"/>
+                <w:sz w:val="26"/>
+                <w:rFonts w:ascii="Times New Roman" w:hAnsi="Times New Roman" w:cs="Times New Roman"/>
+              </w:rPr>
+              <w:t>- Nhận diện, phân biệt các dạng máy tính thông dụng và các bộ phận cơ bản (màn hình, thân máy, bàn phím, chuột).  - Nêu sơ lược chức năng các bộ phận, nhận biết màn hình cảm ứng.  - Thực hiện quy tắc an toàn về điện khi dùng máy tính. (Có bài học STEM).</w:t>
+            </w:r>
+          </w:p>
+        </w:tc>
+      </w:tr>
+      <w:tr>
+        <w:tc>
+          <w:tcPr>
+            <w:tcW w:type="dxa" w:w="680"/>
+            <w:vAlign w:val="center"/>
+          </w:tcPr>
+          <w:p>
+            <w:pPr>
+              <w:spacing w:before="40" w:after="40" w:line="276" w:lineRule="auto"/>
+              <w:jc w:val="center"/>
+            </w:pPr>
+            <w:r>
+              <w:rPr>
+                <w:rFonts w:ascii="Times New Roman" w:hAnsi="Times New Roman"/>
+                <w:sz w:val="26"/>
+                <w:rFonts w:ascii="Times New Roman" w:hAnsi="Times New Roman" w:cs="Times New Roman"/>
+              </w:rPr>
+              <w:t>5</w:t>
+            </w:r>
+          </w:p>
+        </w:tc>
+        <w:tc>
+          <w:tcPr>
+            <w:tcW w:type="dxa" w:w="3118"/>
+            <w:vAlign w:val="center"/>
+          </w:tcPr>
+          <w:p>
+            <w:pPr>
+              <w:spacing w:before="40" w:after="40" w:line="276" w:lineRule="auto"/>
+              <w:jc w:val="both"/>
+            </w:pPr>
+            <w:r>
+              <w:rPr>
+                <w:rFonts w:ascii="Times New Roman" w:hAnsi="Times New Roman"/>
+                <w:sz w:val="26"/>
+                <w:rFonts w:ascii="Times New Roman" w:hAnsi="Times New Roman" w:cs="Times New Roman"/>
+              </w:rPr>
+              <w:t>Bài 4: Làm việc với máy tính</w:t>
+            </w:r>
+          </w:p>
+        </w:tc>
+        <w:tc>
+          <w:tcPr>
+            <w:tcW w:type="dxa" w:w="850"/>
+            <w:vAlign w:val="center"/>
+          </w:tcPr>
+          <w:p>
+            <w:pPr>
+              <w:spacing w:before="40" w:after="40" w:line="276" w:lineRule="auto"/>
+              <w:jc w:val="center"/>
+            </w:pPr>
+            <w:r>
+              <w:rPr>
+                <w:rFonts w:ascii="Times New Roman" w:hAnsi="Times New Roman"/>
+                <w:sz w:val="26"/>
+                <w:rFonts w:ascii="Times New Roman" w:hAnsi="Times New Roman" w:cs="Times New Roman"/>
+              </w:rPr>
+              <w:t>1</w:t>
+            </w:r>
+          </w:p>
+        </w:tc>
+        <w:tc>
+          <w:tcPr>
+            <w:tcW w:type="dxa" w:w="1247"/>
+            <w:vAlign w:val="center"/>
+          </w:tcPr>
+          <w:p>
+            <w:pPr>
+              <w:spacing w:before="40" w:after="40" w:line="276" w:lineRule="auto"/>
+              <w:jc w:val="center"/>
+            </w:pPr>
+            <w:r>
+              <w:rPr>
+                <w:rFonts w:ascii="Times New Roman" w:hAnsi="Times New Roman"/>
+                <w:sz w:val="26"/>
+                <w:rFonts w:ascii="Times New Roman" w:hAnsi="Times New Roman" w:cs="Times New Roman"/>
+              </w:rPr>
+              <w:t>5</w:t>
+            </w:r>
+          </w:p>
+        </w:tc>
+        <w:tc>
+          <w:tcPr>
+            <w:tcW w:type="dxa" w:w="3402"/>
+            <w:vAlign w:val="center"/>
+          </w:tcPr>
+          <w:p>
+            <w:pPr>
+              <w:spacing w:before="40" w:after="40" w:line="276" w:lineRule="auto"/>
+              <w:jc w:val="both"/>
+            </w:pPr>
+            <w:r>
+              <w:rPr>
+                <w:rFonts w:ascii="Times New Roman" w:hAnsi="Times New Roman"/>
+                <w:sz w:val="26"/>
+                <w:rFonts w:ascii="Times New Roman" w:hAnsi="Times New Roman" w:cs="Times New Roman"/>
+              </w:rPr>
+              <w:t>- Ngồi đúng tư thế, giữ khoảng cách mắt phù hợp, nêu tác hại ngồi sai tư thế.  - Cầm chuột đúng cách và thực hiện các thao tác chuột cơ bản.  - Khởi động/tắt máy đúng cách; kích hoạt và thoát ứng dụng an toàn.</w:t>
+            </w:r>
+          </w:p>
+        </w:tc>
+      </w:tr>
+      <w:tr>
+        <w:tc>
+          <w:tcPr>
+            <w:tcW w:type="dxa" w:w="680"/>
+            <w:vAlign w:val="center"/>
+          </w:tcPr>
+          <w:p>
+            <w:pPr>
+              <w:spacing w:before="40" w:after="40" w:line="276" w:lineRule="auto"/>
+              <w:jc w:val="center"/>
+            </w:pPr>
+            <w:r>
+              <w:rPr>
+                <w:rFonts w:ascii="Times New Roman" w:hAnsi="Times New Roman"/>
+                <w:sz w:val="26"/>
+                <w:rFonts w:ascii="Times New Roman" w:hAnsi="Times New Roman" w:cs="Times New Roman"/>
+              </w:rPr>
+              <w:t>6</w:t>
+            </w:r>
+          </w:p>
+        </w:tc>
+        <w:tc>
+          <w:tcPr>
+            <w:tcW w:type="dxa" w:w="3118"/>
+            <w:vAlign w:val="center"/>
+          </w:tcPr>
+          <w:p>
+            <w:pPr>
+              <w:spacing w:before="40" w:after="40" w:line="276" w:lineRule="auto"/>
+              <w:jc w:val="both"/>
+            </w:pPr>
+            <w:r>
+              <w:rPr>
+                <w:rFonts w:ascii="Times New Roman" w:hAnsi="Times New Roman"/>
+                <w:sz w:val="26"/>
+                <w:rFonts w:ascii="Times New Roman" w:hAnsi="Times New Roman" w:cs="Times New Roman"/>
+              </w:rPr>
+              <w:t>Ôn tập Đánh giá định kỳ 1</w:t>
+            </w:r>
+          </w:p>
+        </w:tc>
+        <w:tc>
+          <w:tcPr>
+            <w:tcW w:type="dxa" w:w="850"/>
+            <w:vAlign w:val="center"/>
+          </w:tcPr>
+          <w:p>
+            <w:pPr>
+              <w:spacing w:before="40" w:after="40" w:line="276" w:lineRule="auto"/>
+              <w:jc w:val="center"/>
+            </w:pPr>
+            <w:r>
+              <w:rPr>
+                <w:rFonts w:ascii="Times New Roman" w:hAnsi="Times New Roman"/>
+                <w:sz w:val="26"/>
+                <w:rFonts w:ascii="Times New Roman" w:hAnsi="Times New Roman" w:cs="Times New Roman"/>
+              </w:rPr>
+              <w:t>1</w:t>
+            </w:r>
+          </w:p>
+        </w:tc>
+        <w:tc>
+          <w:tcPr>
+            <w:tcW w:type="dxa" w:w="1247"/>
+            <w:vAlign w:val="center"/>
+          </w:tcPr>
+          <w:p>
+            <w:pPr>
+              <w:spacing w:before="40" w:after="40" w:line="276" w:lineRule="auto"/>
+              <w:jc w:val="center"/>
+            </w:pPr>
+            <w:r>
+              <w:rPr>
+                <w:rFonts w:ascii="Times New Roman" w:hAnsi="Times New Roman"/>
+                <w:sz w:val="26"/>
+                <w:rFonts w:ascii="Times New Roman" w:hAnsi="Times New Roman" w:cs="Times New Roman"/>
+              </w:rPr>
+              <w:t>6</w:t>
+            </w:r>
+          </w:p>
+        </w:tc>
+        <w:tc>
+          <w:tcPr>
+            <w:tcW w:type="dxa" w:w="3402"/>
+            <w:vAlign w:val="center"/>
+          </w:tcPr>
+          <w:p>
+            <w:pPr>
+              <w:spacing w:before="40" w:after="40" w:line="276" w:lineRule="auto"/>
+              <w:jc w:val="both"/>
+            </w:pPr>
+            <w:r>
+              <w:rPr>
+                <w:rFonts w:ascii="Times New Roman" w:hAnsi="Times New Roman"/>
+                <w:sz w:val="26"/>
+                <w:rFonts w:ascii="Times New Roman" w:hAnsi="Times New Roman" w:cs="Times New Roman"/>
+              </w:rPr>
+              <w:t>Hệ thống hóa kiến thức chuẩn bị Đánh giá định kỳ 1.</w:t>
+            </w:r>
+          </w:p>
+        </w:tc>
+      </w:tr>
+      <w:tr>
+        <w:tc>
+          <w:tcPr>
+            <w:tcW w:type="dxa" w:w="680"/>
+            <w:vAlign w:val="center"/>
+          </w:tcPr>
+          <w:p>
+            <w:pPr>
+              <w:spacing w:before="40" w:after="40" w:line="276" w:lineRule="auto"/>
+              <w:jc w:val="center"/>
+            </w:pPr>
+            <w:r>
+              <w:rPr>
+                <w:rFonts w:ascii="Times New Roman" w:hAnsi="Times New Roman"/>
+                <w:sz w:val="26"/>
+                <w:rFonts w:ascii="Times New Roman" w:hAnsi="Times New Roman" w:cs="Times New Roman"/>
+              </w:rPr>
+              <w:t>7</w:t>
+            </w:r>
+          </w:p>
+        </w:tc>
+        <w:tc>
+          <w:tcPr>
+            <w:tcW w:type="dxa" w:w="3118"/>
+            <w:vAlign w:val="center"/>
+          </w:tcPr>
+          <w:p>
+            <w:pPr>
+              <w:spacing w:before="40" w:after="40" w:line="276" w:lineRule="auto"/>
+              <w:jc w:val="both"/>
+            </w:pPr>
+            <w:r>
+              <w:rPr>
+                <w:rFonts w:ascii="Times New Roman" w:hAnsi="Times New Roman"/>
+                <w:sz w:val="26"/>
+                <w:rFonts w:ascii="Times New Roman" w:hAnsi="Times New Roman" w:cs="Times New Roman"/>
+              </w:rPr>
+              <w:t>Đánh giá định kỳ 1</w:t>
+            </w:r>
+          </w:p>
+        </w:tc>
+        <w:tc>
+          <w:tcPr>
+            <w:tcW w:type="dxa" w:w="850"/>
+            <w:vAlign w:val="center"/>
+          </w:tcPr>
+          <w:p>
+            <w:pPr>
+              <w:spacing w:before="40" w:after="40" w:line="276" w:lineRule="auto"/>
+              <w:jc w:val="center"/>
+            </w:pPr>
+            <w:r>
+              <w:rPr>
+                <w:rFonts w:ascii="Times New Roman" w:hAnsi="Times New Roman"/>
+                <w:sz w:val="26"/>
+                <w:rFonts w:ascii="Times New Roman" w:hAnsi="Times New Roman" w:cs="Times New Roman"/>
+              </w:rPr>
+              <w:t>1</w:t>
+            </w:r>
+          </w:p>
+        </w:tc>
+        <w:tc>
+          <w:tcPr>
+            <w:tcW w:type="dxa" w:w="1247"/>
+            <w:vAlign w:val="center"/>
+          </w:tcPr>
+          <w:p>
+            <w:pPr>
+              <w:spacing w:before="40" w:after="40" w:line="276" w:lineRule="auto"/>
+              <w:jc w:val="center"/>
+            </w:pPr>
+            <w:r>
+              <w:rPr>
+                <w:rFonts w:ascii="Times New Roman" w:hAnsi="Times New Roman"/>
+                <w:sz w:val="26"/>
+                <w:rFonts w:ascii="Times New Roman" w:hAnsi="Times New Roman" w:cs="Times New Roman"/>
+              </w:rPr>
+              <w:t>7</w:t>
+            </w:r>
+          </w:p>
+        </w:tc>
+        <w:tc>
+          <w:tcPr>
+            <w:tcW w:type="dxa" w:w="3402"/>
+            <w:vAlign w:val="center"/>
+          </w:tcPr>
+          <w:p>
+            <w:pPr>
+              <w:spacing w:before="40" w:after="40" w:line="276" w:lineRule="auto"/>
+              <w:jc w:val="both"/>
+            </w:pPr>
+            <w:r>
+              <w:rPr>
+                <w:rFonts w:ascii="Times New Roman" w:hAnsi="Times New Roman"/>
+                <w:sz w:val="26"/>
+                <w:rFonts w:ascii="Times New Roman" w:hAnsi="Times New Roman" w:cs="Times New Roman"/>
+              </w:rPr>
+              <w:t>Kiểm tra đánh giá kết quả học tập.</w:t>
+            </w:r>
+          </w:p>
+        </w:tc>
+      </w:tr>
+      <w:tr>
+        <w:tc>
+          <w:tcPr>
+            <w:tcW w:type="dxa" w:w="680"/>
+            <w:vAlign w:val="center"/>
+          </w:tcPr>
+          <w:p>
+            <w:pPr>
+              <w:spacing w:before="40" w:after="40" w:line="276" w:lineRule="auto"/>
+              <w:jc w:val="center"/>
+            </w:pPr>
+            <w:r>
+              <w:rPr>
+                <w:rFonts w:ascii="Times New Roman" w:hAnsi="Times New Roman"/>
+                <w:sz w:val="26"/>
+                <w:rFonts w:ascii="Times New Roman" w:hAnsi="Times New Roman" w:cs="Times New Roman"/>
+              </w:rPr>
+              <w:t>8</w:t>
+            </w:r>
+          </w:p>
+        </w:tc>
+        <w:tc>
+          <w:tcPr>
+            <w:tcW w:type="dxa" w:w="3118"/>
+            <w:vAlign w:val="center"/>
+          </w:tcPr>
+          <w:p>
+            <w:pPr>
+              <w:spacing w:before="40" w:after="40" w:line="276" w:lineRule="auto"/>
+              <w:jc w:val="both"/>
+            </w:pPr>
+            <w:r>
+              <w:rPr>
+                <w:rFonts w:ascii="Times New Roman" w:hAnsi="Times New Roman"/>
+                <w:sz w:val="26"/>
+                <w:rFonts w:ascii="Times New Roman" w:hAnsi="Times New Roman" w:cs="Times New Roman"/>
+              </w:rPr>
+              <w:t>Bài 5: Sử dụng bàn phím</w:t>
+            </w:r>
+          </w:p>
+        </w:tc>
+        <w:tc>
+          <w:tcPr>
+            <w:tcW w:type="dxa" w:w="850"/>
+            <w:vAlign w:val="center"/>
+          </w:tcPr>
+          <w:p>
+            <w:pPr>
+              <w:spacing w:before="40" w:after="40" w:line="276" w:lineRule="auto"/>
+              <w:jc w:val="center"/>
+            </w:pPr>
+            <w:r>
+              <w:rPr>
+                <w:rFonts w:ascii="Times New Roman" w:hAnsi="Times New Roman"/>
+                <w:sz w:val="26"/>
+                <w:rFonts w:ascii="Times New Roman" w:hAnsi="Times New Roman" w:cs="Times New Roman"/>
+              </w:rPr>
+              <w:t>1</w:t>
+            </w:r>
+          </w:p>
+        </w:tc>
+        <w:tc>
+          <w:tcPr>
+            <w:tcW w:type="dxa" w:w="1247"/>
+            <w:vAlign w:val="center"/>
+          </w:tcPr>
+          <w:p>
+            <w:pPr>
+              <w:spacing w:before="40" w:after="40" w:line="276" w:lineRule="auto"/>
+              <w:jc w:val="center"/>
+            </w:pPr>
+            <w:r>
+              <w:rPr>
+                <w:rFonts w:ascii="Times New Roman" w:hAnsi="Times New Roman"/>
+                <w:sz w:val="26"/>
+                <w:rFonts w:ascii="Times New Roman" w:hAnsi="Times New Roman" w:cs="Times New Roman"/>
+              </w:rPr>
+              <w:t>8</w:t>
+            </w:r>
+          </w:p>
+        </w:tc>
+        <w:tc>
+          <w:tcPr>
+            <w:tcW w:type="dxa" w:w="3402"/>
+            <w:vAlign w:val="center"/>
+          </w:tcPr>
+          <w:p>
+            <w:pPr>
+              <w:spacing w:before="40" w:after="40" w:line="276" w:lineRule="auto"/>
+              <w:jc w:val="both"/>
+            </w:pPr>
+            <w:r>
+              <w:rPr>
+                <w:rFonts w:ascii="Times New Roman" w:hAnsi="Times New Roman"/>
+                <w:sz w:val="26"/>
+                <w:rFonts w:ascii="Times New Roman" w:hAnsi="Times New Roman" w:cs="Times New Roman"/>
+              </w:rPr>
+              <w:t>- Chỉ ra khu vực chính của bàn phím và gọi tên các hàng phím.  - Biết vị trí đặt ngón tay trên hàng phím cơ sở và thực hiện gõ phím đúng quy định.</w:t>
+            </w:r>
+          </w:p>
+        </w:tc>
+      </w:tr>
+      <w:tr>
+        <w:tc>
+          <w:tcPr>
+            <w:tcW w:type="dxa" w:w="680"/>
+            <w:vAlign w:val="center"/>
+          </w:tcPr>
+          <w:p>
+            <w:pPr>
+              <w:spacing w:before="40" w:after="40" w:line="276" w:lineRule="auto"/>
+              <w:jc w:val="center"/>
+            </w:pPr>
+            <w:r>
+              <w:rPr>
+                <w:rFonts w:ascii="Times New Roman" w:hAnsi="Times New Roman"/>
+                <w:sz w:val="26"/>
+                <w:rFonts w:ascii="Times New Roman" w:hAnsi="Times New Roman" w:cs="Times New Roman"/>
+              </w:rPr>
+              <w:t>9</w:t>
+            </w:r>
+          </w:p>
+        </w:tc>
+        <w:tc>
+          <w:tcPr>
+            <w:tcW w:type="dxa" w:w="3118"/>
+            <w:vAlign w:val="center"/>
+          </w:tcPr>
+          <w:p>
+            <w:pPr>
+              <w:spacing w:before="40" w:after="40" w:line="276" w:lineRule="auto"/>
+              <w:jc w:val="both"/>
+            </w:pPr>
+            <w:r>
+              <w:rPr>
+                <w:rFonts w:ascii="Times New Roman" w:hAnsi="Times New Roman"/>
+                <w:sz w:val="26"/>
+                <w:rFonts w:ascii="Times New Roman" w:hAnsi="Times New Roman" w:cs="Times New Roman"/>
+              </w:rPr>
+              <w:t>Bài 6: Khám phá thông tin trên Internet</w:t>
+            </w:r>
+          </w:p>
+        </w:tc>
+        <w:tc>
+          <w:tcPr>
+            <w:tcW w:type="dxa" w:w="850"/>
+            <w:vAlign w:val="center"/>
+          </w:tcPr>
+          <w:p>
+            <w:pPr>
+              <w:spacing w:before="40" w:after="40" w:line="276" w:lineRule="auto"/>
+              <w:jc w:val="center"/>
+            </w:pPr>
+            <w:r>
+              <w:rPr>
+                <w:rFonts w:ascii="Times New Roman" w:hAnsi="Times New Roman"/>
+                <w:sz w:val="26"/>
+                <w:rFonts w:ascii="Times New Roman" w:hAnsi="Times New Roman" w:cs="Times New Roman"/>
+              </w:rPr>
+              <w:t>1</w:t>
+            </w:r>
+          </w:p>
+        </w:tc>
+        <w:tc>
+          <w:tcPr>
+            <w:tcW w:type="dxa" w:w="1247"/>
+            <w:vAlign w:val="center"/>
+          </w:tcPr>
+          <w:p>
+            <w:pPr>
+              <w:spacing w:before="40" w:after="40" w:line="276" w:lineRule="auto"/>
+              <w:jc w:val="center"/>
+            </w:pPr>
+            <w:r>
+              <w:rPr>
+                <w:rFonts w:ascii="Times New Roman" w:hAnsi="Times New Roman"/>
+                <w:sz w:val="26"/>
+                <w:rFonts w:ascii="Times New Roman" w:hAnsi="Times New Roman" w:cs="Times New Roman"/>
+              </w:rPr>
+              <w:t>9</w:t>
+            </w:r>
+          </w:p>
+        </w:tc>
+        <w:tc>
+          <w:tcPr>
+            <w:tcW w:type="dxa" w:w="3402"/>
+            <w:vAlign w:val="center"/>
+          </w:tcPr>
+          <w:p>
+            <w:pPr>
+              <w:spacing w:before="40" w:after="40" w:line="276" w:lineRule="auto"/>
+              <w:jc w:val="both"/>
+            </w:pPr>
+            <w:r>
+              <w:rPr>
+                <w:rFonts w:ascii="Times New Roman" w:hAnsi="Times New Roman"/>
+                <w:sz w:val="26"/>
+                <w:rFonts w:ascii="Times New Roman" w:hAnsi="Times New Roman" w:cs="Times New Roman"/>
+              </w:rPr>
+              <w:t>- Nêu ví dụ về tin tức, chương trình giải trí xem được trên Internet.  - Nêu ví dụ về thông tin không có sẵn trong máy tính nhưng tìm thấy trên Internet.  - Biết không phải thông tin nào trên Internet cũng phù hợp lứa tuổi.</w:t>
+            </w:r>
+          </w:p>
+        </w:tc>
+      </w:tr>
+      <w:tr>
+        <w:tc>
+          <w:tcPr>
+            <w:tcW w:type="dxa" w:w="680"/>
+            <w:vAlign w:val="center"/>
+          </w:tcPr>
+          <w:p>
+            <w:pPr>
+              <w:spacing w:before="40" w:after="40" w:line="276" w:lineRule="auto"/>
+              <w:jc w:val="center"/>
+            </w:pPr>
+            <w:r>
+              <w:rPr>
+                <w:rFonts w:ascii="Times New Roman" w:hAnsi="Times New Roman"/>
+                <w:sz w:val="26"/>
+                <w:rFonts w:ascii="Times New Roman" w:hAnsi="Times New Roman" w:cs="Times New Roman"/>
+              </w:rPr>
+              <w:t>10</w:t>
+            </w:r>
+          </w:p>
+        </w:tc>
+        <w:tc>
+          <w:tcPr>
+            <w:tcW w:type="dxa" w:w="3118"/>
+            <w:vAlign w:val="center"/>
+          </w:tcPr>
+          <w:p>
+            <w:pPr>
+              <w:spacing w:before="40" w:after="40" w:line="276" w:lineRule="auto"/>
+              <w:jc w:val="both"/>
+            </w:pPr>
+            <w:r>
+              <w:rPr>
+                <w:rFonts w:ascii="Times New Roman" w:hAnsi="Times New Roman"/>
+                <w:sz w:val="26"/>
+                <w:rFonts w:ascii="Times New Roman" w:hAnsi="Times New Roman" w:cs="Times New Roman"/>
+              </w:rPr>
+              <w:t>Bài 7: Sắp xếp để dễ tìm</w:t>
+            </w:r>
+          </w:p>
+        </w:tc>
+        <w:tc>
+          <w:tcPr>
+            <w:tcW w:type="dxa" w:w="850"/>
+            <w:vAlign w:val="center"/>
+          </w:tcPr>
+          <w:p>
+            <w:pPr>
+              <w:spacing w:before="40" w:after="40" w:line="276" w:lineRule="auto"/>
+              <w:jc w:val="center"/>
+            </w:pPr>
+            <w:r>
+              <w:rPr>
+                <w:rFonts w:ascii="Times New Roman" w:hAnsi="Times New Roman"/>
+                <w:sz w:val="26"/>
+                <w:rFonts w:ascii="Times New Roman" w:hAnsi="Times New Roman" w:cs="Times New Roman"/>
+              </w:rPr>
+              <w:t>1</w:t>
+            </w:r>
+          </w:p>
+        </w:tc>
+        <w:tc>
+          <w:tcPr>
+            <w:tcW w:type="dxa" w:w="1247"/>
+            <w:vAlign w:val="center"/>
+          </w:tcPr>
+          <w:p>
+            <w:pPr>
+              <w:spacing w:before="40" w:after="40" w:line="276" w:lineRule="auto"/>
+              <w:jc w:val="center"/>
+            </w:pPr>
+            <w:r>
+              <w:rPr>
+                <w:rFonts w:ascii="Times New Roman" w:hAnsi="Times New Roman"/>
+                <w:sz w:val="26"/>
+                <w:rFonts w:ascii="Times New Roman" w:hAnsi="Times New Roman" w:cs="Times New Roman"/>
+              </w:rPr>
+              <w:t>10</w:t>
+            </w:r>
+          </w:p>
+        </w:tc>
+        <w:tc>
+          <w:tcPr>
+            <w:tcW w:type="dxa" w:w="3402"/>
+            <w:vAlign w:val="center"/>
+          </w:tcPr>
+          <w:p>
+            <w:pPr>
+              <w:spacing w:before="40" w:after="40" w:line="276" w:lineRule="auto"/>
+              <w:jc w:val="both"/>
+            </w:pPr>
+            <w:r>
+              <w:rPr>
+                <w:rFonts w:ascii="Times New Roman" w:hAnsi="Times New Roman"/>
+                <w:sz w:val="26"/>
+                <w:rFonts w:ascii="Times New Roman" w:hAnsi="Times New Roman" w:cs="Times New Roman"/>
+              </w:rPr>
+              <w:t>- Giải thích được nếu sắp xếp đồ vật/dữ liệu hợp lý sẽ tìm nhanh hơn.  - Sắp xếp đồ vật hay dữ liệu hợp lý theo yêu cầu cụ thể.</w:t>
+            </w:r>
+          </w:p>
+        </w:tc>
+      </w:tr>
+      <w:tr>
+        <w:tc>
+          <w:tcPr>
+            <w:tcW w:type="dxa" w:w="680"/>
+            <w:vAlign w:val="center"/>
+          </w:tcPr>
+          <w:p>
+            <w:pPr>
+              <w:spacing w:before="40" w:after="40" w:line="276" w:lineRule="auto"/>
+              <w:jc w:val="center"/>
+            </w:pPr>
+            <w:r>
+              <w:rPr>
+                <w:rFonts w:ascii="Times New Roman" w:hAnsi="Times New Roman"/>
+                <w:sz w:val="26"/>
+                <w:rFonts w:ascii="Times New Roman" w:hAnsi="Times New Roman" w:cs="Times New Roman"/>
+              </w:rPr>
+              <w:t>11</w:t>
+            </w:r>
+          </w:p>
+        </w:tc>
+        <w:tc>
+          <w:tcPr>
+            <w:tcW w:type="dxa" w:w="3118"/>
+            <w:vAlign w:val="center"/>
+          </w:tcPr>
+          <w:p>
+            <w:pPr>
+              <w:spacing w:before="40" w:after="40" w:line="276" w:lineRule="auto"/>
+              <w:jc w:val="both"/>
+            </w:pPr>
+            <w:r>
+              <w:rPr>
+                <w:rFonts w:ascii="Times New Roman" w:hAnsi="Times New Roman"/>
+                <w:sz w:val="26"/>
+                <w:rFonts w:ascii="Times New Roman" w:hAnsi="Times New Roman" w:cs="Times New Roman"/>
+              </w:rPr>
+              <w:t>Bài 8: Sơ đồ hình cây. Tổ chức thông tin trong máy tính</w:t>
+            </w:r>
+          </w:p>
+        </w:tc>
+        <w:tc>
+          <w:tcPr>
+            <w:tcW w:type="dxa" w:w="850"/>
+            <w:vAlign w:val="center"/>
+          </w:tcPr>
+          <w:p>
+            <w:pPr>
+              <w:spacing w:before="40" w:after="40" w:line="276" w:lineRule="auto"/>
+              <w:jc w:val="center"/>
+            </w:pPr>
+            <w:r>
+              <w:rPr>
+                <w:rFonts w:ascii="Times New Roman" w:hAnsi="Times New Roman"/>
+                <w:sz w:val="26"/>
+                <w:rFonts w:ascii="Times New Roman" w:hAnsi="Times New Roman" w:cs="Times New Roman"/>
+              </w:rPr>
+              <w:t>1</w:t>
+            </w:r>
+          </w:p>
+        </w:tc>
+        <w:tc>
+          <w:tcPr>
+            <w:tcW w:type="dxa" w:w="1247"/>
+            <w:vAlign w:val="center"/>
+          </w:tcPr>
+          <w:p>
+            <w:pPr>
+              <w:spacing w:before="40" w:after="40" w:line="276" w:lineRule="auto"/>
+              <w:jc w:val="center"/>
+            </w:pPr>
+            <w:r>
+              <w:rPr>
+                <w:rFonts w:ascii="Times New Roman" w:hAnsi="Times New Roman"/>
+                <w:sz w:val="26"/>
+                <w:rFonts w:ascii="Times New Roman" w:hAnsi="Times New Roman" w:cs="Times New Roman"/>
+              </w:rPr>
+              <w:t>11</w:t>
+            </w:r>
+          </w:p>
+        </w:tc>
+        <w:tc>
+          <w:tcPr>
+            <w:tcW w:type="dxa" w:w="3402"/>
+            <w:vAlign w:val="center"/>
+          </w:tcPr>
+          <w:p>
+            <w:pPr>
+              <w:spacing w:before="40" w:after="40" w:line="276" w:lineRule="auto"/>
+              <w:jc w:val="both"/>
+            </w:pPr>
+            <w:r>
+              <w:rPr>
+                <w:rFonts w:ascii="Times New Roman" w:hAnsi="Times New Roman"/>
+                <w:sz w:val="26"/>
+                <w:rFonts w:ascii="Times New Roman" w:hAnsi="Times New Roman" w:cs="Times New Roman"/>
+              </w:rPr>
+              <w:t>- Biểu diễn cách sắp xếp, phân loại bằng sơ đồ hình cây.  - Nhận biết tệp, thư mục và ổ đĩa trong máy tính; mô tả vai trò cấu trúc cây thư mục.</w:t>
+            </w:r>
+          </w:p>
+        </w:tc>
+      </w:tr>
+      <w:tr>
+        <w:tc>
+          <w:tcPr>
+            <w:tcW w:type="dxa" w:w="680"/>
+            <w:vAlign w:val="center"/>
+          </w:tcPr>
+          <w:p>
+            <w:pPr>
+              <w:spacing w:before="40" w:after="40" w:line="276" w:lineRule="auto"/>
+              <w:jc w:val="center"/>
+            </w:pPr>
+            <w:r>
+              <w:rPr>
+                <w:rFonts w:ascii="Times New Roman" w:hAnsi="Times New Roman"/>
+                <w:sz w:val="26"/>
+                <w:rFonts w:ascii="Times New Roman" w:hAnsi="Times New Roman" w:cs="Times New Roman"/>
+              </w:rPr>
+              <w:t>12</w:t>
+            </w:r>
+          </w:p>
+        </w:tc>
+        <w:tc>
+          <w:tcPr>
+            <w:tcW w:type="dxa" w:w="3118"/>
+            <w:vAlign w:val="center"/>
+          </w:tcPr>
+          <w:p>
+            <w:pPr>
+              <w:spacing w:before="40" w:after="40" w:line="276" w:lineRule="auto"/>
+              <w:jc w:val="both"/>
+            </w:pPr>
+            <w:r>
+              <w:rPr>
+                <w:rFonts w:ascii="Times New Roman" w:hAnsi="Times New Roman"/>
+                <w:sz w:val="26"/>
+                <w:rFonts w:ascii="Times New Roman" w:hAnsi="Times New Roman" w:cs="Times New Roman"/>
+              </w:rPr>
+              <w:t>Ôn tập Đánh giá định kỳ 2</w:t>
+            </w:r>
+          </w:p>
+        </w:tc>
+        <w:tc>
+          <w:tcPr>
+            <w:tcW w:type="dxa" w:w="850"/>
+            <w:vAlign w:val="center"/>
+          </w:tcPr>
+          <w:p>
+            <w:pPr>
+              <w:spacing w:before="40" w:after="40" w:line="276" w:lineRule="auto"/>
+              <w:jc w:val="center"/>
+            </w:pPr>
+            <w:r>
+              <w:rPr>
+                <w:rFonts w:ascii="Times New Roman" w:hAnsi="Times New Roman"/>
+                <w:sz w:val="26"/>
+                <w:rFonts w:ascii="Times New Roman" w:hAnsi="Times New Roman" w:cs="Times New Roman"/>
+              </w:rPr>
+              <w:t>1</w:t>
+            </w:r>
+          </w:p>
+        </w:tc>
+        <w:tc>
+          <w:tcPr>
+            <w:tcW w:type="dxa" w:w="1247"/>
+            <w:vAlign w:val="center"/>
+          </w:tcPr>
+          <w:p>
+            <w:pPr>
+              <w:spacing w:before="40" w:after="40" w:line="276" w:lineRule="auto"/>
+              <w:jc w:val="center"/>
+            </w:pPr>
+            <w:r>
+              <w:rPr>
+                <w:rFonts w:ascii="Times New Roman" w:hAnsi="Times New Roman"/>
+                <w:sz w:val="26"/>
+                <w:rFonts w:ascii="Times New Roman" w:hAnsi="Times New Roman" w:cs="Times New Roman"/>
+              </w:rPr>
+              <w:t>12</w:t>
+            </w:r>
+          </w:p>
+        </w:tc>
+        <w:tc>
+          <w:tcPr>
+            <w:tcW w:type="dxa" w:w="3402"/>
+            <w:vAlign w:val="center"/>
+          </w:tcPr>
+          <w:p>
+            <w:pPr>
+              <w:spacing w:before="40" w:after="40" w:line="276" w:lineRule="auto"/>
+              <w:jc w:val="both"/>
+            </w:pPr>
+            <w:r>
+              <w:rPr>
+                <w:rFonts w:ascii="Times New Roman" w:hAnsi="Times New Roman"/>
+                <w:sz w:val="26"/>
+                <w:rFonts w:ascii="Times New Roman" w:hAnsi="Times New Roman" w:cs="Times New Roman"/>
+              </w:rPr>
+              <w:t>Hệ thống hóa kiến thức chuẩn bị Đánh giá định kỳ 2.</w:t>
+            </w:r>
+          </w:p>
+        </w:tc>
+      </w:tr>
+      <w:tr>
+        <w:tc>
+          <w:tcPr>
+            <w:tcW w:type="dxa" w:w="680"/>
+            <w:vAlign w:val="center"/>
+          </w:tcPr>
+          <w:p>
+            <w:pPr>
+              <w:spacing w:before="40" w:after="40" w:line="276" w:lineRule="auto"/>
+              <w:jc w:val="center"/>
+            </w:pPr>
+            <w:r>
+              <w:rPr>
+                <w:rFonts w:ascii="Times New Roman" w:hAnsi="Times New Roman"/>
+                <w:sz w:val="26"/>
+                <w:rFonts w:ascii="Times New Roman" w:hAnsi="Times New Roman" w:cs="Times New Roman"/>
+              </w:rPr>
+              <w:t>13</w:t>
+            </w:r>
+          </w:p>
+        </w:tc>
+        <w:tc>
+          <w:tcPr>
+            <w:tcW w:type="dxa" w:w="3118"/>
+            <w:vAlign w:val="center"/>
+          </w:tcPr>
+          <w:p>
+            <w:pPr>
+              <w:spacing w:before="40" w:after="40" w:line="276" w:lineRule="auto"/>
+              <w:jc w:val="both"/>
+            </w:pPr>
+            <w:r>
+              <w:rPr>
+                <w:rFonts w:ascii="Times New Roman" w:hAnsi="Times New Roman"/>
+                <w:sz w:val="26"/>
+                <w:rFonts w:ascii="Times New Roman" w:hAnsi="Times New Roman" w:cs="Times New Roman"/>
+              </w:rPr>
+              <w:t>Đánh giá định kỳ 2</w:t>
+            </w:r>
+          </w:p>
+        </w:tc>
+        <w:tc>
+          <w:tcPr>
+            <w:tcW w:type="dxa" w:w="850"/>
+            <w:vAlign w:val="center"/>
+          </w:tcPr>
+          <w:p>
+            <w:pPr>
+              <w:spacing w:before="40" w:after="40" w:line="276" w:lineRule="auto"/>
+              <w:jc w:val="center"/>
+            </w:pPr>
+            <w:r>
+              <w:rPr>
+                <w:rFonts w:ascii="Times New Roman" w:hAnsi="Times New Roman"/>
+                <w:sz w:val="26"/>
+                <w:rFonts w:ascii="Times New Roman" w:hAnsi="Times New Roman" w:cs="Times New Roman"/>
+              </w:rPr>
+              <w:t>1</w:t>
+            </w:r>
+          </w:p>
+        </w:tc>
+        <w:tc>
+          <w:tcPr>
+            <w:tcW w:type="dxa" w:w="1247"/>
+            <w:vAlign w:val="center"/>
+          </w:tcPr>
+          <w:p>
+            <w:pPr>
+              <w:spacing w:before="40" w:after="40" w:line="276" w:lineRule="auto"/>
+              <w:jc w:val="center"/>
+            </w:pPr>
+            <w:r>
+              <w:rPr>
+                <w:rFonts w:ascii="Times New Roman" w:hAnsi="Times New Roman"/>
+                <w:sz w:val="26"/>
+                <w:rFonts w:ascii="Times New Roman" w:hAnsi="Times New Roman" w:cs="Times New Roman"/>
+              </w:rPr>
+              <w:t>13</w:t>
+            </w:r>
+          </w:p>
+        </w:tc>
+        <w:tc>
+          <w:tcPr>
+            <w:tcW w:type="dxa" w:w="3402"/>
+            <w:vAlign w:val="center"/>
+          </w:tcPr>
+          <w:p>
+            <w:pPr>
+              <w:spacing w:before="40" w:after="40" w:line="276" w:lineRule="auto"/>
+              <w:jc w:val="both"/>
+            </w:pPr>
+            <w:r>
+              <w:rPr>
+                <w:rFonts w:ascii="Times New Roman" w:hAnsi="Times New Roman"/>
+                <w:sz w:val="26"/>
+                <w:rFonts w:ascii="Times New Roman" w:hAnsi="Times New Roman" w:cs="Times New Roman"/>
+              </w:rPr>
+              <w:t>Kiểm tra đánh giá kết quả học tập.</w:t>
+            </w:r>
+          </w:p>
+        </w:tc>
+      </w:tr>
+      <w:tr>
+        <w:tc>
+          <w:tcPr>
+            <w:tcW w:type="dxa" w:w="680"/>
+            <w:vAlign w:val="center"/>
+          </w:tcPr>
+          <w:p>
+            <w:pPr>
+              <w:spacing w:before="40" w:after="40" w:line="276" w:lineRule="auto"/>
+              <w:jc w:val="center"/>
+            </w:pPr>
+            <w:r>
+              <w:rPr>
+                <w:rFonts w:ascii="Times New Roman" w:hAnsi="Times New Roman"/>
+                <w:sz w:val="26"/>
+                <w:rFonts w:ascii="Times New Roman" w:hAnsi="Times New Roman" w:cs="Times New Roman"/>
+              </w:rPr>
+              <w:t>14</w:t>
+            </w:r>
+          </w:p>
+        </w:tc>
+        <w:tc>
+          <w:tcPr>
+            <w:tcW w:type="dxa" w:w="3118"/>
+            <w:vAlign w:val="center"/>
+          </w:tcPr>
+          <w:p>
+            <w:pPr>
+              <w:spacing w:before="40" w:after="40" w:line="276" w:lineRule="auto"/>
+              <w:jc w:val="both"/>
+            </w:pPr>
+            <w:r>
+              <w:rPr>
+                <w:rFonts w:ascii="Times New Roman" w:hAnsi="Times New Roman"/>
+                <w:sz w:val="26"/>
+                <w:rFonts w:ascii="Times New Roman" w:hAnsi="Times New Roman" w:cs="Times New Roman"/>
+              </w:rPr>
+              <w:t>Bài 11: Thực hành với tệp và thư mục trong máy tính</w:t>
+            </w:r>
+          </w:p>
+        </w:tc>
+        <w:tc>
+          <w:tcPr>
+            <w:tcW w:type="dxa" w:w="850"/>
+            <w:vAlign w:val="center"/>
+          </w:tcPr>
+          <w:p>
+            <w:pPr>
+              <w:spacing w:before="40" w:after="40" w:line="276" w:lineRule="auto"/>
+              <w:jc w:val="center"/>
+            </w:pPr>
+            <w:r>
+              <w:rPr>
+                <w:rFonts w:ascii="Times New Roman" w:hAnsi="Times New Roman"/>
+                <w:sz w:val="26"/>
+                <w:rFonts w:ascii="Times New Roman" w:hAnsi="Times New Roman" w:cs="Times New Roman"/>
+              </w:rPr>
+              <w:t>1</w:t>
+            </w:r>
+          </w:p>
+        </w:tc>
+        <w:tc>
+          <w:tcPr>
+            <w:tcW w:type="dxa" w:w="1247"/>
+            <w:vAlign w:val="center"/>
+          </w:tcPr>
+          <w:p>
+            <w:pPr>
+              <w:spacing w:before="40" w:after="40" w:line="276" w:lineRule="auto"/>
+              <w:jc w:val="center"/>
+            </w:pPr>
+            <w:r>
+              <w:rPr>
+                <w:rFonts w:ascii="Times New Roman" w:hAnsi="Times New Roman"/>
+                <w:sz w:val="26"/>
+                <w:rFonts w:ascii="Times New Roman" w:hAnsi="Times New Roman" w:cs="Times New Roman"/>
+              </w:rPr>
+              <w:t>14</w:t>
+            </w:r>
+          </w:p>
+        </w:tc>
+        <w:tc>
+          <w:tcPr>
+            <w:tcW w:type="dxa" w:w="3402"/>
+            <w:vAlign w:val="center"/>
+          </w:tcPr>
+          <w:p>
+            <w:pPr>
+              <w:spacing w:before="40" w:after="40" w:line="276" w:lineRule="auto"/>
+              <w:jc w:val="both"/>
+            </w:pPr>
+            <w:r>
+              <w:rPr>
+                <w:rFonts w:ascii="Times New Roman" w:hAnsi="Times New Roman"/>
+                <w:sz w:val="26"/>
+                <w:rFonts w:ascii="Times New Roman" w:hAnsi="Times New Roman" w:cs="Times New Roman"/>
+              </w:rPr>
+              <w:t>- Tìm hiểu cấu trúc cây của thư mục.  - Thực hiện được việc tạo, xóa, đổi tên thư mục và tìm tệp theo yêu cầu. (Có bài học STEM).</w:t>
+            </w:r>
+          </w:p>
+        </w:tc>
+      </w:tr>
+      <w:tr>
+        <w:tc>
+          <w:tcPr>
+            <w:tcW w:type="dxa" w:w="680"/>
+            <w:vAlign w:val="center"/>
+          </w:tcPr>
+          <w:p>
+            <w:pPr>
+              <w:spacing w:before="40" w:after="40" w:line="276" w:lineRule="auto"/>
+              <w:jc w:val="center"/>
+            </w:pPr>
+            <w:r>
+              <w:rPr>
+                <w:rFonts w:ascii="Times New Roman" w:hAnsi="Times New Roman"/>
+                <w:sz w:val="26"/>
+                <w:rFonts w:ascii="Times New Roman" w:hAnsi="Times New Roman" w:cs="Times New Roman"/>
+              </w:rPr>
+              <w:t>15</w:t>
+            </w:r>
+          </w:p>
+        </w:tc>
+        <w:tc>
+          <w:tcPr>
+            <w:tcW w:type="dxa" w:w="3118"/>
+            <w:vAlign w:val="center"/>
+          </w:tcPr>
+          <w:p>
+            <w:pPr>
+              <w:spacing w:before="40" w:after="40" w:line="276" w:lineRule="auto"/>
+              <w:jc w:val="both"/>
+            </w:pPr>
+            <w:r>
+              <w:rPr>
+                <w:rFonts w:ascii="Times New Roman" w:hAnsi="Times New Roman"/>
+                <w:sz w:val="26"/>
+                <w:rFonts w:ascii="Times New Roman" w:hAnsi="Times New Roman" w:cs="Times New Roman"/>
+              </w:rPr>
+              <w:t>Bài 12: Bảo vệ thông tin khi dùng máy tính</w:t>
+            </w:r>
+          </w:p>
+        </w:tc>
+        <w:tc>
+          <w:tcPr>
+            <w:tcW w:type="dxa" w:w="850"/>
+            <w:vAlign w:val="center"/>
+          </w:tcPr>
+          <w:p>
+            <w:pPr>
+              <w:spacing w:before="40" w:after="40" w:line="276" w:lineRule="auto"/>
+              <w:jc w:val="center"/>
+            </w:pPr>
+            <w:r>
+              <w:rPr>
+                <w:rFonts w:ascii="Times New Roman" w:hAnsi="Times New Roman"/>
+                <w:sz w:val="26"/>
+                <w:rFonts w:ascii="Times New Roman" w:hAnsi="Times New Roman" w:cs="Times New Roman"/>
+              </w:rPr>
+              <w:t>1</w:t>
+            </w:r>
+          </w:p>
+        </w:tc>
+        <w:tc>
+          <w:tcPr>
+            <w:tcW w:type="dxa" w:w="1247"/>
+            <w:vAlign w:val="center"/>
+          </w:tcPr>
+          <w:p>
+            <w:pPr>
+              <w:spacing w:before="40" w:after="40" w:line="276" w:lineRule="auto"/>
+              <w:jc w:val="center"/>
+            </w:pPr>
+            <w:r>
+              <w:rPr>
+                <w:rFonts w:ascii="Times New Roman" w:hAnsi="Times New Roman"/>
+                <w:sz w:val="26"/>
+                <w:rFonts w:ascii="Times New Roman" w:hAnsi="Times New Roman" w:cs="Times New Roman"/>
+              </w:rPr>
+              <w:t>15</w:t>
+            </w:r>
+          </w:p>
+        </w:tc>
+        <w:tc>
+          <w:tcPr>
+            <w:tcW w:type="dxa" w:w="3402"/>
+            <w:vAlign w:val="center"/>
+          </w:tcPr>
+          <w:p>
+            <w:pPr>
+              <w:spacing w:before="40" w:after="40" w:line="276" w:lineRule="auto"/>
+              <w:jc w:val="both"/>
+            </w:pPr>
+            <w:r>
+              <w:rPr>
+                <w:rFonts w:ascii="Times New Roman" w:hAnsi="Times New Roman"/>
+                <w:sz w:val="26"/>
+                <w:rFonts w:ascii="Times New Roman" w:hAnsi="Times New Roman" w:cs="Times New Roman"/>
+              </w:rPr>
+              <w:t>- Biết thông tin cá nhân/gia đình được lưu trữ và trao đổi qua máy tính.  - Có ý thức bảo vệ thông tin cá nhân/gia đình khi giao tiếp qua máy tính.</w:t>
+            </w:r>
+          </w:p>
+        </w:tc>
+      </w:tr>
+      <w:tr>
+        <w:tc>
+          <w:tcPr>
+            <w:tcW w:type="dxa" w:w="680"/>
+            <w:vAlign w:val="center"/>
+          </w:tcPr>
+          <w:p>
+            <w:pPr>
+              <w:spacing w:before="40" w:after="40" w:line="276" w:lineRule="auto"/>
+              <w:jc w:val="center"/>
+            </w:pPr>
+            <w:r>
+              <w:rPr>
+                <w:rFonts w:ascii="Times New Roman" w:hAnsi="Times New Roman"/>
+                <w:sz w:val="26"/>
+                <w:rFonts w:ascii="Times New Roman" w:hAnsi="Times New Roman" w:cs="Times New Roman"/>
+              </w:rPr>
+              <w:t>16</w:t>
+            </w:r>
+          </w:p>
+        </w:tc>
+        <w:tc>
+          <w:tcPr>
+            <w:tcW w:type="dxa" w:w="3118"/>
+            <w:vAlign w:val="center"/>
+          </w:tcPr>
+          <w:p>
+            <w:pPr>
+              <w:spacing w:before="40" w:after="40" w:line="276" w:lineRule="auto"/>
+              <w:jc w:val="both"/>
+            </w:pPr>
+            <w:r>
+              <w:rPr>
+                <w:rFonts w:ascii="Times New Roman" w:hAnsi="Times New Roman"/>
+                <w:sz w:val="26"/>
+                <w:rFonts w:ascii="Times New Roman" w:hAnsi="Times New Roman" w:cs="Times New Roman"/>
+              </w:rPr>
+              <w:t>Bài 13: Bài trình chiếu của em</w:t>
+            </w:r>
+          </w:p>
+        </w:tc>
+        <w:tc>
+          <w:tcPr>
+            <w:tcW w:type="dxa" w:w="850"/>
+            <w:vAlign w:val="center"/>
+          </w:tcPr>
+          <w:p>
+            <w:pPr>
+              <w:spacing w:before="40" w:after="40" w:line="276" w:lineRule="auto"/>
+              <w:jc w:val="center"/>
+            </w:pPr>
+            <w:r>
+              <w:rPr>
+                <w:rFonts w:ascii="Times New Roman" w:hAnsi="Times New Roman"/>
+                <w:sz w:val="26"/>
+                <w:rFonts w:ascii="Times New Roman" w:hAnsi="Times New Roman" w:cs="Times New Roman"/>
+              </w:rPr>
+              <w:t>1</w:t>
+            </w:r>
+          </w:p>
+        </w:tc>
+        <w:tc>
+          <w:tcPr>
+            <w:tcW w:type="dxa" w:w="1247"/>
+            <w:vAlign w:val="center"/>
+          </w:tcPr>
+          <w:p>
+            <w:pPr>
+              <w:spacing w:before="40" w:after="40" w:line="276" w:lineRule="auto"/>
+              <w:jc w:val="center"/>
+            </w:pPr>
+            <w:r>
+              <w:rPr>
+                <w:rFonts w:ascii="Times New Roman" w:hAnsi="Times New Roman"/>
+                <w:sz w:val="26"/>
+                <w:rFonts w:ascii="Times New Roman" w:hAnsi="Times New Roman" w:cs="Times New Roman"/>
+              </w:rPr>
+              <w:t>16</w:t>
+            </w:r>
+          </w:p>
+        </w:tc>
+        <w:tc>
+          <w:tcPr>
+            <w:tcW w:type="dxa" w:w="3402"/>
+            <w:vAlign w:val="center"/>
+          </w:tcPr>
+          <w:p>
+            <w:pPr>
+              <w:spacing w:before="40" w:after="40" w:line="276" w:lineRule="auto"/>
+              <w:jc w:val="both"/>
+            </w:pPr>
+            <w:r>
+              <w:rPr>
+                <w:rFonts w:ascii="Times New Roman" w:hAnsi="Times New Roman"/>
+                <w:sz w:val="26"/>
+                <w:rFonts w:ascii="Times New Roman" w:hAnsi="Times New Roman" w:cs="Times New Roman"/>
+              </w:rPr>
+              <w:t>- Nhận biết biểu tượng và khởi động/thoát phần mềm trình chiếu.  - Tạo tệp trình chiếu, thêm trang, gõ chữ không dấu, chèn hình ảnh, lưu tệp.</w:t>
+            </w:r>
+          </w:p>
+        </w:tc>
+      </w:tr>
+      <w:tr>
+        <w:tc>
+          <w:tcPr>
+            <w:tcW w:type="dxa" w:w="680"/>
+            <w:vAlign w:val="center"/>
+          </w:tcPr>
+          <w:p>
+            <w:pPr>
+              <w:spacing w:before="40" w:after="40" w:line="276" w:lineRule="auto"/>
+              <w:jc w:val="center"/>
+            </w:pPr>
+            <w:r>
+              <w:rPr>
+                <w:rFonts w:ascii="Times New Roman" w:hAnsi="Times New Roman"/>
+                <w:sz w:val="26"/>
+                <w:rFonts w:ascii="Times New Roman" w:hAnsi="Times New Roman" w:cs="Times New Roman"/>
+              </w:rPr>
+              <w:t>17</w:t>
+            </w:r>
+          </w:p>
+        </w:tc>
+        <w:tc>
+          <w:tcPr>
+            <w:tcW w:type="dxa" w:w="3118"/>
+            <w:vAlign w:val="center"/>
+          </w:tcPr>
+          <w:p>
+            <w:pPr>
+              <w:spacing w:before="40" w:after="40" w:line="276" w:lineRule="auto"/>
+              <w:jc w:val="both"/>
+            </w:pPr>
+            <w:r>
+              <w:rPr>
+                <w:rFonts w:ascii="Times New Roman" w:hAnsi="Times New Roman"/>
+                <w:sz w:val="26"/>
+                <w:rFonts w:ascii="Times New Roman" w:hAnsi="Times New Roman" w:cs="Times New Roman"/>
+              </w:rPr>
+              <w:t>Bài 14: Tìm hiểu về thế giới tự nhiên</w:t>
+            </w:r>
+          </w:p>
+        </w:tc>
+        <w:tc>
+          <w:tcPr>
+            <w:tcW w:type="dxa" w:w="850"/>
+            <w:vAlign w:val="center"/>
+          </w:tcPr>
+          <w:p>
+            <w:pPr>
+              <w:spacing w:before="40" w:after="40" w:line="276" w:lineRule="auto"/>
+              <w:jc w:val="center"/>
+            </w:pPr>
+            <w:r>
+              <w:rPr>
+                <w:rFonts w:ascii="Times New Roman" w:hAnsi="Times New Roman"/>
+                <w:sz w:val="26"/>
+                <w:rFonts w:ascii="Times New Roman" w:hAnsi="Times New Roman" w:cs="Times New Roman"/>
+              </w:rPr>
+              <w:t>1</w:t>
+            </w:r>
+          </w:p>
+        </w:tc>
+        <w:tc>
+          <w:tcPr>
+            <w:tcW w:type="dxa" w:w="1247"/>
+            <w:vAlign w:val="center"/>
+          </w:tcPr>
+          <w:p>
+            <w:pPr>
+              <w:spacing w:before="40" w:after="40" w:line="276" w:lineRule="auto"/>
+              <w:jc w:val="center"/>
+            </w:pPr>
+            <w:r>
+              <w:rPr>
+                <w:rFonts w:ascii="Times New Roman" w:hAnsi="Times New Roman"/>
+                <w:sz w:val="26"/>
+                <w:rFonts w:ascii="Times New Roman" w:hAnsi="Times New Roman" w:cs="Times New Roman"/>
+              </w:rPr>
+              <w:t>17</w:t>
+            </w:r>
+          </w:p>
+        </w:tc>
+        <w:tc>
+          <w:tcPr>
+            <w:tcW w:type="dxa" w:w="3402"/>
+            <w:vAlign w:val="center"/>
+          </w:tcPr>
+          <w:p>
+            <w:pPr>
+              <w:spacing w:before="40" w:after="40" w:line="276" w:lineRule="auto"/>
+              <w:jc w:val="both"/>
+            </w:pPr>
+            <w:r>
+              <w:rPr>
+                <w:rFonts w:ascii="Times New Roman" w:hAnsi="Times New Roman"/>
+                <w:sz w:val="26"/>
+                <w:rFonts w:ascii="Times New Roman" w:hAnsi="Times New Roman" w:cs="Times New Roman"/>
+              </w:rPr>
+              <w:t>- Sử dụng máy tính/phần mềm để quan sát thế giới tự nhiên sinh động, trực quan.  - Kể lại được những hiểu biết mới sau khi quan sát.</w:t>
+            </w:r>
+          </w:p>
+        </w:tc>
+      </w:tr>
+      <w:tr>
+        <w:tc>
+          <w:tcPr>
+            <w:tcW w:type="dxa" w:w="680"/>
+            <w:vAlign w:val="center"/>
+          </w:tcPr>
+          <w:p>
+            <w:pPr>
+              <w:spacing w:before="40" w:after="40" w:line="276" w:lineRule="auto"/>
+              <w:jc w:val="center"/>
+            </w:pPr>
+            <w:r>
+              <w:rPr>
+                <w:rFonts w:ascii="Times New Roman" w:hAnsi="Times New Roman"/>
+                <w:sz w:val="26"/>
+                <w:rFonts w:ascii="Times New Roman" w:hAnsi="Times New Roman" w:cs="Times New Roman"/>
+              </w:rPr>
+              <w:t>18</w:t>
+            </w:r>
+          </w:p>
+        </w:tc>
+        <w:tc>
+          <w:tcPr>
+            <w:tcW w:type="dxa" w:w="3118"/>
+            <w:vAlign w:val="center"/>
+          </w:tcPr>
+          <w:p>
+            <w:pPr>
+              <w:spacing w:before="40" w:after="40" w:line="276" w:lineRule="auto"/>
+              <w:jc w:val="both"/>
+            </w:pPr>
+            <w:r>
+              <w:rPr>
+                <w:rFonts w:ascii="Times New Roman" w:hAnsi="Times New Roman"/>
+                <w:sz w:val="26"/>
+                <w:rFonts w:ascii="Times New Roman" w:hAnsi="Times New Roman" w:cs="Times New Roman"/>
+              </w:rPr>
+              <w:t>Bài 15: Luyện tập sử dụng chuột</w:t>
+            </w:r>
+          </w:p>
+        </w:tc>
+        <w:tc>
+          <w:tcPr>
+            <w:tcW w:type="dxa" w:w="850"/>
+            <w:vAlign w:val="center"/>
+          </w:tcPr>
+          <w:p>
+            <w:pPr>
+              <w:spacing w:before="40" w:after="40" w:line="276" w:lineRule="auto"/>
+              <w:jc w:val="center"/>
+            </w:pPr>
+            <w:r>
+              <w:rPr>
+                <w:rFonts w:ascii="Times New Roman" w:hAnsi="Times New Roman"/>
+                <w:sz w:val="26"/>
+                <w:rFonts w:ascii="Times New Roman" w:hAnsi="Times New Roman" w:cs="Times New Roman"/>
+              </w:rPr>
+              <w:t>1</w:t>
+            </w:r>
+          </w:p>
+        </w:tc>
+        <w:tc>
+          <w:tcPr>
+            <w:tcW w:type="dxa" w:w="1247"/>
+            <w:vAlign w:val="center"/>
+          </w:tcPr>
+          <w:p>
+            <w:pPr>
+              <w:spacing w:before="40" w:after="40" w:line="276" w:lineRule="auto"/>
+              <w:jc w:val="center"/>
+            </w:pPr>
+            <w:r>
+              <w:rPr>
+                <w:rFonts w:ascii="Times New Roman" w:hAnsi="Times New Roman"/>
+                <w:sz w:val="26"/>
+                <w:rFonts w:ascii="Times New Roman" w:hAnsi="Times New Roman" w:cs="Times New Roman"/>
+              </w:rPr>
+              <w:t>18</w:t>
+            </w:r>
+          </w:p>
+        </w:tc>
+        <w:tc>
+          <w:tcPr>
+            <w:tcW w:type="dxa" w:w="3402"/>
+            <w:vAlign w:val="center"/>
+          </w:tcPr>
+          <w:p>
+            <w:pPr>
+              <w:spacing w:before="40" w:after="40" w:line="276" w:lineRule="auto"/>
+              <w:jc w:val="both"/>
+            </w:pPr>
+            <w:r>
+              <w:rPr>
+                <w:rFonts w:ascii="Times New Roman" w:hAnsi="Times New Roman"/>
+                <w:sz w:val="26"/>
+                <w:rFonts w:ascii="Times New Roman" w:hAnsi="Times New Roman" w:cs="Times New Roman"/>
+              </w:rPr>
+              <w:t>- Cầm chuột đúng cách, thực hành thuần thục các thao tác chuột (di chuyển, nháy, nháy đúp, nháy chuột phải, kéo thả, cuộn).</w:t>
+            </w:r>
+          </w:p>
+        </w:tc>
+      </w:tr>
+      <w:tr>
+        <w:tc>
+          <w:tcPr>
+            <w:tcW w:type="dxa" w:w="680"/>
+            <w:vAlign w:val="center"/>
+          </w:tcPr>
+          <w:p>
+            <w:pPr>
+              <w:spacing w:before="40" w:after="40" w:line="276" w:lineRule="auto"/>
+              <w:jc w:val="center"/>
+            </w:pPr>
+            <w:r>
+              <w:rPr>
+                <w:rFonts w:ascii="Times New Roman" w:hAnsi="Times New Roman"/>
+                <w:sz w:val="26"/>
+                <w:rFonts w:ascii="Times New Roman" w:hAnsi="Times New Roman" w:cs="Times New Roman"/>
+              </w:rPr>
+              <w:t>19</w:t>
+            </w:r>
+          </w:p>
+        </w:tc>
+        <w:tc>
+          <w:tcPr>
+            <w:tcW w:type="dxa" w:w="3118"/>
+            <w:vAlign w:val="center"/>
+          </w:tcPr>
+          <w:p>
+            <w:pPr>
+              <w:spacing w:before="40" w:after="40" w:line="276" w:lineRule="auto"/>
+              <w:jc w:val="both"/>
+            </w:pPr>
+            <w:r>
+              <w:rPr>
+                <w:rFonts w:ascii="Times New Roman" w:hAnsi="Times New Roman"/>
+                <w:sz w:val="26"/>
+                <w:rFonts w:ascii="Times New Roman" w:hAnsi="Times New Roman" w:cs="Times New Roman"/>
+              </w:rPr>
+              <w:t>Ôn tập Đánh giá định kỳ 3</w:t>
+            </w:r>
+          </w:p>
+        </w:tc>
+        <w:tc>
+          <w:tcPr>
+            <w:tcW w:type="dxa" w:w="850"/>
+            <w:vAlign w:val="center"/>
+          </w:tcPr>
+          <w:p>
+            <w:pPr>
+              <w:spacing w:before="40" w:after="40" w:line="276" w:lineRule="auto"/>
+              <w:jc w:val="center"/>
+            </w:pPr>
+            <w:r>
+              <w:rPr>
+                <w:rFonts w:ascii="Times New Roman" w:hAnsi="Times New Roman"/>
+                <w:sz w:val="26"/>
+                <w:rFonts w:ascii="Times New Roman" w:hAnsi="Times New Roman" w:cs="Times New Roman"/>
+              </w:rPr>
+              <w:t>1</w:t>
+            </w:r>
+          </w:p>
+        </w:tc>
+        <w:tc>
+          <w:tcPr>
+            <w:tcW w:type="dxa" w:w="1247"/>
+            <w:vAlign w:val="center"/>
+          </w:tcPr>
+          <w:p>
+            <w:pPr>
+              <w:spacing w:before="40" w:after="40" w:line="276" w:lineRule="auto"/>
+              <w:jc w:val="center"/>
+            </w:pPr>
+            <w:r>
+              <w:rPr>
+                <w:rFonts w:ascii="Times New Roman" w:hAnsi="Times New Roman"/>
+                <w:sz w:val="26"/>
+                <w:rFonts w:ascii="Times New Roman" w:hAnsi="Times New Roman" w:cs="Times New Roman"/>
+              </w:rPr>
+              <w:t>19</w:t>
+            </w:r>
+          </w:p>
+        </w:tc>
+        <w:tc>
+          <w:tcPr>
+            <w:tcW w:type="dxa" w:w="3402"/>
+            <w:vAlign w:val="center"/>
+          </w:tcPr>
+          <w:p>
+            <w:pPr>
+              <w:spacing w:before="40" w:after="40" w:line="276" w:lineRule="auto"/>
+              <w:jc w:val="both"/>
+            </w:pPr>
+            <w:r>
+              <w:rPr>
+                <w:rFonts w:ascii="Times New Roman" w:hAnsi="Times New Roman"/>
+                <w:sz w:val="26"/>
+                <w:rFonts w:ascii="Times New Roman" w:hAnsi="Times New Roman" w:cs="Times New Roman"/>
+              </w:rPr>
+              <w:t>Hệ thống hóa kiến thức chuẩn bị Đánh giá định kỳ 3.</w:t>
+            </w:r>
+          </w:p>
+        </w:tc>
+      </w:tr>
+      <w:tr>
+        <w:tc>
+          <w:tcPr>
+            <w:tcW w:type="dxa" w:w="680"/>
+            <w:vAlign w:val="center"/>
+          </w:tcPr>
+          <w:p>
+            <w:pPr>
+              <w:spacing w:before="40" w:after="40" w:line="276" w:lineRule="auto"/>
+              <w:jc w:val="center"/>
+            </w:pPr>
+            <w:r>
+              <w:rPr>
+                <w:rFonts w:ascii="Times New Roman" w:hAnsi="Times New Roman"/>
+                <w:sz w:val="26"/>
+                <w:rFonts w:ascii="Times New Roman" w:hAnsi="Times New Roman" w:cs="Times New Roman"/>
+              </w:rPr>
+              <w:t>20</w:t>
+            </w:r>
+          </w:p>
+        </w:tc>
+        <w:tc>
+          <w:tcPr>
+            <w:tcW w:type="dxa" w:w="3118"/>
+            <w:vAlign w:val="center"/>
+          </w:tcPr>
+          <w:p>
+            <w:pPr>
+              <w:spacing w:before="40" w:after="40" w:line="276" w:lineRule="auto"/>
+              <w:jc w:val="both"/>
+            </w:pPr>
+            <w:r>
+              <w:rPr>
+                <w:rFonts w:ascii="Times New Roman" w:hAnsi="Times New Roman"/>
+                <w:sz w:val="26"/>
+                <w:rFonts w:ascii="Times New Roman" w:hAnsi="Times New Roman" w:cs="Times New Roman"/>
+              </w:rPr>
+              <w:t>Đánh giá định kỳ 3</w:t>
+            </w:r>
+          </w:p>
+        </w:tc>
+        <w:tc>
+          <w:tcPr>
+            <w:tcW w:type="dxa" w:w="850"/>
+            <w:vAlign w:val="center"/>
+          </w:tcPr>
+          <w:p>
+            <w:pPr>
+              <w:spacing w:before="40" w:after="40" w:line="276" w:lineRule="auto"/>
+              <w:jc w:val="center"/>
+            </w:pPr>
+            <w:r>
+              <w:rPr>
+                <w:rFonts w:ascii="Times New Roman" w:hAnsi="Times New Roman"/>
+                <w:sz w:val="26"/>
+                <w:rFonts w:ascii="Times New Roman" w:hAnsi="Times New Roman" w:cs="Times New Roman"/>
+              </w:rPr>
+              <w:t>1</w:t>
+            </w:r>
+          </w:p>
+        </w:tc>
+        <w:tc>
+          <w:tcPr>
+            <w:tcW w:type="dxa" w:w="1247"/>
+            <w:vAlign w:val="center"/>
+          </w:tcPr>
+          <w:p>
+            <w:pPr>
+              <w:spacing w:before="40" w:after="40" w:line="276" w:lineRule="auto"/>
+              <w:jc w:val="center"/>
+            </w:pPr>
+            <w:r>
+              <w:rPr>
+                <w:rFonts w:ascii="Times New Roman" w:hAnsi="Times New Roman"/>
+                <w:sz w:val="26"/>
+                <w:rFonts w:ascii="Times New Roman" w:hAnsi="Times New Roman" w:cs="Times New Roman"/>
+              </w:rPr>
+              <w:t>20</w:t>
+            </w:r>
+          </w:p>
+        </w:tc>
+        <w:tc>
+          <w:tcPr>
+            <w:tcW w:type="dxa" w:w="3402"/>
+            <w:vAlign w:val="center"/>
+          </w:tcPr>
+          <w:p>
+            <w:pPr>
+              <w:spacing w:before="40" w:after="40" w:line="276" w:lineRule="auto"/>
+              <w:jc w:val="both"/>
+            </w:pPr>
+            <w:r>
+              <w:rPr>
+                <w:rFonts w:ascii="Times New Roman" w:hAnsi="Times New Roman"/>
+                <w:sz w:val="26"/>
+                <w:rFonts w:ascii="Times New Roman" w:hAnsi="Times New Roman" w:cs="Times New Roman"/>
+              </w:rPr>
+              <w:t>Kiểm tra đánh giá kết quả học tập.</w:t>
+            </w:r>
+          </w:p>
+        </w:tc>
+      </w:tr>
+      <w:tr>
+        <w:tc>
+          <w:tcPr>
+            <w:tcW w:type="dxa" w:w="680"/>
+            <w:vAlign w:val="center"/>
+          </w:tcPr>
+          <w:p>
+            <w:pPr>
+              <w:spacing w:before="40" w:after="40" w:line="276" w:lineRule="auto"/>
+              <w:jc w:val="center"/>
+            </w:pPr>
+            <w:r>
+              <w:rPr>
+                <w:rFonts w:ascii="Times New Roman" w:hAnsi="Times New Roman"/>
+                <w:sz w:val="26"/>
+                <w:rFonts w:ascii="Times New Roman" w:hAnsi="Times New Roman" w:cs="Times New Roman"/>
+              </w:rPr>
+              <w:t>21</w:t>
+            </w:r>
+          </w:p>
+        </w:tc>
+        <w:tc>
+          <w:tcPr>
+            <w:tcW w:type="dxa" w:w="3118"/>
+            <w:vAlign w:val="center"/>
+          </w:tcPr>
+          <w:p>
+            <w:pPr>
+              <w:spacing w:before="40" w:after="40" w:line="276" w:lineRule="auto"/>
+              <w:jc w:val="both"/>
+            </w:pPr>
+            <w:r>
+              <w:rPr>
+                <w:rFonts w:ascii="Times New Roman" w:hAnsi="Times New Roman"/>
+                <w:sz w:val="26"/>
+                <w:rFonts w:ascii="Times New Roman" w:hAnsi="Times New Roman" w:cs="Times New Roman"/>
+              </w:rPr>
+              <w:t>Bài 16: Em thực hiện công việc như thế nào?</w:t>
+            </w:r>
+          </w:p>
+        </w:tc>
+        <w:tc>
+          <w:tcPr>
+            <w:tcW w:type="dxa" w:w="850"/>
+            <w:vAlign w:val="center"/>
+          </w:tcPr>
+          <w:p>
+            <w:pPr>
+              <w:spacing w:before="40" w:after="40" w:line="276" w:lineRule="auto"/>
+              <w:jc w:val="center"/>
+            </w:pPr>
+            <w:r>
+              <w:rPr>
+                <w:rFonts w:ascii="Times New Roman" w:hAnsi="Times New Roman"/>
+                <w:sz w:val="26"/>
+                <w:rFonts w:ascii="Times New Roman" w:hAnsi="Times New Roman" w:cs="Times New Roman"/>
+              </w:rPr>
+              <w:t>1</w:t>
+            </w:r>
+          </w:p>
+        </w:tc>
+        <w:tc>
+          <w:tcPr>
+            <w:tcW w:type="dxa" w:w="1247"/>
+            <w:vAlign w:val="center"/>
+          </w:tcPr>
+          <w:p>
+            <w:pPr>
+              <w:spacing w:before="40" w:after="40" w:line="276" w:lineRule="auto"/>
+              <w:jc w:val="center"/>
+            </w:pPr>
+            <w:r>
+              <w:rPr>
+                <w:rFonts w:ascii="Times New Roman" w:hAnsi="Times New Roman"/>
+                <w:sz w:val="26"/>
+                <w:rFonts w:ascii="Times New Roman" w:hAnsi="Times New Roman" w:cs="Times New Roman"/>
+              </w:rPr>
+              <w:t>21</w:t>
+            </w:r>
+          </w:p>
+        </w:tc>
+        <w:tc>
+          <w:tcPr>
+            <w:tcW w:type="dxa" w:w="3402"/>
+            <w:vAlign w:val="center"/>
+          </w:tcPr>
+          <w:p>
+            <w:pPr>
+              <w:spacing w:before="40" w:after="40" w:line="276" w:lineRule="auto"/>
+              <w:jc w:val="both"/>
+            </w:pPr>
+            <w:r>
+              <w:rPr>
+                <w:rFonts w:ascii="Times New Roman" w:hAnsi="Times New Roman"/>
+                <w:sz w:val="26"/>
+                <w:rFonts w:ascii="Times New Roman" w:hAnsi="Times New Roman" w:cs="Times New Roman"/>
+              </w:rPr>
+              <w:t>- Nêu được công việc thực hiện theo từng bước, sắp xếp đúng thứ tự.  - Chia một việc thành các việc nhỏ hơn để dễ hiểu và dễ thực hiện.</w:t>
+            </w:r>
+          </w:p>
+        </w:tc>
+      </w:tr>
+      <w:tr>
+        <w:tc>
+          <w:tcPr>
+            <w:tcW w:type="dxa" w:w="680"/>
+            <w:vAlign w:val="center"/>
+          </w:tcPr>
+          <w:p>
+            <w:pPr>
+              <w:spacing w:before="40" w:after="40" w:line="276" w:lineRule="auto"/>
+              <w:jc w:val="center"/>
+            </w:pPr>
+            <w:r>
+              <w:rPr>
+                <w:rFonts w:ascii="Times New Roman" w:hAnsi="Times New Roman"/>
+                <w:sz w:val="26"/>
+                <w:rFonts w:ascii="Times New Roman" w:hAnsi="Times New Roman" w:cs="Times New Roman"/>
+              </w:rPr>
+              <w:t>22</w:t>
+            </w:r>
+          </w:p>
+        </w:tc>
+        <w:tc>
+          <w:tcPr>
+            <w:tcW w:type="dxa" w:w="3118"/>
+            <w:vAlign w:val="center"/>
+          </w:tcPr>
+          <w:p>
+            <w:pPr>
+              <w:spacing w:before="40" w:after="40" w:line="276" w:lineRule="auto"/>
+              <w:jc w:val="both"/>
+            </w:pPr>
+            <w:r>
+              <w:rPr>
+                <w:rFonts w:ascii="Times New Roman" w:hAnsi="Times New Roman"/>
+                <w:sz w:val="26"/>
+                <w:rFonts w:ascii="Times New Roman" w:hAnsi="Times New Roman" w:cs="Times New Roman"/>
+              </w:rPr>
+              <w:t>Ôn tập và luyện tập</w:t>
+            </w:r>
+          </w:p>
+        </w:tc>
+        <w:tc>
+          <w:tcPr>
+            <w:tcW w:type="dxa" w:w="850"/>
+            <w:vAlign w:val="center"/>
+          </w:tcPr>
+          <w:p>
+            <w:pPr>
+              <w:spacing w:before="40" w:after="40" w:line="276" w:lineRule="auto"/>
+              <w:jc w:val="center"/>
+            </w:pPr>
+            <w:r>
+              <w:rPr>
+                <w:rFonts w:ascii="Times New Roman" w:hAnsi="Times New Roman"/>
+                <w:sz w:val="26"/>
+                <w:rFonts w:ascii="Times New Roman" w:hAnsi="Times New Roman" w:cs="Times New Roman"/>
+              </w:rPr>
+              <w:t>1</w:t>
+            </w:r>
+          </w:p>
+        </w:tc>
+        <w:tc>
+          <w:tcPr>
+            <w:tcW w:type="dxa" w:w="1247"/>
+            <w:vAlign w:val="center"/>
+          </w:tcPr>
+          <w:p>
+            <w:pPr>
+              <w:spacing w:before="40" w:after="40" w:line="276" w:lineRule="auto"/>
+              <w:jc w:val="center"/>
+            </w:pPr>
+            <w:r>
+              <w:rPr>
+                <w:rFonts w:ascii="Times New Roman" w:hAnsi="Times New Roman"/>
+                <w:sz w:val="26"/>
+                <w:rFonts w:ascii="Times New Roman" w:hAnsi="Times New Roman" w:cs="Times New Roman"/>
+              </w:rPr>
+              <w:t>22</w:t>
+            </w:r>
+          </w:p>
+        </w:tc>
+        <w:tc>
+          <w:tcPr>
+            <w:tcW w:type="dxa" w:w="3402"/>
+            <w:vAlign w:val="center"/>
+          </w:tcPr>
+          <w:p>
+            <w:pPr>
+              <w:spacing w:before="40" w:after="40" w:line="276" w:lineRule="auto"/>
+              <w:jc w:val="both"/>
+            </w:pPr>
+            <w:r>
+              <w:rPr>
+                <w:rFonts w:ascii="Times New Roman" w:hAnsi="Times New Roman"/>
+                <w:sz w:val="26"/>
+                <w:rFonts w:ascii="Times New Roman" w:hAnsi="Times New Roman" w:cs="Times New Roman"/>
+              </w:rPr>
+              <w:t>Ôn tập, luyện tập bổ sung kiến thức và kỹ năng.</w:t>
+            </w:r>
+          </w:p>
+        </w:tc>
+      </w:tr>
+      <w:tr>
+        <w:tc>
+          <w:tcPr>
+            <w:tcW w:type="dxa" w:w="680"/>
+            <w:vAlign w:val="center"/>
+          </w:tcPr>
+          <w:p>
+            <w:pPr>
+              <w:spacing w:before="40" w:after="40" w:line="276" w:lineRule="auto"/>
+              <w:jc w:val="center"/>
+            </w:pPr>
+            <w:r>
+              <w:rPr>
+                <w:rFonts w:ascii="Times New Roman" w:hAnsi="Times New Roman"/>
+                <w:sz w:val="26"/>
+                <w:rFonts w:ascii="Times New Roman" w:hAnsi="Times New Roman" w:cs="Times New Roman"/>
+              </w:rPr>
+              <w:t>23</w:t>
+            </w:r>
+          </w:p>
+        </w:tc>
+        <w:tc>
+          <w:tcPr>
+            <w:tcW w:type="dxa" w:w="3118"/>
+            <w:vAlign w:val="center"/>
+          </w:tcPr>
+          <w:p>
+            <w:pPr>
+              <w:spacing w:before="40" w:after="40" w:line="276" w:lineRule="auto"/>
+              <w:jc w:val="both"/>
+            </w:pPr>
+            <w:r>
+              <w:rPr>
+                <w:rFonts w:ascii="Times New Roman" w:hAnsi="Times New Roman"/>
+                <w:sz w:val="26"/>
+                <w:rFonts w:ascii="Times New Roman" w:hAnsi="Times New Roman" w:cs="Times New Roman"/>
+              </w:rPr>
+              <w:t>Ôn tập Đánh giá định kỳ 4</w:t>
+            </w:r>
+          </w:p>
+        </w:tc>
+        <w:tc>
+          <w:tcPr>
+            <w:tcW w:type="dxa" w:w="850"/>
+            <w:vAlign w:val="center"/>
+          </w:tcPr>
+          <w:p>
+            <w:pPr>
+              <w:spacing w:before="40" w:after="40" w:line="276" w:lineRule="auto"/>
+              <w:jc w:val="center"/>
+            </w:pPr>
+            <w:r>
+              <w:rPr>
+                <w:rFonts w:ascii="Times New Roman" w:hAnsi="Times New Roman"/>
+                <w:sz w:val="26"/>
+                <w:rFonts w:ascii="Times New Roman" w:hAnsi="Times New Roman" w:cs="Times New Roman"/>
+              </w:rPr>
+              <w:t>1</w:t>
+            </w:r>
+          </w:p>
+        </w:tc>
+        <w:tc>
+          <w:tcPr>
+            <w:tcW w:type="dxa" w:w="1247"/>
+            <w:vAlign w:val="center"/>
+          </w:tcPr>
+          <w:p>
+            <w:pPr>
+              <w:spacing w:before="40" w:after="40" w:line="276" w:lineRule="auto"/>
+              <w:jc w:val="center"/>
+            </w:pPr>
+            <w:r>
+              <w:rPr>
+                <w:rFonts w:ascii="Times New Roman" w:hAnsi="Times New Roman"/>
+                <w:sz w:val="26"/>
+                <w:rFonts w:ascii="Times New Roman" w:hAnsi="Times New Roman" w:cs="Times New Roman"/>
+              </w:rPr>
+              <w:t>23</w:t>
+            </w:r>
+          </w:p>
+        </w:tc>
+        <w:tc>
+          <w:tcPr>
+            <w:tcW w:type="dxa" w:w="3402"/>
+            <w:vAlign w:val="center"/>
+          </w:tcPr>
+          <w:p>
+            <w:pPr>
+              <w:spacing w:before="40" w:after="40" w:line="276" w:lineRule="auto"/>
+              <w:jc w:val="both"/>
+            </w:pPr>
+            <w:r>
+              <w:rPr>
+                <w:rFonts w:ascii="Times New Roman" w:hAnsi="Times New Roman"/>
+                <w:sz w:val="26"/>
+                <w:rFonts w:ascii="Times New Roman" w:hAnsi="Times New Roman" w:cs="Times New Roman"/>
+              </w:rPr>
+              <w:t>Hệ thống hóa kiến thức chuẩn bị Đánh giá định kỳ 4.</w:t>
+            </w:r>
+          </w:p>
+        </w:tc>
+      </w:tr>
+      <w:tr>
+        <w:tc>
+          <w:tcPr>
+            <w:tcW w:type="dxa" w:w="680"/>
+            <w:vAlign w:val="center"/>
+          </w:tcPr>
+          <w:p>
+            <w:pPr>
+              <w:spacing w:before="40" w:after="40" w:line="276" w:lineRule="auto"/>
+              <w:jc w:val="center"/>
+            </w:pPr>
+            <w:r>
+              <w:rPr>
+                <w:rFonts w:ascii="Times New Roman" w:hAnsi="Times New Roman"/>
+                <w:sz w:val="26"/>
+                <w:rFonts w:ascii="Times New Roman" w:hAnsi="Times New Roman" w:cs="Times New Roman"/>
+              </w:rPr>
+              <w:t>24</w:t>
+            </w:r>
+          </w:p>
+        </w:tc>
+        <w:tc>
+          <w:tcPr>
+            <w:tcW w:type="dxa" w:w="3118"/>
+            <w:vAlign w:val="center"/>
+          </w:tcPr>
+          <w:p>
+            <w:pPr>
+              <w:spacing w:before="40" w:after="40" w:line="276" w:lineRule="auto"/>
+              <w:jc w:val="both"/>
+            </w:pPr>
+            <w:r>
+              <w:rPr>
+                <w:rFonts w:ascii="Times New Roman" w:hAnsi="Times New Roman"/>
+                <w:sz w:val="26"/>
+                <w:rFonts w:ascii="Times New Roman" w:hAnsi="Times New Roman" w:cs="Times New Roman"/>
+              </w:rPr>
+              <w:t>Đánh giá định kỳ 4</w:t>
+            </w:r>
+          </w:p>
+        </w:tc>
+        <w:tc>
+          <w:tcPr>
+            <w:tcW w:type="dxa" w:w="850"/>
+            <w:vAlign w:val="center"/>
+          </w:tcPr>
+          <w:p>
+            <w:pPr>
+              <w:spacing w:before="40" w:after="40" w:line="276" w:lineRule="auto"/>
+              <w:jc w:val="center"/>
+            </w:pPr>
+            <w:r>
+              <w:rPr>
+                <w:rFonts w:ascii="Times New Roman" w:hAnsi="Times New Roman"/>
+                <w:sz w:val="26"/>
+                <w:rFonts w:ascii="Times New Roman" w:hAnsi="Times New Roman" w:cs="Times New Roman"/>
+              </w:rPr>
+              <w:t>1</w:t>
+            </w:r>
+          </w:p>
+        </w:tc>
+        <w:tc>
+          <w:tcPr>
+            <w:tcW w:type="dxa" w:w="1247"/>
+            <w:vAlign w:val="center"/>
+          </w:tcPr>
+          <w:p>
+            <w:pPr>
+              <w:spacing w:before="40" w:after="40" w:line="276" w:lineRule="auto"/>
+              <w:jc w:val="center"/>
+            </w:pPr>
+            <w:r>
+              <w:rPr>
+                <w:rFonts w:ascii="Times New Roman" w:hAnsi="Times New Roman"/>
+                <w:sz w:val="26"/>
+                <w:rFonts w:ascii="Times New Roman" w:hAnsi="Times New Roman" w:cs="Times New Roman"/>
+              </w:rPr>
+              <w:t>24</w:t>
+            </w:r>
+          </w:p>
+        </w:tc>
+        <w:tc>
+          <w:tcPr>
+            <w:tcW w:type="dxa" w:w="3402"/>
+            <w:vAlign w:val="center"/>
+          </w:tcPr>
+          <w:p>
+            <w:pPr>
+              <w:spacing w:before="40" w:after="40" w:line="276" w:lineRule="auto"/>
+              <w:jc w:val="both"/>
+            </w:pPr>
+            <w:r>
+              <w:rPr>
+                <w:rFonts w:ascii="Times New Roman" w:hAnsi="Times New Roman"/>
+                <w:sz w:val="26"/>
+                <w:rFonts w:ascii="Times New Roman" w:hAnsi="Times New Roman" w:cs="Times New Roman"/>
+              </w:rPr>
+              <w:t>Kiểm tra đánh giá kết quả học tập.</w:t>
+            </w:r>
+          </w:p>
+        </w:tc>
+      </w:tr>
+      <w:tr>
+        <w:tc>
+          <w:tcPr>
+            <w:tcW w:type="dxa" w:w="680"/>
+            <w:vAlign w:val="center"/>
+          </w:tcPr>
+          <w:p>
+            <w:pPr>
+              <w:spacing w:before="40" w:after="40" w:line="276" w:lineRule="auto"/>
+              <w:jc w:val="center"/>
+            </w:pPr>
+            <w:r>
+              <w:rPr>
+                <w:rFonts w:ascii="Times New Roman" w:hAnsi="Times New Roman"/>
+                <w:sz w:val="26"/>
+                <w:rFonts w:ascii="Times New Roman" w:hAnsi="Times New Roman" w:cs="Times New Roman"/>
+              </w:rPr>
+              <w:t>25</w:t>
+            </w:r>
+          </w:p>
+        </w:tc>
+        <w:tc>
+          <w:tcPr>
+            <w:tcW w:type="dxa" w:w="3118"/>
+            <w:vAlign w:val="center"/>
+          </w:tcPr>
+          <w:p>
+            <w:pPr>
+              <w:spacing w:before="40" w:after="40" w:line="276" w:lineRule="auto"/>
+              <w:jc w:val="both"/>
+            </w:pPr>
+            <w:r>
+              <w:rPr>
+                <w:rFonts w:ascii="Times New Roman" w:hAnsi="Times New Roman"/>
+                <w:sz w:val="26"/>
+                <w:rFonts w:ascii="Times New Roman" w:hAnsi="Times New Roman" w:cs="Times New Roman"/>
+              </w:rPr>
+              <w:t>Tổng kết năm học</w:t>
+            </w:r>
+          </w:p>
+        </w:tc>
+        <w:tc>
+          <w:tcPr>
+            <w:tcW w:type="dxa" w:w="850"/>
+            <w:vAlign w:val="center"/>
+          </w:tcPr>
+          <w:p>
+            <w:pPr>
+              <w:spacing w:before="40" w:after="40" w:line="276" w:lineRule="auto"/>
+              <w:jc w:val="center"/>
+            </w:pPr>
+            <w:r>
+              <w:rPr>
+                <w:rFonts w:ascii="Times New Roman" w:hAnsi="Times New Roman"/>
+                <w:sz w:val="26"/>
+                <w:rFonts w:ascii="Times New Roman" w:hAnsi="Times New Roman" w:cs="Times New Roman"/>
+              </w:rPr>
+              <w:t>1</w:t>
+            </w:r>
+          </w:p>
+        </w:tc>
+        <w:tc>
+          <w:tcPr>
+            <w:tcW w:type="dxa" w:w="1247"/>
+            <w:vAlign w:val="center"/>
+          </w:tcPr>
+          <w:p>
+            <w:pPr>
+              <w:spacing w:before="40" w:after="40" w:line="276" w:lineRule="auto"/>
+              <w:jc w:val="center"/>
+            </w:pPr>
+            <w:r>
+              <w:rPr>
+                <w:rFonts w:ascii="Times New Roman" w:hAnsi="Times New Roman"/>
+                <w:sz w:val="26"/>
+                <w:rFonts w:ascii="Times New Roman" w:hAnsi="Times New Roman" w:cs="Times New Roman"/>
+              </w:rPr>
+              <w:t>25</w:t>
+            </w:r>
+          </w:p>
+        </w:tc>
+        <w:tc>
+          <w:tcPr>
+            <w:tcW w:type="dxa" w:w="3402"/>
+            <w:vAlign w:val="center"/>
+          </w:tcPr>
+          <w:p>
+            <w:pPr>
+              <w:spacing w:before="40" w:after="40" w:line="276" w:lineRule="auto"/>
+              <w:jc w:val="both"/>
+            </w:pPr>
+            <w:r>
+              <w:rPr>
+                <w:rFonts w:ascii="Times New Roman" w:hAnsi="Times New Roman"/>
+                <w:sz w:val="26"/>
+                <w:rFonts w:ascii="Times New Roman" w:hAnsi="Times New Roman" w:cs="Times New Roman"/>
+              </w:rPr>
+              <w:t>Tổng kết đánh giá kết quả học tập cả năm.</w:t>
+            </w:r>
+          </w:p>
+        </w:tc>
+      </w:tr>
+    </w:tbl>
     <w:p>
       <w:pPr>
         <w:rPr>
@@ -1420,2805 +4099,6 @@
         <w:t>3</w:t>
       </w:r>
     </w:p>
-    <w:tbl>
-      <w:tblPr>
-        <w:tblW w:w="9634" w:type="dxa"/>
-        <w:tblBorders>
-          <w:top w:val="single" w:sz="4" w:space="0" w:color="000000"/>
-          <w:left w:val="single" w:sz="4" w:space="0" w:color="000000"/>
-          <w:bottom w:val="single" w:sz="4" w:space="0" w:color="000000"/>
-          <w:right w:val="single" w:sz="4" w:space="0" w:color="000000"/>
-          <w:insideH w:val="single" w:sz="4" w:space="0" w:color="000000"/>
-          <w:insideV w:val="single" w:sz="4" w:space="0" w:color="000000"/>
-        </w:tblBorders>
-        <w:tblLayout w:type="fixed"/>
-        <w:tblLook w:val="0400" w:firstRow="0" w:lastRow="0" w:firstColumn="0" w:lastColumn="0" w:noHBand="0" w:noVBand="1"/>
-      </w:tblPr>
-      <w:tblGrid>
-        <w:gridCol w:w="846"/>
-        <w:gridCol w:w="3118"/>
-        <w:gridCol w:w="1134"/>
-        <w:gridCol w:w="4536"/>
-      </w:tblGrid>
-      <w:tr>
-        <w:tc>
-          <w:tcPr>
-            <w:tcW w:w="846" w:type="dxa"/>
-          </w:tcPr>
-          <w:p>
-            <w:pPr>
-              <w:spacing w:before="20" w:after="20"/>
-              <w:jc w:val="center"/>
-            </w:pPr>
-            <w:r>
-              <w:rPr>
-                <w:rFonts w:ascii="Times New Roman" w:hAnsi="Times New Roman"/>
-                <w:sz w:val="26"/>
-                <w:rFonts w:ascii="Times New Roman" w:hAnsi="Times New Roman" w:cs="Times New Roman"/>
-              </w:rPr>
-            </w:r>
-            <w:r>
-              <w:rPr>
-                <w:rFonts w:ascii="Times New Roman" w:hAnsi="Times New Roman"/>
-                <w:b/>
-                <w:sz w:val="26"/>
-                <w:rFonts w:ascii="Times New Roman" w:hAnsi="Times New Roman" w:cs="Times New Roman"/>
-              </w:rPr>
-              <w:t>STT</w:t>
-            </w:r>
-          </w:p>
-        </w:tc>
-        <w:tc>
-          <w:tcPr>
-            <w:tcW w:w="3118" w:type="dxa"/>
-          </w:tcPr>
-          <w:p>
-            <w:pPr>
-              <w:spacing w:before="20" w:after="20"/>
-              <w:jc w:val="center"/>
-            </w:pPr>
-            <w:r>
-              <w:rPr>
-                <w:rFonts w:ascii="Times New Roman" w:hAnsi="Times New Roman"/>
-                <w:sz w:val="26"/>
-                <w:rFonts w:ascii="Times New Roman" w:hAnsi="Times New Roman" w:cs="Times New Roman"/>
-              </w:rPr>
-            </w:r>
-            <w:r>
-              <w:rPr>
-                <w:rFonts w:ascii="Times New Roman" w:hAnsi="Times New Roman"/>
-                <w:b/>
-                <w:sz w:val="26"/>
-                <w:rFonts w:ascii="Times New Roman" w:hAnsi="Times New Roman" w:cs="Times New Roman"/>
-              </w:rPr>
-              <w:t>Bài học (1)</w:t>
-            </w:r>
-          </w:p>
-        </w:tc>
-        <w:tc>
-          <w:tcPr>
-            <w:tcW w:w="1134" w:type="dxa"/>
-          </w:tcPr>
-          <w:p>
-            <w:pPr>
-              <w:spacing w:before="20" w:after="20"/>
-              <w:jc w:val="center"/>
-            </w:pPr>
-            <w:r>
-              <w:rPr>
-                <w:rFonts w:ascii="Times New Roman" w:hAnsi="Times New Roman"/>
-                <w:sz w:val="26"/>
-                <w:rFonts w:ascii="Times New Roman" w:hAnsi="Times New Roman" w:cs="Times New Roman"/>
-              </w:rPr>
-            </w:r>
-            <w:r>
-              <w:rPr>
-                <w:rFonts w:ascii="Times New Roman" w:hAnsi="Times New Roman"/>
-                <w:b/>
-                <w:sz w:val="26"/>
-                <w:rFonts w:ascii="Times New Roman" w:hAnsi="Times New Roman" w:cs="Times New Roman"/>
-              </w:rPr>
-              <w:t>Số tiết (2)</w:t>
-            </w:r>
-          </w:p>
-        </w:tc>
-        <w:tc>
-          <w:tcPr>
-            <w:tcW w:w="4536" w:type="dxa"/>
-          </w:tcPr>
-          <w:p>
-            <w:pPr>
-              <w:spacing w:before="20" w:after="20"/>
-              <w:jc w:val="center"/>
-            </w:pPr>
-            <w:r>
-              <w:rPr>
-                <w:rFonts w:ascii="Times New Roman" w:hAnsi="Times New Roman"/>
-                <w:sz w:val="26"/>
-                <w:rFonts w:ascii="Times New Roman" w:hAnsi="Times New Roman" w:cs="Times New Roman"/>
-              </w:rPr>
-            </w:r>
-            <w:r>
-              <w:rPr>
-                <w:rFonts w:ascii="Times New Roman" w:hAnsi="Times New Roman"/>
-                <w:b/>
-                <w:sz w:val="26"/>
-                <w:rFonts w:ascii="Times New Roman" w:hAnsi="Times New Roman" w:cs="Times New Roman"/>
-              </w:rPr>
-              <w:t>Yêu cầu cần đạt (3)</w:t>
-            </w:r>
-          </w:p>
-        </w:tc>
-      </w:tr>
-      <w:tr>
-        <w:tc>
-          <w:tcPr>
-            <w:tcW w:type="dxa" w:w="846"/>
-          </w:tcPr>
-          <w:p>
-            <w:pPr>
-              <w:jc w:val="center"/>
-            </w:pPr>
-            <w:r>
-              <w:rPr>
-                <w:rFonts w:ascii="Times New Roman" w:hAnsi="Times New Roman"/>
-                <w:b w:val="0"/>
-                <w:sz w:val="26"/>
-                <w:rFonts w:ascii="Times New Roman" w:hAnsi="Times New Roman" w:cs="Times New Roman"/>
-                <w:rFonts w:ascii="Times New Roman" w:hAnsi="Times New Roman" w:cs="Times New Roman"/>
-              </w:rPr>
-              <w:t>0</w:t>
-            </w:r>
-          </w:p>
-        </w:tc>
-        <w:tc>
-          <w:tcPr>
-            <w:tcW w:type="dxa" w:w="3118"/>
-          </w:tcPr>
-          <w:p>
-            <w:r>
-              <w:rPr>
-                <w:rFonts w:ascii="Times New Roman" w:hAnsi="Times New Roman"/>
-                <w:b w:val="0"/>
-                <w:sz w:val="26"/>
-                <w:rFonts w:ascii="Times New Roman" w:hAnsi="Times New Roman" w:cs="Times New Roman"/>
-                <w:rFonts w:ascii="Times New Roman" w:hAnsi="Times New Roman" w:cs="Times New Roman"/>
-              </w:rPr>
-              <w:t>Tiết 0: Định hướng môn học</w:t>
-            </w:r>
-          </w:p>
-        </w:tc>
-        <w:tc>
-          <w:tcPr>
-            <w:tcW w:type="dxa" w:w="1134"/>
-          </w:tcPr>
-          <w:p>
-            <w:pPr>
-              <w:jc w:val="center"/>
-            </w:pPr>
-            <w:r>
-              <w:rPr>
-                <w:rFonts w:ascii="Times New Roman" w:hAnsi="Times New Roman"/>
-                <w:b w:val="0"/>
-                <w:sz w:val="26"/>
-                <w:rFonts w:ascii="Times New Roman" w:hAnsi="Times New Roman" w:cs="Times New Roman"/>
-                <w:rFonts w:ascii="Times New Roman" w:hAnsi="Times New Roman" w:cs="Times New Roman"/>
-              </w:rPr>
-              <w:t>0</w:t>
-            </w:r>
-          </w:p>
-        </w:tc>
-        <w:tc>
-          <w:tcPr>
-            <w:tcW w:type="dxa" w:w="4536"/>
-          </w:tcPr>
-          <w:p>
-            <w:r>
-              <w:rPr>
-                <w:rFonts w:ascii="Times New Roman" w:hAnsi="Times New Roman"/>
-                <w:b w:val="0"/>
-                <w:sz w:val="26"/>
-                <w:rFonts w:ascii="Times New Roman" w:hAnsi="Times New Roman" w:cs="Times New Roman"/>
-                <w:rFonts w:ascii="Times New Roman" w:hAnsi="Times New Roman" w:cs="Times New Roman"/>
-              </w:rPr>
-              <w:t>Giới thiệu tổng quan môn học Tin học, phương pháp học tập hiệu quả, các quy định an toàn và nội quy phòng học bộ môn.</w:t>
-            </w:r>
-          </w:p>
-        </w:tc>
-      </w:tr>
-      <w:tr>
-        <w:tc>
-          <w:tcPr>
-            <w:tcW w:w="846" w:type="dxa"/>
-          </w:tcPr>
-          <w:p>
-            <w:pPr>
-              <w:spacing w:before="20" w:after="20"/>
-              <w:jc w:val="center"/>
-            </w:pPr>
-            <w:r>
-              <w:rPr>
-                <w:rFonts w:ascii="Times New Roman" w:hAnsi="Times New Roman"/>
-                <w:sz w:val="26"/>
-                <w:rFonts w:ascii="Times New Roman" w:hAnsi="Times New Roman" w:cs="Times New Roman"/>
-              </w:rPr>
-            </w:r>
-            <w:r>
-              <w:rPr>
-                <w:rFonts w:ascii="Times New Roman" w:hAnsi="Times New Roman"/>
-                <w:b w:val="0"/>
-                <w:sz w:val="26"/>
-                <w:rFonts w:ascii="Times New Roman" w:hAnsi="Times New Roman" w:cs="Times New Roman"/>
-              </w:rPr>
-              <w:t>1</w:t>
-            </w:r>
-          </w:p>
-        </w:tc>
-        <w:tc>
-          <w:tcPr>
-            <w:tcW w:w="3118" w:type="dxa"/>
-          </w:tcPr>
-          <w:p>
-            <w:pPr>
-              <w:spacing w:before="20" w:after="20"/>
-            </w:pPr>
-            <w:r>
-              <w:rPr>
-                <w:rFonts w:ascii="Times New Roman" w:hAnsi="Times New Roman"/>
-                <w:sz w:val="26"/>
-                <w:rFonts w:ascii="Times New Roman" w:hAnsi="Times New Roman" w:cs="Times New Roman"/>
-              </w:rPr>
-            </w:r>
-            <w:r>
-              <w:rPr>
-                <w:rFonts w:ascii="Times New Roman" w:hAnsi="Times New Roman"/>
-                <w:b w:val="0"/>
-                <w:sz w:val="26"/>
-                <w:rFonts w:ascii="Times New Roman" w:hAnsi="Times New Roman" w:cs="Times New Roman"/>
-              </w:rPr>
-              <w:t>Bài 1: Thông tin và quyết định</w:t>
-            </w:r>
-          </w:p>
-        </w:tc>
-        <w:tc>
-          <w:tcPr>
-            <w:tcW w:w="1134" w:type="dxa"/>
-          </w:tcPr>
-          <w:p>
-            <w:pPr>
-              <w:spacing w:before="20" w:after="20"/>
-              <w:jc w:val="center"/>
-            </w:pPr>
-            <w:r>
-              <w:rPr>
-                <w:rFonts w:ascii="Times New Roman" w:hAnsi="Times New Roman"/>
-                <w:sz w:val="26"/>
-                <w:rFonts w:ascii="Times New Roman" w:hAnsi="Times New Roman" w:cs="Times New Roman"/>
-              </w:rPr>
-            </w:r>
-            <w:r>
-              <w:rPr>
-                <w:rFonts w:ascii="Times New Roman" w:hAnsi="Times New Roman"/>
-                <w:b w:val="0"/>
-                <w:sz w:val="26"/>
-                <w:rFonts w:ascii="Times New Roman" w:hAnsi="Times New Roman" w:cs="Times New Roman"/>
-              </w:rPr>
-              <w:t>1, 2</w:t>
-            </w:r>
-          </w:p>
-        </w:tc>
-        <w:tc>
-          <w:tcPr>
-            <w:tcW w:w="4536" w:type="dxa"/>
-          </w:tcPr>
-          <w:p>
-            <w:pPr>
-              <w:spacing w:before="20" w:after="20"/>
-            </w:pPr>
-            <w:r>
-              <w:rPr>
-                <w:rFonts w:ascii="Times New Roman" w:hAnsi="Times New Roman"/>
-                <w:sz w:val="26"/>
-                <w:rFonts w:ascii="Times New Roman" w:hAnsi="Times New Roman" w:cs="Times New Roman"/>
-              </w:rPr>
-            </w:r>
-            <w:r>
-              <w:rPr>
-                <w:rFonts w:ascii="Times New Roman" w:hAnsi="Times New Roman"/>
-                <w:b w:val="0"/>
-                <w:sz w:val="26"/>
-                <w:rFonts w:ascii="Times New Roman" w:hAnsi="Times New Roman" w:cs="Times New Roman"/>
-              </w:rPr>
-              <w:t>- Nêu ví dụ đơn giản minh họa vai trò của thông tin trong việc ra quyết định của con người.  - Nhận biết được thông tin và quyết định trong ví dụ cụ thể.  - Nhận biết ba dạng thông tin thường gặp: chữ, âm thanh, hình ảnh.</w:t>
-            </w:r>
-          </w:p>
-        </w:tc>
-      </w:tr>
-      <w:tr>
-        <w:tc>
-          <w:tcPr>
-            <w:tcW w:w="846" w:type="dxa"/>
-          </w:tcPr>
-          <w:p>
-            <w:pPr>
-              <w:spacing w:before="20" w:after="20"/>
-              <w:jc w:val="center"/>
-            </w:pPr>
-            <w:r>
-              <w:rPr>
-                <w:rFonts w:ascii="Times New Roman" w:hAnsi="Times New Roman"/>
-                <w:sz w:val="26"/>
-                <w:rFonts w:ascii="Times New Roman" w:hAnsi="Times New Roman" w:cs="Times New Roman"/>
-              </w:rPr>
-            </w:r>
-            <w:r>
-              <w:rPr>
-                <w:rFonts w:ascii="Times New Roman" w:hAnsi="Times New Roman"/>
-                <w:b w:val="0"/>
-                <w:sz w:val="26"/>
-                <w:rFonts w:ascii="Times New Roman" w:hAnsi="Times New Roman" w:cs="Times New Roman"/>
-              </w:rPr>
-              <w:t>2</w:t>
-            </w:r>
-          </w:p>
-        </w:tc>
-        <w:tc>
-          <w:tcPr>
-            <w:tcW w:w="3118" w:type="dxa"/>
-          </w:tcPr>
-          <w:p>
-            <w:pPr>
-              <w:spacing w:before="20" w:after="20"/>
-            </w:pPr>
-            <w:r>
-              <w:rPr>
-                <w:rFonts w:ascii="Times New Roman" w:hAnsi="Times New Roman"/>
-                <w:sz w:val="26"/>
-                <w:rFonts w:ascii="Times New Roman" w:hAnsi="Times New Roman" w:cs="Times New Roman"/>
-              </w:rPr>
-            </w:r>
-            <w:r>
-              <w:rPr>
-                <w:rFonts w:ascii="Times New Roman" w:hAnsi="Times New Roman"/>
-                <w:b w:val="0"/>
-                <w:sz w:val="26"/>
-                <w:rFonts w:ascii="Times New Roman" w:hAnsi="Times New Roman" w:cs="Times New Roman"/>
-              </w:rPr>
-              <w:t>Bài 2: Xử lí thông tin</w:t>
-            </w:r>
-          </w:p>
-        </w:tc>
-        <w:tc>
-          <w:tcPr>
-            <w:tcW w:w="1134" w:type="dxa"/>
-          </w:tcPr>
-          <w:p>
-            <w:pPr>
-              <w:spacing w:before="20" w:after="20"/>
-              <w:jc w:val="center"/>
-            </w:pPr>
-            <w:r>
-              <w:rPr>
-                <w:rFonts w:ascii="Times New Roman" w:hAnsi="Times New Roman"/>
-                <w:sz w:val="26"/>
-                <w:rFonts w:ascii="Times New Roman" w:hAnsi="Times New Roman" w:cs="Times New Roman"/>
-              </w:rPr>
-            </w:r>
-            <w:r>
-              <w:rPr>
-                <w:rFonts w:ascii="Times New Roman" w:hAnsi="Times New Roman"/>
-                <w:b w:val="0"/>
-                <w:sz w:val="26"/>
-                <w:rFonts w:ascii="Times New Roman" w:hAnsi="Times New Roman" w:cs="Times New Roman"/>
-              </w:rPr>
-              <w:t>3, 4</w:t>
-            </w:r>
-          </w:p>
-        </w:tc>
-        <w:tc>
-          <w:tcPr>
-            <w:tcW w:w="4536" w:type="dxa"/>
-          </w:tcPr>
-          <w:p>
-            <w:pPr>
-              <w:spacing w:before="20" w:after="20"/>
-            </w:pPr>
-            <w:r>
-              <w:rPr>
-                <w:rFonts w:ascii="Times New Roman" w:hAnsi="Times New Roman"/>
-                <w:sz w:val="26"/>
-                <w:rFonts w:ascii="Times New Roman" w:hAnsi="Times New Roman" w:cs="Times New Roman"/>
-              </w:rPr>
-            </w:r>
-            <w:r>
-              <w:rPr>
-                <w:rFonts w:ascii="Times New Roman" w:hAnsi="Times New Roman"/>
-                <w:b w:val="0"/>
-                <w:sz w:val="26"/>
-                <w:rFonts w:ascii="Times New Roman" w:hAnsi="Times New Roman" w:cs="Times New Roman"/>
-              </w:rPr>
-              <w:t>- Nhận biết thông tin thu nhận, được xử lý và kết quả xử lý.  - Nêu ví dụ minh họa bộ não con người là bộ phận xử lý thông tin.  - Nêu ví dụ máy móc tiếp nhận thông tin để quyết định hành động.</w:t>
-            </w:r>
-          </w:p>
-        </w:tc>
-      </w:tr>
-      <w:tr>
-        <w:tc>
-          <w:tcPr>
-            <w:tcW w:w="846" w:type="dxa"/>
-          </w:tcPr>
-          <w:p>
-            <w:pPr>
-              <w:spacing w:before="20" w:after="20"/>
-              <w:jc w:val="center"/>
-            </w:pPr>
-            <w:r>
-              <w:rPr>
-                <w:rFonts w:ascii="Times New Roman" w:hAnsi="Times New Roman"/>
-                <w:sz w:val="26"/>
-                <w:rFonts w:ascii="Times New Roman" w:hAnsi="Times New Roman" w:cs="Times New Roman"/>
-              </w:rPr>
-            </w:r>
-            <w:r>
-              <w:rPr>
-                <w:rFonts w:ascii="Times New Roman" w:hAnsi="Times New Roman"/>
-                <w:b w:val="0"/>
-                <w:sz w:val="26"/>
-                <w:rFonts w:ascii="Times New Roman" w:hAnsi="Times New Roman" w:cs="Times New Roman"/>
-              </w:rPr>
-              <w:t>3</w:t>
-            </w:r>
-          </w:p>
-        </w:tc>
-        <w:tc>
-          <w:tcPr>
-            <w:tcW w:w="3118" w:type="dxa"/>
-          </w:tcPr>
-          <w:p>
-            <w:pPr>
-              <w:spacing w:before="20" w:after="20"/>
-            </w:pPr>
-            <w:r>
-              <w:rPr>
-                <w:rFonts w:ascii="Times New Roman" w:hAnsi="Times New Roman"/>
-                <w:sz w:val="26"/>
-                <w:rFonts w:ascii="Times New Roman" w:hAnsi="Times New Roman" w:cs="Times New Roman"/>
-              </w:rPr>
-            </w:r>
-            <w:r>
-              <w:rPr>
-                <w:rFonts w:ascii="Times New Roman" w:hAnsi="Times New Roman"/>
-                <w:b w:val="0"/>
-                <w:sz w:val="26"/>
-                <w:rFonts w:ascii="Times New Roman" w:hAnsi="Times New Roman" w:cs="Times New Roman"/>
-              </w:rPr>
-              <w:t>Bài 3: Máy tính và em</w:t>
-            </w:r>
-          </w:p>
-        </w:tc>
-        <w:tc>
-          <w:tcPr>
-            <w:tcW w:w="1134" w:type="dxa"/>
-          </w:tcPr>
-          <w:p>
-            <w:pPr>
-              <w:spacing w:before="20" w:after="20"/>
-              <w:jc w:val="center"/>
-            </w:pPr>
-            <w:r>
-              <w:rPr>
-                <w:rFonts w:ascii="Times New Roman" w:hAnsi="Times New Roman"/>
-                <w:sz w:val="26"/>
-                <w:rFonts w:ascii="Times New Roman" w:hAnsi="Times New Roman" w:cs="Times New Roman"/>
-              </w:rPr>
-            </w:r>
-            <w:r>
-              <w:rPr>
-                <w:rFonts w:ascii="Times New Roman" w:hAnsi="Times New Roman"/>
-                <w:b w:val="0"/>
-                <w:sz w:val="26"/>
-                <w:rFonts w:ascii="Times New Roman" w:hAnsi="Times New Roman" w:cs="Times New Roman"/>
-              </w:rPr>
-              <w:t>5, 6</w:t>
-            </w:r>
-          </w:p>
-        </w:tc>
-        <w:tc>
-          <w:tcPr>
-            <w:tcW w:w="4536" w:type="dxa"/>
-          </w:tcPr>
-          <w:p>
-            <w:pPr>
-              <w:spacing w:before="20" w:after="20"/>
-            </w:pPr>
-            <w:r>
-              <w:rPr>
-                <w:rFonts w:ascii="Times New Roman" w:hAnsi="Times New Roman"/>
-                <w:sz w:val="26"/>
-                <w:rFonts w:ascii="Times New Roman" w:hAnsi="Times New Roman" w:cs="Times New Roman"/>
-              </w:rPr>
-            </w:r>
-            <w:r>
-              <w:rPr>
-                <w:rFonts w:ascii="Times New Roman" w:hAnsi="Times New Roman"/>
-                <w:b w:val="0"/>
-                <w:sz w:val="26"/>
-                <w:rFonts w:ascii="Times New Roman" w:hAnsi="Times New Roman" w:cs="Times New Roman"/>
-              </w:rPr>
-              <w:t>- Nhận diện, phân biệt các dạng máy tính thông dụng và các bộ phận cơ bản (màn hình, thân máy, bàn phím, chuột).  - Nêu sơ lược chức năng các bộ phận, nhận biết màn hình cảm ứng.  - Thực hiện quy tắc an toàn về điện khi dùng máy tính. (Có bài học STEM).</w:t>
-            </w:r>
-          </w:p>
-        </w:tc>
-      </w:tr>
-      <w:tr>
-        <w:tc>
-          <w:tcPr>
-            <w:tcW w:w="846" w:type="dxa"/>
-          </w:tcPr>
-          <w:p>
-            <w:pPr>
-              <w:spacing w:before="20" w:after="20"/>
-              <w:jc w:val="center"/>
-            </w:pPr>
-            <w:r>
-              <w:rPr>
-                <w:rFonts w:ascii="Times New Roman" w:hAnsi="Times New Roman"/>
-                <w:sz w:val="26"/>
-                <w:rFonts w:ascii="Times New Roman" w:hAnsi="Times New Roman" w:cs="Times New Roman"/>
-              </w:rPr>
-            </w:r>
-            <w:r>
-              <w:rPr>
-                <w:rFonts w:ascii="Times New Roman" w:hAnsi="Times New Roman"/>
-                <w:b w:val="0"/>
-                <w:sz w:val="26"/>
-                <w:rFonts w:ascii="Times New Roman" w:hAnsi="Times New Roman" w:cs="Times New Roman"/>
-              </w:rPr>
-              <w:t>4</w:t>
-            </w:r>
-          </w:p>
-        </w:tc>
-        <w:tc>
-          <w:tcPr>
-            <w:tcW w:w="3118" w:type="dxa"/>
-          </w:tcPr>
-          <w:p>
-            <w:pPr>
-              <w:spacing w:before="20" w:after="20"/>
-            </w:pPr>
-            <w:r>
-              <w:rPr>
-                <w:rFonts w:ascii="Times New Roman" w:hAnsi="Times New Roman"/>
-                <w:sz w:val="26"/>
-                <w:rFonts w:ascii="Times New Roman" w:hAnsi="Times New Roman" w:cs="Times New Roman"/>
-              </w:rPr>
-            </w:r>
-            <w:r>
-              <w:rPr>
-                <w:rFonts w:ascii="Times New Roman" w:hAnsi="Times New Roman"/>
-                <w:b w:val="0"/>
-                <w:sz w:val="26"/>
-                <w:rFonts w:ascii="Times New Roman" w:hAnsi="Times New Roman" w:cs="Times New Roman"/>
-              </w:rPr>
-              <w:t>Bài 4: Làm việc với máy tính</w:t>
-            </w:r>
-          </w:p>
-        </w:tc>
-        <w:tc>
-          <w:tcPr>
-            <w:tcW w:w="1134" w:type="dxa"/>
-          </w:tcPr>
-          <w:p>
-            <w:pPr>
-              <w:spacing w:before="20" w:after="20"/>
-              <w:jc w:val="center"/>
-            </w:pPr>
-            <w:r>
-              <w:rPr>
-                <w:rFonts w:ascii="Times New Roman" w:hAnsi="Times New Roman"/>
-                <w:sz w:val="26"/>
-                <w:rFonts w:ascii="Times New Roman" w:hAnsi="Times New Roman" w:cs="Times New Roman"/>
-              </w:rPr>
-            </w:r>
-            <w:r>
-              <w:rPr>
-                <w:rFonts w:ascii="Times New Roman" w:hAnsi="Times New Roman"/>
-                <w:b w:val="0"/>
-                <w:sz w:val="26"/>
-                <w:rFonts w:ascii="Times New Roman" w:hAnsi="Times New Roman" w:cs="Times New Roman"/>
-              </w:rPr>
-              <w:t>7, 8</w:t>
-            </w:r>
-          </w:p>
-        </w:tc>
-        <w:tc>
-          <w:tcPr>
-            <w:tcW w:w="4536" w:type="dxa"/>
-          </w:tcPr>
-          <w:p>
-            <w:pPr>
-              <w:spacing w:before="20" w:after="20"/>
-            </w:pPr>
-            <w:r>
-              <w:rPr>
-                <w:rFonts w:ascii="Times New Roman" w:hAnsi="Times New Roman"/>
-                <w:sz w:val="26"/>
-                <w:rFonts w:ascii="Times New Roman" w:hAnsi="Times New Roman" w:cs="Times New Roman"/>
-              </w:rPr>
-            </w:r>
-            <w:r>
-              <w:rPr>
-                <w:rFonts w:ascii="Times New Roman" w:hAnsi="Times New Roman"/>
-                <w:b w:val="0"/>
-                <w:sz w:val="26"/>
-                <w:rFonts w:ascii="Times New Roman" w:hAnsi="Times New Roman" w:cs="Times New Roman"/>
-              </w:rPr>
-              <w:t>- Ngồi đúng tư thế, giữ khoảng cách mắt phù hợp, nêu tác hại ngồi sai tư thế.  - Cầm chuột đúng cách và thực hiện các thao tác chuột cơ bản.  - Khởi động/tắt máy đúng cách; kích hoạt và thoát ứng dụng an toàn.</w:t>
-            </w:r>
-          </w:p>
-        </w:tc>
-      </w:tr>
-      <w:tr>
-        <w:tc>
-          <w:tcPr>
-            <w:tcW w:w="846" w:type="dxa"/>
-          </w:tcPr>
-          <w:p>
-            <w:pPr>
-              <w:spacing w:before="20" w:after="20"/>
-              <w:jc w:val="center"/>
-            </w:pPr>
-            <w:r>
-              <w:rPr>
-                <w:rFonts w:ascii="Times New Roman" w:hAnsi="Times New Roman"/>
-                <w:sz w:val="26"/>
-                <w:rFonts w:ascii="Times New Roman" w:hAnsi="Times New Roman" w:cs="Times New Roman"/>
-              </w:rPr>
-            </w:r>
-            <w:r>
-              <w:rPr>
-                <w:rFonts w:ascii="Times New Roman" w:hAnsi="Times New Roman"/>
-                <w:b/>
-                <w:sz w:val="26"/>
-                <w:rFonts w:ascii="Times New Roman" w:hAnsi="Times New Roman" w:cs="Times New Roman"/>
-              </w:rPr>
-              <w:t>5</w:t>
-            </w:r>
-          </w:p>
-        </w:tc>
-        <w:tc>
-          <w:tcPr>
-            <w:tcW w:w="3118" w:type="dxa"/>
-          </w:tcPr>
-          <w:p>
-            <w:pPr>
-              <w:spacing w:before="20" w:after="20"/>
-            </w:pPr>
-            <w:r>
-              <w:rPr>
-                <w:rFonts w:ascii="Times New Roman" w:hAnsi="Times New Roman"/>
-                <w:sz w:val="26"/>
-                <w:rFonts w:ascii="Times New Roman" w:hAnsi="Times New Roman" w:cs="Times New Roman"/>
-              </w:rPr>
-            </w:r>
-            <w:r>
-              <w:rPr>
-                <w:rFonts w:ascii="Times New Roman" w:hAnsi="Times New Roman"/>
-                <w:b/>
-                <w:sz w:val="26"/>
-                <w:rFonts w:ascii="Times New Roman" w:hAnsi="Times New Roman" w:cs="Times New Roman"/>
-              </w:rPr>
-              <w:t>Ôn tập Đánh giá định kỳ 1</w:t>
-            </w:r>
-          </w:p>
-        </w:tc>
-        <w:tc>
-          <w:tcPr>
-            <w:tcW w:w="1134" w:type="dxa"/>
-          </w:tcPr>
-          <w:p>
-            <w:pPr>
-              <w:spacing w:before="20" w:after="20"/>
-              <w:jc w:val="center"/>
-            </w:pPr>
-            <w:r>
-              <w:rPr>
-                <w:rFonts w:ascii="Times New Roman" w:hAnsi="Times New Roman"/>
-                <w:sz w:val="26"/>
-                <w:rFonts w:ascii="Times New Roman" w:hAnsi="Times New Roman" w:cs="Times New Roman"/>
-              </w:rPr>
-            </w:r>
-            <w:r>
-              <w:rPr>
-                <w:rFonts w:ascii="Times New Roman" w:hAnsi="Times New Roman"/>
-                <w:b/>
-                <w:sz w:val="26"/>
-                <w:rFonts w:ascii="Times New Roman" w:hAnsi="Times New Roman" w:cs="Times New Roman"/>
-              </w:rPr>
-              <w:t>9</w:t>
-            </w:r>
-          </w:p>
-        </w:tc>
-        <w:tc>
-          <w:tcPr>
-            <w:tcW w:w="4536" w:type="dxa"/>
-          </w:tcPr>
-          <w:p>
-            <w:pPr>
-              <w:spacing w:before="20" w:after="20"/>
-            </w:pPr>
-            <w:r>
-              <w:rPr>
-                <w:rFonts w:ascii="Times New Roman" w:hAnsi="Times New Roman"/>
-                <w:sz w:val="26"/>
-                <w:rFonts w:ascii="Times New Roman" w:hAnsi="Times New Roman" w:cs="Times New Roman"/>
-              </w:rPr>
-            </w:r>
-            <w:r>
-              <w:rPr>
-                <w:rFonts w:ascii="Times New Roman" w:hAnsi="Times New Roman"/>
-                <w:b w:val="0"/>
-                <w:sz w:val="26"/>
-                <w:rFonts w:ascii="Times New Roman" w:hAnsi="Times New Roman" w:cs="Times New Roman"/>
-              </w:rPr>
-              <w:t>Hệ thống hóa kiến thức chuẩn bị Đánh giá định kỳ 1.</w:t>
-            </w:r>
-          </w:p>
-        </w:tc>
-      </w:tr>
-      <w:tr>
-        <w:tc>
-          <w:tcPr>
-            <w:tcW w:w="846" w:type="dxa"/>
-          </w:tcPr>
-          <w:p>
-            <w:pPr>
-              <w:spacing w:before="20" w:after="20"/>
-              <w:jc w:val="center"/>
-            </w:pPr>
-            <w:r>
-              <w:rPr>
-                <w:rFonts w:ascii="Times New Roman" w:hAnsi="Times New Roman"/>
-                <w:sz w:val="26"/>
-                <w:rFonts w:ascii="Times New Roman" w:hAnsi="Times New Roman" w:cs="Times New Roman"/>
-              </w:rPr>
-            </w:r>
-            <w:r>
-              <w:rPr>
-                <w:rFonts w:ascii="Times New Roman" w:hAnsi="Times New Roman"/>
-                <w:b/>
-                <w:sz w:val="26"/>
-                <w:rFonts w:ascii="Times New Roman" w:hAnsi="Times New Roman" w:cs="Times New Roman"/>
-              </w:rPr>
-              <w:t>6</w:t>
-            </w:r>
-          </w:p>
-        </w:tc>
-        <w:tc>
-          <w:tcPr>
-            <w:tcW w:w="3118" w:type="dxa"/>
-          </w:tcPr>
-          <w:p>
-            <w:pPr>
-              <w:spacing w:before="20" w:after="20"/>
-            </w:pPr>
-            <w:r>
-              <w:rPr>
-                <w:rFonts w:ascii="Times New Roman" w:hAnsi="Times New Roman"/>
-                <w:sz w:val="26"/>
-                <w:rFonts w:ascii="Times New Roman" w:hAnsi="Times New Roman" w:cs="Times New Roman"/>
-              </w:rPr>
-            </w:r>
-            <w:r>
-              <w:rPr>
-                <w:rFonts w:ascii="Times New Roman" w:hAnsi="Times New Roman"/>
-                <w:b/>
-                <w:sz w:val="26"/>
-                <w:rFonts w:ascii="Times New Roman" w:hAnsi="Times New Roman" w:cs="Times New Roman"/>
-              </w:rPr>
-              <w:t>Đánh giá định kỳ 1</w:t>
-            </w:r>
-          </w:p>
-        </w:tc>
-        <w:tc>
-          <w:tcPr>
-            <w:tcW w:w="1134" w:type="dxa"/>
-          </w:tcPr>
-          <w:p>
-            <w:pPr>
-              <w:spacing w:before="20" w:after="20"/>
-              <w:jc w:val="center"/>
-            </w:pPr>
-            <w:r>
-              <w:rPr>
-                <w:rFonts w:ascii="Times New Roman" w:hAnsi="Times New Roman"/>
-                <w:sz w:val="26"/>
-                <w:rFonts w:ascii="Times New Roman" w:hAnsi="Times New Roman" w:cs="Times New Roman"/>
-              </w:rPr>
-            </w:r>
-            <w:r>
-              <w:rPr>
-                <w:rFonts w:ascii="Times New Roman" w:hAnsi="Times New Roman"/>
-                <w:b/>
-                <w:sz w:val="26"/>
-                <w:rFonts w:ascii="Times New Roman" w:hAnsi="Times New Roman" w:cs="Times New Roman"/>
-              </w:rPr>
-              <w:t>10</w:t>
-            </w:r>
-          </w:p>
-        </w:tc>
-        <w:tc>
-          <w:tcPr>
-            <w:tcW w:w="4536" w:type="dxa"/>
-          </w:tcPr>
-          <w:p>
-            <w:pPr>
-              <w:spacing w:before="20" w:after="20"/>
-            </w:pPr>
-            <w:r>
-              <w:rPr>
-                <w:rFonts w:ascii="Times New Roman" w:hAnsi="Times New Roman"/>
-                <w:sz w:val="26"/>
-                <w:rFonts w:ascii="Times New Roman" w:hAnsi="Times New Roman" w:cs="Times New Roman"/>
-              </w:rPr>
-            </w:r>
-            <w:r>
-              <w:rPr>
-                <w:rFonts w:ascii="Times New Roman" w:hAnsi="Times New Roman"/>
-                <w:b w:val="0"/>
-                <w:sz w:val="26"/>
-                <w:rFonts w:ascii="Times New Roman" w:hAnsi="Times New Roman" w:cs="Times New Roman"/>
-              </w:rPr>
-              <w:t>Kiểm tra đánh giá kết quả học tập.</w:t>
-            </w:r>
-          </w:p>
-        </w:tc>
-      </w:tr>
-      <w:tr>
-        <w:tc>
-          <w:tcPr>
-            <w:tcW w:w="846" w:type="dxa"/>
-          </w:tcPr>
-          <w:p>
-            <w:pPr>
-              <w:spacing w:before="20" w:after="20"/>
-              <w:jc w:val="center"/>
-            </w:pPr>
-            <w:r>
-              <w:rPr>
-                <w:rFonts w:ascii="Times New Roman" w:hAnsi="Times New Roman"/>
-                <w:sz w:val="26"/>
-                <w:rFonts w:ascii="Times New Roman" w:hAnsi="Times New Roman" w:cs="Times New Roman"/>
-              </w:rPr>
-            </w:r>
-            <w:r>
-              <w:rPr>
-                <w:rFonts w:ascii="Times New Roman" w:hAnsi="Times New Roman"/>
-                <w:b w:val="0"/>
-                <w:sz w:val="26"/>
-                <w:rFonts w:ascii="Times New Roman" w:hAnsi="Times New Roman" w:cs="Times New Roman"/>
-              </w:rPr>
-              <w:t>7</w:t>
-            </w:r>
-          </w:p>
-        </w:tc>
-        <w:tc>
-          <w:tcPr>
-            <w:tcW w:w="3118" w:type="dxa"/>
-          </w:tcPr>
-          <w:p>
-            <w:pPr>
-              <w:spacing w:before="20" w:after="20"/>
-            </w:pPr>
-            <w:r>
-              <w:rPr>
-                <w:rFonts w:ascii="Times New Roman" w:hAnsi="Times New Roman"/>
-                <w:sz w:val="26"/>
-                <w:rFonts w:ascii="Times New Roman" w:hAnsi="Times New Roman" w:cs="Times New Roman"/>
-              </w:rPr>
-            </w:r>
-            <w:r>
-              <w:rPr>
-                <w:rFonts w:ascii="Times New Roman" w:hAnsi="Times New Roman"/>
-                <w:b w:val="0"/>
-                <w:sz w:val="26"/>
-                <w:rFonts w:ascii="Times New Roman" w:hAnsi="Times New Roman" w:cs="Times New Roman"/>
-              </w:rPr>
-              <w:t>Bài 5: Sử dụng bàn phím</w:t>
-            </w:r>
-          </w:p>
-        </w:tc>
-        <w:tc>
-          <w:tcPr>
-            <w:tcW w:w="1134" w:type="dxa"/>
-          </w:tcPr>
-          <w:p>
-            <w:pPr>
-              <w:spacing w:before="20" w:after="20"/>
-              <w:jc w:val="center"/>
-            </w:pPr>
-            <w:r>
-              <w:rPr>
-                <w:rFonts w:ascii="Times New Roman" w:hAnsi="Times New Roman"/>
-                <w:sz w:val="26"/>
-                <w:rFonts w:ascii="Times New Roman" w:hAnsi="Times New Roman" w:cs="Times New Roman"/>
-              </w:rPr>
-            </w:r>
-            <w:r>
-              <w:rPr>
-                <w:rFonts w:ascii="Times New Roman" w:hAnsi="Times New Roman"/>
-                <w:b w:val="0"/>
-                <w:sz w:val="26"/>
-                <w:rFonts w:ascii="Times New Roman" w:hAnsi="Times New Roman" w:cs="Times New Roman"/>
-              </w:rPr>
-              <w:t>11, 12</w:t>
-            </w:r>
-          </w:p>
-        </w:tc>
-        <w:tc>
-          <w:tcPr>
-            <w:tcW w:w="4536" w:type="dxa"/>
-          </w:tcPr>
-          <w:p>
-            <w:pPr>
-              <w:spacing w:before="20" w:after="20"/>
-            </w:pPr>
-            <w:r>
-              <w:rPr>
-                <w:rFonts w:ascii="Times New Roman" w:hAnsi="Times New Roman"/>
-                <w:sz w:val="26"/>
-                <w:rFonts w:ascii="Times New Roman" w:hAnsi="Times New Roman" w:cs="Times New Roman"/>
-              </w:rPr>
-            </w:r>
-            <w:r>
-              <w:rPr>
-                <w:rFonts w:ascii="Times New Roman" w:hAnsi="Times New Roman"/>
-                <w:b w:val="0"/>
-                <w:sz w:val="26"/>
-                <w:rFonts w:ascii="Times New Roman" w:hAnsi="Times New Roman" w:cs="Times New Roman"/>
-              </w:rPr>
-              <w:t>- Chỉ ra khu vực chính của bàn phím và gọi tên các hàng phím.  - Biết vị trí đặt ngón tay trên hàng phím cơ sở và thực hiện gõ phím đúng quy định.</w:t>
-            </w:r>
-          </w:p>
-        </w:tc>
-      </w:tr>
-      <w:tr>
-        <w:tc>
-          <w:tcPr>
-            <w:tcW w:w="846" w:type="dxa"/>
-          </w:tcPr>
-          <w:p>
-            <w:pPr>
-              <w:spacing w:before="20" w:after="20"/>
-              <w:jc w:val="center"/>
-            </w:pPr>
-            <w:r>
-              <w:rPr>
-                <w:rFonts w:ascii="Times New Roman" w:hAnsi="Times New Roman"/>
-                <w:sz w:val="26"/>
-                <w:rFonts w:ascii="Times New Roman" w:hAnsi="Times New Roman" w:cs="Times New Roman"/>
-              </w:rPr>
-            </w:r>
-            <w:r>
-              <w:rPr>
-                <w:rFonts w:ascii="Times New Roman" w:hAnsi="Times New Roman"/>
-                <w:b w:val="0"/>
-                <w:sz w:val="26"/>
-                <w:rFonts w:ascii="Times New Roman" w:hAnsi="Times New Roman" w:cs="Times New Roman"/>
-              </w:rPr>
-              <w:t>8</w:t>
-            </w:r>
-          </w:p>
-        </w:tc>
-        <w:tc>
-          <w:tcPr>
-            <w:tcW w:w="3118" w:type="dxa"/>
-          </w:tcPr>
-          <w:p>
-            <w:pPr>
-              <w:spacing w:before="20" w:after="20"/>
-            </w:pPr>
-            <w:r>
-              <w:rPr>
-                <w:rFonts w:ascii="Times New Roman" w:hAnsi="Times New Roman"/>
-                <w:sz w:val="26"/>
-                <w:rFonts w:ascii="Times New Roman" w:hAnsi="Times New Roman" w:cs="Times New Roman"/>
-              </w:rPr>
-            </w:r>
-            <w:r>
-              <w:rPr>
-                <w:rFonts w:ascii="Times New Roman" w:hAnsi="Times New Roman"/>
-                <w:b w:val="0"/>
-                <w:sz w:val="26"/>
-                <w:rFonts w:ascii="Times New Roman" w:hAnsi="Times New Roman" w:cs="Times New Roman"/>
-              </w:rPr>
-              <w:t>Bài 6: Khám phá thông tin trên Internet</w:t>
-            </w:r>
-          </w:p>
-        </w:tc>
-        <w:tc>
-          <w:tcPr>
-            <w:tcW w:w="1134" w:type="dxa"/>
-          </w:tcPr>
-          <w:p>
-            <w:pPr>
-              <w:spacing w:before="20" w:after="20"/>
-              <w:jc w:val="center"/>
-            </w:pPr>
-            <w:r>
-              <w:rPr>
-                <w:rFonts w:ascii="Times New Roman" w:hAnsi="Times New Roman"/>
-                <w:sz w:val="26"/>
-                <w:rFonts w:ascii="Times New Roman" w:hAnsi="Times New Roman" w:cs="Times New Roman"/>
-              </w:rPr>
-            </w:r>
-            <w:r>
-              <w:rPr>
-                <w:rFonts w:ascii="Times New Roman" w:hAnsi="Times New Roman"/>
-                <w:b w:val="0"/>
-                <w:sz w:val="26"/>
-                <w:rFonts w:ascii="Times New Roman" w:hAnsi="Times New Roman" w:cs="Times New Roman"/>
-              </w:rPr>
-              <w:t>13, 14</w:t>
-            </w:r>
-          </w:p>
-        </w:tc>
-        <w:tc>
-          <w:tcPr>
-            <w:tcW w:w="4536" w:type="dxa"/>
-          </w:tcPr>
-          <w:p>
-            <w:pPr>
-              <w:spacing w:before="20" w:after="20"/>
-            </w:pPr>
-            <w:r>
-              <w:rPr>
-                <w:rFonts w:ascii="Times New Roman" w:hAnsi="Times New Roman"/>
-                <w:sz w:val="26"/>
-                <w:rFonts w:ascii="Times New Roman" w:hAnsi="Times New Roman" w:cs="Times New Roman"/>
-              </w:rPr>
-            </w:r>
-            <w:r>
-              <w:rPr>
-                <w:rFonts w:ascii="Times New Roman" w:hAnsi="Times New Roman"/>
-                <w:b w:val="0"/>
-                <w:sz w:val="26"/>
-                <w:rFonts w:ascii="Times New Roman" w:hAnsi="Times New Roman" w:cs="Times New Roman"/>
-              </w:rPr>
-              <w:t>- Nêu ví dụ về tin tức, chương trình giải trí xem được trên Internet.  - Nêu ví dụ về thông tin không có sẵn trong máy tính nhưng tìm thấy trên Internet.  - Biết không phải thông tin nào trên Internet cũng phù hợp lứa tuổi.</w:t>
-            </w:r>
-          </w:p>
-        </w:tc>
-      </w:tr>
-      <w:tr>
-        <w:tc>
-          <w:tcPr>
-            <w:tcW w:w="846" w:type="dxa"/>
-          </w:tcPr>
-          <w:p>
-            <w:pPr>
-              <w:spacing w:before="20" w:after="20"/>
-              <w:jc w:val="center"/>
-            </w:pPr>
-            <w:r>
-              <w:rPr>
-                <w:rFonts w:ascii="Times New Roman" w:hAnsi="Times New Roman"/>
-                <w:sz w:val="26"/>
-                <w:rFonts w:ascii="Times New Roman" w:hAnsi="Times New Roman" w:cs="Times New Roman"/>
-              </w:rPr>
-            </w:r>
-            <w:r>
-              <w:rPr>
-                <w:rFonts w:ascii="Times New Roman" w:hAnsi="Times New Roman"/>
-                <w:b w:val="0"/>
-                <w:sz w:val="26"/>
-                <w:rFonts w:ascii="Times New Roman" w:hAnsi="Times New Roman" w:cs="Times New Roman"/>
-              </w:rPr>
-              <w:t>9</w:t>
-            </w:r>
-          </w:p>
-        </w:tc>
-        <w:tc>
-          <w:tcPr>
-            <w:tcW w:w="3118" w:type="dxa"/>
-          </w:tcPr>
-          <w:p>
-            <w:pPr>
-              <w:spacing w:before="20" w:after="20"/>
-            </w:pPr>
-            <w:r>
-              <w:rPr>
-                <w:rFonts w:ascii="Times New Roman" w:hAnsi="Times New Roman"/>
-                <w:sz w:val="26"/>
-                <w:rFonts w:ascii="Times New Roman" w:hAnsi="Times New Roman" w:cs="Times New Roman"/>
-              </w:rPr>
-            </w:r>
-            <w:r>
-              <w:rPr>
-                <w:rFonts w:ascii="Times New Roman" w:hAnsi="Times New Roman"/>
-                <w:b w:val="0"/>
-                <w:sz w:val="26"/>
-                <w:rFonts w:ascii="Times New Roman" w:hAnsi="Times New Roman" w:cs="Times New Roman"/>
-              </w:rPr>
-              <w:t>Bài 7: Sắp xếp để dễ tìm</w:t>
-            </w:r>
-          </w:p>
-        </w:tc>
-        <w:tc>
-          <w:tcPr>
-            <w:tcW w:w="1134" w:type="dxa"/>
-          </w:tcPr>
-          <w:p>
-            <w:pPr>
-              <w:spacing w:before="20" w:after="20"/>
-              <w:jc w:val="center"/>
-            </w:pPr>
-            <w:r>
-              <w:rPr>
-                <w:rFonts w:ascii="Times New Roman" w:hAnsi="Times New Roman"/>
-                <w:sz w:val="26"/>
-                <w:rFonts w:ascii="Times New Roman" w:hAnsi="Times New Roman" w:cs="Times New Roman"/>
-              </w:rPr>
-            </w:r>
-            <w:r>
-              <w:rPr>
-                <w:rFonts w:ascii="Times New Roman" w:hAnsi="Times New Roman"/>
-                <w:b w:val="0"/>
-                <w:sz w:val="26"/>
-                <w:rFonts w:ascii="Times New Roman" w:hAnsi="Times New Roman" w:cs="Times New Roman"/>
-              </w:rPr>
-              <w:t>15, 16</w:t>
-            </w:r>
-          </w:p>
-        </w:tc>
-        <w:tc>
-          <w:tcPr>
-            <w:tcW w:w="4536" w:type="dxa"/>
-          </w:tcPr>
-          <w:p>
-            <w:pPr>
-              <w:spacing w:before="20" w:after="20"/>
-            </w:pPr>
-            <w:r>
-              <w:rPr>
-                <w:rFonts w:ascii="Times New Roman" w:hAnsi="Times New Roman"/>
-                <w:sz w:val="26"/>
-                <w:rFonts w:ascii="Times New Roman" w:hAnsi="Times New Roman" w:cs="Times New Roman"/>
-              </w:rPr>
-            </w:r>
-            <w:r>
-              <w:rPr>
-                <w:rFonts w:ascii="Times New Roman" w:hAnsi="Times New Roman"/>
-                <w:b w:val="0"/>
-                <w:sz w:val="26"/>
-                <w:rFonts w:ascii="Times New Roman" w:hAnsi="Times New Roman" w:cs="Times New Roman"/>
-              </w:rPr>
-              <w:t>- Giải thích được nếu sắp xếp đồ vật/dữ liệu hợp lý sẽ tìm nhanh hơn.  - Sắp xếp đồ vật hay dữ liệu hợp lý theo yêu cầu cụ thể.</w:t>
-            </w:r>
-          </w:p>
-        </w:tc>
-      </w:tr>
-      <w:tr>
-        <w:tc>
-          <w:tcPr>
-            <w:tcW w:w="846" w:type="dxa"/>
-          </w:tcPr>
-          <w:p>
-            <w:pPr>
-              <w:spacing w:before="20" w:after="20"/>
-              <w:jc w:val="center"/>
-            </w:pPr>
-            <w:r>
-              <w:rPr>
-                <w:rFonts w:ascii="Times New Roman" w:hAnsi="Times New Roman"/>
-                <w:sz w:val="26"/>
-                <w:rFonts w:ascii="Times New Roman" w:hAnsi="Times New Roman" w:cs="Times New Roman"/>
-              </w:rPr>
-            </w:r>
-            <w:r>
-              <w:rPr>
-                <w:rFonts w:ascii="Times New Roman" w:hAnsi="Times New Roman"/>
-                <w:b w:val="0"/>
-                <w:sz w:val="26"/>
-                <w:rFonts w:ascii="Times New Roman" w:hAnsi="Times New Roman" w:cs="Times New Roman"/>
-              </w:rPr>
-              <w:t>10</w:t>
-            </w:r>
-          </w:p>
-        </w:tc>
-        <w:tc>
-          <w:tcPr>
-            <w:tcW w:w="3118" w:type="dxa"/>
-          </w:tcPr>
-          <w:p>
-            <w:pPr>
-              <w:spacing w:before="20" w:after="20"/>
-            </w:pPr>
-            <w:r>
-              <w:rPr>
-                <w:rFonts w:ascii="Times New Roman" w:hAnsi="Times New Roman"/>
-                <w:sz w:val="26"/>
-                <w:rFonts w:ascii="Times New Roman" w:hAnsi="Times New Roman" w:cs="Times New Roman"/>
-              </w:rPr>
-            </w:r>
-            <w:r>
-              <w:rPr>
-                <w:rFonts w:ascii="Times New Roman" w:hAnsi="Times New Roman"/>
-                <w:b w:val="0"/>
-                <w:sz w:val="26"/>
-                <w:rFonts w:ascii="Times New Roman" w:hAnsi="Times New Roman" w:cs="Times New Roman"/>
-              </w:rPr>
-              <w:t>Bài 8: Sơ đồ hình cây. Tổ chức thông tin trong máy tính</w:t>
-            </w:r>
-          </w:p>
-        </w:tc>
-        <w:tc>
-          <w:tcPr>
-            <w:tcW w:w="1134" w:type="dxa"/>
-          </w:tcPr>
-          <w:p>
-            <w:pPr>
-              <w:spacing w:before="20" w:after="20"/>
-              <w:jc w:val="center"/>
-            </w:pPr>
-            <w:r>
-              <w:rPr>
-                <w:rFonts w:ascii="Times New Roman" w:hAnsi="Times New Roman"/>
-                <w:sz w:val="26"/>
-                <w:rFonts w:ascii="Times New Roman" w:hAnsi="Times New Roman" w:cs="Times New Roman"/>
-              </w:rPr>
-            </w:r>
-            <w:r>
-              <w:rPr>
-                <w:rFonts w:ascii="Times New Roman" w:hAnsi="Times New Roman"/>
-                <w:b w:val="0"/>
-                <w:sz w:val="26"/>
-                <w:rFonts w:ascii="Times New Roman" w:hAnsi="Times New Roman" w:cs="Times New Roman"/>
-              </w:rPr>
-              <w:t>17</w:t>
-            </w:r>
-          </w:p>
-        </w:tc>
-        <w:tc>
-          <w:tcPr>
-            <w:tcW w:w="4536" w:type="dxa"/>
-          </w:tcPr>
-          <w:p>
-            <w:pPr>
-              <w:spacing w:before="20" w:after="20"/>
-            </w:pPr>
-            <w:r>
-              <w:rPr>
-                <w:rFonts w:ascii="Times New Roman" w:hAnsi="Times New Roman"/>
-                <w:sz w:val="26"/>
-                <w:rFonts w:ascii="Times New Roman" w:hAnsi="Times New Roman" w:cs="Times New Roman"/>
-              </w:rPr>
-            </w:r>
-            <w:r>
-              <w:rPr>
-                <w:rFonts w:ascii="Times New Roman" w:hAnsi="Times New Roman"/>
-                <w:b w:val="0"/>
-                <w:sz w:val="26"/>
-                <w:rFonts w:ascii="Times New Roman" w:hAnsi="Times New Roman" w:cs="Times New Roman"/>
-              </w:rPr>
-              <w:t>- Biểu diễn cách sắp xếp, phân loại bằng sơ đồ hình cây.  - Nhận biết tệp, thư mục và ổ đĩa trong máy tính; mô tả vai trò cấu trúc cây thư mục.</w:t>
-            </w:r>
-          </w:p>
-        </w:tc>
-      </w:tr>
-      <w:tr>
-        <w:tc>
-          <w:tcPr>
-            <w:tcW w:w="846" w:type="dxa"/>
-          </w:tcPr>
-          <w:p>
-            <w:pPr>
-              <w:spacing w:before="20" w:after="20"/>
-              <w:jc w:val="center"/>
-            </w:pPr>
-            <w:r>
-              <w:rPr>
-                <w:rFonts w:ascii="Times New Roman" w:hAnsi="Times New Roman"/>
-                <w:sz w:val="26"/>
-                <w:rFonts w:ascii="Times New Roman" w:hAnsi="Times New Roman" w:cs="Times New Roman"/>
-              </w:rPr>
-            </w:r>
-            <w:r>
-              <w:rPr>
-                <w:rFonts w:ascii="Times New Roman" w:hAnsi="Times New Roman"/>
-                <w:b/>
-                <w:sz w:val="26"/>
-                <w:rFonts w:ascii="Times New Roman" w:hAnsi="Times New Roman" w:cs="Times New Roman"/>
-              </w:rPr>
-              <w:t>11</w:t>
-            </w:r>
-          </w:p>
-        </w:tc>
-        <w:tc>
-          <w:tcPr>
-            <w:tcW w:w="3118" w:type="dxa"/>
-          </w:tcPr>
-          <w:p>
-            <w:pPr>
-              <w:spacing w:before="20" w:after="20"/>
-            </w:pPr>
-            <w:r>
-              <w:rPr>
-                <w:rFonts w:ascii="Times New Roman" w:hAnsi="Times New Roman"/>
-                <w:sz w:val="26"/>
-                <w:rFonts w:ascii="Times New Roman" w:hAnsi="Times New Roman" w:cs="Times New Roman"/>
-              </w:rPr>
-            </w:r>
-            <w:r>
-              <w:rPr>
-                <w:rFonts w:ascii="Times New Roman" w:hAnsi="Times New Roman"/>
-                <w:b/>
-                <w:sz w:val="26"/>
-                <w:rFonts w:ascii="Times New Roman" w:hAnsi="Times New Roman" w:cs="Times New Roman"/>
-              </w:rPr>
-              <w:t>Ôn tập Đánh giá định kỳ 2</w:t>
-            </w:r>
-          </w:p>
-        </w:tc>
-        <w:tc>
-          <w:tcPr>
-            <w:tcW w:w="1134" w:type="dxa"/>
-          </w:tcPr>
-          <w:p>
-            <w:pPr>
-              <w:spacing w:before="20" w:after="20"/>
-              <w:jc w:val="center"/>
-            </w:pPr>
-            <w:r>
-              <w:rPr>
-                <w:rFonts w:ascii="Times New Roman" w:hAnsi="Times New Roman"/>
-                <w:sz w:val="26"/>
-                <w:rFonts w:ascii="Times New Roman" w:hAnsi="Times New Roman" w:cs="Times New Roman"/>
-              </w:rPr>
-            </w:r>
-            <w:r>
-              <w:rPr>
-                <w:rFonts w:ascii="Times New Roman" w:hAnsi="Times New Roman"/>
-                <w:b/>
-                <w:sz w:val="26"/>
-                <w:rFonts w:ascii="Times New Roman" w:hAnsi="Times New Roman" w:cs="Times New Roman"/>
-              </w:rPr>
-              <w:t>18</w:t>
-            </w:r>
-          </w:p>
-        </w:tc>
-        <w:tc>
-          <w:tcPr>
-            <w:tcW w:w="4536" w:type="dxa"/>
-          </w:tcPr>
-          <w:p>
-            <w:pPr>
-              <w:spacing w:before="20" w:after="20"/>
-            </w:pPr>
-            <w:r>
-              <w:rPr>
-                <w:rFonts w:ascii="Times New Roman" w:hAnsi="Times New Roman"/>
-                <w:sz w:val="26"/>
-                <w:rFonts w:ascii="Times New Roman" w:hAnsi="Times New Roman" w:cs="Times New Roman"/>
-              </w:rPr>
-            </w:r>
-            <w:r>
-              <w:rPr>
-                <w:rFonts w:ascii="Times New Roman" w:hAnsi="Times New Roman"/>
-                <w:b w:val="0"/>
-                <w:sz w:val="26"/>
-                <w:rFonts w:ascii="Times New Roman" w:hAnsi="Times New Roman" w:cs="Times New Roman"/>
-              </w:rPr>
-              <w:t>Hệ thống hóa kiến thức chuẩn bị Đánh giá định kỳ 2.</w:t>
-            </w:r>
-          </w:p>
-        </w:tc>
-      </w:tr>
-      <w:tr>
-        <w:tc>
-          <w:tcPr>
-            <w:tcW w:w="846" w:type="dxa"/>
-          </w:tcPr>
-          <w:p>
-            <w:pPr>
-              <w:spacing w:before="20" w:after="20"/>
-              <w:jc w:val="center"/>
-            </w:pPr>
-            <w:r>
-              <w:rPr>
-                <w:rFonts w:ascii="Times New Roman" w:hAnsi="Times New Roman"/>
-                <w:sz w:val="26"/>
-                <w:rFonts w:ascii="Times New Roman" w:hAnsi="Times New Roman" w:cs="Times New Roman"/>
-              </w:rPr>
-            </w:r>
-            <w:r>
-              <w:rPr>
-                <w:rFonts w:ascii="Times New Roman" w:hAnsi="Times New Roman"/>
-                <w:b/>
-                <w:sz w:val="26"/>
-                <w:rFonts w:ascii="Times New Roman" w:hAnsi="Times New Roman" w:cs="Times New Roman"/>
-              </w:rPr>
-              <w:t>12</w:t>
-            </w:r>
-          </w:p>
-        </w:tc>
-        <w:tc>
-          <w:tcPr>
-            <w:tcW w:w="3118" w:type="dxa"/>
-          </w:tcPr>
-          <w:p>
-            <w:pPr>
-              <w:spacing w:before="20" w:after="20"/>
-            </w:pPr>
-            <w:r>
-              <w:rPr>
-                <w:rFonts w:ascii="Times New Roman" w:hAnsi="Times New Roman"/>
-                <w:sz w:val="26"/>
-                <w:rFonts w:ascii="Times New Roman" w:hAnsi="Times New Roman" w:cs="Times New Roman"/>
-              </w:rPr>
-            </w:r>
-            <w:r>
-              <w:rPr>
-                <w:rFonts w:ascii="Times New Roman" w:hAnsi="Times New Roman"/>
-                <w:b/>
-                <w:sz w:val="26"/>
-                <w:rFonts w:ascii="Times New Roman" w:hAnsi="Times New Roman" w:cs="Times New Roman"/>
-              </w:rPr>
-              <w:t>Đánh giá định kỳ 2</w:t>
-            </w:r>
-          </w:p>
-        </w:tc>
-        <w:tc>
-          <w:tcPr>
-            <w:tcW w:w="1134" w:type="dxa"/>
-          </w:tcPr>
-          <w:p>
-            <w:pPr>
-              <w:spacing w:before="20" w:after="20"/>
-              <w:jc w:val="center"/>
-            </w:pPr>
-            <w:r>
-              <w:rPr>
-                <w:rFonts w:ascii="Times New Roman" w:hAnsi="Times New Roman"/>
-                <w:sz w:val="26"/>
-                <w:rFonts w:ascii="Times New Roman" w:hAnsi="Times New Roman" w:cs="Times New Roman"/>
-              </w:rPr>
-            </w:r>
-            <w:r>
-              <w:rPr>
-                <w:rFonts w:ascii="Times New Roman" w:hAnsi="Times New Roman"/>
-                <w:b/>
-                <w:sz w:val="26"/>
-                <w:rFonts w:ascii="Times New Roman" w:hAnsi="Times New Roman" w:cs="Times New Roman"/>
-              </w:rPr>
-              <w:t>19</w:t>
-            </w:r>
-          </w:p>
-        </w:tc>
-        <w:tc>
-          <w:tcPr>
-            <w:tcW w:w="4536" w:type="dxa"/>
-          </w:tcPr>
-          <w:p>
-            <w:pPr>
-              <w:spacing w:before="20" w:after="20"/>
-            </w:pPr>
-            <w:r>
-              <w:rPr>
-                <w:rFonts w:ascii="Times New Roman" w:hAnsi="Times New Roman"/>
-                <w:sz w:val="26"/>
-                <w:rFonts w:ascii="Times New Roman" w:hAnsi="Times New Roman" w:cs="Times New Roman"/>
-              </w:rPr>
-            </w:r>
-            <w:r>
-              <w:rPr>
-                <w:rFonts w:ascii="Times New Roman" w:hAnsi="Times New Roman"/>
-                <w:b w:val="0"/>
-                <w:sz w:val="26"/>
-                <w:rFonts w:ascii="Times New Roman" w:hAnsi="Times New Roman" w:cs="Times New Roman"/>
-              </w:rPr>
-              <w:t>Kiểm tra đánh giá kết quả học tập.</w:t>
-            </w:r>
-          </w:p>
-        </w:tc>
-      </w:tr>
-      <w:tr>
-        <w:tc>
-          <w:tcPr>
-            <w:tcW w:w="846" w:type="dxa"/>
-          </w:tcPr>
-          <w:p>
-            <w:pPr>
-              <w:spacing w:before="20" w:after="20"/>
-              <w:jc w:val="center"/>
-            </w:pPr>
-            <w:r>
-              <w:rPr>
-                <w:rFonts w:ascii="Times New Roman" w:hAnsi="Times New Roman"/>
-                <w:sz w:val="26"/>
-                <w:rFonts w:ascii="Times New Roman" w:hAnsi="Times New Roman" w:cs="Times New Roman"/>
-              </w:rPr>
-            </w:r>
-            <w:r>
-              <w:rPr>
-                <w:rFonts w:ascii="Times New Roman" w:hAnsi="Times New Roman"/>
-                <w:b w:val="0"/>
-                <w:sz w:val="26"/>
-                <w:rFonts w:ascii="Times New Roman" w:hAnsi="Times New Roman" w:cs="Times New Roman"/>
-              </w:rPr>
-              <w:t>13</w:t>
-            </w:r>
-          </w:p>
-        </w:tc>
-        <w:tc>
-          <w:tcPr>
-            <w:tcW w:w="3118" w:type="dxa"/>
-          </w:tcPr>
-          <w:p>
-            <w:pPr>
-              <w:spacing w:before="20" w:after="20"/>
-            </w:pPr>
-            <w:r>
-              <w:rPr>
-                <w:rFonts w:ascii="Times New Roman" w:hAnsi="Times New Roman"/>
-                <w:sz w:val="26"/>
-                <w:rFonts w:ascii="Times New Roman" w:hAnsi="Times New Roman" w:cs="Times New Roman"/>
-              </w:rPr>
-            </w:r>
-            <w:r>
-              <w:rPr>
-                <w:rFonts w:ascii="Times New Roman" w:hAnsi="Times New Roman"/>
-                <w:b w:val="0"/>
-                <w:sz w:val="26"/>
-                <w:rFonts w:ascii="Times New Roman" w:hAnsi="Times New Roman" w:cs="Times New Roman"/>
-              </w:rPr>
-              <w:t>Bài 11: Thực hành với tệp và thư mục trong máy tính</w:t>
-            </w:r>
-          </w:p>
-        </w:tc>
-        <w:tc>
-          <w:tcPr>
-            <w:tcW w:w="1134" w:type="dxa"/>
-          </w:tcPr>
-          <w:p>
-            <w:pPr>
-              <w:spacing w:before="20" w:after="20"/>
-              <w:jc w:val="center"/>
-            </w:pPr>
-            <w:r>
-              <w:rPr>
-                <w:rFonts w:ascii="Times New Roman" w:hAnsi="Times New Roman"/>
-                <w:sz w:val="26"/>
-                <w:rFonts w:ascii="Times New Roman" w:hAnsi="Times New Roman" w:cs="Times New Roman"/>
-              </w:rPr>
-            </w:r>
-            <w:r>
-              <w:rPr>
-                <w:rFonts w:ascii="Times New Roman" w:hAnsi="Times New Roman"/>
-                <w:b w:val="0"/>
-                <w:sz w:val="26"/>
-                <w:rFonts w:ascii="Times New Roman" w:hAnsi="Times New Roman" w:cs="Times New Roman"/>
-              </w:rPr>
-              <w:t>20, 21</w:t>
-            </w:r>
-          </w:p>
-        </w:tc>
-        <w:tc>
-          <w:tcPr>
-            <w:tcW w:w="4536" w:type="dxa"/>
-          </w:tcPr>
-          <w:p>
-            <w:pPr>
-              <w:spacing w:before="20" w:after="20"/>
-            </w:pPr>
-            <w:r>
-              <w:rPr>
-                <w:rFonts w:ascii="Times New Roman" w:hAnsi="Times New Roman"/>
-                <w:sz w:val="26"/>
-                <w:rFonts w:ascii="Times New Roman" w:hAnsi="Times New Roman" w:cs="Times New Roman"/>
-              </w:rPr>
-            </w:r>
-            <w:r>
-              <w:rPr>
-                <w:rFonts w:ascii="Times New Roman" w:hAnsi="Times New Roman"/>
-                <w:b w:val="0"/>
-                <w:sz w:val="26"/>
-                <w:rFonts w:ascii="Times New Roman" w:hAnsi="Times New Roman" w:cs="Times New Roman"/>
-              </w:rPr>
-              <w:t>- Tìm hiểu cấu trúc cây của thư mục.  - Thực hiện được việc tạo, xóa, đổi tên thư mục và tìm tệp theo yêu cầu. (Có bài học STEM).</w:t>
-            </w:r>
-          </w:p>
-        </w:tc>
-      </w:tr>
-      <w:tr>
-        <w:tc>
-          <w:tcPr>
-            <w:tcW w:w="846" w:type="dxa"/>
-          </w:tcPr>
-          <w:p>
-            <w:pPr>
-              <w:spacing w:before="20" w:after="20"/>
-              <w:jc w:val="center"/>
-            </w:pPr>
-            <w:r>
-              <w:rPr>
-                <w:rFonts w:ascii="Times New Roman" w:hAnsi="Times New Roman"/>
-                <w:sz w:val="26"/>
-                <w:rFonts w:ascii="Times New Roman" w:hAnsi="Times New Roman" w:cs="Times New Roman"/>
-              </w:rPr>
-            </w:r>
-            <w:r>
-              <w:rPr>
-                <w:rFonts w:ascii="Times New Roman" w:hAnsi="Times New Roman"/>
-                <w:b w:val="0"/>
-                <w:sz w:val="26"/>
-                <w:rFonts w:ascii="Times New Roman" w:hAnsi="Times New Roman" w:cs="Times New Roman"/>
-              </w:rPr>
-              <w:t>14</w:t>
-            </w:r>
-          </w:p>
-        </w:tc>
-        <w:tc>
-          <w:tcPr>
-            <w:tcW w:w="3118" w:type="dxa"/>
-          </w:tcPr>
-          <w:p>
-            <w:pPr>
-              <w:spacing w:before="20" w:after="20"/>
-            </w:pPr>
-            <w:r>
-              <w:rPr>
-                <w:rFonts w:ascii="Times New Roman" w:hAnsi="Times New Roman"/>
-                <w:sz w:val="26"/>
-                <w:rFonts w:ascii="Times New Roman" w:hAnsi="Times New Roman" w:cs="Times New Roman"/>
-              </w:rPr>
-            </w:r>
-            <w:r>
-              <w:rPr>
-                <w:rFonts w:ascii="Times New Roman" w:hAnsi="Times New Roman"/>
-                <w:b w:val="0"/>
-                <w:sz w:val="26"/>
-                <w:rFonts w:ascii="Times New Roman" w:hAnsi="Times New Roman" w:cs="Times New Roman"/>
-              </w:rPr>
-              <w:t>Bài 12: Bảo vệ thông tin khi dùng máy tính</w:t>
-            </w:r>
-          </w:p>
-        </w:tc>
-        <w:tc>
-          <w:tcPr>
-            <w:tcW w:w="1134" w:type="dxa"/>
-          </w:tcPr>
-          <w:p>
-            <w:pPr>
-              <w:spacing w:before="20" w:after="20"/>
-              <w:jc w:val="center"/>
-            </w:pPr>
-            <w:r>
-              <w:rPr>
-                <w:rFonts w:ascii="Times New Roman" w:hAnsi="Times New Roman"/>
-                <w:sz w:val="26"/>
-                <w:rFonts w:ascii="Times New Roman" w:hAnsi="Times New Roman" w:cs="Times New Roman"/>
-              </w:rPr>
-            </w:r>
-            <w:r>
-              <w:rPr>
-                <w:rFonts w:ascii="Times New Roman" w:hAnsi="Times New Roman"/>
-                <w:b w:val="0"/>
-                <w:sz w:val="26"/>
-                <w:rFonts w:ascii="Times New Roman" w:hAnsi="Times New Roman" w:cs="Times New Roman"/>
-              </w:rPr>
-              <w:t>22, 23</w:t>
-            </w:r>
-          </w:p>
-        </w:tc>
-        <w:tc>
-          <w:tcPr>
-            <w:tcW w:w="4536" w:type="dxa"/>
-          </w:tcPr>
-          <w:p>
-            <w:pPr>
-              <w:spacing w:before="20" w:after="20"/>
-            </w:pPr>
-            <w:r>
-              <w:rPr>
-                <w:rFonts w:ascii="Times New Roman" w:hAnsi="Times New Roman"/>
-                <w:sz w:val="26"/>
-                <w:rFonts w:ascii="Times New Roman" w:hAnsi="Times New Roman" w:cs="Times New Roman"/>
-              </w:rPr>
-            </w:r>
-            <w:r>
-              <w:rPr>
-                <w:rFonts w:ascii="Times New Roman" w:hAnsi="Times New Roman"/>
-                <w:b w:val="0"/>
-                <w:sz w:val="26"/>
-                <w:rFonts w:ascii="Times New Roman" w:hAnsi="Times New Roman" w:cs="Times New Roman"/>
-              </w:rPr>
-              <w:t>- Biết thông tin cá nhân/gia đình được lưu trữ và trao đổi qua máy tính.  - Có ý thức bảo vệ thông tin cá nhân/gia đình khi giao tiếp qua máy tính.</w:t>
-            </w:r>
-          </w:p>
-        </w:tc>
-      </w:tr>
-      <w:tr>
-        <w:tc>
-          <w:tcPr>
-            <w:tcW w:w="846" w:type="dxa"/>
-          </w:tcPr>
-          <w:p>
-            <w:pPr>
-              <w:spacing w:before="20" w:after="20"/>
-              <w:jc w:val="center"/>
-            </w:pPr>
-            <w:r>
-              <w:rPr>
-                <w:rFonts w:ascii="Times New Roman" w:hAnsi="Times New Roman"/>
-                <w:sz w:val="26"/>
-                <w:rFonts w:ascii="Times New Roman" w:hAnsi="Times New Roman" w:cs="Times New Roman"/>
-              </w:rPr>
-            </w:r>
-            <w:r>
-              <w:rPr>
-                <w:rFonts w:ascii="Times New Roman" w:hAnsi="Times New Roman"/>
-                <w:b w:val="0"/>
-                <w:sz w:val="26"/>
-                <w:rFonts w:ascii="Times New Roman" w:hAnsi="Times New Roman" w:cs="Times New Roman"/>
-              </w:rPr>
-              <w:t>15</w:t>
-            </w:r>
-          </w:p>
-        </w:tc>
-        <w:tc>
-          <w:tcPr>
-            <w:tcW w:w="3118" w:type="dxa"/>
-          </w:tcPr>
-          <w:p>
-            <w:pPr>
-              <w:spacing w:before="20" w:after="20"/>
-            </w:pPr>
-            <w:r>
-              <w:rPr>
-                <w:rFonts w:ascii="Times New Roman" w:hAnsi="Times New Roman"/>
-                <w:sz w:val="26"/>
-                <w:rFonts w:ascii="Times New Roman" w:hAnsi="Times New Roman" w:cs="Times New Roman"/>
-              </w:rPr>
-            </w:r>
-            <w:r>
-              <w:rPr>
-                <w:rFonts w:ascii="Times New Roman" w:hAnsi="Times New Roman"/>
-                <w:b w:val="0"/>
-                <w:sz w:val="26"/>
-                <w:rFonts w:ascii="Times New Roman" w:hAnsi="Times New Roman" w:cs="Times New Roman"/>
-              </w:rPr>
-              <w:t>Bài 13: Bài trình chiếu của em</w:t>
-            </w:r>
-          </w:p>
-        </w:tc>
-        <w:tc>
-          <w:tcPr>
-            <w:tcW w:w="1134" w:type="dxa"/>
-          </w:tcPr>
-          <w:p>
-            <w:pPr>
-              <w:spacing w:before="20" w:after="20"/>
-              <w:jc w:val="center"/>
-            </w:pPr>
-            <w:r>
-              <w:rPr>
-                <w:rFonts w:ascii="Times New Roman" w:hAnsi="Times New Roman"/>
-                <w:sz w:val="26"/>
-                <w:rFonts w:ascii="Times New Roman" w:hAnsi="Times New Roman" w:cs="Times New Roman"/>
-              </w:rPr>
-            </w:r>
-            <w:r>
-              <w:rPr>
-                <w:rFonts w:ascii="Times New Roman" w:hAnsi="Times New Roman"/>
-                <w:b w:val="0"/>
-                <w:sz w:val="26"/>
-                <w:rFonts w:ascii="Times New Roman" w:hAnsi="Times New Roman" w:cs="Times New Roman"/>
-              </w:rPr>
-              <w:t>24</w:t>
-            </w:r>
-          </w:p>
-        </w:tc>
-        <w:tc>
-          <w:tcPr>
-            <w:tcW w:w="4536" w:type="dxa"/>
-          </w:tcPr>
-          <w:p>
-            <w:pPr>
-              <w:spacing w:before="20" w:after="20"/>
-            </w:pPr>
-            <w:r>
-              <w:rPr>
-                <w:rFonts w:ascii="Times New Roman" w:hAnsi="Times New Roman"/>
-                <w:sz w:val="26"/>
-                <w:rFonts w:ascii="Times New Roman" w:hAnsi="Times New Roman" w:cs="Times New Roman"/>
-              </w:rPr>
-            </w:r>
-            <w:r>
-              <w:rPr>
-                <w:rFonts w:ascii="Times New Roman" w:hAnsi="Times New Roman"/>
-                <w:b w:val="0"/>
-                <w:sz w:val="26"/>
-                <w:rFonts w:ascii="Times New Roman" w:hAnsi="Times New Roman" w:cs="Times New Roman"/>
-              </w:rPr>
-              <w:t>- Nhận biết biểu tượng và khởi động/thoát phần mềm trình chiếu.  - Tạo tệp trình chiếu, thêm trang, gõ chữ không dấu, chèn hình ảnh, lưu tệp.</w:t>
-            </w:r>
-          </w:p>
-        </w:tc>
-      </w:tr>
-      <w:tr>
-        <w:tc>
-          <w:tcPr>
-            <w:tcW w:w="846" w:type="dxa"/>
-          </w:tcPr>
-          <w:p>
-            <w:pPr>
-              <w:spacing w:before="20" w:after="20"/>
-              <w:jc w:val="center"/>
-            </w:pPr>
-            <w:r>
-              <w:rPr>
-                <w:rFonts w:ascii="Times New Roman" w:hAnsi="Times New Roman"/>
-                <w:sz w:val="26"/>
-                <w:rFonts w:ascii="Times New Roman" w:hAnsi="Times New Roman" w:cs="Times New Roman"/>
-              </w:rPr>
-            </w:r>
-            <w:r>
-              <w:rPr>
-                <w:rFonts w:ascii="Times New Roman" w:hAnsi="Times New Roman"/>
-                <w:b w:val="0"/>
-                <w:sz w:val="26"/>
-                <w:rFonts w:ascii="Times New Roman" w:hAnsi="Times New Roman" w:cs="Times New Roman"/>
-              </w:rPr>
-              <w:t>16</w:t>
-            </w:r>
-          </w:p>
-        </w:tc>
-        <w:tc>
-          <w:tcPr>
-            <w:tcW w:w="3118" w:type="dxa"/>
-          </w:tcPr>
-          <w:p>
-            <w:pPr>
-              <w:spacing w:before="20" w:after="20"/>
-            </w:pPr>
-            <w:r>
-              <w:rPr>
-                <w:rFonts w:ascii="Times New Roman" w:hAnsi="Times New Roman"/>
-                <w:sz w:val="26"/>
-                <w:rFonts w:ascii="Times New Roman" w:hAnsi="Times New Roman" w:cs="Times New Roman"/>
-              </w:rPr>
-            </w:r>
-            <w:r>
-              <w:rPr>
-                <w:rFonts w:ascii="Times New Roman" w:hAnsi="Times New Roman"/>
-                <w:b w:val="0"/>
-                <w:sz w:val="26"/>
-                <w:rFonts w:ascii="Times New Roman" w:hAnsi="Times New Roman" w:cs="Times New Roman"/>
-              </w:rPr>
-              <w:t>Bài 14: Tìm hiểu về thế giới tự nhiên</w:t>
-            </w:r>
-          </w:p>
-        </w:tc>
-        <w:tc>
-          <w:tcPr>
-            <w:tcW w:w="1134" w:type="dxa"/>
-          </w:tcPr>
-          <w:p>
-            <w:pPr>
-              <w:spacing w:before="20" w:after="20"/>
-              <w:jc w:val="center"/>
-            </w:pPr>
-            <w:r>
-              <w:rPr>
-                <w:rFonts w:ascii="Times New Roman" w:hAnsi="Times New Roman"/>
-                <w:sz w:val="26"/>
-                <w:rFonts w:ascii="Times New Roman" w:hAnsi="Times New Roman" w:cs="Times New Roman"/>
-              </w:rPr>
-            </w:r>
-            <w:r>
-              <w:rPr>
-                <w:rFonts w:ascii="Times New Roman" w:hAnsi="Times New Roman"/>
-                <w:b w:val="0"/>
-                <w:sz w:val="26"/>
-                <w:rFonts w:ascii="Times New Roman" w:hAnsi="Times New Roman" w:cs="Times New Roman"/>
-              </w:rPr>
-              <w:t>25</w:t>
-            </w:r>
-          </w:p>
-        </w:tc>
-        <w:tc>
-          <w:tcPr>
-            <w:tcW w:w="4536" w:type="dxa"/>
-          </w:tcPr>
-          <w:p>
-            <w:pPr>
-              <w:spacing w:before="20" w:after="20"/>
-            </w:pPr>
-            <w:r>
-              <w:rPr>
-                <w:rFonts w:ascii="Times New Roman" w:hAnsi="Times New Roman"/>
-                <w:sz w:val="26"/>
-                <w:rFonts w:ascii="Times New Roman" w:hAnsi="Times New Roman" w:cs="Times New Roman"/>
-              </w:rPr>
-            </w:r>
-            <w:r>
-              <w:rPr>
-                <w:rFonts w:ascii="Times New Roman" w:hAnsi="Times New Roman"/>
-                <w:b w:val="0"/>
-                <w:sz w:val="26"/>
-                <w:rFonts w:ascii="Times New Roman" w:hAnsi="Times New Roman" w:cs="Times New Roman"/>
-              </w:rPr>
-              <w:t>- Sử dụng máy tính/phần mềm để quan sát thế giới tự nhiên sinh động, trực quan.  - Kể lại được những hiểu biết mới sau khi quan sát.</w:t>
-            </w:r>
-          </w:p>
-        </w:tc>
-      </w:tr>
-      <w:tr>
-        <w:tc>
-          <w:tcPr>
-            <w:tcW w:w="846" w:type="dxa"/>
-          </w:tcPr>
-          <w:p>
-            <w:pPr>
-              <w:spacing w:before="20" w:after="20"/>
-              <w:jc w:val="center"/>
-            </w:pPr>
-            <w:r>
-              <w:rPr>
-                <w:rFonts w:ascii="Times New Roman" w:hAnsi="Times New Roman"/>
-                <w:sz w:val="26"/>
-                <w:rFonts w:ascii="Times New Roman" w:hAnsi="Times New Roman" w:cs="Times New Roman"/>
-              </w:rPr>
-            </w:r>
-            <w:r>
-              <w:rPr>
-                <w:rFonts w:ascii="Times New Roman" w:hAnsi="Times New Roman"/>
-                <w:b w:val="0"/>
-                <w:sz w:val="26"/>
-                <w:rFonts w:ascii="Times New Roman" w:hAnsi="Times New Roman" w:cs="Times New Roman"/>
-              </w:rPr>
-              <w:t>17</w:t>
-            </w:r>
-          </w:p>
-        </w:tc>
-        <w:tc>
-          <w:tcPr>
-            <w:tcW w:w="3118" w:type="dxa"/>
-          </w:tcPr>
-          <w:p>
-            <w:pPr>
-              <w:spacing w:before="20" w:after="20"/>
-            </w:pPr>
-            <w:r>
-              <w:rPr>
-                <w:rFonts w:ascii="Times New Roman" w:hAnsi="Times New Roman"/>
-                <w:sz w:val="26"/>
-                <w:rFonts w:ascii="Times New Roman" w:hAnsi="Times New Roman" w:cs="Times New Roman"/>
-              </w:rPr>
-            </w:r>
-            <w:r>
-              <w:rPr>
-                <w:rFonts w:ascii="Times New Roman" w:hAnsi="Times New Roman"/>
-                <w:b w:val="0"/>
-                <w:sz w:val="26"/>
-                <w:rFonts w:ascii="Times New Roman" w:hAnsi="Times New Roman" w:cs="Times New Roman"/>
-              </w:rPr>
-              <w:t>Bài 15: Luyện tập sử dụng chuột</w:t>
-            </w:r>
-          </w:p>
-        </w:tc>
-        <w:tc>
-          <w:tcPr>
-            <w:tcW w:w="1134" w:type="dxa"/>
-          </w:tcPr>
-          <w:p>
-            <w:pPr>
-              <w:spacing w:before="20" w:after="20"/>
-              <w:jc w:val="center"/>
-            </w:pPr>
-            <w:r>
-              <w:rPr>
-                <w:rFonts w:ascii="Times New Roman" w:hAnsi="Times New Roman"/>
-                <w:sz w:val="26"/>
-                <w:rFonts w:ascii="Times New Roman" w:hAnsi="Times New Roman" w:cs="Times New Roman"/>
-              </w:rPr>
-            </w:r>
-            <w:r>
-              <w:rPr>
-                <w:rFonts w:ascii="Times New Roman" w:hAnsi="Times New Roman"/>
-                <w:b w:val="0"/>
-                <w:sz w:val="26"/>
-                <w:rFonts w:ascii="Times New Roman" w:hAnsi="Times New Roman" w:cs="Times New Roman"/>
-              </w:rPr>
-              <w:t>26</w:t>
-            </w:r>
-          </w:p>
-        </w:tc>
-        <w:tc>
-          <w:tcPr>
-            <w:tcW w:w="4536" w:type="dxa"/>
-          </w:tcPr>
-          <w:p>
-            <w:pPr>
-              <w:spacing w:before="20" w:after="20"/>
-            </w:pPr>
-            <w:r>
-              <w:rPr>
-                <w:rFonts w:ascii="Times New Roman" w:hAnsi="Times New Roman"/>
-                <w:sz w:val="26"/>
-                <w:rFonts w:ascii="Times New Roman" w:hAnsi="Times New Roman" w:cs="Times New Roman"/>
-              </w:rPr>
-            </w:r>
-            <w:r>
-              <w:rPr>
-                <w:rFonts w:ascii="Times New Roman" w:hAnsi="Times New Roman"/>
-                <w:b w:val="0"/>
-                <w:sz w:val="26"/>
-                <w:rFonts w:ascii="Times New Roman" w:hAnsi="Times New Roman" w:cs="Times New Roman"/>
-              </w:rPr>
-              <w:t>- Cầm chuột đúng cách, thực hành thuần thục các thao tác chuột (di chuyển, nháy, nháy đúp, nháy chuột phải, kéo thả, cuộn).</w:t>
-            </w:r>
-          </w:p>
-        </w:tc>
-      </w:tr>
-      <w:tr>
-        <w:tc>
-          <w:tcPr>
-            <w:tcW w:w="846" w:type="dxa"/>
-          </w:tcPr>
-          <w:p>
-            <w:pPr>
-              <w:spacing w:before="20" w:after="20"/>
-              <w:jc w:val="center"/>
-            </w:pPr>
-            <w:r>
-              <w:rPr>
-                <w:rFonts w:ascii="Times New Roman" w:hAnsi="Times New Roman"/>
-                <w:sz w:val="26"/>
-                <w:rFonts w:ascii="Times New Roman" w:hAnsi="Times New Roman" w:cs="Times New Roman"/>
-              </w:rPr>
-            </w:r>
-            <w:r>
-              <w:rPr>
-                <w:rFonts w:ascii="Times New Roman" w:hAnsi="Times New Roman"/>
-                <w:b/>
-                <w:sz w:val="26"/>
-                <w:rFonts w:ascii="Times New Roman" w:hAnsi="Times New Roman" w:cs="Times New Roman"/>
-              </w:rPr>
-              <w:t>18</w:t>
-            </w:r>
-          </w:p>
-        </w:tc>
-        <w:tc>
-          <w:tcPr>
-            <w:tcW w:w="3118" w:type="dxa"/>
-          </w:tcPr>
-          <w:p>
-            <w:pPr>
-              <w:spacing w:before="20" w:after="20"/>
-            </w:pPr>
-            <w:r>
-              <w:rPr>
-                <w:rFonts w:ascii="Times New Roman" w:hAnsi="Times New Roman"/>
-                <w:sz w:val="26"/>
-                <w:rFonts w:ascii="Times New Roman" w:hAnsi="Times New Roman" w:cs="Times New Roman"/>
-              </w:rPr>
-            </w:r>
-            <w:r>
-              <w:rPr>
-                <w:rFonts w:ascii="Times New Roman" w:hAnsi="Times New Roman"/>
-                <w:b/>
-                <w:sz w:val="26"/>
-                <w:rFonts w:ascii="Times New Roman" w:hAnsi="Times New Roman" w:cs="Times New Roman"/>
-              </w:rPr>
-              <w:t>Ôn tập Đánh giá định kỳ 3</w:t>
-            </w:r>
-          </w:p>
-        </w:tc>
-        <w:tc>
-          <w:tcPr>
-            <w:tcW w:w="1134" w:type="dxa"/>
-          </w:tcPr>
-          <w:p>
-            <w:pPr>
-              <w:spacing w:before="20" w:after="20"/>
-              <w:jc w:val="center"/>
-            </w:pPr>
-            <w:r>
-              <w:rPr>
-                <w:rFonts w:ascii="Times New Roman" w:hAnsi="Times New Roman"/>
-                <w:sz w:val="26"/>
-                <w:rFonts w:ascii="Times New Roman" w:hAnsi="Times New Roman" w:cs="Times New Roman"/>
-              </w:rPr>
-            </w:r>
-            <w:r>
-              <w:rPr>
-                <w:rFonts w:ascii="Times New Roman" w:hAnsi="Times New Roman"/>
-                <w:b/>
-                <w:sz w:val="26"/>
-                <w:rFonts w:ascii="Times New Roman" w:hAnsi="Times New Roman" w:cs="Times New Roman"/>
-              </w:rPr>
-              <w:t>27</w:t>
-            </w:r>
-          </w:p>
-        </w:tc>
-        <w:tc>
-          <w:tcPr>
-            <w:tcW w:w="4536" w:type="dxa"/>
-          </w:tcPr>
-          <w:p>
-            <w:pPr>
-              <w:spacing w:before="20" w:after="20"/>
-            </w:pPr>
-            <w:r>
-              <w:rPr>
-                <w:rFonts w:ascii="Times New Roman" w:hAnsi="Times New Roman"/>
-                <w:sz w:val="26"/>
-                <w:rFonts w:ascii="Times New Roman" w:hAnsi="Times New Roman" w:cs="Times New Roman"/>
-              </w:rPr>
-            </w:r>
-            <w:r>
-              <w:rPr>
-                <w:rFonts w:ascii="Times New Roman" w:hAnsi="Times New Roman"/>
-                <w:b w:val="0"/>
-                <w:sz w:val="26"/>
-                <w:rFonts w:ascii="Times New Roman" w:hAnsi="Times New Roman" w:cs="Times New Roman"/>
-              </w:rPr>
-              <w:t>Hệ thống hóa kiến thức chuẩn bị Đánh giá định kỳ 3.</w:t>
-            </w:r>
-          </w:p>
-        </w:tc>
-      </w:tr>
-      <w:tr>
-        <w:tc>
-          <w:tcPr>
-            <w:tcW w:w="846" w:type="dxa"/>
-          </w:tcPr>
-          <w:p>
-            <w:pPr>
-              <w:spacing w:before="20" w:after="20"/>
-              <w:jc w:val="center"/>
-            </w:pPr>
-            <w:r>
-              <w:rPr>
-                <w:rFonts w:ascii="Times New Roman" w:hAnsi="Times New Roman"/>
-                <w:sz w:val="26"/>
-                <w:rFonts w:ascii="Times New Roman" w:hAnsi="Times New Roman" w:cs="Times New Roman"/>
-              </w:rPr>
-            </w:r>
-            <w:r>
-              <w:rPr>
-                <w:rFonts w:ascii="Times New Roman" w:hAnsi="Times New Roman"/>
-                <w:b/>
-                <w:sz w:val="26"/>
-                <w:rFonts w:ascii="Times New Roman" w:hAnsi="Times New Roman" w:cs="Times New Roman"/>
-              </w:rPr>
-              <w:t>19</w:t>
-            </w:r>
-          </w:p>
-        </w:tc>
-        <w:tc>
-          <w:tcPr>
-            <w:tcW w:w="3118" w:type="dxa"/>
-          </w:tcPr>
-          <w:p>
-            <w:pPr>
-              <w:spacing w:before="20" w:after="20"/>
-            </w:pPr>
-            <w:r>
-              <w:rPr>
-                <w:rFonts w:ascii="Times New Roman" w:hAnsi="Times New Roman"/>
-                <w:sz w:val="26"/>
-                <w:rFonts w:ascii="Times New Roman" w:hAnsi="Times New Roman" w:cs="Times New Roman"/>
-              </w:rPr>
-            </w:r>
-            <w:r>
-              <w:rPr>
-                <w:rFonts w:ascii="Times New Roman" w:hAnsi="Times New Roman"/>
-                <w:b/>
-                <w:sz w:val="26"/>
-                <w:rFonts w:ascii="Times New Roman" w:hAnsi="Times New Roman" w:cs="Times New Roman"/>
-              </w:rPr>
-              <w:t>Đánh giá định kỳ 3</w:t>
-            </w:r>
-          </w:p>
-        </w:tc>
-        <w:tc>
-          <w:tcPr>
-            <w:tcW w:w="1134" w:type="dxa"/>
-          </w:tcPr>
-          <w:p>
-            <w:pPr>
-              <w:spacing w:before="20" w:after="20"/>
-              <w:jc w:val="center"/>
-            </w:pPr>
-            <w:r>
-              <w:rPr>
-                <w:rFonts w:ascii="Times New Roman" w:hAnsi="Times New Roman"/>
-                <w:sz w:val="26"/>
-                <w:rFonts w:ascii="Times New Roman" w:hAnsi="Times New Roman" w:cs="Times New Roman"/>
-              </w:rPr>
-            </w:r>
-            <w:r>
-              <w:rPr>
-                <w:rFonts w:ascii="Times New Roman" w:hAnsi="Times New Roman"/>
-                <w:b/>
-                <w:sz w:val="26"/>
-                <w:rFonts w:ascii="Times New Roman" w:hAnsi="Times New Roman" w:cs="Times New Roman"/>
-              </w:rPr>
-              <w:t>28</w:t>
-            </w:r>
-          </w:p>
-        </w:tc>
-        <w:tc>
-          <w:tcPr>
-            <w:tcW w:w="4536" w:type="dxa"/>
-          </w:tcPr>
-          <w:p>
-            <w:pPr>
-              <w:spacing w:before="20" w:after="20"/>
-            </w:pPr>
-            <w:r>
-              <w:rPr>
-                <w:rFonts w:ascii="Times New Roman" w:hAnsi="Times New Roman"/>
-                <w:sz w:val="26"/>
-                <w:rFonts w:ascii="Times New Roman" w:hAnsi="Times New Roman" w:cs="Times New Roman"/>
-              </w:rPr>
-            </w:r>
-            <w:r>
-              <w:rPr>
-                <w:rFonts w:ascii="Times New Roman" w:hAnsi="Times New Roman"/>
-                <w:b w:val="0"/>
-                <w:sz w:val="26"/>
-                <w:rFonts w:ascii="Times New Roman" w:hAnsi="Times New Roman" w:cs="Times New Roman"/>
-              </w:rPr>
-              <w:t>Kiểm tra đánh giá kết quả học tập.</w:t>
-            </w:r>
-          </w:p>
-        </w:tc>
-      </w:tr>
-      <w:tr>
-        <w:tc>
-          <w:tcPr>
-            <w:tcW w:w="846" w:type="dxa"/>
-          </w:tcPr>
-          <w:p>
-            <w:pPr>
-              <w:spacing w:before="20" w:after="20"/>
-              <w:jc w:val="center"/>
-            </w:pPr>
-            <w:r>
-              <w:rPr>
-                <w:rFonts w:ascii="Times New Roman" w:hAnsi="Times New Roman"/>
-                <w:sz w:val="26"/>
-                <w:rFonts w:ascii="Times New Roman" w:hAnsi="Times New Roman" w:cs="Times New Roman"/>
-              </w:rPr>
-            </w:r>
-            <w:r>
-              <w:rPr>
-                <w:rFonts w:ascii="Times New Roman" w:hAnsi="Times New Roman"/>
-                <w:b w:val="0"/>
-                <w:sz w:val="26"/>
-                <w:rFonts w:ascii="Times New Roman" w:hAnsi="Times New Roman" w:cs="Times New Roman"/>
-              </w:rPr>
-              <w:t>20</w:t>
-            </w:r>
-          </w:p>
-        </w:tc>
-        <w:tc>
-          <w:tcPr>
-            <w:tcW w:w="3118" w:type="dxa"/>
-          </w:tcPr>
-          <w:p>
-            <w:pPr>
-              <w:spacing w:before="20" w:after="20"/>
-            </w:pPr>
-            <w:r>
-              <w:rPr>
-                <w:rFonts w:ascii="Times New Roman" w:hAnsi="Times New Roman"/>
-                <w:sz w:val="26"/>
-                <w:rFonts w:ascii="Times New Roman" w:hAnsi="Times New Roman" w:cs="Times New Roman"/>
-              </w:rPr>
-            </w:r>
-            <w:r>
-              <w:rPr>
-                <w:rFonts w:ascii="Times New Roman" w:hAnsi="Times New Roman"/>
-                <w:b w:val="0"/>
-                <w:sz w:val="26"/>
-                <w:rFonts w:ascii="Times New Roman" w:hAnsi="Times New Roman" w:cs="Times New Roman"/>
-              </w:rPr>
-              <w:t>Bài 16: Em thực hiện công việc như thế nào?</w:t>
-            </w:r>
-          </w:p>
-        </w:tc>
-        <w:tc>
-          <w:tcPr>
-            <w:tcW w:w="1134" w:type="dxa"/>
-          </w:tcPr>
-          <w:p>
-            <w:pPr>
-              <w:spacing w:before="20" w:after="20"/>
-              <w:jc w:val="center"/>
-            </w:pPr>
-            <w:r>
-              <w:rPr>
-                <w:rFonts w:ascii="Times New Roman" w:hAnsi="Times New Roman"/>
-                <w:sz w:val="26"/>
-                <w:rFonts w:ascii="Times New Roman" w:hAnsi="Times New Roman" w:cs="Times New Roman"/>
-              </w:rPr>
-            </w:r>
-            <w:r>
-              <w:rPr>
-                <w:rFonts w:ascii="Times New Roman" w:hAnsi="Times New Roman"/>
-                <w:b w:val="0"/>
-                <w:sz w:val="26"/>
-                <w:rFonts w:ascii="Times New Roman" w:hAnsi="Times New Roman" w:cs="Times New Roman"/>
-              </w:rPr>
-              <w:t>29</w:t>
-            </w:r>
-          </w:p>
-        </w:tc>
-        <w:tc>
-          <w:tcPr>
-            <w:tcW w:w="4536" w:type="dxa"/>
-          </w:tcPr>
-          <w:p>
-            <w:pPr>
-              <w:spacing w:before="20" w:after="20"/>
-            </w:pPr>
-            <w:r>
-              <w:rPr>
-                <w:rFonts w:ascii="Times New Roman" w:hAnsi="Times New Roman"/>
-                <w:sz w:val="26"/>
-                <w:rFonts w:ascii="Times New Roman" w:hAnsi="Times New Roman" w:cs="Times New Roman"/>
-              </w:rPr>
-            </w:r>
-            <w:r>
-              <w:rPr>
-                <w:rFonts w:ascii="Times New Roman" w:hAnsi="Times New Roman"/>
-                <w:b w:val="0"/>
-                <w:sz w:val="26"/>
-                <w:rFonts w:ascii="Times New Roman" w:hAnsi="Times New Roman" w:cs="Times New Roman"/>
-              </w:rPr>
-              <w:t>- Nêu được công việc thực hiện theo từng bước, sắp xếp đúng thứ tự.  - Chia một việc thành các việc nhỏ hơn để dễ hiểu và dễ thực hiện.</w:t>
-            </w:r>
-          </w:p>
-        </w:tc>
-      </w:tr>
-      <w:tr>
-        <w:tc>
-          <w:tcPr>
-            <w:tcW w:type="dxa" w:w="846"/>
-          </w:tcPr>
-          <w:p>
-            <w:pPr>
-              <w:spacing w:before="20" w:after="20"/>
-              <w:jc w:val="center"/>
-            </w:pPr>
-            <w:r>
-              <w:rPr>
-                <w:rFonts w:ascii="Times New Roman" w:hAnsi="Times New Roman"/>
-                <w:sz w:val="26"/>
-                <w:rFonts w:ascii="Times New Roman" w:hAnsi="Times New Roman" w:cs="Times New Roman"/>
-              </w:rPr>
-            </w:r>
-            <w:r>
-              <w:rPr>
-                <w:rFonts w:ascii="Times New Roman" w:hAnsi="Times New Roman"/>
-                <w:b w:val="0"/>
-                <w:sz w:val="26"/>
-                <w:rFonts w:ascii="Times New Roman" w:hAnsi="Times New Roman" w:cs="Times New Roman"/>
-              </w:rPr>
-              <w:t>21</w:t>
-            </w:r>
-          </w:p>
-        </w:tc>
-        <w:tc>
-          <w:tcPr>
-            <w:tcW w:type="dxa" w:w="3118"/>
-          </w:tcPr>
-          <w:p>
-            <w:pPr>
-              <w:spacing w:before="20" w:after="20"/>
-            </w:pPr>
-            <w:r>
-              <w:rPr>
-                <w:rFonts w:ascii="Times New Roman" w:hAnsi="Times New Roman"/>
-                <w:sz w:val="26"/>
-                <w:rFonts w:ascii="Times New Roman" w:hAnsi="Times New Roman" w:cs="Times New Roman"/>
-              </w:rPr>
-            </w:r>
-            <w:r>
-              <w:rPr>
-                <w:rFonts w:ascii="Times New Roman" w:hAnsi="Times New Roman"/>
-                <w:b w:val="0"/>
-                <w:sz w:val="26"/>
-                <w:rFonts w:ascii="Times New Roman" w:hAnsi="Times New Roman" w:cs="Times New Roman"/>
-              </w:rPr>
-              <w:t>Ôn tập và luyện tập</w:t>
-            </w:r>
-          </w:p>
-        </w:tc>
-        <w:tc>
-          <w:tcPr>
-            <w:tcW w:type="dxa" w:w="1134"/>
-          </w:tcPr>
-          <w:p>
-            <w:pPr>
-              <w:spacing w:before="20" w:after="20"/>
-              <w:jc w:val="center"/>
-            </w:pPr>
-            <w:r>
-              <w:rPr>
-                <w:rFonts w:ascii="Times New Roman" w:hAnsi="Times New Roman"/>
-                <w:sz w:val="26"/>
-                <w:rFonts w:ascii="Times New Roman" w:hAnsi="Times New Roman" w:cs="Times New Roman"/>
-              </w:rPr>
-            </w:r>
-            <w:r>
-              <w:rPr>
-                <w:rFonts w:ascii="Times New Roman" w:hAnsi="Times New Roman"/>
-                <w:b w:val="0"/>
-                <w:sz w:val="26"/>
-                <w:rFonts w:ascii="Times New Roman" w:hAnsi="Times New Roman" w:cs="Times New Roman"/>
-              </w:rPr>
-              <w:t>30 - 32</w:t>
-            </w:r>
-          </w:p>
-        </w:tc>
-        <w:tc>
-          <w:tcPr>
-            <w:tcW w:type="dxa" w:w="4536"/>
-          </w:tcPr>
-          <w:p>
-            <w:pPr>
-              <w:spacing w:before="20" w:after="20"/>
-            </w:pPr>
-            <w:r>
-              <w:rPr>
-                <w:rFonts w:ascii="Times New Roman" w:hAnsi="Times New Roman"/>
-                <w:sz w:val="26"/>
-                <w:rFonts w:ascii="Times New Roman" w:hAnsi="Times New Roman" w:cs="Times New Roman"/>
-              </w:rPr>
-            </w:r>
-            <w:r>
-              <w:rPr>
-                <w:rFonts w:ascii="Times New Roman" w:hAnsi="Times New Roman"/>
-                <w:b w:val="0"/>
-                <w:sz w:val="26"/>
-                <w:rFonts w:ascii="Times New Roman" w:hAnsi="Times New Roman" w:cs="Times New Roman"/>
-              </w:rPr>
-              <w:t>Ôn tập, luyện tập bổ sung kiến thức và kỹ năng.</w:t>
-            </w:r>
-          </w:p>
-        </w:tc>
-      </w:tr>
-      <w:tr>
-        <w:tc>
-          <w:tcPr>
-            <w:tcW w:type="dxa" w:w="846"/>
-          </w:tcPr>
-          <w:p>
-            <w:pPr>
-              <w:spacing w:before="20" w:after="20"/>
-              <w:jc w:val="center"/>
-            </w:pPr>
-            <w:r>
-              <w:rPr>
-                <w:rFonts w:ascii="Times New Roman" w:hAnsi="Times New Roman"/>
-                <w:sz w:val="26"/>
-                <w:rFonts w:ascii="Times New Roman" w:hAnsi="Times New Roman" w:cs="Times New Roman"/>
-              </w:rPr>
-            </w:r>
-            <w:r>
-              <w:rPr>
-                <w:rFonts w:ascii="Times New Roman" w:hAnsi="Times New Roman"/>
-                <w:b/>
-                <w:sz w:val="26"/>
-                <w:rFonts w:ascii="Times New Roman" w:hAnsi="Times New Roman" w:cs="Times New Roman"/>
-              </w:rPr>
-              <w:t>22</w:t>
-            </w:r>
-          </w:p>
-        </w:tc>
-        <w:tc>
-          <w:tcPr>
-            <w:tcW w:type="dxa" w:w="3118"/>
-          </w:tcPr>
-          <w:p>
-            <w:pPr>
-              <w:spacing w:before="20" w:after="20"/>
-            </w:pPr>
-            <w:r>
-              <w:rPr>
-                <w:rFonts w:ascii="Times New Roman" w:hAnsi="Times New Roman"/>
-                <w:sz w:val="26"/>
-                <w:rFonts w:ascii="Times New Roman" w:hAnsi="Times New Roman" w:cs="Times New Roman"/>
-              </w:rPr>
-            </w:r>
-            <w:r>
-              <w:rPr>
-                <w:rFonts w:ascii="Times New Roman" w:hAnsi="Times New Roman"/>
-                <w:b/>
-                <w:sz w:val="26"/>
-                <w:rFonts w:ascii="Times New Roman" w:hAnsi="Times New Roman" w:cs="Times New Roman"/>
-              </w:rPr>
-              <w:t>Ôn tập Đánh giá định kỳ 4</w:t>
-            </w:r>
-          </w:p>
-        </w:tc>
-        <w:tc>
-          <w:tcPr>
-            <w:tcW w:type="dxa" w:w="1134"/>
-          </w:tcPr>
-          <w:p>
-            <w:pPr>
-              <w:spacing w:before="20" w:after="20"/>
-              <w:jc w:val="center"/>
-            </w:pPr>
-            <w:r>
-              <w:rPr>
-                <w:rFonts w:ascii="Times New Roman" w:hAnsi="Times New Roman"/>
-                <w:sz w:val="26"/>
-                <w:rFonts w:ascii="Times New Roman" w:hAnsi="Times New Roman" w:cs="Times New Roman"/>
-              </w:rPr>
-            </w:r>
-            <w:r>
-              <w:rPr>
-                <w:rFonts w:ascii="Times New Roman" w:hAnsi="Times New Roman"/>
-                <w:b/>
-                <w:sz w:val="26"/>
-                <w:rFonts w:ascii="Times New Roman" w:hAnsi="Times New Roman" w:cs="Times New Roman"/>
-              </w:rPr>
-              <w:t>33</w:t>
-            </w:r>
-          </w:p>
-        </w:tc>
-        <w:tc>
-          <w:tcPr>
-            <w:tcW w:type="dxa" w:w="4536"/>
-          </w:tcPr>
-          <w:p>
-            <w:pPr>
-              <w:spacing w:before="20" w:after="20"/>
-            </w:pPr>
-            <w:r>
-              <w:rPr>
-                <w:rFonts w:ascii="Times New Roman" w:hAnsi="Times New Roman"/>
-                <w:sz w:val="26"/>
-                <w:rFonts w:ascii="Times New Roman" w:hAnsi="Times New Roman" w:cs="Times New Roman"/>
-              </w:rPr>
-            </w:r>
-            <w:r>
-              <w:rPr>
-                <w:rFonts w:ascii="Times New Roman" w:hAnsi="Times New Roman"/>
-                <w:b w:val="0"/>
-                <w:sz w:val="26"/>
-                <w:rFonts w:ascii="Times New Roman" w:hAnsi="Times New Roman" w:cs="Times New Roman"/>
-              </w:rPr>
-              <w:t>Hệ thống hóa kiến thức chuẩn bị Đánh giá định kỳ 4.</w:t>
-            </w:r>
-          </w:p>
-        </w:tc>
-      </w:tr>
-      <w:tr>
-        <w:tc>
-          <w:tcPr>
-            <w:tcW w:type="dxa" w:w="846"/>
-          </w:tcPr>
-          <w:p>
-            <w:pPr>
-              <w:spacing w:before="20" w:after="20"/>
-              <w:jc w:val="center"/>
-            </w:pPr>
-            <w:r>
-              <w:rPr>
-                <w:rFonts w:ascii="Times New Roman" w:hAnsi="Times New Roman"/>
-                <w:sz w:val="26"/>
-                <w:rFonts w:ascii="Times New Roman" w:hAnsi="Times New Roman" w:cs="Times New Roman"/>
-              </w:rPr>
-            </w:r>
-            <w:r>
-              <w:rPr>
-                <w:rFonts w:ascii="Times New Roman" w:hAnsi="Times New Roman"/>
-                <w:b/>
-                <w:sz w:val="26"/>
-                <w:rFonts w:ascii="Times New Roman" w:hAnsi="Times New Roman" w:cs="Times New Roman"/>
-              </w:rPr>
-              <w:t>23</w:t>
-            </w:r>
-          </w:p>
-        </w:tc>
-        <w:tc>
-          <w:tcPr>
-            <w:tcW w:type="dxa" w:w="3118"/>
-          </w:tcPr>
-          <w:p>
-            <w:pPr>
-              <w:spacing w:before="20" w:after="20"/>
-            </w:pPr>
-            <w:r>
-              <w:rPr>
-                <w:rFonts w:ascii="Times New Roman" w:hAnsi="Times New Roman"/>
-                <w:sz w:val="26"/>
-                <w:rFonts w:ascii="Times New Roman" w:hAnsi="Times New Roman" w:cs="Times New Roman"/>
-              </w:rPr>
-            </w:r>
-            <w:r>
-              <w:rPr>
-                <w:rFonts w:ascii="Times New Roman" w:hAnsi="Times New Roman"/>
-                <w:b/>
-                <w:sz w:val="26"/>
-                <w:rFonts w:ascii="Times New Roman" w:hAnsi="Times New Roman" w:cs="Times New Roman"/>
-              </w:rPr>
-              <w:t>Đánh giá định kỳ 4</w:t>
-            </w:r>
-          </w:p>
-        </w:tc>
-        <w:tc>
-          <w:tcPr>
-            <w:tcW w:type="dxa" w:w="1134"/>
-          </w:tcPr>
-          <w:p>
-            <w:pPr>
-              <w:spacing w:before="20" w:after="20"/>
-              <w:jc w:val="center"/>
-            </w:pPr>
-            <w:r>
-              <w:rPr>
-                <w:rFonts w:ascii="Times New Roman" w:hAnsi="Times New Roman"/>
-                <w:sz w:val="26"/>
-                <w:rFonts w:ascii="Times New Roman" w:hAnsi="Times New Roman" w:cs="Times New Roman"/>
-              </w:rPr>
-            </w:r>
-            <w:r>
-              <w:rPr>
-                <w:rFonts w:ascii="Times New Roman" w:hAnsi="Times New Roman"/>
-                <w:b/>
-                <w:sz w:val="26"/>
-                <w:rFonts w:ascii="Times New Roman" w:hAnsi="Times New Roman" w:cs="Times New Roman"/>
-              </w:rPr>
-              <w:t>34</w:t>
-            </w:r>
-          </w:p>
-        </w:tc>
-        <w:tc>
-          <w:tcPr>
-            <w:tcW w:type="dxa" w:w="4536"/>
-          </w:tcPr>
-          <w:p>
-            <w:pPr>
-              <w:spacing w:before="20" w:after="20"/>
-            </w:pPr>
-            <w:r>
-              <w:rPr>
-                <w:rFonts w:ascii="Times New Roman" w:hAnsi="Times New Roman"/>
-                <w:sz w:val="26"/>
-                <w:rFonts w:ascii="Times New Roman" w:hAnsi="Times New Roman" w:cs="Times New Roman"/>
-              </w:rPr>
-            </w:r>
-            <w:r>
-              <w:rPr>
-                <w:rFonts w:ascii="Times New Roman" w:hAnsi="Times New Roman"/>
-                <w:b w:val="0"/>
-                <w:sz w:val="26"/>
-                <w:rFonts w:ascii="Times New Roman" w:hAnsi="Times New Roman" w:cs="Times New Roman"/>
-              </w:rPr>
-              <w:t>Kiểm tra đánh giá kết quả học tập.</w:t>
-            </w:r>
-          </w:p>
-        </w:tc>
-      </w:tr>
-      <w:tr>
-        <w:tc>
-          <w:tcPr>
-            <w:tcW w:type="dxa" w:w="846"/>
-          </w:tcPr>
-          <w:p>
-            <w:pPr>
-              <w:spacing w:before="20" w:after="20"/>
-              <w:jc w:val="center"/>
-            </w:pPr>
-            <w:r>
-              <w:rPr>
-                <w:rFonts w:ascii="Times New Roman" w:hAnsi="Times New Roman"/>
-                <w:sz w:val="26"/>
-                <w:rFonts w:ascii="Times New Roman" w:hAnsi="Times New Roman" w:cs="Times New Roman"/>
-              </w:rPr>
-            </w:r>
-            <w:r>
-              <w:rPr>
-                <w:rFonts w:ascii="Times New Roman" w:hAnsi="Times New Roman"/>
-                <w:b w:val="0"/>
-                <w:sz w:val="26"/>
-                <w:rFonts w:ascii="Times New Roman" w:hAnsi="Times New Roman" w:cs="Times New Roman"/>
-              </w:rPr>
-              <w:t>24</w:t>
-            </w:r>
-          </w:p>
-        </w:tc>
-        <w:tc>
-          <w:tcPr>
-            <w:tcW w:type="dxa" w:w="3118"/>
-          </w:tcPr>
-          <w:p>
-            <w:pPr>
-              <w:spacing w:before="20" w:after="20"/>
-            </w:pPr>
-            <w:r>
-              <w:rPr>
-                <w:rFonts w:ascii="Times New Roman" w:hAnsi="Times New Roman"/>
-                <w:sz w:val="26"/>
-                <w:rFonts w:ascii="Times New Roman" w:hAnsi="Times New Roman" w:cs="Times New Roman"/>
-              </w:rPr>
-            </w:r>
-            <w:r>
-              <w:rPr>
-                <w:rFonts w:ascii="Times New Roman" w:hAnsi="Times New Roman"/>
-                <w:b w:val="0"/>
-                <w:sz w:val="26"/>
-                <w:rFonts w:ascii="Times New Roman" w:hAnsi="Times New Roman" w:cs="Times New Roman"/>
-              </w:rPr>
-              <w:t>Tổng kết năm học</w:t>
-            </w:r>
-          </w:p>
-        </w:tc>
-        <w:tc>
-          <w:tcPr>
-            <w:tcW w:type="dxa" w:w="1134"/>
-          </w:tcPr>
-          <w:p>
-            <w:pPr>
-              <w:spacing w:before="20" w:after="20"/>
-              <w:jc w:val="center"/>
-            </w:pPr>
-            <w:r>
-              <w:rPr>
-                <w:rFonts w:ascii="Times New Roman" w:hAnsi="Times New Roman"/>
-                <w:sz w:val="26"/>
-                <w:rFonts w:ascii="Times New Roman" w:hAnsi="Times New Roman" w:cs="Times New Roman"/>
-              </w:rPr>
-            </w:r>
-            <w:r>
-              <w:rPr>
-                <w:rFonts w:ascii="Times New Roman" w:hAnsi="Times New Roman"/>
-                <w:b w:val="0"/>
-                <w:sz w:val="26"/>
-                <w:rFonts w:ascii="Times New Roman" w:hAnsi="Times New Roman" w:cs="Times New Roman"/>
-              </w:rPr>
-              <w:t>35</w:t>
-            </w:r>
-          </w:p>
-        </w:tc>
-        <w:tc>
-          <w:tcPr>
-            <w:tcW w:type="dxa" w:w="4536"/>
-          </w:tcPr>
-          <w:p>
-            <w:pPr>
-              <w:spacing w:before="20" w:after="20"/>
-            </w:pPr>
-            <w:r>
-              <w:rPr>
-                <w:rFonts w:ascii="Times New Roman" w:hAnsi="Times New Roman"/>
-                <w:sz w:val="26"/>
-                <w:rFonts w:ascii="Times New Roman" w:hAnsi="Times New Roman" w:cs="Times New Roman"/>
-              </w:rPr>
-            </w:r>
-            <w:r>
-              <w:rPr>
-                <w:rFonts w:ascii="Times New Roman" w:hAnsi="Times New Roman"/>
-                <w:b w:val="0"/>
-                <w:sz w:val="26"/>
-                <w:rFonts w:ascii="Times New Roman" w:hAnsi="Times New Roman" w:cs="Times New Roman"/>
-              </w:rPr>
-              <w:t>Tổng kết đánh giá kết quả học tập cả năm.</w:t>
-            </w:r>
-          </w:p>
-        </w:tc>
-      </w:tr>
-    </w:tbl>
     <w:p>
       <w:pPr>
         <w:rPr>

--- a/Hệ thống mẫu văn bản/Nguyên đã làm/Kế hoạch dạy học Tin học từng lớp/Kế hoạch dạy học môn Tin học - Lớp 3 - 2026 - 2027.docx
+++ b/Hệ thống mẫu văn bản/Nguyên đã làm/Kế hoạch dạy học Tin học từng lớp/Kế hoạch dạy học môn Tin học - Lớp 3 - 2026 - 2027.docx
@@ -83,16 +83,16 @@
         <w:tblStyle w:val="a"/>
         <w:tblW w:w="9310" w:type="dxa"/>
         <w:tblInd w:w="0" w:type="dxa"/>
-        <w:tblBorders>
-          <w:top w:val="nil"/>
-          <w:left w:val="nil"/>
-          <w:bottom w:val="nil"/>
-          <w:right w:val="nil"/>
-          <w:insideH w:val="nil"/>
-          <w:insideV w:val="nil"/>
-        </w:tblBorders>
         <w:tblLayout w:type="fixed"/>
         <w:tblLook w:val="0400" w:firstRow="0" w:lastRow="0" w:firstColumn="0" w:lastColumn="0" w:noHBand="0" w:noVBand="1"/>
+        <w:tblBorders>
+          <w:top w:val="single" w:sz="4" w:space="0" w:color="000000"/>
+          <w:left w:val="single" w:sz="4" w:space="0" w:color="000000"/>
+          <w:bottom w:val="single" w:sz="4" w:space="0" w:color="000000"/>
+          <w:right w:val="single" w:sz="4" w:space="0" w:color="000000"/>
+          <w:insideH w:val="single" w:sz="4" w:space="0" w:color="000000"/>
+          <w:insideV w:val="single" w:sz="4" w:space="0" w:color="000000"/>
+        </w:tblBorders>
       </w:tblPr>
       <w:tblGrid>
         <w:gridCol w:w="3828"/>
@@ -510,6 +510,8 @@
         <w:tblStyle w:val="a0"/>
         <w:tblW w:w="9631" w:type="dxa"/>
         <w:tblInd w:w="0" w:type="dxa"/>
+        <w:tblLayout w:type="fixed"/>
+        <w:tblLook w:val="0400" w:firstRow="0" w:lastRow="0" w:firstColumn="0" w:lastColumn="0" w:noHBand="0" w:noVBand="1"/>
         <w:tblBorders>
           <w:top w:val="single" w:sz="4" w:space="0" w:color="000000"/>
           <w:left w:val="single" w:sz="4" w:space="0" w:color="000000"/>
@@ -518,8 +520,6 @@
           <w:insideH w:val="single" w:sz="4" w:space="0" w:color="000000"/>
           <w:insideV w:val="single" w:sz="4" w:space="0" w:color="000000"/>
         </w:tblBorders>
-        <w:tblLayout w:type="fixed"/>
-        <w:tblLook w:val="0400" w:firstRow="0" w:lastRow="0" w:firstColumn="0" w:lastColumn="0" w:noHBand="0" w:noVBand="1"/>
       </w:tblPr>
       <w:tblGrid>
         <w:gridCol w:w="733"/>
@@ -954,6 +954,8 @@
         <w:tblStyle w:val="a1"/>
         <w:tblW w:w="9631" w:type="dxa"/>
         <w:tblInd w:w="0" w:type="dxa"/>
+        <w:tblLayout w:type="fixed"/>
+        <w:tblLook w:val="0400" w:firstRow="0" w:lastRow="0" w:firstColumn="0" w:lastColumn="0" w:noHBand="0" w:noVBand="1"/>
         <w:tblBorders>
           <w:top w:val="single" w:sz="4" w:space="0" w:color="000000"/>
           <w:left w:val="single" w:sz="4" w:space="0" w:color="000000"/>
@@ -962,8 +964,6 @@
           <w:insideH w:val="single" w:sz="4" w:space="0" w:color="000000"/>
           <w:insideV w:val="single" w:sz="4" w:space="0" w:color="000000"/>
         </w:tblBorders>
-        <w:tblLayout w:type="fixed"/>
-        <w:tblLook w:val="0400" w:firstRow="0" w:lastRow="0" w:firstColumn="0" w:lastColumn="0" w:noHBand="0" w:noVBand="1"/>
       </w:tblPr>
       <w:tblGrid>
         <w:gridCol w:w="733"/>
@@ -1389,8 +1389,9 @@
       <w:tr>
         <w:tc>
           <w:tcPr>
-            <w:tcW w:type="dxa" w:w="680"/>
-            <w:vAlign w:val="center"/>
+            <w:tcW w:type="dxa" w:w="510"/>
+            <w:vAlign w:val="center"/>
+            <w:tcW w:w="510" w:type="dxa"/>
           </w:tcPr>
           <w:p>
             <w:pPr>
@@ -1410,13 +1411,14 @@
         </w:tc>
         <w:tc>
           <w:tcPr>
-            <w:tcW w:type="dxa" w:w="3118"/>
-            <w:vAlign w:val="center"/>
-          </w:tcPr>
-          <w:p>
-            <w:pPr>
-              <w:spacing w:before="40" w:after="40" w:line="276" w:lineRule="auto"/>
-              <w:jc w:val="left"/>
+            <w:tcW w:type="dxa" w:w="2154"/>
+            <w:vAlign w:val="center"/>
+            <w:tcW w:w="2154" w:type="dxa"/>
+          </w:tcPr>
+          <w:p>
+            <w:pPr>
+              <w:spacing w:before="40" w:after="40" w:line="276" w:lineRule="auto"/>
+              <w:jc w:val="center"/>
             </w:pPr>
             <w:r>
               <w:rPr>
@@ -1431,8 +1433,9 @@
         </w:tc>
         <w:tc>
           <w:tcPr>
-            <w:tcW w:type="dxa" w:w="850"/>
-            <w:vAlign w:val="center"/>
+            <w:tcW w:type="dxa" w:w="624"/>
+            <w:vAlign w:val="center"/>
+            <w:tcW w:w="623" w:type="dxa"/>
           </w:tcPr>
           <w:p>
             <w:pPr>
@@ -1452,8 +1455,9 @@
         </w:tc>
         <w:tc>
           <w:tcPr>
-            <w:tcW w:type="dxa" w:w="1247"/>
-            <w:vAlign w:val="center"/>
+            <w:tcW w:type="dxa" w:w="794"/>
+            <w:vAlign w:val="center"/>
+            <w:tcW w:w="793" w:type="dxa"/>
           </w:tcPr>
           <w:p>
             <w:pPr>
@@ -1473,13 +1477,14 @@
         </w:tc>
         <w:tc>
           <w:tcPr>
-            <w:tcW w:type="dxa" w:w="3402"/>
-            <w:vAlign w:val="center"/>
-          </w:tcPr>
-          <w:p>
-            <w:pPr>
-              <w:spacing w:before="40" w:after="40" w:line="276" w:lineRule="auto"/>
-              <w:jc w:val="left"/>
+            <w:tcW w:type="dxa" w:w="5272"/>
+            <w:vAlign w:val="center"/>
+            <w:tcW w:w="5273" w:type="dxa"/>
+          </w:tcPr>
+          <w:p>
+            <w:pPr>
+              <w:spacing w:before="40" w:after="40" w:line="276" w:lineRule="auto"/>
+              <w:jc w:val="center"/>
             </w:pPr>
             <w:r>
               <w:rPr>
@@ -1496,19 +1501,18 @@
       <w:tr>
         <w:tc>
           <w:tcPr>
-            <w:tcW w:type="dxa" w:w="680"/>
-            <w:vAlign w:val="center"/>
-          </w:tcPr>
-          <w:p>
-            <w:pPr>
-              <w:spacing w:before="40" w:after="40" w:line="276" w:lineRule="auto"/>
-              <w:jc w:val="center"/>
-            </w:pPr>
-            <w:r>
-              <w:rPr>
-                <w:rFonts w:ascii="Times New Roman" w:hAnsi="Times New Roman"/>
-                <w:sz w:val="26"/>
-                <w:rFonts w:ascii="Times New Roman" w:hAnsi="Times New Roman" w:cs="Times New Roman"/>
+            <w:tcW w:type="dxa" w:w="510"/>
+            <w:vAlign w:val="center"/>
+            <w:tcW w:w="510" w:type="dxa"/>
+          </w:tcPr>
+          <w:p>
+            <w:pPr>
+              <w:jc w:val="center"/>
+            </w:pPr>
+            <w:r>
+              <w:rPr>
+                <w:rFonts w:ascii="Times New Roman" w:hAnsi="Times New Roman"/>
+                <w:sz w:val="26"/>
               </w:rPr>
               <w:t>1</w:t>
             </w:r>
@@ -1516,8 +1520,9 @@
         </w:tc>
         <w:tc>
           <w:tcPr>
-            <w:tcW w:type="dxa" w:w="3118"/>
-            <w:vAlign w:val="center"/>
+            <w:tcW w:type="dxa" w:w="2154"/>
+            <w:vAlign w:val="center"/>
+            <w:tcW w:w="2154" w:type="dxa"/>
           </w:tcPr>
           <w:p>
             <w:pPr>
@@ -1530,14 +1535,15 @@
                 <w:sz w:val="26"/>
                 <w:rFonts w:ascii="Times New Roman" w:hAnsi="Times New Roman" w:cs="Times New Roman"/>
               </w:rPr>
-              <w:t>Tiết 0: Định hướng môn học</w:t>
-            </w:r>
-          </w:p>
-        </w:tc>
-        <w:tc>
-          <w:tcPr>
-            <w:tcW w:type="dxa" w:w="850"/>
-            <w:vAlign w:val="center"/>
+              <w:t>Bài 1: Thông tin và quyết định</w:t>
+            </w:r>
+          </w:p>
+        </w:tc>
+        <w:tc>
+          <w:tcPr>
+            <w:tcW w:type="dxa" w:w="624"/>
+            <w:vAlign w:val="center"/>
+            <w:tcW w:w="623" w:type="dxa"/>
           </w:tcPr>
           <w:p>
             <w:pPr>
@@ -1556,19 +1562,18 @@
         </w:tc>
         <w:tc>
           <w:tcPr>
-            <w:tcW w:type="dxa" w:w="1247"/>
-            <w:vAlign w:val="center"/>
-          </w:tcPr>
-          <w:p>
-            <w:pPr>
-              <w:spacing w:before="40" w:after="40" w:line="276" w:lineRule="auto"/>
-              <w:jc w:val="center"/>
-            </w:pPr>
-            <w:r>
-              <w:rPr>
-                <w:rFonts w:ascii="Times New Roman" w:hAnsi="Times New Roman"/>
-                <w:sz w:val="26"/>
-                <w:rFonts w:ascii="Times New Roman" w:hAnsi="Times New Roman" w:cs="Times New Roman"/>
+            <w:tcW w:type="dxa" w:w="794"/>
+            <w:vAlign w:val="center"/>
+            <w:tcW w:w="793" w:type="dxa"/>
+          </w:tcPr>
+          <w:p>
+            <w:pPr>
+              <w:jc w:val="center"/>
+            </w:pPr>
+            <w:r>
+              <w:rPr>
+                <w:rFonts w:ascii="Times New Roman" w:hAnsi="Times New Roman"/>
+                <w:sz w:val="26"/>
               </w:rPr>
               <w:t>1</w:t>
             </w:r>
@@ -1576,8 +1581,9 @@
         </w:tc>
         <w:tc>
           <w:tcPr>
-            <w:tcW w:type="dxa" w:w="3402"/>
-            <w:vAlign w:val="center"/>
+            <w:tcW w:type="dxa" w:w="5272"/>
+            <w:vAlign w:val="center"/>
+            <w:tcW w:w="5273" w:type="dxa"/>
           </w:tcPr>
           <w:p>
             <w:pPr>
@@ -1590,7 +1596,7 @@
                 <w:sz w:val="26"/>
                 <w:rFonts w:ascii="Times New Roman" w:hAnsi="Times New Roman" w:cs="Times New Roman"/>
               </w:rPr>
-              <w:t>Giới thiệu tổng quan môn học Tin học, phương pháp học tập hiệu quả, các quy định an toàn và nội quy phòng học bộ môn.</w:t>
+              <w:t>- Nêu ví dụ đơn giản minh họa vai trò của thông tin trong việc ra quyết định của con người.  - Nhận biết được thông tin và quyết định trong ví dụ cụ thể.  - Nhận biết ba dạng thông tin thường gặp: chữ, âm thanh, hình ảnh.</w:t>
             </w:r>
           </w:p>
         </w:tc>
@@ -1598,19 +1604,18 @@
       <w:tr>
         <w:tc>
           <w:tcPr>
-            <w:tcW w:type="dxa" w:w="680"/>
-            <w:vAlign w:val="center"/>
-          </w:tcPr>
-          <w:p>
-            <w:pPr>
-              <w:spacing w:before="40" w:after="40" w:line="276" w:lineRule="auto"/>
-              <w:jc w:val="center"/>
-            </w:pPr>
-            <w:r>
-              <w:rPr>
-                <w:rFonts w:ascii="Times New Roman" w:hAnsi="Times New Roman"/>
-                <w:sz w:val="26"/>
-                <w:rFonts w:ascii="Times New Roman" w:hAnsi="Times New Roman" w:cs="Times New Roman"/>
+            <w:tcW w:type="dxa" w:w="510"/>
+            <w:vAlign w:val="center"/>
+            <w:tcW w:w="510" w:type="dxa"/>
+          </w:tcPr>
+          <w:p>
+            <w:pPr>
+              <w:jc w:val="center"/>
+            </w:pPr>
+            <w:r>
+              <w:rPr>
+                <w:rFonts w:ascii="Times New Roman" w:hAnsi="Times New Roman"/>
+                <w:sz w:val="26"/>
               </w:rPr>
               <w:t>2</w:t>
             </w:r>
@@ -1618,8 +1623,9 @@
         </w:tc>
         <w:tc>
           <w:tcPr>
-            <w:tcW w:type="dxa" w:w="3118"/>
-            <w:vAlign w:val="center"/>
+            <w:tcW w:type="dxa" w:w="2154"/>
+            <w:vAlign w:val="center"/>
+            <w:tcW w:w="2154" w:type="dxa"/>
           </w:tcPr>
           <w:p>
             <w:pPr>
@@ -1632,14 +1638,15 @@
                 <w:sz w:val="26"/>
                 <w:rFonts w:ascii="Times New Roman" w:hAnsi="Times New Roman" w:cs="Times New Roman"/>
               </w:rPr>
-              <w:t>Bài 1: Thông tin và quyết định</w:t>
-            </w:r>
-          </w:p>
-        </w:tc>
-        <w:tc>
-          <w:tcPr>
-            <w:tcW w:type="dxa" w:w="850"/>
-            <w:vAlign w:val="center"/>
+              <w:t>Bài 2: Xử lí thông tin</w:t>
+            </w:r>
+          </w:p>
+        </w:tc>
+        <w:tc>
+          <w:tcPr>
+            <w:tcW w:type="dxa" w:w="624"/>
+            <w:vAlign w:val="center"/>
+            <w:tcW w:w="623" w:type="dxa"/>
           </w:tcPr>
           <w:p>
             <w:pPr>
@@ -1658,19 +1665,18 @@
         </w:tc>
         <w:tc>
           <w:tcPr>
-            <w:tcW w:type="dxa" w:w="1247"/>
-            <w:vAlign w:val="center"/>
-          </w:tcPr>
-          <w:p>
-            <w:pPr>
-              <w:spacing w:before="40" w:after="40" w:line="276" w:lineRule="auto"/>
-              <w:jc w:val="center"/>
-            </w:pPr>
-            <w:r>
-              <w:rPr>
-                <w:rFonts w:ascii="Times New Roman" w:hAnsi="Times New Roman"/>
-                <w:sz w:val="26"/>
-                <w:rFonts w:ascii="Times New Roman" w:hAnsi="Times New Roman" w:cs="Times New Roman"/>
+            <w:tcW w:type="dxa" w:w="794"/>
+            <w:vAlign w:val="center"/>
+            <w:tcW w:w="793" w:type="dxa"/>
+          </w:tcPr>
+          <w:p>
+            <w:pPr>
+              <w:jc w:val="center"/>
+            </w:pPr>
+            <w:r>
+              <w:rPr>
+                <w:rFonts w:ascii="Times New Roman" w:hAnsi="Times New Roman"/>
+                <w:sz w:val="26"/>
               </w:rPr>
               <w:t>2</w:t>
             </w:r>
@@ -1678,8 +1684,9 @@
         </w:tc>
         <w:tc>
           <w:tcPr>
-            <w:tcW w:type="dxa" w:w="3402"/>
-            <w:vAlign w:val="center"/>
+            <w:tcW w:type="dxa" w:w="5272"/>
+            <w:vAlign w:val="center"/>
+            <w:tcW w:w="5273" w:type="dxa"/>
           </w:tcPr>
           <w:p>
             <w:pPr>
@@ -1692,7 +1699,7 @@
                 <w:sz w:val="26"/>
                 <w:rFonts w:ascii="Times New Roman" w:hAnsi="Times New Roman" w:cs="Times New Roman"/>
               </w:rPr>
-              <w:t>- Nêu ví dụ đơn giản minh họa vai trò của thông tin trong việc ra quyết định của con người.  - Nhận biết được thông tin và quyết định trong ví dụ cụ thể.  - Nhận biết ba dạng thông tin thường gặp: chữ, âm thanh, hình ảnh.</w:t>
+              <w:t>- Nhận biết thông tin thu nhận, được xử lý và kết quả xử lý.  - Nêu ví dụ minh họa bộ não con người là bộ phận xử lý thông tin.  - Nêu ví dụ máy móc tiếp nhận thông tin để quyết định hành động.</w:t>
             </w:r>
           </w:p>
         </w:tc>
@@ -1700,19 +1707,18 @@
       <w:tr>
         <w:tc>
           <w:tcPr>
-            <w:tcW w:type="dxa" w:w="680"/>
-            <w:vAlign w:val="center"/>
-          </w:tcPr>
-          <w:p>
-            <w:pPr>
-              <w:spacing w:before="40" w:after="40" w:line="276" w:lineRule="auto"/>
-              <w:jc w:val="center"/>
-            </w:pPr>
-            <w:r>
-              <w:rPr>
-                <w:rFonts w:ascii="Times New Roman" w:hAnsi="Times New Roman"/>
-                <w:sz w:val="26"/>
-                <w:rFonts w:ascii="Times New Roman" w:hAnsi="Times New Roman" w:cs="Times New Roman"/>
+            <w:tcW w:type="dxa" w:w="510"/>
+            <w:vAlign w:val="center"/>
+            <w:tcW w:w="510" w:type="dxa"/>
+          </w:tcPr>
+          <w:p>
+            <w:pPr>
+              <w:jc w:val="center"/>
+            </w:pPr>
+            <w:r>
+              <w:rPr>
+                <w:rFonts w:ascii="Times New Roman" w:hAnsi="Times New Roman"/>
+                <w:sz w:val="26"/>
               </w:rPr>
               <w:t>3</w:t>
             </w:r>
@@ -1720,8 +1726,9 @@
         </w:tc>
         <w:tc>
           <w:tcPr>
-            <w:tcW w:type="dxa" w:w="3118"/>
-            <w:vAlign w:val="center"/>
+            <w:tcW w:type="dxa" w:w="2154"/>
+            <w:vAlign w:val="center"/>
+            <w:tcW w:w="2154" w:type="dxa"/>
           </w:tcPr>
           <w:p>
             <w:pPr>
@@ -1734,14 +1741,15 @@
                 <w:sz w:val="26"/>
                 <w:rFonts w:ascii="Times New Roman" w:hAnsi="Times New Roman" w:cs="Times New Roman"/>
               </w:rPr>
-              <w:t>Bài 2: Xử lí thông tin</w:t>
-            </w:r>
-          </w:p>
-        </w:tc>
-        <w:tc>
-          <w:tcPr>
-            <w:tcW w:type="dxa" w:w="850"/>
-            <w:vAlign w:val="center"/>
+              <w:t>Bài 3: Máy tính và em</w:t>
+            </w:r>
+          </w:p>
+        </w:tc>
+        <w:tc>
+          <w:tcPr>
+            <w:tcW w:type="dxa" w:w="624"/>
+            <w:vAlign w:val="center"/>
+            <w:tcW w:w="623" w:type="dxa"/>
           </w:tcPr>
           <w:p>
             <w:pPr>
@@ -1760,19 +1768,18 @@
         </w:tc>
         <w:tc>
           <w:tcPr>
-            <w:tcW w:type="dxa" w:w="1247"/>
-            <w:vAlign w:val="center"/>
-          </w:tcPr>
-          <w:p>
-            <w:pPr>
-              <w:spacing w:before="40" w:after="40" w:line="276" w:lineRule="auto"/>
-              <w:jc w:val="center"/>
-            </w:pPr>
-            <w:r>
-              <w:rPr>
-                <w:rFonts w:ascii="Times New Roman" w:hAnsi="Times New Roman"/>
-                <w:sz w:val="26"/>
-                <w:rFonts w:ascii="Times New Roman" w:hAnsi="Times New Roman" w:cs="Times New Roman"/>
+            <w:tcW w:type="dxa" w:w="794"/>
+            <w:vAlign w:val="center"/>
+            <w:tcW w:w="793" w:type="dxa"/>
+          </w:tcPr>
+          <w:p>
+            <w:pPr>
+              <w:jc w:val="center"/>
+            </w:pPr>
+            <w:r>
+              <w:rPr>
+                <w:rFonts w:ascii="Times New Roman" w:hAnsi="Times New Roman"/>
+                <w:sz w:val="26"/>
               </w:rPr>
               <w:t>3</w:t>
             </w:r>
@@ -1780,8 +1787,9 @@
         </w:tc>
         <w:tc>
           <w:tcPr>
-            <w:tcW w:type="dxa" w:w="3402"/>
-            <w:vAlign w:val="center"/>
+            <w:tcW w:type="dxa" w:w="5272"/>
+            <w:vAlign w:val="center"/>
+            <w:tcW w:w="5273" w:type="dxa"/>
           </w:tcPr>
           <w:p>
             <w:pPr>
@@ -1794,7 +1802,7 @@
                 <w:sz w:val="26"/>
                 <w:rFonts w:ascii="Times New Roman" w:hAnsi="Times New Roman" w:cs="Times New Roman"/>
               </w:rPr>
-              <w:t>- Nhận biết thông tin thu nhận, được xử lý và kết quả xử lý.  - Nêu ví dụ minh họa bộ não con người là bộ phận xử lý thông tin.  - Nêu ví dụ máy móc tiếp nhận thông tin để quyết định hành động.</w:t>
+              <w:t>- Nhận diện, phân biệt các dạng máy tính thông dụng và các bộ phận cơ bản (màn hình, thân máy, bàn phím, chuột).  - Nêu sơ lược chức năng các bộ phận, nhận biết màn hình cảm ứng.  - Thực hiện quy tắc an toàn về điện khi dùng máy tính. (Có bài học STEM).</w:t>
             </w:r>
           </w:p>
         </w:tc>
@@ -1802,19 +1810,18 @@
       <w:tr>
         <w:tc>
           <w:tcPr>
-            <w:tcW w:type="dxa" w:w="680"/>
-            <w:vAlign w:val="center"/>
-          </w:tcPr>
-          <w:p>
-            <w:pPr>
-              <w:spacing w:before="40" w:after="40" w:line="276" w:lineRule="auto"/>
-              <w:jc w:val="center"/>
-            </w:pPr>
-            <w:r>
-              <w:rPr>
-                <w:rFonts w:ascii="Times New Roman" w:hAnsi="Times New Roman"/>
-                <w:sz w:val="26"/>
-                <w:rFonts w:ascii="Times New Roman" w:hAnsi="Times New Roman" w:cs="Times New Roman"/>
+            <w:tcW w:type="dxa" w:w="510"/>
+            <w:vAlign w:val="center"/>
+            <w:tcW w:w="510" w:type="dxa"/>
+          </w:tcPr>
+          <w:p>
+            <w:pPr>
+              <w:jc w:val="center"/>
+            </w:pPr>
+            <w:r>
+              <w:rPr>
+                <w:rFonts w:ascii="Times New Roman" w:hAnsi="Times New Roman"/>
+                <w:sz w:val="26"/>
               </w:rPr>
               <w:t>4</w:t>
             </w:r>
@@ -1822,8 +1829,9 @@
         </w:tc>
         <w:tc>
           <w:tcPr>
-            <w:tcW w:type="dxa" w:w="3118"/>
-            <w:vAlign w:val="center"/>
+            <w:tcW w:type="dxa" w:w="2154"/>
+            <w:vAlign w:val="center"/>
+            <w:tcW w:w="2154" w:type="dxa"/>
           </w:tcPr>
           <w:p>
             <w:pPr>
@@ -1836,14 +1844,15 @@
                 <w:sz w:val="26"/>
                 <w:rFonts w:ascii="Times New Roman" w:hAnsi="Times New Roman" w:cs="Times New Roman"/>
               </w:rPr>
-              <w:t>Bài 3: Máy tính và em</w:t>
-            </w:r>
-          </w:p>
-        </w:tc>
-        <w:tc>
-          <w:tcPr>
-            <w:tcW w:type="dxa" w:w="850"/>
-            <w:vAlign w:val="center"/>
+              <w:t>Bài 4: Làm việc với máy tính</w:t>
+            </w:r>
+          </w:p>
+        </w:tc>
+        <w:tc>
+          <w:tcPr>
+            <w:tcW w:type="dxa" w:w="624"/>
+            <w:vAlign w:val="center"/>
+            <w:tcW w:w="623" w:type="dxa"/>
           </w:tcPr>
           <w:p>
             <w:pPr>
@@ -1862,19 +1871,18 @@
         </w:tc>
         <w:tc>
           <w:tcPr>
-            <w:tcW w:type="dxa" w:w="1247"/>
-            <w:vAlign w:val="center"/>
-          </w:tcPr>
-          <w:p>
-            <w:pPr>
-              <w:spacing w:before="40" w:after="40" w:line="276" w:lineRule="auto"/>
-              <w:jc w:val="center"/>
-            </w:pPr>
-            <w:r>
-              <w:rPr>
-                <w:rFonts w:ascii="Times New Roman" w:hAnsi="Times New Roman"/>
-                <w:sz w:val="26"/>
-                <w:rFonts w:ascii="Times New Roman" w:hAnsi="Times New Roman" w:cs="Times New Roman"/>
+            <w:tcW w:type="dxa" w:w="794"/>
+            <w:vAlign w:val="center"/>
+            <w:tcW w:w="793" w:type="dxa"/>
+          </w:tcPr>
+          <w:p>
+            <w:pPr>
+              <w:jc w:val="center"/>
+            </w:pPr>
+            <w:r>
+              <w:rPr>
+                <w:rFonts w:ascii="Times New Roman" w:hAnsi="Times New Roman"/>
+                <w:sz w:val="26"/>
               </w:rPr>
               <w:t>4</w:t>
             </w:r>
@@ -1882,8 +1890,9 @@
         </w:tc>
         <w:tc>
           <w:tcPr>
-            <w:tcW w:type="dxa" w:w="3402"/>
-            <w:vAlign w:val="center"/>
+            <w:tcW w:type="dxa" w:w="5272"/>
+            <w:vAlign w:val="center"/>
+            <w:tcW w:w="5273" w:type="dxa"/>
           </w:tcPr>
           <w:p>
             <w:pPr>
@@ -1896,7 +1905,7 @@
                 <w:sz w:val="26"/>
                 <w:rFonts w:ascii="Times New Roman" w:hAnsi="Times New Roman" w:cs="Times New Roman"/>
               </w:rPr>
-              <w:t>- Nhận diện, phân biệt các dạng máy tính thông dụng và các bộ phận cơ bản (màn hình, thân máy, bàn phím, chuột).  - Nêu sơ lược chức năng các bộ phận, nhận biết màn hình cảm ứng.  - Thực hiện quy tắc an toàn về điện khi dùng máy tính. (Có bài học STEM).</w:t>
+              <w:t>- Ngồi đúng tư thế, giữ khoảng cách mắt phù hợp, nêu tác hại ngồi sai tư thế.  - Cầm chuột đúng cách và thực hiện các thao tác chuột cơ bản.  - Khởi động/tắt máy đúng cách; kích hoạt và thoát ứng dụng an toàn.</w:t>
             </w:r>
           </w:p>
         </w:tc>
@@ -1904,19 +1913,18 @@
       <w:tr>
         <w:tc>
           <w:tcPr>
-            <w:tcW w:type="dxa" w:w="680"/>
-            <w:vAlign w:val="center"/>
-          </w:tcPr>
-          <w:p>
-            <w:pPr>
-              <w:spacing w:before="40" w:after="40" w:line="276" w:lineRule="auto"/>
-              <w:jc w:val="center"/>
-            </w:pPr>
-            <w:r>
-              <w:rPr>
-                <w:rFonts w:ascii="Times New Roman" w:hAnsi="Times New Roman"/>
-                <w:sz w:val="26"/>
-                <w:rFonts w:ascii="Times New Roman" w:hAnsi="Times New Roman" w:cs="Times New Roman"/>
+            <w:tcW w:type="dxa" w:w="510"/>
+            <w:vAlign w:val="center"/>
+            <w:tcW w:w="510" w:type="dxa"/>
+          </w:tcPr>
+          <w:p>
+            <w:pPr>
+              <w:jc w:val="center"/>
+            </w:pPr>
+            <w:r>
+              <w:rPr>
+                <w:rFonts w:ascii="Times New Roman" w:hAnsi="Times New Roman"/>
+                <w:sz w:val="26"/>
               </w:rPr>
               <w:t>5</w:t>
             </w:r>
@@ -1924,8 +1932,9 @@
         </w:tc>
         <w:tc>
           <w:tcPr>
-            <w:tcW w:type="dxa" w:w="3118"/>
-            <w:vAlign w:val="center"/>
+            <w:tcW w:type="dxa" w:w="2154"/>
+            <w:vAlign w:val="center"/>
+            <w:tcW w:w="2154" w:type="dxa"/>
           </w:tcPr>
           <w:p>
             <w:pPr>
@@ -1938,14 +1947,15 @@
                 <w:sz w:val="26"/>
                 <w:rFonts w:ascii="Times New Roman" w:hAnsi="Times New Roman" w:cs="Times New Roman"/>
               </w:rPr>
-              <w:t>Bài 4: Làm việc với máy tính</w:t>
-            </w:r>
-          </w:p>
-        </w:tc>
-        <w:tc>
-          <w:tcPr>
-            <w:tcW w:type="dxa" w:w="850"/>
-            <w:vAlign w:val="center"/>
+              <w:t>Ôn tập Đánh giá định kỳ 1</w:t>
+            </w:r>
+          </w:p>
+        </w:tc>
+        <w:tc>
+          <w:tcPr>
+            <w:tcW w:type="dxa" w:w="624"/>
+            <w:vAlign w:val="center"/>
+            <w:tcW w:w="623" w:type="dxa"/>
           </w:tcPr>
           <w:p>
             <w:pPr>
@@ -1964,19 +1974,18 @@
         </w:tc>
         <w:tc>
           <w:tcPr>
-            <w:tcW w:type="dxa" w:w="1247"/>
-            <w:vAlign w:val="center"/>
-          </w:tcPr>
-          <w:p>
-            <w:pPr>
-              <w:spacing w:before="40" w:after="40" w:line="276" w:lineRule="auto"/>
-              <w:jc w:val="center"/>
-            </w:pPr>
-            <w:r>
-              <w:rPr>
-                <w:rFonts w:ascii="Times New Roman" w:hAnsi="Times New Roman"/>
-                <w:sz w:val="26"/>
-                <w:rFonts w:ascii="Times New Roman" w:hAnsi="Times New Roman" w:cs="Times New Roman"/>
+            <w:tcW w:type="dxa" w:w="794"/>
+            <w:vAlign w:val="center"/>
+            <w:tcW w:w="793" w:type="dxa"/>
+          </w:tcPr>
+          <w:p>
+            <w:pPr>
+              <w:jc w:val="center"/>
+            </w:pPr>
+            <w:r>
+              <w:rPr>
+                <w:rFonts w:ascii="Times New Roman" w:hAnsi="Times New Roman"/>
+                <w:sz w:val="26"/>
               </w:rPr>
               <w:t>5</w:t>
             </w:r>
@@ -1984,8 +1993,9 @@
         </w:tc>
         <w:tc>
           <w:tcPr>
-            <w:tcW w:type="dxa" w:w="3402"/>
-            <w:vAlign w:val="center"/>
+            <w:tcW w:type="dxa" w:w="5272"/>
+            <w:vAlign w:val="center"/>
+            <w:tcW w:w="5273" w:type="dxa"/>
           </w:tcPr>
           <w:p>
             <w:pPr>
@@ -1998,7 +2008,7 @@
                 <w:sz w:val="26"/>
                 <w:rFonts w:ascii="Times New Roman" w:hAnsi="Times New Roman" w:cs="Times New Roman"/>
               </w:rPr>
-              <w:t>- Ngồi đúng tư thế, giữ khoảng cách mắt phù hợp, nêu tác hại ngồi sai tư thế.  - Cầm chuột đúng cách và thực hiện các thao tác chuột cơ bản.  - Khởi động/tắt máy đúng cách; kích hoạt và thoát ứng dụng an toàn.</w:t>
+              <w:t>Hệ thống hóa kiến thức chuẩn bị Đánh giá định kỳ 1.</w:t>
             </w:r>
           </w:p>
         </w:tc>
@@ -2006,19 +2016,18 @@
       <w:tr>
         <w:tc>
           <w:tcPr>
-            <w:tcW w:type="dxa" w:w="680"/>
-            <w:vAlign w:val="center"/>
-          </w:tcPr>
-          <w:p>
-            <w:pPr>
-              <w:spacing w:before="40" w:after="40" w:line="276" w:lineRule="auto"/>
-              <w:jc w:val="center"/>
-            </w:pPr>
-            <w:r>
-              <w:rPr>
-                <w:rFonts w:ascii="Times New Roman" w:hAnsi="Times New Roman"/>
-                <w:sz w:val="26"/>
-                <w:rFonts w:ascii="Times New Roman" w:hAnsi="Times New Roman" w:cs="Times New Roman"/>
+            <w:tcW w:type="dxa" w:w="510"/>
+            <w:vAlign w:val="center"/>
+            <w:tcW w:w="510" w:type="dxa"/>
+          </w:tcPr>
+          <w:p>
+            <w:pPr>
+              <w:jc w:val="center"/>
+            </w:pPr>
+            <w:r>
+              <w:rPr>
+                <w:rFonts w:ascii="Times New Roman" w:hAnsi="Times New Roman"/>
+                <w:sz w:val="26"/>
               </w:rPr>
               <w:t>6</w:t>
             </w:r>
@@ -2026,8 +2035,9 @@
         </w:tc>
         <w:tc>
           <w:tcPr>
-            <w:tcW w:type="dxa" w:w="3118"/>
-            <w:vAlign w:val="center"/>
+            <w:tcW w:type="dxa" w:w="2154"/>
+            <w:vAlign w:val="center"/>
+            <w:tcW w:w="2154" w:type="dxa"/>
           </w:tcPr>
           <w:p>
             <w:pPr>
@@ -2040,14 +2050,15 @@
                 <w:sz w:val="26"/>
                 <w:rFonts w:ascii="Times New Roman" w:hAnsi="Times New Roman" w:cs="Times New Roman"/>
               </w:rPr>
-              <w:t>Ôn tập Đánh giá định kỳ 1</w:t>
-            </w:r>
-          </w:p>
-        </w:tc>
-        <w:tc>
-          <w:tcPr>
-            <w:tcW w:type="dxa" w:w="850"/>
-            <w:vAlign w:val="center"/>
+              <w:t>Đánh giá định kỳ 1</w:t>
+            </w:r>
+          </w:p>
+        </w:tc>
+        <w:tc>
+          <w:tcPr>
+            <w:tcW w:type="dxa" w:w="624"/>
+            <w:vAlign w:val="center"/>
+            <w:tcW w:w="623" w:type="dxa"/>
           </w:tcPr>
           <w:p>
             <w:pPr>
@@ -2066,19 +2077,18 @@
         </w:tc>
         <w:tc>
           <w:tcPr>
-            <w:tcW w:type="dxa" w:w="1247"/>
-            <w:vAlign w:val="center"/>
-          </w:tcPr>
-          <w:p>
-            <w:pPr>
-              <w:spacing w:before="40" w:after="40" w:line="276" w:lineRule="auto"/>
-              <w:jc w:val="center"/>
-            </w:pPr>
-            <w:r>
-              <w:rPr>
-                <w:rFonts w:ascii="Times New Roman" w:hAnsi="Times New Roman"/>
-                <w:sz w:val="26"/>
-                <w:rFonts w:ascii="Times New Roman" w:hAnsi="Times New Roman" w:cs="Times New Roman"/>
+            <w:tcW w:type="dxa" w:w="794"/>
+            <w:vAlign w:val="center"/>
+            <w:tcW w:w="793" w:type="dxa"/>
+          </w:tcPr>
+          <w:p>
+            <w:pPr>
+              <w:jc w:val="center"/>
+            </w:pPr>
+            <w:r>
+              <w:rPr>
+                <w:rFonts w:ascii="Times New Roman" w:hAnsi="Times New Roman"/>
+                <w:sz w:val="26"/>
               </w:rPr>
               <w:t>6</w:t>
             </w:r>
@@ -2086,8 +2096,9 @@
         </w:tc>
         <w:tc>
           <w:tcPr>
-            <w:tcW w:type="dxa" w:w="3402"/>
-            <w:vAlign w:val="center"/>
+            <w:tcW w:type="dxa" w:w="5272"/>
+            <w:vAlign w:val="center"/>
+            <w:tcW w:w="5273" w:type="dxa"/>
           </w:tcPr>
           <w:p>
             <w:pPr>
@@ -2100,7 +2111,7 @@
                 <w:sz w:val="26"/>
                 <w:rFonts w:ascii="Times New Roman" w:hAnsi="Times New Roman" w:cs="Times New Roman"/>
               </w:rPr>
-              <w:t>Hệ thống hóa kiến thức chuẩn bị Đánh giá định kỳ 1.</w:t>
+              <w:t>Kiểm tra đánh giá kết quả học tập.</w:t>
             </w:r>
           </w:p>
         </w:tc>
@@ -2108,19 +2119,18 @@
       <w:tr>
         <w:tc>
           <w:tcPr>
-            <w:tcW w:type="dxa" w:w="680"/>
-            <w:vAlign w:val="center"/>
-          </w:tcPr>
-          <w:p>
-            <w:pPr>
-              <w:spacing w:before="40" w:after="40" w:line="276" w:lineRule="auto"/>
-              <w:jc w:val="center"/>
-            </w:pPr>
-            <w:r>
-              <w:rPr>
-                <w:rFonts w:ascii="Times New Roman" w:hAnsi="Times New Roman"/>
-                <w:sz w:val="26"/>
-                <w:rFonts w:ascii="Times New Roman" w:hAnsi="Times New Roman" w:cs="Times New Roman"/>
+            <w:tcW w:type="dxa" w:w="510"/>
+            <w:vAlign w:val="center"/>
+            <w:tcW w:w="510" w:type="dxa"/>
+          </w:tcPr>
+          <w:p>
+            <w:pPr>
+              <w:jc w:val="center"/>
+            </w:pPr>
+            <w:r>
+              <w:rPr>
+                <w:rFonts w:ascii="Times New Roman" w:hAnsi="Times New Roman"/>
+                <w:sz w:val="26"/>
               </w:rPr>
               <w:t>7</w:t>
             </w:r>
@@ -2128,8 +2138,9 @@
         </w:tc>
         <w:tc>
           <w:tcPr>
-            <w:tcW w:type="dxa" w:w="3118"/>
-            <w:vAlign w:val="center"/>
+            <w:tcW w:type="dxa" w:w="2154"/>
+            <w:vAlign w:val="center"/>
+            <w:tcW w:w="2154" w:type="dxa"/>
           </w:tcPr>
           <w:p>
             <w:pPr>
@@ -2142,14 +2153,15 @@
                 <w:sz w:val="26"/>
                 <w:rFonts w:ascii="Times New Roman" w:hAnsi="Times New Roman" w:cs="Times New Roman"/>
               </w:rPr>
-              <w:t>Đánh giá định kỳ 1</w:t>
-            </w:r>
-          </w:p>
-        </w:tc>
-        <w:tc>
-          <w:tcPr>
-            <w:tcW w:type="dxa" w:w="850"/>
-            <w:vAlign w:val="center"/>
+              <w:t>Bài 5: Sử dụng bàn phím</w:t>
+            </w:r>
+          </w:p>
+        </w:tc>
+        <w:tc>
+          <w:tcPr>
+            <w:tcW w:type="dxa" w:w="624"/>
+            <w:vAlign w:val="center"/>
+            <w:tcW w:w="623" w:type="dxa"/>
           </w:tcPr>
           <w:p>
             <w:pPr>
@@ -2168,19 +2180,18 @@
         </w:tc>
         <w:tc>
           <w:tcPr>
-            <w:tcW w:type="dxa" w:w="1247"/>
-            <w:vAlign w:val="center"/>
-          </w:tcPr>
-          <w:p>
-            <w:pPr>
-              <w:spacing w:before="40" w:after="40" w:line="276" w:lineRule="auto"/>
-              <w:jc w:val="center"/>
-            </w:pPr>
-            <w:r>
-              <w:rPr>
-                <w:rFonts w:ascii="Times New Roman" w:hAnsi="Times New Roman"/>
-                <w:sz w:val="26"/>
-                <w:rFonts w:ascii="Times New Roman" w:hAnsi="Times New Roman" w:cs="Times New Roman"/>
+            <w:tcW w:type="dxa" w:w="794"/>
+            <w:vAlign w:val="center"/>
+            <w:tcW w:w="793" w:type="dxa"/>
+          </w:tcPr>
+          <w:p>
+            <w:pPr>
+              <w:jc w:val="center"/>
+            </w:pPr>
+            <w:r>
+              <w:rPr>
+                <w:rFonts w:ascii="Times New Roman" w:hAnsi="Times New Roman"/>
+                <w:sz w:val="26"/>
               </w:rPr>
               <w:t>7</w:t>
             </w:r>
@@ -2188,8 +2199,9 @@
         </w:tc>
         <w:tc>
           <w:tcPr>
-            <w:tcW w:type="dxa" w:w="3402"/>
-            <w:vAlign w:val="center"/>
+            <w:tcW w:type="dxa" w:w="5272"/>
+            <w:vAlign w:val="center"/>
+            <w:tcW w:w="5273" w:type="dxa"/>
           </w:tcPr>
           <w:p>
             <w:pPr>
@@ -2202,7 +2214,7 @@
                 <w:sz w:val="26"/>
                 <w:rFonts w:ascii="Times New Roman" w:hAnsi="Times New Roman" w:cs="Times New Roman"/>
               </w:rPr>
-              <w:t>Kiểm tra đánh giá kết quả học tập.</w:t>
+              <w:t>- Chỉ ra khu vực chính của bàn phím và gọi tên các hàng phím.  - Biết vị trí đặt ngón tay trên hàng phím cơ sở và thực hiện gõ phím đúng quy định.</w:t>
             </w:r>
           </w:p>
         </w:tc>
@@ -2210,19 +2222,18 @@
       <w:tr>
         <w:tc>
           <w:tcPr>
-            <w:tcW w:type="dxa" w:w="680"/>
-            <w:vAlign w:val="center"/>
-          </w:tcPr>
-          <w:p>
-            <w:pPr>
-              <w:spacing w:before="40" w:after="40" w:line="276" w:lineRule="auto"/>
-              <w:jc w:val="center"/>
-            </w:pPr>
-            <w:r>
-              <w:rPr>
-                <w:rFonts w:ascii="Times New Roman" w:hAnsi="Times New Roman"/>
-                <w:sz w:val="26"/>
-                <w:rFonts w:ascii="Times New Roman" w:hAnsi="Times New Roman" w:cs="Times New Roman"/>
+            <w:tcW w:type="dxa" w:w="510"/>
+            <w:vAlign w:val="center"/>
+            <w:tcW w:w="510" w:type="dxa"/>
+          </w:tcPr>
+          <w:p>
+            <w:pPr>
+              <w:jc w:val="center"/>
+            </w:pPr>
+            <w:r>
+              <w:rPr>
+                <w:rFonts w:ascii="Times New Roman" w:hAnsi="Times New Roman"/>
+                <w:sz w:val="26"/>
               </w:rPr>
               <w:t>8</w:t>
             </w:r>
@@ -2230,8 +2241,9 @@
         </w:tc>
         <w:tc>
           <w:tcPr>
-            <w:tcW w:type="dxa" w:w="3118"/>
-            <w:vAlign w:val="center"/>
+            <w:tcW w:type="dxa" w:w="2154"/>
+            <w:vAlign w:val="center"/>
+            <w:tcW w:w="2154" w:type="dxa"/>
           </w:tcPr>
           <w:p>
             <w:pPr>
@@ -2244,14 +2256,15 @@
                 <w:sz w:val="26"/>
                 <w:rFonts w:ascii="Times New Roman" w:hAnsi="Times New Roman" w:cs="Times New Roman"/>
               </w:rPr>
-              <w:t>Bài 5: Sử dụng bàn phím</w:t>
-            </w:r>
-          </w:p>
-        </w:tc>
-        <w:tc>
-          <w:tcPr>
-            <w:tcW w:type="dxa" w:w="850"/>
-            <w:vAlign w:val="center"/>
+              <w:t>Bài 6: Khám phá thông tin trên Internet</w:t>
+            </w:r>
+          </w:p>
+        </w:tc>
+        <w:tc>
+          <w:tcPr>
+            <w:tcW w:type="dxa" w:w="624"/>
+            <w:vAlign w:val="center"/>
+            <w:tcW w:w="623" w:type="dxa"/>
           </w:tcPr>
           <w:p>
             <w:pPr>
@@ -2270,19 +2283,18 @@
         </w:tc>
         <w:tc>
           <w:tcPr>
-            <w:tcW w:type="dxa" w:w="1247"/>
-            <w:vAlign w:val="center"/>
-          </w:tcPr>
-          <w:p>
-            <w:pPr>
-              <w:spacing w:before="40" w:after="40" w:line="276" w:lineRule="auto"/>
-              <w:jc w:val="center"/>
-            </w:pPr>
-            <w:r>
-              <w:rPr>
-                <w:rFonts w:ascii="Times New Roman" w:hAnsi="Times New Roman"/>
-                <w:sz w:val="26"/>
-                <w:rFonts w:ascii="Times New Roman" w:hAnsi="Times New Roman" w:cs="Times New Roman"/>
+            <w:tcW w:type="dxa" w:w="794"/>
+            <w:vAlign w:val="center"/>
+            <w:tcW w:w="793" w:type="dxa"/>
+          </w:tcPr>
+          <w:p>
+            <w:pPr>
+              <w:jc w:val="center"/>
+            </w:pPr>
+            <w:r>
+              <w:rPr>
+                <w:rFonts w:ascii="Times New Roman" w:hAnsi="Times New Roman"/>
+                <w:sz w:val="26"/>
               </w:rPr>
               <w:t>8</w:t>
             </w:r>
@@ -2290,8 +2302,9 @@
         </w:tc>
         <w:tc>
           <w:tcPr>
-            <w:tcW w:type="dxa" w:w="3402"/>
-            <w:vAlign w:val="center"/>
+            <w:tcW w:type="dxa" w:w="5272"/>
+            <w:vAlign w:val="center"/>
+            <w:tcW w:w="5273" w:type="dxa"/>
           </w:tcPr>
           <w:p>
             <w:pPr>
@@ -2304,7 +2317,7 @@
                 <w:sz w:val="26"/>
                 <w:rFonts w:ascii="Times New Roman" w:hAnsi="Times New Roman" w:cs="Times New Roman"/>
               </w:rPr>
-              <w:t>- Chỉ ra khu vực chính của bàn phím và gọi tên các hàng phím.  - Biết vị trí đặt ngón tay trên hàng phím cơ sở và thực hiện gõ phím đúng quy định.</w:t>
+              <w:t>- Nêu ví dụ về tin tức, chương trình giải trí xem được trên Internet.  - Nêu ví dụ về thông tin không có sẵn trong máy tính nhưng tìm thấy trên Internet.  - Biết không phải thông tin nào trên Internet cũng phù hợp lứa tuổi.</w:t>
             </w:r>
           </w:p>
         </w:tc>
@@ -2312,19 +2325,18 @@
       <w:tr>
         <w:tc>
           <w:tcPr>
-            <w:tcW w:type="dxa" w:w="680"/>
-            <w:vAlign w:val="center"/>
-          </w:tcPr>
-          <w:p>
-            <w:pPr>
-              <w:spacing w:before="40" w:after="40" w:line="276" w:lineRule="auto"/>
-              <w:jc w:val="center"/>
-            </w:pPr>
-            <w:r>
-              <w:rPr>
-                <w:rFonts w:ascii="Times New Roman" w:hAnsi="Times New Roman"/>
-                <w:sz w:val="26"/>
-                <w:rFonts w:ascii="Times New Roman" w:hAnsi="Times New Roman" w:cs="Times New Roman"/>
+            <w:tcW w:type="dxa" w:w="510"/>
+            <w:vAlign w:val="center"/>
+            <w:tcW w:w="510" w:type="dxa"/>
+          </w:tcPr>
+          <w:p>
+            <w:pPr>
+              <w:jc w:val="center"/>
+            </w:pPr>
+            <w:r>
+              <w:rPr>
+                <w:rFonts w:ascii="Times New Roman" w:hAnsi="Times New Roman"/>
+                <w:sz w:val="26"/>
               </w:rPr>
               <w:t>9</w:t>
             </w:r>
@@ -2332,8 +2344,9 @@
         </w:tc>
         <w:tc>
           <w:tcPr>
-            <w:tcW w:type="dxa" w:w="3118"/>
-            <w:vAlign w:val="center"/>
+            <w:tcW w:type="dxa" w:w="2154"/>
+            <w:vAlign w:val="center"/>
+            <w:tcW w:w="2154" w:type="dxa"/>
           </w:tcPr>
           <w:p>
             <w:pPr>
@@ -2346,14 +2359,15 @@
                 <w:sz w:val="26"/>
                 <w:rFonts w:ascii="Times New Roman" w:hAnsi="Times New Roman" w:cs="Times New Roman"/>
               </w:rPr>
-              <w:t>Bài 6: Khám phá thông tin trên Internet</w:t>
-            </w:r>
-          </w:p>
-        </w:tc>
-        <w:tc>
-          <w:tcPr>
-            <w:tcW w:type="dxa" w:w="850"/>
-            <w:vAlign w:val="center"/>
+              <w:t>Bài 7: Sắp xếp để dễ tìm</w:t>
+            </w:r>
+          </w:p>
+        </w:tc>
+        <w:tc>
+          <w:tcPr>
+            <w:tcW w:type="dxa" w:w="624"/>
+            <w:vAlign w:val="center"/>
+            <w:tcW w:w="623" w:type="dxa"/>
           </w:tcPr>
           <w:p>
             <w:pPr>
@@ -2372,19 +2386,18 @@
         </w:tc>
         <w:tc>
           <w:tcPr>
-            <w:tcW w:type="dxa" w:w="1247"/>
-            <w:vAlign w:val="center"/>
-          </w:tcPr>
-          <w:p>
-            <w:pPr>
-              <w:spacing w:before="40" w:after="40" w:line="276" w:lineRule="auto"/>
-              <w:jc w:val="center"/>
-            </w:pPr>
-            <w:r>
-              <w:rPr>
-                <w:rFonts w:ascii="Times New Roman" w:hAnsi="Times New Roman"/>
-                <w:sz w:val="26"/>
-                <w:rFonts w:ascii="Times New Roman" w:hAnsi="Times New Roman" w:cs="Times New Roman"/>
+            <w:tcW w:type="dxa" w:w="794"/>
+            <w:vAlign w:val="center"/>
+            <w:tcW w:w="793" w:type="dxa"/>
+          </w:tcPr>
+          <w:p>
+            <w:pPr>
+              <w:jc w:val="center"/>
+            </w:pPr>
+            <w:r>
+              <w:rPr>
+                <w:rFonts w:ascii="Times New Roman" w:hAnsi="Times New Roman"/>
+                <w:sz w:val="26"/>
               </w:rPr>
               <w:t>9</w:t>
             </w:r>
@@ -2392,8 +2405,9 @@
         </w:tc>
         <w:tc>
           <w:tcPr>
-            <w:tcW w:type="dxa" w:w="3402"/>
-            <w:vAlign w:val="center"/>
+            <w:tcW w:type="dxa" w:w="5272"/>
+            <w:vAlign w:val="center"/>
+            <w:tcW w:w="5273" w:type="dxa"/>
           </w:tcPr>
           <w:p>
             <w:pPr>
@@ -2406,7 +2420,7 @@
                 <w:sz w:val="26"/>
                 <w:rFonts w:ascii="Times New Roman" w:hAnsi="Times New Roman" w:cs="Times New Roman"/>
               </w:rPr>
-              <w:t>- Nêu ví dụ về tin tức, chương trình giải trí xem được trên Internet.  - Nêu ví dụ về thông tin không có sẵn trong máy tính nhưng tìm thấy trên Internet.  - Biết không phải thông tin nào trên Internet cũng phù hợp lứa tuổi.</w:t>
+              <w:t>- Giải thích được nếu sắp xếp đồ vật/dữ liệu hợp lý sẽ tìm nhanh hơn.  - Sắp xếp đồ vật hay dữ liệu hợp lý theo yêu cầu cụ thể.</w:t>
             </w:r>
           </w:p>
         </w:tc>
@@ -2414,19 +2428,18 @@
       <w:tr>
         <w:tc>
           <w:tcPr>
-            <w:tcW w:type="dxa" w:w="680"/>
-            <w:vAlign w:val="center"/>
-          </w:tcPr>
-          <w:p>
-            <w:pPr>
-              <w:spacing w:before="40" w:after="40" w:line="276" w:lineRule="auto"/>
-              <w:jc w:val="center"/>
-            </w:pPr>
-            <w:r>
-              <w:rPr>
-                <w:rFonts w:ascii="Times New Roman" w:hAnsi="Times New Roman"/>
-                <w:sz w:val="26"/>
-                <w:rFonts w:ascii="Times New Roman" w:hAnsi="Times New Roman" w:cs="Times New Roman"/>
+            <w:tcW w:type="dxa" w:w="510"/>
+            <w:vAlign w:val="center"/>
+            <w:tcW w:w="510" w:type="dxa"/>
+          </w:tcPr>
+          <w:p>
+            <w:pPr>
+              <w:jc w:val="center"/>
+            </w:pPr>
+            <w:r>
+              <w:rPr>
+                <w:rFonts w:ascii="Times New Roman" w:hAnsi="Times New Roman"/>
+                <w:sz w:val="26"/>
               </w:rPr>
               <w:t>10</w:t>
             </w:r>
@@ -2434,8 +2447,9 @@
         </w:tc>
         <w:tc>
           <w:tcPr>
-            <w:tcW w:type="dxa" w:w="3118"/>
-            <w:vAlign w:val="center"/>
+            <w:tcW w:type="dxa" w:w="2154"/>
+            <w:vAlign w:val="center"/>
+            <w:tcW w:w="2154" w:type="dxa"/>
           </w:tcPr>
           <w:p>
             <w:pPr>
@@ -2448,14 +2462,15 @@
                 <w:sz w:val="26"/>
                 <w:rFonts w:ascii="Times New Roman" w:hAnsi="Times New Roman" w:cs="Times New Roman"/>
               </w:rPr>
-              <w:t>Bài 7: Sắp xếp để dễ tìm</w:t>
-            </w:r>
-          </w:p>
-        </w:tc>
-        <w:tc>
-          <w:tcPr>
-            <w:tcW w:type="dxa" w:w="850"/>
-            <w:vAlign w:val="center"/>
+              <w:t>Bài 8: Sơ đồ hình cây. Tổ chức thông tin trong máy tính</w:t>
+            </w:r>
+          </w:p>
+        </w:tc>
+        <w:tc>
+          <w:tcPr>
+            <w:tcW w:type="dxa" w:w="624"/>
+            <w:vAlign w:val="center"/>
+            <w:tcW w:w="623" w:type="dxa"/>
           </w:tcPr>
           <w:p>
             <w:pPr>
@@ -2474,19 +2489,18 @@
         </w:tc>
         <w:tc>
           <w:tcPr>
-            <w:tcW w:type="dxa" w:w="1247"/>
-            <w:vAlign w:val="center"/>
-          </w:tcPr>
-          <w:p>
-            <w:pPr>
-              <w:spacing w:before="40" w:after="40" w:line="276" w:lineRule="auto"/>
-              <w:jc w:val="center"/>
-            </w:pPr>
-            <w:r>
-              <w:rPr>
-                <w:rFonts w:ascii="Times New Roman" w:hAnsi="Times New Roman"/>
-                <w:sz w:val="26"/>
-                <w:rFonts w:ascii="Times New Roman" w:hAnsi="Times New Roman" w:cs="Times New Roman"/>
+            <w:tcW w:type="dxa" w:w="794"/>
+            <w:vAlign w:val="center"/>
+            <w:tcW w:w="793" w:type="dxa"/>
+          </w:tcPr>
+          <w:p>
+            <w:pPr>
+              <w:jc w:val="center"/>
+            </w:pPr>
+            <w:r>
+              <w:rPr>
+                <w:rFonts w:ascii="Times New Roman" w:hAnsi="Times New Roman"/>
+                <w:sz w:val="26"/>
               </w:rPr>
               <w:t>10</w:t>
             </w:r>
@@ -2494,8 +2508,9 @@
         </w:tc>
         <w:tc>
           <w:tcPr>
-            <w:tcW w:type="dxa" w:w="3402"/>
-            <w:vAlign w:val="center"/>
+            <w:tcW w:type="dxa" w:w="5272"/>
+            <w:vAlign w:val="center"/>
+            <w:tcW w:w="5273" w:type="dxa"/>
           </w:tcPr>
           <w:p>
             <w:pPr>
@@ -2508,7 +2523,7 @@
                 <w:sz w:val="26"/>
                 <w:rFonts w:ascii="Times New Roman" w:hAnsi="Times New Roman" w:cs="Times New Roman"/>
               </w:rPr>
-              <w:t>- Giải thích được nếu sắp xếp đồ vật/dữ liệu hợp lý sẽ tìm nhanh hơn.  - Sắp xếp đồ vật hay dữ liệu hợp lý theo yêu cầu cụ thể.</w:t>
+              <w:t>- Biểu diễn cách sắp xếp, phân loại bằng sơ đồ hình cây.  - Nhận biết tệp, thư mục và ổ đĩa trong máy tính; mô tả vai trò cấu trúc cây thư mục.</w:t>
             </w:r>
           </w:p>
         </w:tc>
@@ -2516,19 +2531,18 @@
       <w:tr>
         <w:tc>
           <w:tcPr>
-            <w:tcW w:type="dxa" w:w="680"/>
-            <w:vAlign w:val="center"/>
-          </w:tcPr>
-          <w:p>
-            <w:pPr>
-              <w:spacing w:before="40" w:after="40" w:line="276" w:lineRule="auto"/>
-              <w:jc w:val="center"/>
-            </w:pPr>
-            <w:r>
-              <w:rPr>
-                <w:rFonts w:ascii="Times New Roman" w:hAnsi="Times New Roman"/>
-                <w:sz w:val="26"/>
-                <w:rFonts w:ascii="Times New Roman" w:hAnsi="Times New Roman" w:cs="Times New Roman"/>
+            <w:tcW w:type="dxa" w:w="510"/>
+            <w:vAlign w:val="center"/>
+            <w:tcW w:w="510" w:type="dxa"/>
+          </w:tcPr>
+          <w:p>
+            <w:pPr>
+              <w:jc w:val="center"/>
+            </w:pPr>
+            <w:r>
+              <w:rPr>
+                <w:rFonts w:ascii="Times New Roman" w:hAnsi="Times New Roman"/>
+                <w:sz w:val="26"/>
               </w:rPr>
               <w:t>11</w:t>
             </w:r>
@@ -2536,8 +2550,9 @@
         </w:tc>
         <w:tc>
           <w:tcPr>
-            <w:tcW w:type="dxa" w:w="3118"/>
-            <w:vAlign w:val="center"/>
+            <w:tcW w:type="dxa" w:w="2154"/>
+            <w:vAlign w:val="center"/>
+            <w:tcW w:w="2154" w:type="dxa"/>
           </w:tcPr>
           <w:p>
             <w:pPr>
@@ -2550,14 +2565,15 @@
                 <w:sz w:val="26"/>
                 <w:rFonts w:ascii="Times New Roman" w:hAnsi="Times New Roman" w:cs="Times New Roman"/>
               </w:rPr>
-              <w:t>Bài 8: Sơ đồ hình cây. Tổ chức thông tin trong máy tính</w:t>
-            </w:r>
-          </w:p>
-        </w:tc>
-        <w:tc>
-          <w:tcPr>
-            <w:tcW w:type="dxa" w:w="850"/>
-            <w:vAlign w:val="center"/>
+              <w:t>Ôn tập Đánh giá định kỳ 2</w:t>
+            </w:r>
+          </w:p>
+        </w:tc>
+        <w:tc>
+          <w:tcPr>
+            <w:tcW w:type="dxa" w:w="624"/>
+            <w:vAlign w:val="center"/>
+            <w:tcW w:w="623" w:type="dxa"/>
           </w:tcPr>
           <w:p>
             <w:pPr>
@@ -2576,19 +2592,18 @@
         </w:tc>
         <w:tc>
           <w:tcPr>
-            <w:tcW w:type="dxa" w:w="1247"/>
-            <w:vAlign w:val="center"/>
-          </w:tcPr>
-          <w:p>
-            <w:pPr>
-              <w:spacing w:before="40" w:after="40" w:line="276" w:lineRule="auto"/>
-              <w:jc w:val="center"/>
-            </w:pPr>
-            <w:r>
-              <w:rPr>
-                <w:rFonts w:ascii="Times New Roman" w:hAnsi="Times New Roman"/>
-                <w:sz w:val="26"/>
-                <w:rFonts w:ascii="Times New Roman" w:hAnsi="Times New Roman" w:cs="Times New Roman"/>
+            <w:tcW w:type="dxa" w:w="794"/>
+            <w:vAlign w:val="center"/>
+            <w:tcW w:w="793" w:type="dxa"/>
+          </w:tcPr>
+          <w:p>
+            <w:pPr>
+              <w:jc w:val="center"/>
+            </w:pPr>
+            <w:r>
+              <w:rPr>
+                <w:rFonts w:ascii="Times New Roman" w:hAnsi="Times New Roman"/>
+                <w:sz w:val="26"/>
               </w:rPr>
               <w:t>11</w:t>
             </w:r>
@@ -2596,8 +2611,9 @@
         </w:tc>
         <w:tc>
           <w:tcPr>
-            <w:tcW w:type="dxa" w:w="3402"/>
-            <w:vAlign w:val="center"/>
+            <w:tcW w:type="dxa" w:w="5272"/>
+            <w:vAlign w:val="center"/>
+            <w:tcW w:w="5273" w:type="dxa"/>
           </w:tcPr>
           <w:p>
             <w:pPr>
@@ -2610,7 +2626,7 @@
                 <w:sz w:val="26"/>
                 <w:rFonts w:ascii="Times New Roman" w:hAnsi="Times New Roman" w:cs="Times New Roman"/>
               </w:rPr>
-              <w:t>- Biểu diễn cách sắp xếp, phân loại bằng sơ đồ hình cây.  - Nhận biết tệp, thư mục và ổ đĩa trong máy tính; mô tả vai trò cấu trúc cây thư mục.</w:t>
+              <w:t>Hệ thống hóa kiến thức chuẩn bị Đánh giá định kỳ 2.</w:t>
             </w:r>
           </w:p>
         </w:tc>
@@ -2618,19 +2634,18 @@
       <w:tr>
         <w:tc>
           <w:tcPr>
-            <w:tcW w:type="dxa" w:w="680"/>
-            <w:vAlign w:val="center"/>
-          </w:tcPr>
-          <w:p>
-            <w:pPr>
-              <w:spacing w:before="40" w:after="40" w:line="276" w:lineRule="auto"/>
-              <w:jc w:val="center"/>
-            </w:pPr>
-            <w:r>
-              <w:rPr>
-                <w:rFonts w:ascii="Times New Roman" w:hAnsi="Times New Roman"/>
-                <w:sz w:val="26"/>
-                <w:rFonts w:ascii="Times New Roman" w:hAnsi="Times New Roman" w:cs="Times New Roman"/>
+            <w:tcW w:type="dxa" w:w="510"/>
+            <w:vAlign w:val="center"/>
+            <w:tcW w:w="510" w:type="dxa"/>
+          </w:tcPr>
+          <w:p>
+            <w:pPr>
+              <w:jc w:val="center"/>
+            </w:pPr>
+            <w:r>
+              <w:rPr>
+                <w:rFonts w:ascii="Times New Roman" w:hAnsi="Times New Roman"/>
+                <w:sz w:val="26"/>
               </w:rPr>
               <w:t>12</w:t>
             </w:r>
@@ -2638,8 +2653,9 @@
         </w:tc>
         <w:tc>
           <w:tcPr>
-            <w:tcW w:type="dxa" w:w="3118"/>
-            <w:vAlign w:val="center"/>
+            <w:tcW w:type="dxa" w:w="2154"/>
+            <w:vAlign w:val="center"/>
+            <w:tcW w:w="2154" w:type="dxa"/>
           </w:tcPr>
           <w:p>
             <w:pPr>
@@ -2652,14 +2668,15 @@
                 <w:sz w:val="26"/>
                 <w:rFonts w:ascii="Times New Roman" w:hAnsi="Times New Roman" w:cs="Times New Roman"/>
               </w:rPr>
-              <w:t>Ôn tập Đánh giá định kỳ 2</w:t>
-            </w:r>
-          </w:p>
-        </w:tc>
-        <w:tc>
-          <w:tcPr>
-            <w:tcW w:type="dxa" w:w="850"/>
-            <w:vAlign w:val="center"/>
+              <w:t>Đánh giá định kỳ 2</w:t>
+            </w:r>
+          </w:p>
+        </w:tc>
+        <w:tc>
+          <w:tcPr>
+            <w:tcW w:type="dxa" w:w="624"/>
+            <w:vAlign w:val="center"/>
+            <w:tcW w:w="623" w:type="dxa"/>
           </w:tcPr>
           <w:p>
             <w:pPr>
@@ -2678,19 +2695,18 @@
         </w:tc>
         <w:tc>
           <w:tcPr>
-            <w:tcW w:type="dxa" w:w="1247"/>
-            <w:vAlign w:val="center"/>
-          </w:tcPr>
-          <w:p>
-            <w:pPr>
-              <w:spacing w:before="40" w:after="40" w:line="276" w:lineRule="auto"/>
-              <w:jc w:val="center"/>
-            </w:pPr>
-            <w:r>
-              <w:rPr>
-                <w:rFonts w:ascii="Times New Roman" w:hAnsi="Times New Roman"/>
-                <w:sz w:val="26"/>
-                <w:rFonts w:ascii="Times New Roman" w:hAnsi="Times New Roman" w:cs="Times New Roman"/>
+            <w:tcW w:type="dxa" w:w="794"/>
+            <w:vAlign w:val="center"/>
+            <w:tcW w:w="793" w:type="dxa"/>
+          </w:tcPr>
+          <w:p>
+            <w:pPr>
+              <w:jc w:val="center"/>
+            </w:pPr>
+            <w:r>
+              <w:rPr>
+                <w:rFonts w:ascii="Times New Roman" w:hAnsi="Times New Roman"/>
+                <w:sz w:val="26"/>
               </w:rPr>
               <w:t>12</w:t>
             </w:r>
@@ -2698,8 +2714,9 @@
         </w:tc>
         <w:tc>
           <w:tcPr>
-            <w:tcW w:type="dxa" w:w="3402"/>
-            <w:vAlign w:val="center"/>
+            <w:tcW w:type="dxa" w:w="5272"/>
+            <w:vAlign w:val="center"/>
+            <w:tcW w:w="5273" w:type="dxa"/>
           </w:tcPr>
           <w:p>
             <w:pPr>
@@ -2712,7 +2729,7 @@
                 <w:sz w:val="26"/>
                 <w:rFonts w:ascii="Times New Roman" w:hAnsi="Times New Roman" w:cs="Times New Roman"/>
               </w:rPr>
-              <w:t>Hệ thống hóa kiến thức chuẩn bị Đánh giá định kỳ 2.</w:t>
+              <w:t>Kiểm tra đánh giá kết quả học tập.</w:t>
             </w:r>
           </w:p>
         </w:tc>
@@ -2720,19 +2737,18 @@
       <w:tr>
         <w:tc>
           <w:tcPr>
-            <w:tcW w:type="dxa" w:w="680"/>
-            <w:vAlign w:val="center"/>
-          </w:tcPr>
-          <w:p>
-            <w:pPr>
-              <w:spacing w:before="40" w:after="40" w:line="276" w:lineRule="auto"/>
-              <w:jc w:val="center"/>
-            </w:pPr>
-            <w:r>
-              <w:rPr>
-                <w:rFonts w:ascii="Times New Roman" w:hAnsi="Times New Roman"/>
-                <w:sz w:val="26"/>
-                <w:rFonts w:ascii="Times New Roman" w:hAnsi="Times New Roman" w:cs="Times New Roman"/>
+            <w:tcW w:type="dxa" w:w="510"/>
+            <w:vAlign w:val="center"/>
+            <w:tcW w:w="510" w:type="dxa"/>
+          </w:tcPr>
+          <w:p>
+            <w:pPr>
+              <w:jc w:val="center"/>
+            </w:pPr>
+            <w:r>
+              <w:rPr>
+                <w:rFonts w:ascii="Times New Roman" w:hAnsi="Times New Roman"/>
+                <w:sz w:val="26"/>
               </w:rPr>
               <w:t>13</w:t>
             </w:r>
@@ -2740,8 +2756,9 @@
         </w:tc>
         <w:tc>
           <w:tcPr>
-            <w:tcW w:type="dxa" w:w="3118"/>
-            <w:vAlign w:val="center"/>
+            <w:tcW w:type="dxa" w:w="2154"/>
+            <w:vAlign w:val="center"/>
+            <w:tcW w:w="2154" w:type="dxa"/>
           </w:tcPr>
           <w:p>
             <w:pPr>
@@ -2754,14 +2771,15 @@
                 <w:sz w:val="26"/>
                 <w:rFonts w:ascii="Times New Roman" w:hAnsi="Times New Roman" w:cs="Times New Roman"/>
               </w:rPr>
-              <w:t>Đánh giá định kỳ 2</w:t>
-            </w:r>
-          </w:p>
-        </w:tc>
-        <w:tc>
-          <w:tcPr>
-            <w:tcW w:type="dxa" w:w="850"/>
-            <w:vAlign w:val="center"/>
+              <w:t>Bài 11: Thực hành với tệp và thư mục trong máy tính</w:t>
+            </w:r>
+          </w:p>
+        </w:tc>
+        <w:tc>
+          <w:tcPr>
+            <w:tcW w:type="dxa" w:w="624"/>
+            <w:vAlign w:val="center"/>
+            <w:tcW w:w="623" w:type="dxa"/>
           </w:tcPr>
           <w:p>
             <w:pPr>
@@ -2780,19 +2798,18 @@
         </w:tc>
         <w:tc>
           <w:tcPr>
-            <w:tcW w:type="dxa" w:w="1247"/>
-            <w:vAlign w:val="center"/>
-          </w:tcPr>
-          <w:p>
-            <w:pPr>
-              <w:spacing w:before="40" w:after="40" w:line="276" w:lineRule="auto"/>
-              <w:jc w:val="center"/>
-            </w:pPr>
-            <w:r>
-              <w:rPr>
-                <w:rFonts w:ascii="Times New Roman" w:hAnsi="Times New Roman"/>
-                <w:sz w:val="26"/>
-                <w:rFonts w:ascii="Times New Roman" w:hAnsi="Times New Roman" w:cs="Times New Roman"/>
+            <w:tcW w:type="dxa" w:w="794"/>
+            <w:vAlign w:val="center"/>
+            <w:tcW w:w="793" w:type="dxa"/>
+          </w:tcPr>
+          <w:p>
+            <w:pPr>
+              <w:jc w:val="center"/>
+            </w:pPr>
+            <w:r>
+              <w:rPr>
+                <w:rFonts w:ascii="Times New Roman" w:hAnsi="Times New Roman"/>
+                <w:sz w:val="26"/>
               </w:rPr>
               <w:t>13</w:t>
             </w:r>
@@ -2800,8 +2817,9 @@
         </w:tc>
         <w:tc>
           <w:tcPr>
-            <w:tcW w:type="dxa" w:w="3402"/>
-            <w:vAlign w:val="center"/>
+            <w:tcW w:type="dxa" w:w="5272"/>
+            <w:vAlign w:val="center"/>
+            <w:tcW w:w="5273" w:type="dxa"/>
           </w:tcPr>
           <w:p>
             <w:pPr>
@@ -2814,7 +2832,7 @@
                 <w:sz w:val="26"/>
                 <w:rFonts w:ascii="Times New Roman" w:hAnsi="Times New Roman" w:cs="Times New Roman"/>
               </w:rPr>
-              <w:t>Kiểm tra đánh giá kết quả học tập.</w:t>
+              <w:t>- Tìm hiểu cấu trúc cây của thư mục.  - Thực hiện được việc tạo, xóa, đổi tên thư mục và tìm tệp theo yêu cầu. (Có bài học STEM).</w:t>
             </w:r>
           </w:p>
         </w:tc>
@@ -2822,19 +2840,18 @@
       <w:tr>
         <w:tc>
           <w:tcPr>
-            <w:tcW w:type="dxa" w:w="680"/>
-            <w:vAlign w:val="center"/>
-          </w:tcPr>
-          <w:p>
-            <w:pPr>
-              <w:spacing w:before="40" w:after="40" w:line="276" w:lineRule="auto"/>
-              <w:jc w:val="center"/>
-            </w:pPr>
-            <w:r>
-              <w:rPr>
-                <w:rFonts w:ascii="Times New Roman" w:hAnsi="Times New Roman"/>
-                <w:sz w:val="26"/>
-                <w:rFonts w:ascii="Times New Roman" w:hAnsi="Times New Roman" w:cs="Times New Roman"/>
+            <w:tcW w:type="dxa" w:w="510"/>
+            <w:vAlign w:val="center"/>
+            <w:tcW w:w="510" w:type="dxa"/>
+          </w:tcPr>
+          <w:p>
+            <w:pPr>
+              <w:jc w:val="center"/>
+            </w:pPr>
+            <w:r>
+              <w:rPr>
+                <w:rFonts w:ascii="Times New Roman" w:hAnsi="Times New Roman"/>
+                <w:sz w:val="26"/>
               </w:rPr>
               <w:t>14</w:t>
             </w:r>
@@ -2842,8 +2859,9 @@
         </w:tc>
         <w:tc>
           <w:tcPr>
-            <w:tcW w:type="dxa" w:w="3118"/>
-            <w:vAlign w:val="center"/>
+            <w:tcW w:type="dxa" w:w="2154"/>
+            <w:vAlign w:val="center"/>
+            <w:tcW w:w="2154" w:type="dxa"/>
           </w:tcPr>
           <w:p>
             <w:pPr>
@@ -2856,14 +2874,15 @@
                 <w:sz w:val="26"/>
                 <w:rFonts w:ascii="Times New Roman" w:hAnsi="Times New Roman" w:cs="Times New Roman"/>
               </w:rPr>
-              <w:t>Bài 11: Thực hành với tệp và thư mục trong máy tính</w:t>
-            </w:r>
-          </w:p>
-        </w:tc>
-        <w:tc>
-          <w:tcPr>
-            <w:tcW w:type="dxa" w:w="850"/>
-            <w:vAlign w:val="center"/>
+              <w:t>Bài 12: Bảo vệ thông tin khi dùng máy tính</w:t>
+            </w:r>
+          </w:p>
+        </w:tc>
+        <w:tc>
+          <w:tcPr>
+            <w:tcW w:type="dxa" w:w="624"/>
+            <w:vAlign w:val="center"/>
+            <w:tcW w:w="623" w:type="dxa"/>
           </w:tcPr>
           <w:p>
             <w:pPr>
@@ -2882,19 +2901,18 @@
         </w:tc>
         <w:tc>
           <w:tcPr>
-            <w:tcW w:type="dxa" w:w="1247"/>
-            <w:vAlign w:val="center"/>
-          </w:tcPr>
-          <w:p>
-            <w:pPr>
-              <w:spacing w:before="40" w:after="40" w:line="276" w:lineRule="auto"/>
-              <w:jc w:val="center"/>
-            </w:pPr>
-            <w:r>
-              <w:rPr>
-                <w:rFonts w:ascii="Times New Roman" w:hAnsi="Times New Roman"/>
-                <w:sz w:val="26"/>
-                <w:rFonts w:ascii="Times New Roman" w:hAnsi="Times New Roman" w:cs="Times New Roman"/>
+            <w:tcW w:type="dxa" w:w="794"/>
+            <w:vAlign w:val="center"/>
+            <w:tcW w:w="793" w:type="dxa"/>
+          </w:tcPr>
+          <w:p>
+            <w:pPr>
+              <w:jc w:val="center"/>
+            </w:pPr>
+            <w:r>
+              <w:rPr>
+                <w:rFonts w:ascii="Times New Roman" w:hAnsi="Times New Roman"/>
+                <w:sz w:val="26"/>
               </w:rPr>
               <w:t>14</w:t>
             </w:r>
@@ -2902,8 +2920,9 @@
         </w:tc>
         <w:tc>
           <w:tcPr>
-            <w:tcW w:type="dxa" w:w="3402"/>
-            <w:vAlign w:val="center"/>
+            <w:tcW w:type="dxa" w:w="5272"/>
+            <w:vAlign w:val="center"/>
+            <w:tcW w:w="5273" w:type="dxa"/>
           </w:tcPr>
           <w:p>
             <w:pPr>
@@ -2916,7 +2935,7 @@
                 <w:sz w:val="26"/>
                 <w:rFonts w:ascii="Times New Roman" w:hAnsi="Times New Roman" w:cs="Times New Roman"/>
               </w:rPr>
-              <w:t>- Tìm hiểu cấu trúc cây của thư mục.  - Thực hiện được việc tạo, xóa, đổi tên thư mục và tìm tệp theo yêu cầu. (Có bài học STEM).</w:t>
+              <w:t>- Biết thông tin cá nhân/gia đình được lưu trữ và trao đổi qua máy tính.  - Có ý thức bảo vệ thông tin cá nhân/gia đình khi giao tiếp qua máy tính.</w:t>
             </w:r>
           </w:p>
         </w:tc>
@@ -2924,19 +2943,18 @@
       <w:tr>
         <w:tc>
           <w:tcPr>
-            <w:tcW w:type="dxa" w:w="680"/>
-            <w:vAlign w:val="center"/>
-          </w:tcPr>
-          <w:p>
-            <w:pPr>
-              <w:spacing w:before="40" w:after="40" w:line="276" w:lineRule="auto"/>
-              <w:jc w:val="center"/>
-            </w:pPr>
-            <w:r>
-              <w:rPr>
-                <w:rFonts w:ascii="Times New Roman" w:hAnsi="Times New Roman"/>
-                <w:sz w:val="26"/>
-                <w:rFonts w:ascii="Times New Roman" w:hAnsi="Times New Roman" w:cs="Times New Roman"/>
+            <w:tcW w:type="dxa" w:w="510"/>
+            <w:vAlign w:val="center"/>
+            <w:tcW w:w="510" w:type="dxa"/>
+          </w:tcPr>
+          <w:p>
+            <w:pPr>
+              <w:jc w:val="center"/>
+            </w:pPr>
+            <w:r>
+              <w:rPr>
+                <w:rFonts w:ascii="Times New Roman" w:hAnsi="Times New Roman"/>
+                <w:sz w:val="26"/>
               </w:rPr>
               <w:t>15</w:t>
             </w:r>
@@ -2944,8 +2962,9 @@
         </w:tc>
         <w:tc>
           <w:tcPr>
-            <w:tcW w:type="dxa" w:w="3118"/>
-            <w:vAlign w:val="center"/>
+            <w:tcW w:type="dxa" w:w="2154"/>
+            <w:vAlign w:val="center"/>
+            <w:tcW w:w="2154" w:type="dxa"/>
           </w:tcPr>
           <w:p>
             <w:pPr>
@@ -2958,14 +2977,15 @@
                 <w:sz w:val="26"/>
                 <w:rFonts w:ascii="Times New Roman" w:hAnsi="Times New Roman" w:cs="Times New Roman"/>
               </w:rPr>
-              <w:t>Bài 12: Bảo vệ thông tin khi dùng máy tính</w:t>
-            </w:r>
-          </w:p>
-        </w:tc>
-        <w:tc>
-          <w:tcPr>
-            <w:tcW w:type="dxa" w:w="850"/>
-            <w:vAlign w:val="center"/>
+              <w:t>Bài 13: Bài trình chiếu của em</w:t>
+            </w:r>
+          </w:p>
+        </w:tc>
+        <w:tc>
+          <w:tcPr>
+            <w:tcW w:type="dxa" w:w="624"/>
+            <w:vAlign w:val="center"/>
+            <w:tcW w:w="623" w:type="dxa"/>
           </w:tcPr>
           <w:p>
             <w:pPr>
@@ -2984,19 +3004,18 @@
         </w:tc>
         <w:tc>
           <w:tcPr>
-            <w:tcW w:type="dxa" w:w="1247"/>
-            <w:vAlign w:val="center"/>
-          </w:tcPr>
-          <w:p>
-            <w:pPr>
-              <w:spacing w:before="40" w:after="40" w:line="276" w:lineRule="auto"/>
-              <w:jc w:val="center"/>
-            </w:pPr>
-            <w:r>
-              <w:rPr>
-                <w:rFonts w:ascii="Times New Roman" w:hAnsi="Times New Roman"/>
-                <w:sz w:val="26"/>
-                <w:rFonts w:ascii="Times New Roman" w:hAnsi="Times New Roman" w:cs="Times New Roman"/>
+            <w:tcW w:type="dxa" w:w="794"/>
+            <w:vAlign w:val="center"/>
+            <w:tcW w:w="793" w:type="dxa"/>
+          </w:tcPr>
+          <w:p>
+            <w:pPr>
+              <w:jc w:val="center"/>
+            </w:pPr>
+            <w:r>
+              <w:rPr>
+                <w:rFonts w:ascii="Times New Roman" w:hAnsi="Times New Roman"/>
+                <w:sz w:val="26"/>
               </w:rPr>
               <w:t>15</w:t>
             </w:r>
@@ -3004,8 +3023,9 @@
         </w:tc>
         <w:tc>
           <w:tcPr>
-            <w:tcW w:type="dxa" w:w="3402"/>
-            <w:vAlign w:val="center"/>
+            <w:tcW w:type="dxa" w:w="5272"/>
+            <w:vAlign w:val="center"/>
+            <w:tcW w:w="5273" w:type="dxa"/>
           </w:tcPr>
           <w:p>
             <w:pPr>
@@ -3018,7 +3038,7 @@
                 <w:sz w:val="26"/>
                 <w:rFonts w:ascii="Times New Roman" w:hAnsi="Times New Roman" w:cs="Times New Roman"/>
               </w:rPr>
-              <w:t>- Biết thông tin cá nhân/gia đình được lưu trữ và trao đổi qua máy tính.  - Có ý thức bảo vệ thông tin cá nhân/gia đình khi giao tiếp qua máy tính.</w:t>
+              <w:t>- Nhận biết biểu tượng và khởi động/thoát phần mềm trình chiếu.  - Tạo tệp trình chiếu, thêm trang, gõ chữ không dấu, chèn hình ảnh, lưu tệp.</w:t>
             </w:r>
           </w:p>
         </w:tc>
@@ -3026,19 +3046,18 @@
       <w:tr>
         <w:tc>
           <w:tcPr>
-            <w:tcW w:type="dxa" w:w="680"/>
-            <w:vAlign w:val="center"/>
-          </w:tcPr>
-          <w:p>
-            <w:pPr>
-              <w:spacing w:before="40" w:after="40" w:line="276" w:lineRule="auto"/>
-              <w:jc w:val="center"/>
-            </w:pPr>
-            <w:r>
-              <w:rPr>
-                <w:rFonts w:ascii="Times New Roman" w:hAnsi="Times New Roman"/>
-                <w:sz w:val="26"/>
-                <w:rFonts w:ascii="Times New Roman" w:hAnsi="Times New Roman" w:cs="Times New Roman"/>
+            <w:tcW w:type="dxa" w:w="510"/>
+            <w:vAlign w:val="center"/>
+            <w:tcW w:w="510" w:type="dxa"/>
+          </w:tcPr>
+          <w:p>
+            <w:pPr>
+              <w:jc w:val="center"/>
+            </w:pPr>
+            <w:r>
+              <w:rPr>
+                <w:rFonts w:ascii="Times New Roman" w:hAnsi="Times New Roman"/>
+                <w:sz w:val="26"/>
               </w:rPr>
               <w:t>16</w:t>
             </w:r>
@@ -3046,8 +3065,9 @@
         </w:tc>
         <w:tc>
           <w:tcPr>
-            <w:tcW w:type="dxa" w:w="3118"/>
-            <w:vAlign w:val="center"/>
+            <w:tcW w:type="dxa" w:w="2154"/>
+            <w:vAlign w:val="center"/>
+            <w:tcW w:w="2154" w:type="dxa"/>
           </w:tcPr>
           <w:p>
             <w:pPr>
@@ -3060,14 +3080,15 @@
                 <w:sz w:val="26"/>
                 <w:rFonts w:ascii="Times New Roman" w:hAnsi="Times New Roman" w:cs="Times New Roman"/>
               </w:rPr>
-              <w:t>Bài 13: Bài trình chiếu của em</w:t>
-            </w:r>
-          </w:p>
-        </w:tc>
-        <w:tc>
-          <w:tcPr>
-            <w:tcW w:type="dxa" w:w="850"/>
-            <w:vAlign w:val="center"/>
+              <w:t>Bài 14: Tìm hiểu về thế giới tự nhiên</w:t>
+            </w:r>
+          </w:p>
+        </w:tc>
+        <w:tc>
+          <w:tcPr>
+            <w:tcW w:type="dxa" w:w="624"/>
+            <w:vAlign w:val="center"/>
+            <w:tcW w:w="623" w:type="dxa"/>
           </w:tcPr>
           <w:p>
             <w:pPr>
@@ -3086,19 +3107,18 @@
         </w:tc>
         <w:tc>
           <w:tcPr>
-            <w:tcW w:type="dxa" w:w="1247"/>
-            <w:vAlign w:val="center"/>
-          </w:tcPr>
-          <w:p>
-            <w:pPr>
-              <w:spacing w:before="40" w:after="40" w:line="276" w:lineRule="auto"/>
-              <w:jc w:val="center"/>
-            </w:pPr>
-            <w:r>
-              <w:rPr>
-                <w:rFonts w:ascii="Times New Roman" w:hAnsi="Times New Roman"/>
-                <w:sz w:val="26"/>
-                <w:rFonts w:ascii="Times New Roman" w:hAnsi="Times New Roman" w:cs="Times New Roman"/>
+            <w:tcW w:type="dxa" w:w="794"/>
+            <w:vAlign w:val="center"/>
+            <w:tcW w:w="793" w:type="dxa"/>
+          </w:tcPr>
+          <w:p>
+            <w:pPr>
+              <w:jc w:val="center"/>
+            </w:pPr>
+            <w:r>
+              <w:rPr>
+                <w:rFonts w:ascii="Times New Roman" w:hAnsi="Times New Roman"/>
+                <w:sz w:val="26"/>
               </w:rPr>
               <w:t>16</w:t>
             </w:r>
@@ -3106,8 +3126,9 @@
         </w:tc>
         <w:tc>
           <w:tcPr>
-            <w:tcW w:type="dxa" w:w="3402"/>
-            <w:vAlign w:val="center"/>
+            <w:tcW w:type="dxa" w:w="5272"/>
+            <w:vAlign w:val="center"/>
+            <w:tcW w:w="5273" w:type="dxa"/>
           </w:tcPr>
           <w:p>
             <w:pPr>
@@ -3120,7 +3141,7 @@
                 <w:sz w:val="26"/>
                 <w:rFonts w:ascii="Times New Roman" w:hAnsi="Times New Roman" w:cs="Times New Roman"/>
               </w:rPr>
-              <w:t>- Nhận biết biểu tượng và khởi động/thoát phần mềm trình chiếu.  - Tạo tệp trình chiếu, thêm trang, gõ chữ không dấu, chèn hình ảnh, lưu tệp.</w:t>
+              <w:t>- Sử dụng máy tính/phần mềm để quan sát thế giới tự nhiên sinh động, trực quan.  - Kể lại được những hiểu biết mới sau khi quan sát.</w:t>
             </w:r>
           </w:p>
         </w:tc>
@@ -3128,19 +3149,18 @@
       <w:tr>
         <w:tc>
           <w:tcPr>
-            <w:tcW w:type="dxa" w:w="680"/>
-            <w:vAlign w:val="center"/>
-          </w:tcPr>
-          <w:p>
-            <w:pPr>
-              <w:spacing w:before="40" w:after="40" w:line="276" w:lineRule="auto"/>
-              <w:jc w:val="center"/>
-            </w:pPr>
-            <w:r>
-              <w:rPr>
-                <w:rFonts w:ascii="Times New Roman" w:hAnsi="Times New Roman"/>
-                <w:sz w:val="26"/>
-                <w:rFonts w:ascii="Times New Roman" w:hAnsi="Times New Roman" w:cs="Times New Roman"/>
+            <w:tcW w:type="dxa" w:w="510"/>
+            <w:vAlign w:val="center"/>
+            <w:tcW w:w="510" w:type="dxa"/>
+          </w:tcPr>
+          <w:p>
+            <w:pPr>
+              <w:jc w:val="center"/>
+            </w:pPr>
+            <w:r>
+              <w:rPr>
+                <w:rFonts w:ascii="Times New Roman" w:hAnsi="Times New Roman"/>
+                <w:sz w:val="26"/>
               </w:rPr>
               <w:t>17</w:t>
             </w:r>
@@ -3148,8 +3168,9 @@
         </w:tc>
         <w:tc>
           <w:tcPr>
-            <w:tcW w:type="dxa" w:w="3118"/>
-            <w:vAlign w:val="center"/>
+            <w:tcW w:type="dxa" w:w="2154"/>
+            <w:vAlign w:val="center"/>
+            <w:tcW w:w="2154" w:type="dxa"/>
           </w:tcPr>
           <w:p>
             <w:pPr>
@@ -3162,14 +3183,15 @@
                 <w:sz w:val="26"/>
                 <w:rFonts w:ascii="Times New Roman" w:hAnsi="Times New Roman" w:cs="Times New Roman"/>
               </w:rPr>
-              <w:t>Bài 14: Tìm hiểu về thế giới tự nhiên</w:t>
-            </w:r>
-          </w:p>
-        </w:tc>
-        <w:tc>
-          <w:tcPr>
-            <w:tcW w:type="dxa" w:w="850"/>
-            <w:vAlign w:val="center"/>
+              <w:t>Bài 15: Luyện tập sử dụng chuột</w:t>
+            </w:r>
+          </w:p>
+        </w:tc>
+        <w:tc>
+          <w:tcPr>
+            <w:tcW w:type="dxa" w:w="624"/>
+            <w:vAlign w:val="center"/>
+            <w:tcW w:w="623" w:type="dxa"/>
           </w:tcPr>
           <w:p>
             <w:pPr>
@@ -3188,19 +3210,18 @@
         </w:tc>
         <w:tc>
           <w:tcPr>
-            <w:tcW w:type="dxa" w:w="1247"/>
-            <w:vAlign w:val="center"/>
-          </w:tcPr>
-          <w:p>
-            <w:pPr>
-              <w:spacing w:before="40" w:after="40" w:line="276" w:lineRule="auto"/>
-              <w:jc w:val="center"/>
-            </w:pPr>
-            <w:r>
-              <w:rPr>
-                <w:rFonts w:ascii="Times New Roman" w:hAnsi="Times New Roman"/>
-                <w:sz w:val="26"/>
-                <w:rFonts w:ascii="Times New Roman" w:hAnsi="Times New Roman" w:cs="Times New Roman"/>
+            <w:tcW w:type="dxa" w:w="794"/>
+            <w:vAlign w:val="center"/>
+            <w:tcW w:w="793" w:type="dxa"/>
+          </w:tcPr>
+          <w:p>
+            <w:pPr>
+              <w:jc w:val="center"/>
+            </w:pPr>
+            <w:r>
+              <w:rPr>
+                <w:rFonts w:ascii="Times New Roman" w:hAnsi="Times New Roman"/>
+                <w:sz w:val="26"/>
               </w:rPr>
               <w:t>17</w:t>
             </w:r>
@@ -3208,8 +3229,9 @@
         </w:tc>
         <w:tc>
           <w:tcPr>
-            <w:tcW w:type="dxa" w:w="3402"/>
-            <w:vAlign w:val="center"/>
+            <w:tcW w:type="dxa" w:w="5272"/>
+            <w:vAlign w:val="center"/>
+            <w:tcW w:w="5273" w:type="dxa"/>
           </w:tcPr>
           <w:p>
             <w:pPr>
@@ -3222,7 +3244,7 @@
                 <w:sz w:val="26"/>
                 <w:rFonts w:ascii="Times New Roman" w:hAnsi="Times New Roman" w:cs="Times New Roman"/>
               </w:rPr>
-              <w:t>- Sử dụng máy tính/phần mềm để quan sát thế giới tự nhiên sinh động, trực quan.  - Kể lại được những hiểu biết mới sau khi quan sát.</w:t>
+              <w:t>- Cầm chuột đúng cách, thực hành thuần thục các thao tác chuột (di chuyển, nháy, nháy đúp, nháy chuột phải, kéo thả, cuộn).</w:t>
             </w:r>
           </w:p>
         </w:tc>
@@ -3230,19 +3252,18 @@
       <w:tr>
         <w:tc>
           <w:tcPr>
-            <w:tcW w:type="dxa" w:w="680"/>
-            <w:vAlign w:val="center"/>
-          </w:tcPr>
-          <w:p>
-            <w:pPr>
-              <w:spacing w:before="40" w:after="40" w:line="276" w:lineRule="auto"/>
-              <w:jc w:val="center"/>
-            </w:pPr>
-            <w:r>
-              <w:rPr>
-                <w:rFonts w:ascii="Times New Roman" w:hAnsi="Times New Roman"/>
-                <w:sz w:val="26"/>
-                <w:rFonts w:ascii="Times New Roman" w:hAnsi="Times New Roman" w:cs="Times New Roman"/>
+            <w:tcW w:type="dxa" w:w="510"/>
+            <w:vAlign w:val="center"/>
+            <w:tcW w:w="510" w:type="dxa"/>
+          </w:tcPr>
+          <w:p>
+            <w:pPr>
+              <w:jc w:val="center"/>
+            </w:pPr>
+            <w:r>
+              <w:rPr>
+                <w:rFonts w:ascii="Times New Roman" w:hAnsi="Times New Roman"/>
+                <w:sz w:val="26"/>
               </w:rPr>
               <w:t>18</w:t>
             </w:r>
@@ -3250,8 +3271,9 @@
         </w:tc>
         <w:tc>
           <w:tcPr>
-            <w:tcW w:type="dxa" w:w="3118"/>
-            <w:vAlign w:val="center"/>
+            <w:tcW w:type="dxa" w:w="2154"/>
+            <w:vAlign w:val="center"/>
+            <w:tcW w:w="2154" w:type="dxa"/>
           </w:tcPr>
           <w:p>
             <w:pPr>
@@ -3264,14 +3286,15 @@
                 <w:sz w:val="26"/>
                 <w:rFonts w:ascii="Times New Roman" w:hAnsi="Times New Roman" w:cs="Times New Roman"/>
               </w:rPr>
-              <w:t>Bài 15: Luyện tập sử dụng chuột</w:t>
-            </w:r>
-          </w:p>
-        </w:tc>
-        <w:tc>
-          <w:tcPr>
-            <w:tcW w:type="dxa" w:w="850"/>
-            <w:vAlign w:val="center"/>
+              <w:t>Ôn tập Đánh giá định kỳ 3</w:t>
+            </w:r>
+          </w:p>
+        </w:tc>
+        <w:tc>
+          <w:tcPr>
+            <w:tcW w:type="dxa" w:w="624"/>
+            <w:vAlign w:val="center"/>
+            <w:tcW w:w="623" w:type="dxa"/>
           </w:tcPr>
           <w:p>
             <w:pPr>
@@ -3290,19 +3313,18 @@
         </w:tc>
         <w:tc>
           <w:tcPr>
-            <w:tcW w:type="dxa" w:w="1247"/>
-            <w:vAlign w:val="center"/>
-          </w:tcPr>
-          <w:p>
-            <w:pPr>
-              <w:spacing w:before="40" w:after="40" w:line="276" w:lineRule="auto"/>
-              <w:jc w:val="center"/>
-            </w:pPr>
-            <w:r>
-              <w:rPr>
-                <w:rFonts w:ascii="Times New Roman" w:hAnsi="Times New Roman"/>
-                <w:sz w:val="26"/>
-                <w:rFonts w:ascii="Times New Roman" w:hAnsi="Times New Roman" w:cs="Times New Roman"/>
+            <w:tcW w:type="dxa" w:w="794"/>
+            <w:vAlign w:val="center"/>
+            <w:tcW w:w="793" w:type="dxa"/>
+          </w:tcPr>
+          <w:p>
+            <w:pPr>
+              <w:jc w:val="center"/>
+            </w:pPr>
+            <w:r>
+              <w:rPr>
+                <w:rFonts w:ascii="Times New Roman" w:hAnsi="Times New Roman"/>
+                <w:sz w:val="26"/>
               </w:rPr>
               <w:t>18</w:t>
             </w:r>
@@ -3310,8 +3332,9 @@
         </w:tc>
         <w:tc>
           <w:tcPr>
-            <w:tcW w:type="dxa" w:w="3402"/>
-            <w:vAlign w:val="center"/>
+            <w:tcW w:type="dxa" w:w="5272"/>
+            <w:vAlign w:val="center"/>
+            <w:tcW w:w="5273" w:type="dxa"/>
           </w:tcPr>
           <w:p>
             <w:pPr>
@@ -3324,7 +3347,7 @@
                 <w:sz w:val="26"/>
                 <w:rFonts w:ascii="Times New Roman" w:hAnsi="Times New Roman" w:cs="Times New Roman"/>
               </w:rPr>
-              <w:t>- Cầm chuột đúng cách, thực hành thuần thục các thao tác chuột (di chuyển, nháy, nháy đúp, nháy chuột phải, kéo thả, cuộn).</w:t>
+              <w:t>Hệ thống hóa kiến thức chuẩn bị Đánh giá định kỳ 3.</w:t>
             </w:r>
           </w:p>
         </w:tc>
@@ -3332,19 +3355,18 @@
       <w:tr>
         <w:tc>
           <w:tcPr>
-            <w:tcW w:type="dxa" w:w="680"/>
-            <w:vAlign w:val="center"/>
-          </w:tcPr>
-          <w:p>
-            <w:pPr>
-              <w:spacing w:before="40" w:after="40" w:line="276" w:lineRule="auto"/>
-              <w:jc w:val="center"/>
-            </w:pPr>
-            <w:r>
-              <w:rPr>
-                <w:rFonts w:ascii="Times New Roman" w:hAnsi="Times New Roman"/>
-                <w:sz w:val="26"/>
-                <w:rFonts w:ascii="Times New Roman" w:hAnsi="Times New Roman" w:cs="Times New Roman"/>
+            <w:tcW w:type="dxa" w:w="510"/>
+            <w:vAlign w:val="center"/>
+            <w:tcW w:w="510" w:type="dxa"/>
+          </w:tcPr>
+          <w:p>
+            <w:pPr>
+              <w:jc w:val="center"/>
+            </w:pPr>
+            <w:r>
+              <w:rPr>
+                <w:rFonts w:ascii="Times New Roman" w:hAnsi="Times New Roman"/>
+                <w:sz w:val="26"/>
               </w:rPr>
               <w:t>19</w:t>
             </w:r>
@@ -3352,8 +3374,9 @@
         </w:tc>
         <w:tc>
           <w:tcPr>
-            <w:tcW w:type="dxa" w:w="3118"/>
-            <w:vAlign w:val="center"/>
+            <w:tcW w:type="dxa" w:w="2154"/>
+            <w:vAlign w:val="center"/>
+            <w:tcW w:w="2154" w:type="dxa"/>
           </w:tcPr>
           <w:p>
             <w:pPr>
@@ -3366,14 +3389,15 @@
                 <w:sz w:val="26"/>
                 <w:rFonts w:ascii="Times New Roman" w:hAnsi="Times New Roman" w:cs="Times New Roman"/>
               </w:rPr>
-              <w:t>Ôn tập Đánh giá định kỳ 3</w:t>
-            </w:r>
-          </w:p>
-        </w:tc>
-        <w:tc>
-          <w:tcPr>
-            <w:tcW w:type="dxa" w:w="850"/>
-            <w:vAlign w:val="center"/>
+              <w:t>Đánh giá định kỳ 3</w:t>
+            </w:r>
+          </w:p>
+        </w:tc>
+        <w:tc>
+          <w:tcPr>
+            <w:tcW w:type="dxa" w:w="624"/>
+            <w:vAlign w:val="center"/>
+            <w:tcW w:w="623" w:type="dxa"/>
           </w:tcPr>
           <w:p>
             <w:pPr>
@@ -3392,19 +3416,18 @@
         </w:tc>
         <w:tc>
           <w:tcPr>
-            <w:tcW w:type="dxa" w:w="1247"/>
-            <w:vAlign w:val="center"/>
-          </w:tcPr>
-          <w:p>
-            <w:pPr>
-              <w:spacing w:before="40" w:after="40" w:line="276" w:lineRule="auto"/>
-              <w:jc w:val="center"/>
-            </w:pPr>
-            <w:r>
-              <w:rPr>
-                <w:rFonts w:ascii="Times New Roman" w:hAnsi="Times New Roman"/>
-                <w:sz w:val="26"/>
-                <w:rFonts w:ascii="Times New Roman" w:hAnsi="Times New Roman" w:cs="Times New Roman"/>
+            <w:tcW w:type="dxa" w:w="794"/>
+            <w:vAlign w:val="center"/>
+            <w:tcW w:w="793" w:type="dxa"/>
+          </w:tcPr>
+          <w:p>
+            <w:pPr>
+              <w:jc w:val="center"/>
+            </w:pPr>
+            <w:r>
+              <w:rPr>
+                <w:rFonts w:ascii="Times New Roman" w:hAnsi="Times New Roman"/>
+                <w:sz w:val="26"/>
               </w:rPr>
               <w:t>19</w:t>
             </w:r>
@@ -3412,8 +3435,9 @@
         </w:tc>
         <w:tc>
           <w:tcPr>
-            <w:tcW w:type="dxa" w:w="3402"/>
-            <w:vAlign w:val="center"/>
+            <w:tcW w:type="dxa" w:w="5272"/>
+            <w:vAlign w:val="center"/>
+            <w:tcW w:w="5273" w:type="dxa"/>
           </w:tcPr>
           <w:p>
             <w:pPr>
@@ -3426,7 +3450,7 @@
                 <w:sz w:val="26"/>
                 <w:rFonts w:ascii="Times New Roman" w:hAnsi="Times New Roman" w:cs="Times New Roman"/>
               </w:rPr>
-              <w:t>Hệ thống hóa kiến thức chuẩn bị Đánh giá định kỳ 3.</w:t>
+              <w:t>Kiểm tra đánh giá kết quả học tập.</w:t>
             </w:r>
           </w:p>
         </w:tc>
@@ -3434,19 +3458,18 @@
       <w:tr>
         <w:tc>
           <w:tcPr>
-            <w:tcW w:type="dxa" w:w="680"/>
-            <w:vAlign w:val="center"/>
-          </w:tcPr>
-          <w:p>
-            <w:pPr>
-              <w:spacing w:before="40" w:after="40" w:line="276" w:lineRule="auto"/>
-              <w:jc w:val="center"/>
-            </w:pPr>
-            <w:r>
-              <w:rPr>
-                <w:rFonts w:ascii="Times New Roman" w:hAnsi="Times New Roman"/>
-                <w:sz w:val="26"/>
-                <w:rFonts w:ascii="Times New Roman" w:hAnsi="Times New Roman" w:cs="Times New Roman"/>
+            <w:tcW w:type="dxa" w:w="510"/>
+            <w:vAlign w:val="center"/>
+            <w:tcW w:w="510" w:type="dxa"/>
+          </w:tcPr>
+          <w:p>
+            <w:pPr>
+              <w:jc w:val="center"/>
+            </w:pPr>
+            <w:r>
+              <w:rPr>
+                <w:rFonts w:ascii="Times New Roman" w:hAnsi="Times New Roman"/>
+                <w:sz w:val="26"/>
               </w:rPr>
               <w:t>20</w:t>
             </w:r>
@@ -3454,8 +3477,9 @@
         </w:tc>
         <w:tc>
           <w:tcPr>
-            <w:tcW w:type="dxa" w:w="3118"/>
-            <w:vAlign w:val="center"/>
+            <w:tcW w:type="dxa" w:w="2154"/>
+            <w:vAlign w:val="center"/>
+            <w:tcW w:w="2154" w:type="dxa"/>
           </w:tcPr>
           <w:p>
             <w:pPr>
@@ -3468,14 +3492,15 @@
                 <w:sz w:val="26"/>
                 <w:rFonts w:ascii="Times New Roman" w:hAnsi="Times New Roman" w:cs="Times New Roman"/>
               </w:rPr>
-              <w:t>Đánh giá định kỳ 3</w:t>
-            </w:r>
-          </w:p>
-        </w:tc>
-        <w:tc>
-          <w:tcPr>
-            <w:tcW w:type="dxa" w:w="850"/>
-            <w:vAlign w:val="center"/>
+              <w:t>Bài 16: Em thực hiện công việc như thế nào?</w:t>
+            </w:r>
+          </w:p>
+        </w:tc>
+        <w:tc>
+          <w:tcPr>
+            <w:tcW w:type="dxa" w:w="624"/>
+            <w:vAlign w:val="center"/>
+            <w:tcW w:w="623" w:type="dxa"/>
           </w:tcPr>
           <w:p>
             <w:pPr>
@@ -3494,19 +3519,18 @@
         </w:tc>
         <w:tc>
           <w:tcPr>
-            <w:tcW w:type="dxa" w:w="1247"/>
-            <w:vAlign w:val="center"/>
-          </w:tcPr>
-          <w:p>
-            <w:pPr>
-              <w:spacing w:before="40" w:after="40" w:line="276" w:lineRule="auto"/>
-              <w:jc w:val="center"/>
-            </w:pPr>
-            <w:r>
-              <w:rPr>
-                <w:rFonts w:ascii="Times New Roman" w:hAnsi="Times New Roman"/>
-                <w:sz w:val="26"/>
-                <w:rFonts w:ascii="Times New Roman" w:hAnsi="Times New Roman" w:cs="Times New Roman"/>
+            <w:tcW w:type="dxa" w:w="794"/>
+            <w:vAlign w:val="center"/>
+            <w:tcW w:w="793" w:type="dxa"/>
+          </w:tcPr>
+          <w:p>
+            <w:pPr>
+              <w:jc w:val="center"/>
+            </w:pPr>
+            <w:r>
+              <w:rPr>
+                <w:rFonts w:ascii="Times New Roman" w:hAnsi="Times New Roman"/>
+                <w:sz w:val="26"/>
               </w:rPr>
               <w:t>20</w:t>
             </w:r>
@@ -3514,8 +3538,9 @@
         </w:tc>
         <w:tc>
           <w:tcPr>
-            <w:tcW w:type="dxa" w:w="3402"/>
-            <w:vAlign w:val="center"/>
+            <w:tcW w:type="dxa" w:w="5272"/>
+            <w:vAlign w:val="center"/>
+            <w:tcW w:w="5273" w:type="dxa"/>
           </w:tcPr>
           <w:p>
             <w:pPr>
@@ -3528,7 +3553,7 @@
                 <w:sz w:val="26"/>
                 <w:rFonts w:ascii="Times New Roman" w:hAnsi="Times New Roman" w:cs="Times New Roman"/>
               </w:rPr>
-              <w:t>Kiểm tra đánh giá kết quả học tập.</w:t>
+              <w:t>- Nêu được công việc thực hiện theo từng bước, sắp xếp đúng thứ tự.  - Chia một việc thành các việc nhỏ hơn để dễ hiểu và dễ thực hiện.</w:t>
             </w:r>
           </w:p>
         </w:tc>
@@ -3536,19 +3561,18 @@
       <w:tr>
         <w:tc>
           <w:tcPr>
-            <w:tcW w:type="dxa" w:w="680"/>
-            <w:vAlign w:val="center"/>
-          </w:tcPr>
-          <w:p>
-            <w:pPr>
-              <w:spacing w:before="40" w:after="40" w:line="276" w:lineRule="auto"/>
-              <w:jc w:val="center"/>
-            </w:pPr>
-            <w:r>
-              <w:rPr>
-                <w:rFonts w:ascii="Times New Roman" w:hAnsi="Times New Roman"/>
-                <w:sz w:val="26"/>
-                <w:rFonts w:ascii="Times New Roman" w:hAnsi="Times New Roman" w:cs="Times New Roman"/>
+            <w:tcW w:type="dxa" w:w="510"/>
+            <w:vAlign w:val="center"/>
+            <w:tcW w:w="510" w:type="dxa"/>
+          </w:tcPr>
+          <w:p>
+            <w:pPr>
+              <w:jc w:val="center"/>
+            </w:pPr>
+            <w:r>
+              <w:rPr>
+                <w:rFonts w:ascii="Times New Roman" w:hAnsi="Times New Roman"/>
+                <w:sz w:val="26"/>
               </w:rPr>
               <w:t>21</w:t>
             </w:r>
@@ -3556,8 +3580,9 @@
         </w:tc>
         <w:tc>
           <w:tcPr>
-            <w:tcW w:type="dxa" w:w="3118"/>
-            <w:vAlign w:val="center"/>
+            <w:tcW w:type="dxa" w:w="2154"/>
+            <w:vAlign w:val="center"/>
+            <w:tcW w:w="2154" w:type="dxa"/>
           </w:tcPr>
           <w:p>
             <w:pPr>
@@ -3570,14 +3595,15 @@
                 <w:sz w:val="26"/>
                 <w:rFonts w:ascii="Times New Roman" w:hAnsi="Times New Roman" w:cs="Times New Roman"/>
               </w:rPr>
-              <w:t>Bài 16: Em thực hiện công việc như thế nào?</w:t>
-            </w:r>
-          </w:p>
-        </w:tc>
-        <w:tc>
-          <w:tcPr>
-            <w:tcW w:type="dxa" w:w="850"/>
-            <w:vAlign w:val="center"/>
+              <w:t>Ôn tập và luyện tập</w:t>
+            </w:r>
+          </w:p>
+        </w:tc>
+        <w:tc>
+          <w:tcPr>
+            <w:tcW w:type="dxa" w:w="624"/>
+            <w:vAlign w:val="center"/>
+            <w:tcW w:w="623" w:type="dxa"/>
           </w:tcPr>
           <w:p>
             <w:pPr>
@@ -3596,19 +3622,18 @@
         </w:tc>
         <w:tc>
           <w:tcPr>
-            <w:tcW w:type="dxa" w:w="1247"/>
-            <w:vAlign w:val="center"/>
-          </w:tcPr>
-          <w:p>
-            <w:pPr>
-              <w:spacing w:before="40" w:after="40" w:line="276" w:lineRule="auto"/>
-              <w:jc w:val="center"/>
-            </w:pPr>
-            <w:r>
-              <w:rPr>
-                <w:rFonts w:ascii="Times New Roman" w:hAnsi="Times New Roman"/>
-                <w:sz w:val="26"/>
-                <w:rFonts w:ascii="Times New Roman" w:hAnsi="Times New Roman" w:cs="Times New Roman"/>
+            <w:tcW w:type="dxa" w:w="794"/>
+            <w:vAlign w:val="center"/>
+            <w:tcW w:w="793" w:type="dxa"/>
+          </w:tcPr>
+          <w:p>
+            <w:pPr>
+              <w:jc w:val="center"/>
+            </w:pPr>
+            <w:r>
+              <w:rPr>
+                <w:rFonts w:ascii="Times New Roman" w:hAnsi="Times New Roman"/>
+                <w:sz w:val="26"/>
               </w:rPr>
               <w:t>21</w:t>
             </w:r>
@@ -3616,8 +3641,9 @@
         </w:tc>
         <w:tc>
           <w:tcPr>
-            <w:tcW w:type="dxa" w:w="3402"/>
-            <w:vAlign w:val="center"/>
+            <w:tcW w:type="dxa" w:w="5272"/>
+            <w:vAlign w:val="center"/>
+            <w:tcW w:w="5273" w:type="dxa"/>
           </w:tcPr>
           <w:p>
             <w:pPr>
@@ -3630,7 +3656,7 @@
                 <w:sz w:val="26"/>
                 <w:rFonts w:ascii="Times New Roman" w:hAnsi="Times New Roman" w:cs="Times New Roman"/>
               </w:rPr>
-              <w:t>- Nêu được công việc thực hiện theo từng bước, sắp xếp đúng thứ tự.  - Chia một việc thành các việc nhỏ hơn để dễ hiểu và dễ thực hiện.</w:t>
+              <w:t>Ôn tập, luyện tập bổ sung kiến thức và kỹ năng.</w:t>
             </w:r>
           </w:p>
         </w:tc>
@@ -3638,19 +3664,18 @@
       <w:tr>
         <w:tc>
           <w:tcPr>
-            <w:tcW w:type="dxa" w:w="680"/>
-            <w:vAlign w:val="center"/>
-          </w:tcPr>
-          <w:p>
-            <w:pPr>
-              <w:spacing w:before="40" w:after="40" w:line="276" w:lineRule="auto"/>
-              <w:jc w:val="center"/>
-            </w:pPr>
-            <w:r>
-              <w:rPr>
-                <w:rFonts w:ascii="Times New Roman" w:hAnsi="Times New Roman"/>
-                <w:sz w:val="26"/>
-                <w:rFonts w:ascii="Times New Roman" w:hAnsi="Times New Roman" w:cs="Times New Roman"/>
+            <w:tcW w:type="dxa" w:w="510"/>
+            <w:vAlign w:val="center"/>
+            <w:tcW w:w="510" w:type="dxa"/>
+          </w:tcPr>
+          <w:p>
+            <w:pPr>
+              <w:jc w:val="center"/>
+            </w:pPr>
+            <w:r>
+              <w:rPr>
+                <w:rFonts w:ascii="Times New Roman" w:hAnsi="Times New Roman"/>
+                <w:sz w:val="26"/>
               </w:rPr>
               <w:t>22</w:t>
             </w:r>
@@ -3658,8 +3683,9 @@
         </w:tc>
         <w:tc>
           <w:tcPr>
-            <w:tcW w:type="dxa" w:w="3118"/>
-            <w:vAlign w:val="center"/>
+            <w:tcW w:type="dxa" w:w="2154"/>
+            <w:vAlign w:val="center"/>
+            <w:tcW w:w="2154" w:type="dxa"/>
           </w:tcPr>
           <w:p>
             <w:pPr>
@@ -3672,14 +3698,15 @@
                 <w:sz w:val="26"/>
                 <w:rFonts w:ascii="Times New Roman" w:hAnsi="Times New Roman" w:cs="Times New Roman"/>
               </w:rPr>
-              <w:t>Ôn tập và luyện tập</w:t>
-            </w:r>
-          </w:p>
-        </w:tc>
-        <w:tc>
-          <w:tcPr>
-            <w:tcW w:type="dxa" w:w="850"/>
-            <w:vAlign w:val="center"/>
+              <w:t>Ôn tập Đánh giá định kỳ 4</w:t>
+            </w:r>
+          </w:p>
+        </w:tc>
+        <w:tc>
+          <w:tcPr>
+            <w:tcW w:type="dxa" w:w="624"/>
+            <w:vAlign w:val="center"/>
+            <w:tcW w:w="623" w:type="dxa"/>
           </w:tcPr>
           <w:p>
             <w:pPr>
@@ -3698,19 +3725,18 @@
         </w:tc>
         <w:tc>
           <w:tcPr>
-            <w:tcW w:type="dxa" w:w="1247"/>
-            <w:vAlign w:val="center"/>
-          </w:tcPr>
-          <w:p>
-            <w:pPr>
-              <w:spacing w:before="40" w:after="40" w:line="276" w:lineRule="auto"/>
-              <w:jc w:val="center"/>
-            </w:pPr>
-            <w:r>
-              <w:rPr>
-                <w:rFonts w:ascii="Times New Roman" w:hAnsi="Times New Roman"/>
-                <w:sz w:val="26"/>
-                <w:rFonts w:ascii="Times New Roman" w:hAnsi="Times New Roman" w:cs="Times New Roman"/>
+            <w:tcW w:type="dxa" w:w="794"/>
+            <w:vAlign w:val="center"/>
+            <w:tcW w:w="793" w:type="dxa"/>
+          </w:tcPr>
+          <w:p>
+            <w:pPr>
+              <w:jc w:val="center"/>
+            </w:pPr>
+            <w:r>
+              <w:rPr>
+                <w:rFonts w:ascii="Times New Roman" w:hAnsi="Times New Roman"/>
+                <w:sz w:val="26"/>
               </w:rPr>
               <w:t>22</w:t>
             </w:r>
@@ -3718,8 +3744,9 @@
         </w:tc>
         <w:tc>
           <w:tcPr>
-            <w:tcW w:type="dxa" w:w="3402"/>
-            <w:vAlign w:val="center"/>
+            <w:tcW w:type="dxa" w:w="5272"/>
+            <w:vAlign w:val="center"/>
+            <w:tcW w:w="5273" w:type="dxa"/>
           </w:tcPr>
           <w:p>
             <w:pPr>
@@ -3732,7 +3759,7 @@
                 <w:sz w:val="26"/>
                 <w:rFonts w:ascii="Times New Roman" w:hAnsi="Times New Roman" w:cs="Times New Roman"/>
               </w:rPr>
-              <w:t>Ôn tập, luyện tập bổ sung kiến thức và kỹ năng.</w:t>
+              <w:t>Hệ thống hóa kiến thức chuẩn bị Đánh giá định kỳ 4.</w:t>
             </w:r>
           </w:p>
         </w:tc>
@@ -3740,19 +3767,18 @@
       <w:tr>
         <w:tc>
           <w:tcPr>
-            <w:tcW w:type="dxa" w:w="680"/>
-            <w:vAlign w:val="center"/>
-          </w:tcPr>
-          <w:p>
-            <w:pPr>
-              <w:spacing w:before="40" w:after="40" w:line="276" w:lineRule="auto"/>
-              <w:jc w:val="center"/>
-            </w:pPr>
-            <w:r>
-              <w:rPr>
-                <w:rFonts w:ascii="Times New Roman" w:hAnsi="Times New Roman"/>
-                <w:sz w:val="26"/>
-                <w:rFonts w:ascii="Times New Roman" w:hAnsi="Times New Roman" w:cs="Times New Roman"/>
+            <w:tcW w:type="dxa" w:w="510"/>
+            <w:vAlign w:val="center"/>
+            <w:tcW w:w="510" w:type="dxa"/>
+          </w:tcPr>
+          <w:p>
+            <w:pPr>
+              <w:jc w:val="center"/>
+            </w:pPr>
+            <w:r>
+              <w:rPr>
+                <w:rFonts w:ascii="Times New Roman" w:hAnsi="Times New Roman"/>
+                <w:sz w:val="26"/>
               </w:rPr>
               <w:t>23</w:t>
             </w:r>
@@ -3760,8 +3786,9 @@
         </w:tc>
         <w:tc>
           <w:tcPr>
-            <w:tcW w:type="dxa" w:w="3118"/>
-            <w:vAlign w:val="center"/>
+            <w:tcW w:type="dxa" w:w="2154"/>
+            <w:vAlign w:val="center"/>
+            <w:tcW w:w="2154" w:type="dxa"/>
           </w:tcPr>
           <w:p>
             <w:pPr>
@@ -3774,14 +3801,15 @@
                 <w:sz w:val="26"/>
                 <w:rFonts w:ascii="Times New Roman" w:hAnsi="Times New Roman" w:cs="Times New Roman"/>
               </w:rPr>
-              <w:t>Ôn tập Đánh giá định kỳ 4</w:t>
-            </w:r>
-          </w:p>
-        </w:tc>
-        <w:tc>
-          <w:tcPr>
-            <w:tcW w:type="dxa" w:w="850"/>
-            <w:vAlign w:val="center"/>
+              <w:t>Đánh giá định kỳ 4</w:t>
+            </w:r>
+          </w:p>
+        </w:tc>
+        <w:tc>
+          <w:tcPr>
+            <w:tcW w:type="dxa" w:w="624"/>
+            <w:vAlign w:val="center"/>
+            <w:tcW w:w="623" w:type="dxa"/>
           </w:tcPr>
           <w:p>
             <w:pPr>
@@ -3800,19 +3828,18 @@
         </w:tc>
         <w:tc>
           <w:tcPr>
-            <w:tcW w:type="dxa" w:w="1247"/>
-            <w:vAlign w:val="center"/>
-          </w:tcPr>
-          <w:p>
-            <w:pPr>
-              <w:spacing w:before="40" w:after="40" w:line="276" w:lineRule="auto"/>
-              <w:jc w:val="center"/>
-            </w:pPr>
-            <w:r>
-              <w:rPr>
-                <w:rFonts w:ascii="Times New Roman" w:hAnsi="Times New Roman"/>
-                <w:sz w:val="26"/>
-                <w:rFonts w:ascii="Times New Roman" w:hAnsi="Times New Roman" w:cs="Times New Roman"/>
+            <w:tcW w:type="dxa" w:w="794"/>
+            <w:vAlign w:val="center"/>
+            <w:tcW w:w="793" w:type="dxa"/>
+          </w:tcPr>
+          <w:p>
+            <w:pPr>
+              <w:jc w:val="center"/>
+            </w:pPr>
+            <w:r>
+              <w:rPr>
+                <w:rFonts w:ascii="Times New Roman" w:hAnsi="Times New Roman"/>
+                <w:sz w:val="26"/>
               </w:rPr>
               <w:t>23</w:t>
             </w:r>
@@ -3820,8 +3847,9 @@
         </w:tc>
         <w:tc>
           <w:tcPr>
-            <w:tcW w:type="dxa" w:w="3402"/>
-            <w:vAlign w:val="center"/>
+            <w:tcW w:type="dxa" w:w="5272"/>
+            <w:vAlign w:val="center"/>
+            <w:tcW w:w="5273" w:type="dxa"/>
           </w:tcPr>
           <w:p>
             <w:pPr>
@@ -3834,7 +3862,7 @@
                 <w:sz w:val="26"/>
                 <w:rFonts w:ascii="Times New Roman" w:hAnsi="Times New Roman" w:cs="Times New Roman"/>
               </w:rPr>
-              <w:t>Hệ thống hóa kiến thức chuẩn bị Đánh giá định kỳ 4.</w:t>
+              <w:t>Kiểm tra đánh giá kết quả học tập.</w:t>
             </w:r>
           </w:p>
         </w:tc>
@@ -3842,19 +3870,18 @@
       <w:tr>
         <w:tc>
           <w:tcPr>
-            <w:tcW w:type="dxa" w:w="680"/>
-            <w:vAlign w:val="center"/>
-          </w:tcPr>
-          <w:p>
-            <w:pPr>
-              <w:spacing w:before="40" w:after="40" w:line="276" w:lineRule="auto"/>
-              <w:jc w:val="center"/>
-            </w:pPr>
-            <w:r>
-              <w:rPr>
-                <w:rFonts w:ascii="Times New Roman" w:hAnsi="Times New Roman"/>
-                <w:sz w:val="26"/>
-                <w:rFonts w:ascii="Times New Roman" w:hAnsi="Times New Roman" w:cs="Times New Roman"/>
+            <w:tcW w:type="dxa" w:w="510"/>
+            <w:vAlign w:val="center"/>
+            <w:tcW w:w="510" w:type="dxa"/>
+          </w:tcPr>
+          <w:p>
+            <w:pPr>
+              <w:jc w:val="center"/>
+            </w:pPr>
+            <w:r>
+              <w:rPr>
+                <w:rFonts w:ascii="Times New Roman" w:hAnsi="Times New Roman"/>
+                <w:sz w:val="26"/>
               </w:rPr>
               <w:t>24</w:t>
             </w:r>
@@ -3862,8 +3889,9 @@
         </w:tc>
         <w:tc>
           <w:tcPr>
-            <w:tcW w:type="dxa" w:w="3118"/>
-            <w:vAlign w:val="center"/>
+            <w:tcW w:type="dxa" w:w="2154"/>
+            <w:vAlign w:val="center"/>
+            <w:tcW w:w="2154" w:type="dxa"/>
           </w:tcPr>
           <w:p>
             <w:pPr>
@@ -3876,14 +3904,15 @@
                 <w:sz w:val="26"/>
                 <w:rFonts w:ascii="Times New Roman" w:hAnsi="Times New Roman" w:cs="Times New Roman"/>
               </w:rPr>
-              <w:t>Đánh giá định kỳ 4</w:t>
-            </w:r>
-          </w:p>
-        </w:tc>
-        <w:tc>
-          <w:tcPr>
-            <w:tcW w:type="dxa" w:w="850"/>
-            <w:vAlign w:val="center"/>
+              <w:t>Tổng kết năm học</w:t>
+            </w:r>
+          </w:p>
+        </w:tc>
+        <w:tc>
+          <w:tcPr>
+            <w:tcW w:type="dxa" w:w="624"/>
+            <w:vAlign w:val="center"/>
+            <w:tcW w:w="623" w:type="dxa"/>
           </w:tcPr>
           <w:p>
             <w:pPr>
@@ -3902,19 +3931,18 @@
         </w:tc>
         <w:tc>
           <w:tcPr>
-            <w:tcW w:type="dxa" w:w="1247"/>
-            <w:vAlign w:val="center"/>
-          </w:tcPr>
-          <w:p>
-            <w:pPr>
-              <w:spacing w:before="40" w:after="40" w:line="276" w:lineRule="auto"/>
-              <w:jc w:val="center"/>
-            </w:pPr>
-            <w:r>
-              <w:rPr>
-                <w:rFonts w:ascii="Times New Roman" w:hAnsi="Times New Roman"/>
-                <w:sz w:val="26"/>
-                <w:rFonts w:ascii="Times New Roman" w:hAnsi="Times New Roman" w:cs="Times New Roman"/>
+            <w:tcW w:type="dxa" w:w="794"/>
+            <w:vAlign w:val="center"/>
+            <w:tcW w:w="793" w:type="dxa"/>
+          </w:tcPr>
+          <w:p>
+            <w:pPr>
+              <w:jc w:val="center"/>
+            </w:pPr>
+            <w:r>
+              <w:rPr>
+                <w:rFonts w:ascii="Times New Roman" w:hAnsi="Times New Roman"/>
+                <w:sz w:val="26"/>
               </w:rPr>
               <w:t>24</w:t>
             </w:r>
@@ -3922,110 +3950,9 @@
         </w:tc>
         <w:tc>
           <w:tcPr>
-            <w:tcW w:type="dxa" w:w="3402"/>
-            <w:vAlign w:val="center"/>
-          </w:tcPr>
-          <w:p>
-            <w:pPr>
-              <w:spacing w:before="40" w:after="40" w:line="276" w:lineRule="auto"/>
-              <w:jc w:val="both"/>
-            </w:pPr>
-            <w:r>
-              <w:rPr>
-                <w:rFonts w:ascii="Times New Roman" w:hAnsi="Times New Roman"/>
-                <w:sz w:val="26"/>
-                <w:rFonts w:ascii="Times New Roman" w:hAnsi="Times New Roman" w:cs="Times New Roman"/>
-              </w:rPr>
-              <w:t>Kiểm tra đánh giá kết quả học tập.</w:t>
-            </w:r>
-          </w:p>
-        </w:tc>
-      </w:tr>
-      <w:tr>
-        <w:tc>
-          <w:tcPr>
-            <w:tcW w:type="dxa" w:w="680"/>
-            <w:vAlign w:val="center"/>
-          </w:tcPr>
-          <w:p>
-            <w:pPr>
-              <w:spacing w:before="40" w:after="40" w:line="276" w:lineRule="auto"/>
-              <w:jc w:val="center"/>
-            </w:pPr>
-            <w:r>
-              <w:rPr>
-                <w:rFonts w:ascii="Times New Roman" w:hAnsi="Times New Roman"/>
-                <w:sz w:val="26"/>
-                <w:rFonts w:ascii="Times New Roman" w:hAnsi="Times New Roman" w:cs="Times New Roman"/>
-              </w:rPr>
-              <w:t>25</w:t>
-            </w:r>
-          </w:p>
-        </w:tc>
-        <w:tc>
-          <w:tcPr>
-            <w:tcW w:type="dxa" w:w="3118"/>
-            <w:vAlign w:val="center"/>
-          </w:tcPr>
-          <w:p>
-            <w:pPr>
-              <w:spacing w:before="40" w:after="40" w:line="276" w:lineRule="auto"/>
-              <w:jc w:val="both"/>
-            </w:pPr>
-            <w:r>
-              <w:rPr>
-                <w:rFonts w:ascii="Times New Roman" w:hAnsi="Times New Roman"/>
-                <w:sz w:val="26"/>
-                <w:rFonts w:ascii="Times New Roman" w:hAnsi="Times New Roman" w:cs="Times New Roman"/>
-              </w:rPr>
-              <w:t>Tổng kết năm học</w:t>
-            </w:r>
-          </w:p>
-        </w:tc>
-        <w:tc>
-          <w:tcPr>
-            <w:tcW w:type="dxa" w:w="850"/>
-            <w:vAlign w:val="center"/>
-          </w:tcPr>
-          <w:p>
-            <w:pPr>
-              <w:spacing w:before="40" w:after="40" w:line="276" w:lineRule="auto"/>
-              <w:jc w:val="center"/>
-            </w:pPr>
-            <w:r>
-              <w:rPr>
-                <w:rFonts w:ascii="Times New Roman" w:hAnsi="Times New Roman"/>
-                <w:sz w:val="26"/>
-                <w:rFonts w:ascii="Times New Roman" w:hAnsi="Times New Roman" w:cs="Times New Roman"/>
-              </w:rPr>
-              <w:t>1</w:t>
-            </w:r>
-          </w:p>
-        </w:tc>
-        <w:tc>
-          <w:tcPr>
-            <w:tcW w:type="dxa" w:w="1247"/>
-            <w:vAlign w:val="center"/>
-          </w:tcPr>
-          <w:p>
-            <w:pPr>
-              <w:spacing w:before="40" w:after="40" w:line="276" w:lineRule="auto"/>
-              <w:jc w:val="center"/>
-            </w:pPr>
-            <w:r>
-              <w:rPr>
-                <w:rFonts w:ascii="Times New Roman" w:hAnsi="Times New Roman"/>
-                <w:sz w:val="26"/>
-                <w:rFonts w:ascii="Times New Roman" w:hAnsi="Times New Roman" w:cs="Times New Roman"/>
-              </w:rPr>
-              <w:t>25</w:t>
-            </w:r>
-          </w:p>
-        </w:tc>
-        <w:tc>
-          <w:tcPr>
-            <w:tcW w:type="dxa" w:w="3402"/>
-            <w:vAlign w:val="center"/>
+            <w:tcW w:type="dxa" w:w="5272"/>
+            <w:vAlign w:val="center"/>
+            <w:tcW w:w="5273" w:type="dxa"/>
           </w:tcPr>
           <w:p>
             <w:pPr>
@@ -4204,6 +4131,8 @@
     <w:tbl>
       <w:tblPr>
         <w:tblW w:w="9580" w:type="dxa"/>
+        <w:tblLayout w:type="fixed"/>
+        <w:tblLook w:val="0400" w:firstRow="0" w:lastRow="0" w:firstColumn="0" w:lastColumn="0" w:noHBand="0" w:noVBand="1"/>
         <w:tblBorders>
           <w:top w:val="single" w:sz="4" w:space="0" w:color="000000"/>
           <w:left w:val="single" w:sz="4" w:space="0" w:color="000000"/>
@@ -4212,8 +4141,6 @@
           <w:insideH w:val="single" w:sz="4" w:space="0" w:color="000000"/>
           <w:insideV w:val="single" w:sz="4" w:space="0" w:color="000000"/>
         </w:tblBorders>
-        <w:tblLayout w:type="fixed"/>
-        <w:tblLook w:val="0400" w:firstRow="0" w:lastRow="0" w:firstColumn="0" w:lastColumn="0" w:noHBand="0" w:noVBand="1"/>
       </w:tblPr>
       <w:tblGrid>
         <w:gridCol w:w="1696"/>
@@ -5110,16 +5037,16 @@
         <w:tblStyle w:val="a4"/>
         <w:tblW w:w="9300" w:type="dxa"/>
         <w:tblInd w:w="0" w:type="dxa"/>
-        <w:tblBorders>
-          <w:top w:val="nil"/>
-          <w:left w:val="nil"/>
-          <w:bottom w:val="nil"/>
-          <w:right w:val="nil"/>
-          <w:insideH w:val="nil"/>
-          <w:insideV w:val="nil"/>
-        </w:tblBorders>
         <w:tblLayout w:type="fixed"/>
         <w:tblLook w:val="0400" w:firstRow="0" w:lastRow="0" w:firstColumn="0" w:lastColumn="0" w:noHBand="0" w:noVBand="1"/>
+        <w:tblBorders>
+          <w:top w:val="single" w:sz="4" w:space="0" w:color="000000"/>
+          <w:left w:val="single" w:sz="4" w:space="0" w:color="000000"/>
+          <w:bottom w:val="single" w:sz="4" w:space="0" w:color="000000"/>
+          <w:right w:val="single" w:sz="4" w:space="0" w:color="000000"/>
+          <w:insideH w:val="single" w:sz="4" w:space="0" w:color="000000"/>
+          <w:insideV w:val="single" w:sz="4" w:space="0" w:color="000000"/>
+        </w:tblBorders>
       </w:tblPr>
       <w:tblGrid>
         <w:gridCol w:w="4650"/>
@@ -6576,6 +6503,10 @@
     <w:name w:val="Normal"/>
     <w:qFormat/>
     <w:rsid w:val="00545BE2"/>
+    <w:rPr>
+      <w:rFonts w:ascii="Times New Roman" w:hAnsi="Times New Roman"/>
+      <w:sz w:val="26"/>
+    </w:rPr>
   </w:style>
   <w:style w:type="paragraph" w:styleId="Heading1">
     <w:name w:val="heading 1"/>
